--- a/assets/templates/bpc_template_unificado.docx
+++ b/assets/templates/bpc_template_unificado.docx
@@ -1,6 +1,6 @@
 
 <file path=word/document.xml><?xml version="1.0" encoding="utf-8"?>
-<w:document xmlns:wpc="http://schemas.microsoft.com/office/word/2010/wordprocessingCanvas" xmlns:cx="http://schemas.microsoft.com/office/drawing/2014/chartex" xmlns:cx1="http://schemas.microsoft.com/office/drawing/2015/9/8/chartex" xmlns:cx2="http://schemas.microsoft.com/office/drawing/2015/10/21/chartex" xmlns:cx3="http://schemas.microsoft.com/office/drawing/2016/5/9/chartex" xmlns:cx4="http://schemas.microsoft.com/office/drawing/2016/5/10/chartex" xmlns:cx5="http://schemas.microsoft.com/office/drawing/2016/5/11/chartex" xmlns:cx6="http://schemas.microsoft.com/office/drawing/2016/5/12/chartex" xmlns:cx7="http://schemas.microsoft.com/office/drawing/2016/5/13/chartex" xmlns:cx8="http://schemas.microsoft.com/office/drawing/2016/5/14/chartex" xmlns:mc="http://schemas.openxmlformats.org/markup-compatibility/2006" xmlns:aink="http://schemas.microsoft.com/office/drawing/2016/ink" xmlns:am3d="http://schemas.microsoft.com/office/drawing/2017/model3d" xmlns:o="urn:schemas-microsoft-com:office:office" xmlns:r="http://schemas.openxmlformats.org/officeDocument/2006/relationships" xmlns:m="http://schemas.openxmlformats.org/officeDocument/2006/math" xmlns:v="urn:schemas-microsoft-com:vml" xmlns:wp14="http://schemas.microsoft.com/office/word/2010/wordprocessingDrawing" xmlns:wp="http://schemas.openxmlformats.org/drawingml/2006/wordprocessingDrawing" xmlns:w10="urn:schemas-microsoft-com:office:word" xmlns:w="http://schemas.openxmlformats.org/wordprocessingml/2006/main" xmlns:w14="http://schemas.microsoft.com/office/word/2010/wordml" xmlns:w15="http://schemas.microsoft.com/office/word/2012/wordml" xmlns:w16cex="http://schemas.microsoft.com/office/word/2018/wordml/cex" xmlns:w16cid="http://schemas.microsoft.com/office/word/2016/wordml/cid" xmlns:w16="http://schemas.microsoft.com/office/word/2018/wordml" xmlns:w16se="http://schemas.microsoft.com/office/word/2015/wordml/symex" xmlns:wpg="http://schemas.microsoft.com/office/word/2010/wordprocessingGroup" xmlns:wpi="http://schemas.microsoft.com/office/word/2010/wordprocessingInk" xmlns:wne="http://schemas.microsoft.com/office/word/2006/wordml" xmlns:wps="http://schemas.microsoft.com/office/word/2010/wordprocessingShape" mc:Ignorable="w14 w15 w16se w16cid w16 w16cex wp14">
+<w:document xmlns:wpc="http://schemas.microsoft.com/office/word/2010/wordprocessingCanvas" xmlns:cx="http://schemas.microsoft.com/office/drawing/2014/chartex" xmlns:cx1="http://schemas.microsoft.com/office/drawing/2015/9/8/chartex" xmlns:cx2="http://schemas.microsoft.com/office/drawing/2015/10/21/chartex" xmlns:cx3="http://schemas.microsoft.com/office/drawing/2016/5/9/chartex" xmlns:cx4="http://schemas.microsoft.com/office/drawing/2016/5/10/chartex" xmlns:cx5="http://schemas.microsoft.com/office/drawing/2016/5/11/chartex" xmlns:cx6="http://schemas.microsoft.com/office/drawing/2016/5/12/chartex" xmlns:cx7="http://schemas.microsoft.com/office/drawing/2016/5/13/chartex" xmlns:cx8="http://schemas.microsoft.com/office/drawing/2016/5/14/chartex" xmlns:mc="http://schemas.openxmlformats.org/markup-compatibility/2006" xmlns:aink="http://schemas.microsoft.com/office/drawing/2016/ink" xmlns:am3d="http://schemas.microsoft.com/office/drawing/2017/model3d" xmlns:o="urn:schemas-microsoft-com:office:office" xmlns:oel="http://schemas.microsoft.com/office/2019/extlst" xmlns:r="http://schemas.openxmlformats.org/officeDocument/2006/relationships" xmlns:m="http://schemas.openxmlformats.org/officeDocument/2006/math" xmlns:v="urn:schemas-microsoft-com:vml" xmlns:wp14="http://schemas.microsoft.com/office/word/2010/wordprocessingDrawing" xmlns:wp="http://schemas.openxmlformats.org/drawingml/2006/wordprocessingDrawing" xmlns:w10="urn:schemas-microsoft-com:office:word" xmlns:w="http://schemas.openxmlformats.org/wordprocessingml/2006/main" xmlns:w14="http://schemas.microsoft.com/office/word/2010/wordml" xmlns:w15="http://schemas.microsoft.com/office/word/2012/wordml" xmlns:w16cex="http://schemas.microsoft.com/office/word/2018/wordml/cex" xmlns:w16cid="http://schemas.microsoft.com/office/word/2016/wordml/cid" xmlns:w16="http://schemas.microsoft.com/office/word/2018/wordml" xmlns:w16du="http://schemas.microsoft.com/office/word/2023/wordml/word16du" xmlns:w16sdtdh="http://schemas.microsoft.com/office/word/2020/wordml/sdtdatahash" xmlns:w16sdtfl="http://schemas.microsoft.com/office/word/2024/wordml/sdtformatlock" xmlns:w16se="http://schemas.microsoft.com/office/word/2015/wordml/symex" xmlns:wpg="http://schemas.microsoft.com/office/word/2010/wordprocessingGroup" xmlns:wpi="http://schemas.microsoft.com/office/word/2010/wordprocessingInk" xmlns:wne="http://schemas.microsoft.com/office/word/2006/wordml" xmlns:wps="http://schemas.microsoft.com/office/word/2010/wordprocessingShape" mc:Ignorable="w14 w15 w16se w16cid w16 w16cex w16sdtdh w16sdtfl w16du wp14">
   <w:body>
     <w:p>
       <w:pPr>
@@ -393,7 +393,7 @@
           </mc:Choice>
           <mc:Fallback>
             <w:pict>
-              <v:roundrect w14:anchorId="2E5CC425" id="Retângulo: Cantos Arredondados 5" o:spid="_x0000_s1026" style="position:absolute;margin-left:0;margin-top:4.5pt;width:472.8pt;height:44.4pt;z-index:251703296;visibility:visible;mso-wrap-style:square;mso-width-percent:0;mso-height-percent:0;mso-wrap-distance-left:9pt;mso-wrap-distance-top:0;mso-wrap-distance-right:9pt;mso-wrap-distance-bottom:0;mso-position-horizontal:center;mso-position-horizontal-relative:margin;mso-position-vertical:absolute;mso-position-vertical-relative:text;mso-width-percent:0;mso-height-percent:0;mso-width-relative:margin;mso-height-relative:margin;v-text-anchor:middle" arcsize="10923f" o:gfxdata="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" fillcolor="#c0bcbe" stroked="f" strokeweight="1pt">
+              <v:roundrect w14:anchorId="2E5CC425" id="Retângulo: Cantos Arredondados 5" o:spid="_x0000_s1026" style="position:absolute;margin-left:0;margin-top:4.5pt;width:472.8pt;height:44.4pt;z-index:251703296;visibility:visible;mso-wrap-style:square;mso-width-percent:0;mso-height-percent:0;mso-wrap-distance-left:9pt;mso-wrap-distance-top:0;mso-wrap-distance-right:9pt;mso-wrap-distance-bottom:0;mso-position-horizontal:center;mso-position-horizontal-relative:margin;mso-position-vertical:absolute;mso-position-vertical-relative:text;mso-width-percent:0;mso-height-percent:0;mso-width-relative:margin;mso-height-relative:margin;v-text-anchor:middle" arcsize="10923f" o:gfxdata="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" fillcolor="#c0bcbe" stroked="f" strokeweight="1pt">
                 <v:stroke joinstyle="miter"/>
                 <v:textbox>
                   <w:txbxContent>
@@ -620,7 +620,7 @@
           </mc:Choice>
           <mc:Fallback>
             <w:pict>
-              <v:roundrect w14:anchorId="489C4FDE" id="Retângulo: Cantos Arredondados 6" o:spid="_x0000_s1027" style="position:absolute;left:0;text-align:left;margin-left:0;margin-top:7.9pt;width:339.6pt;height:30.65pt;z-index:251704320;visibility:visible;mso-wrap-style:square;mso-width-percent:0;mso-height-percent:0;mso-wrap-distance-left:9pt;mso-wrap-distance-top:0;mso-wrap-distance-right:9pt;mso-wrap-distance-bottom:0;mso-position-horizontal:center;mso-position-horizontal-relative:page;mso-position-vertical:absolute;mso-position-vertical-relative:text;mso-width-percent:0;mso-height-percent:0;mso-width-relative:margin;mso-height-relative:margin;v-text-anchor:middle" arcsize="10923f" o:gfxdata="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" fillcolor="#c0bcbe" stroked="f" strokeweight="1pt">
+              <v:roundrect w14:anchorId="489C4FDE" id="Retângulo: Cantos Arredondados 6" o:spid="_x0000_s1027" style="position:absolute;left:0;text-align:left;margin-left:0;margin-top:7.9pt;width:339.6pt;height:30.65pt;z-index:251704320;visibility:visible;mso-wrap-style:square;mso-width-percent:0;mso-height-percent:0;mso-wrap-distance-left:9pt;mso-wrap-distance-top:0;mso-wrap-distance-right:9pt;mso-wrap-distance-bottom:0;mso-position-horizontal:center;mso-position-horizontal-relative:page;mso-position-vertical:absolute;mso-position-vertical-relative:text;mso-width-percent:0;mso-height-percent:0;mso-width-relative:margin;mso-height-relative:margin;v-text-anchor:middle" arcsize="10923f" o:gfxdata="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" fillcolor="#c0bcbe" stroked="f" strokeweight="1pt">
                 <v:stroke joinstyle="miter"/>
                 <v:textbox>
                   <w:txbxContent>
@@ -803,7 +803,7 @@
           </mc:Choice>
           <mc:Fallback>
             <w:pict>
-              <v:roundrect w14:anchorId="5FDDB3DB" id="Retângulo: Cantos Arredondados 1999185315" o:spid="_x0000_s1028" style="position:absolute;left:0;text-align:left;margin-left:0;margin-top:4.7pt;width:339.6pt;height:30.65pt;z-index:251709440;visibility:visible;mso-wrap-style:square;mso-width-percent:0;mso-height-percent:0;mso-wrap-distance-left:9pt;mso-wrap-distance-top:0;mso-wrap-distance-right:9pt;mso-wrap-distance-bottom:0;mso-position-horizontal:center;mso-position-horizontal-relative:margin;mso-position-vertical:absolute;mso-position-vertical-relative:text;mso-width-percent:0;mso-height-percent:0;mso-width-relative:margin;mso-height-relative:margin;v-text-anchor:middle" arcsize="10923f" o:gfxdata="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" fillcolor="#c0bcbe" stroked="f" strokeweight="1pt">
+              <v:roundrect w14:anchorId="5FDDB3DB" id="Retângulo: Cantos Arredondados 1999185315" o:spid="_x0000_s1028" style="position:absolute;left:0;text-align:left;margin-left:0;margin-top:4.7pt;width:339.6pt;height:30.65pt;z-index:251709440;visibility:visible;mso-wrap-style:square;mso-width-percent:0;mso-height-percent:0;mso-wrap-distance-left:9pt;mso-wrap-distance-top:0;mso-wrap-distance-right:9pt;mso-wrap-distance-bottom:0;mso-position-horizontal:center;mso-position-horizontal-relative:margin;mso-position-vertical:absolute;mso-position-vertical-relative:text;mso-width-percent:0;mso-height-percent:0;mso-width-relative:margin;mso-height-relative:margin;v-text-anchor:middle" arcsize="10923f" o:gfxdata="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" fillcolor="#c0bcbe" stroked="f" strokeweight="1pt">
                 <v:stroke joinstyle="miter"/>
                 <v:textbox>
                   <w:txbxContent>
@@ -875,7 +875,7 @@
           <w:sz w:val="24"/>
           <w:szCs w:val="24"/>
         </w:rPr>
-        <w:t>{{ diagnostico_cid }}</w:t>
+        <w:t>{{ diagnosticos_texto_corrido }}</w:t>
       </w:r>
       <w:r>
         <w:rPr>
@@ -1227,7 +1227,7 @@
           </mc:Choice>
           <mc:Fallback>
             <w:pict>
-              <v:roundrect w14:anchorId="44B45B71" id="Retângulo: Cantos Arredondados 4" o:spid="_x0000_s1029" style="position:absolute;left:0;text-align:left;margin-left:0;margin-top:1pt;width:339.6pt;height:30.65pt;z-index:251711488;visibility:visible;mso-wrap-style:square;mso-width-percent:0;mso-height-percent:0;mso-wrap-distance-left:9pt;mso-wrap-distance-top:0;mso-wrap-distance-right:9pt;mso-wrap-distance-bottom:0;mso-position-horizontal:center;mso-position-horizontal-relative:page;mso-position-vertical:absolute;mso-position-vertical-relative:text;mso-width-percent:0;mso-height-percent:0;mso-width-relative:margin;mso-height-relative:margin;v-text-anchor:middle" arcsize="10923f" o:gfxdata="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" fillcolor="#c0bcbe" stroked="f" strokeweight="1pt">
+              <v:roundrect w14:anchorId="44B45B71" id="Retângulo: Cantos Arredondados 4" o:spid="_x0000_s1029" style="position:absolute;left:0;text-align:left;margin-left:0;margin-top:1pt;width:339.6pt;height:30.65pt;z-index:251711488;visibility:visible;mso-wrap-style:square;mso-width-percent:0;mso-height-percent:0;mso-wrap-distance-left:9pt;mso-wrap-distance-top:0;mso-wrap-distance-right:9pt;mso-wrap-distance-bottom:0;mso-position-horizontal:center;mso-position-horizontal-relative:page;mso-position-vertical:absolute;mso-position-vertical-relative:text;mso-width-percent:0;mso-height-percent:0;mso-width-relative:margin;mso-height-relative:margin;v-text-anchor:middle" arcsize="10923f" o:gfxdata="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" fillcolor="#c0bcbe" stroked="f" strokeweight="1pt">
                 <v:stroke joinstyle="miter"/>
                 <v:textbox>
                   <w:txbxContent>
@@ -1725,7 +1725,7 @@
           </mc:Choice>
           <mc:Fallback>
             <w:pict>
-              <v:roundrect w14:anchorId="52A28E0F" id="Retângulo: Cantos Arredondados 15" o:spid="_x0000_s1030" style="position:absolute;left:0;text-align:left;margin-left:0;margin-top:1.55pt;width:341.75pt;height:46.65pt;z-index:251713536;visibility:visible;mso-wrap-style:square;mso-width-percent:0;mso-height-percent:0;mso-wrap-distance-left:9pt;mso-wrap-distance-top:0;mso-wrap-distance-right:9pt;mso-wrap-distance-bottom:0;mso-position-horizontal:center;mso-position-horizontal-relative:page;mso-position-vertical:absolute;mso-position-vertical-relative:text;mso-width-percent:0;mso-height-percent:0;mso-width-relative:margin;mso-height-relative:margin;v-text-anchor:middle" arcsize="10923f" o:gfxdata="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" fillcolor="#c0bcbe" stroked="f" strokeweight="1pt">
+              <v:roundrect w14:anchorId="52A28E0F" id="Retângulo: Cantos Arredondados 15" o:spid="_x0000_s1030" style="position:absolute;left:0;text-align:left;margin-left:0;margin-top:1.55pt;width:341.75pt;height:46.65pt;z-index:251713536;visibility:visible;mso-wrap-style:square;mso-width-percent:0;mso-height-percent:0;mso-wrap-distance-left:9pt;mso-wrap-distance-top:0;mso-wrap-distance-right:9pt;mso-wrap-distance-bottom:0;mso-position-horizontal:center;mso-position-horizontal-relative:page;mso-position-vertical:absolute;mso-position-vertical-relative:text;mso-width-percent:0;mso-height-percent:0;mso-width-relative:margin;mso-height-relative:margin;v-text-anchor:middle" arcsize="10923f" o:gfxdata="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" fillcolor="#c0bcbe" stroked="f" strokeweight="1pt">
                 <v:stroke joinstyle="miter"/>
                 <v:textbox>
                   <w:txbxContent>
@@ -1825,7 +1825,7 @@
           <w:sz w:val="24"/>
           <w:szCs w:val="24"/>
         </w:rPr>
-        <w:t>{{ diagnostico_cid }}</w:t>
+        <w:t>{{ diagnosticos_texto_corrido }}</w:t>
       </w:r>
       <w:r>
         <w:rPr>
@@ -2125,7 +2125,7 @@
           </mc:Choice>
           <mc:Fallback>
             <w:pict>
-              <v:roundrect w14:anchorId="3E61283F" id="Retângulo: Cantos Arredondados 17" o:spid="_x0000_s1031" style="position:absolute;left:0;text-align:left;margin-left:0;margin-top:.95pt;width:448.2pt;height:46.65pt;z-index:251715584;visibility:visible;mso-wrap-style:square;mso-width-percent:0;mso-height-percent:0;mso-wrap-distance-left:9pt;mso-wrap-distance-top:0;mso-wrap-distance-right:9pt;mso-wrap-distance-bottom:0;mso-position-horizontal:left;mso-position-horizontal-relative:margin;mso-position-vertical:absolute;mso-position-vertical-relative:text;mso-width-percent:0;mso-height-percent:0;mso-width-relative:margin;mso-height-relative:margin;v-text-anchor:middle" arcsize="10923f" o:gfxdata="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" fillcolor="#c0bcbe" stroked="f" strokeweight="1pt">
+              <v:roundrect w14:anchorId="3E61283F" id="Retângulo: Cantos Arredondados 17" o:spid="_x0000_s1031" style="position:absolute;left:0;text-align:left;margin-left:0;margin-top:.95pt;width:448.2pt;height:46.65pt;z-index:251715584;visibility:visible;mso-wrap-style:square;mso-width-percent:0;mso-height-percent:0;mso-wrap-distance-left:9pt;mso-wrap-distance-top:0;mso-wrap-distance-right:9pt;mso-wrap-distance-bottom:0;mso-position-horizontal:left;mso-position-horizontal-relative:margin;mso-position-vertical:absolute;mso-position-vertical-relative:text;mso-width-percent:0;mso-height-percent:0;mso-width-relative:margin;mso-height-relative:margin;v-text-anchor:middle" arcsize="10923f" o:gfxdata="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" fillcolor="#c0bcbe" stroked="f" strokeweight="1pt">
                 <v:stroke joinstyle="miter"/>
                 <v:textbox>
                   <w:txbxContent>
@@ -2380,7 +2380,7 @@
           <w:sz w:val="24"/>
           <w:szCs w:val="24"/>
         </w:rPr>
-        <w:t>{{ diagnostico_cid }}</w:t>
+        <w:t>{{ diagnosticos_texto_corrido }}</w:t>
       </w:r>
       <w:r>
         <w:rPr>
@@ -2779,7 +2779,7 @@
           </mc:Choice>
           <mc:Fallback>
             <w:pict>
-              <v:roundrect w14:anchorId="34C4C7AD" id="Retângulo Arredondado 2" o:spid="_x0000_s1032" style="position:absolute;left:0;text-align:left;margin-left:401.1pt;margin-top:24.65pt;width:452.3pt;height:38.55pt;z-index:251717632;visibility:visible;mso-wrap-style:square;mso-width-percent:0;mso-height-percent:0;mso-wrap-distance-left:9pt;mso-wrap-distance-top:0;mso-wrap-distance-right:9pt;mso-wrap-distance-bottom:0;mso-position-horizontal:right;mso-position-horizontal-relative:margin;mso-position-vertical:absolute;mso-position-vertical-relative:text;mso-width-percent:0;mso-height-percent:0;mso-width-relative:margin;mso-height-relative:margin;v-text-anchor:middle" arcsize="10923f" o:gfxdata="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" fillcolor="#bebfc2" stroked="f" strokeweight="2pt">
+              <v:roundrect w14:anchorId="34C4C7AD" id="Retângulo Arredondado 2" o:spid="_x0000_s1032" style="position:absolute;left:0;text-align:left;margin-left:401.1pt;margin-top:24.65pt;width:452.3pt;height:38.55pt;z-index:251717632;visibility:visible;mso-wrap-style:square;mso-width-percent:0;mso-height-percent:0;mso-wrap-distance-left:9pt;mso-wrap-distance-top:0;mso-wrap-distance-right:9pt;mso-wrap-distance-bottom:0;mso-position-horizontal:right;mso-position-horizontal-relative:margin;mso-position-vertical:absolute;mso-position-vertical-relative:text;mso-width-percent:0;mso-height-percent:0;mso-width-relative:margin;mso-height-relative:margin;v-text-anchor:middle" arcsize="10923f" o:gfxdata="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" fillcolor="#bebfc2" stroked="f" strokeweight="2pt">
                 <v:textbox>
                   <w:txbxContent>
                     <w:p>
@@ -2956,7 +2956,7 @@
         <w:t xml:space="preserve"> é conclusivo ao atestar que a parte autora é portadora de </w:t>
       </w:r>
       <w:r>
-        <w:t>{{ diagnostico_cid }}</w:t>
+        <w:t>{{ diagnosticos_texto_corrido }}</w:t>
       </w:r>
       <w:r>
         <w:rPr>
@@ -3395,7 +3395,7 @@
           </mc:Choice>
           <mc:Fallback>
             <w:pict>
-              <v:roundrect w14:anchorId="7CF663BA" id="_x0000_s1033" style="position:absolute;left:0;text-align:left;margin-left:0;margin-top:16.6pt;width:323.5pt;height:32.4pt;z-index:251719680;visibility:visible;mso-wrap-style:square;mso-width-percent:0;mso-height-percent:0;mso-wrap-distance-left:9pt;mso-wrap-distance-top:0;mso-wrap-distance-right:9pt;mso-wrap-distance-bottom:0;mso-position-horizontal:center;mso-position-horizontal-relative:margin;mso-position-vertical:absolute;mso-position-vertical-relative:text;mso-width-percent:0;mso-height-percent:0;mso-width-relative:margin;mso-height-relative:margin;v-text-anchor:middle" arcsize="10923f" o:gfxdata="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" fillcolor="#bebfc2" stroked="f" strokeweight="2pt">
+              <v:roundrect w14:anchorId="7CF663BA" id="_x0000_s1033" style="position:absolute;left:0;text-align:left;margin-left:0;margin-top:16.6pt;width:323.5pt;height:32.4pt;z-index:251719680;visibility:visible;mso-wrap-style:square;mso-width-percent:0;mso-height-percent:0;mso-wrap-distance-left:9pt;mso-wrap-distance-top:0;mso-wrap-distance-right:9pt;mso-wrap-distance-bottom:0;mso-position-horizontal:center;mso-position-horizontal-relative:margin;mso-position-vertical:absolute;mso-position-vertical-relative:text;mso-width-percent:0;mso-height-percent:0;mso-width-relative:margin;mso-height-relative:margin;v-text-anchor:middle" arcsize="10923f" o:gfxdata="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" fillcolor="#bebfc2" stroked="f" strokeweight="2pt">
                 <v:textbox>
                   <w:txbxContent>
                     <w:p>
@@ -3902,7 +3902,7 @@
           </mc:Choice>
           <mc:Fallback>
             <w:pict>
-              <v:roundrect w14:anchorId="6EB7A1F4" id="_x0000_s1034" style="position:absolute;left:0;text-align:left;margin-left:0;margin-top:8.7pt;width:340pt;height:30.65pt;z-index:251721728;visibility:visible;mso-wrap-style:square;mso-width-percent:0;mso-height-percent:0;mso-wrap-distance-left:9pt;mso-wrap-distance-top:0;mso-wrap-distance-right:9pt;mso-wrap-distance-bottom:0;mso-position-horizontal:center;mso-position-horizontal-relative:page;mso-position-vertical:absolute;mso-position-vertical-relative:text;mso-width-percent:0;mso-height-percent:0;mso-width-relative:margin;mso-height-relative:margin;v-text-anchor:middle" arcsize="10923f" o:gfxdata="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" fillcolor="#bebfc2" stroked="f" strokeweight="2pt">
+              <v:roundrect w14:anchorId="6EB7A1F4" id="_x0000_s1034" style="position:absolute;left:0;text-align:left;margin-left:0;margin-top:8.7pt;width:340pt;height:30.65pt;z-index:251721728;visibility:visible;mso-wrap-style:square;mso-width-percent:0;mso-height-percent:0;mso-wrap-distance-left:9pt;mso-wrap-distance-top:0;mso-wrap-distance-right:9pt;mso-wrap-distance-bottom:0;mso-position-horizontal:center;mso-position-horizontal-relative:page;mso-position-vertical:absolute;mso-position-vertical-relative:text;mso-width-percent:0;mso-height-percent:0;mso-width-relative:margin;mso-height-relative:margin;v-text-anchor:middle" arcsize="10923f" o:gfxdata="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" fillcolor="#bebfc2" stroked="f" strokeweight="2pt">
                 <v:textbox>
                   <w:txbxContent>
                     <w:p>
@@ -4433,7 +4433,7 @@
           </mc:Choice>
           <mc:Fallback>
             <w:pict>
-              <v:roundrect w14:anchorId="6925031D" id="_x0000_s1035" style="position:absolute;left:0;text-align:left;margin-left:0;margin-top:3.7pt;width:340pt;height:30.65pt;z-index:251707392;visibility:visible;mso-wrap-style:square;mso-width-percent:0;mso-height-percent:0;mso-wrap-distance-left:9pt;mso-wrap-distance-top:0;mso-wrap-distance-right:9pt;mso-wrap-distance-bottom:0;mso-position-horizontal:center;mso-position-horizontal-relative:page;mso-position-vertical:absolute;mso-position-vertical-relative:text;mso-width-percent:0;mso-height-percent:0;mso-width-relative:margin;mso-height-relative:margin;v-text-anchor:middle" arcsize="10923f" o:gfxdata="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" fillcolor="#bebfc2" stroked="f" strokeweight="2pt">
+              <v:roundrect w14:anchorId="6925031D" id="_x0000_s1035" style="position:absolute;left:0;text-align:left;margin-left:0;margin-top:3.7pt;width:340pt;height:30.65pt;z-index:251707392;visibility:visible;mso-wrap-style:square;mso-width-percent:0;mso-height-percent:0;mso-wrap-distance-left:9pt;mso-wrap-distance-top:0;mso-wrap-distance-right:9pt;mso-wrap-distance-bottom:0;mso-position-horizontal:center;mso-position-horizontal-relative:page;mso-position-vertical:absolute;mso-position-vertical-relative:text;mso-width-percent:0;mso-height-percent:0;mso-width-relative:margin;mso-height-relative:margin;v-text-anchor:middle" arcsize="10923f" o:gfxdata="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" fillcolor="#bebfc2" stroked="f" strokeweight="2pt">
                 <v:textbox>
                   <w:txbxContent>
                     <w:p>
@@ -4633,7 +4633,7 @@
           </mc:Choice>
           <mc:Fallback>
             <w:pict>
-              <v:roundrect w14:anchorId="1EB8DAC5" id="Retângulo: Cantos Arredondados 7" o:spid="_x0000_s1036" style="position:absolute;margin-left:0;margin-top:12.3pt;width:335.4pt;height:30pt;z-index:251705344;visibility:visible;mso-wrap-style:square;mso-width-percent:0;mso-height-percent:0;mso-wrap-distance-left:9pt;mso-wrap-distance-top:0;mso-wrap-distance-right:9pt;mso-wrap-distance-bottom:0;mso-position-horizontal:center;mso-position-horizontal-relative:page;mso-position-vertical:absolute;mso-position-vertical-relative:text;mso-width-percent:0;mso-height-percent:0;mso-width-relative:margin;mso-height-relative:margin;v-text-anchor:middle" arcsize="10923f" o:gfxdata="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" fillcolor="#c0bcbe" stroked="f" strokeweight="1pt">
+              <v:roundrect w14:anchorId="1EB8DAC5" id="Retângulo: Cantos Arredondados 7" o:spid="_x0000_s1036" style="position:absolute;margin-left:0;margin-top:12.3pt;width:335.4pt;height:30pt;z-index:251705344;visibility:visible;mso-wrap-style:square;mso-width-percent:0;mso-height-percent:0;mso-wrap-distance-left:9pt;mso-wrap-distance-top:0;mso-wrap-distance-right:9pt;mso-wrap-distance-bottom:0;mso-position-horizontal:center;mso-position-horizontal-relative:page;mso-position-vertical:absolute;mso-position-vertical-relative:text;mso-width-percent:0;mso-height-percent:0;mso-width-relative:margin;mso-height-relative:margin;v-text-anchor:middle" arcsize="10923f" o:gfxdata="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" fillcolor="#c0bcbe" stroked="f" strokeweight="1pt">
                 <v:stroke joinstyle="miter"/>
                 <v:textbox>
                   <w:txbxContent>
@@ -4863,38 +4863,49 @@
     <w:p>
       <w:pPr>
         <w:pStyle w:val="PargrafodaLista"/>
-        <w:numPr>
-          <w:ilvl w:val="0"/>
-          <w:numId w:val="20"/>
-        </w:numPr>
         <w:spacing w:before="7"/>
+        <w:ind w:left="1069"/>
         <w:rPr>
           <w:b/>
           <w:bCs/>
-          <w:i/>
-          <w:iCs/>
           <w:sz w:val="24"/>
           <w:szCs w:val="24"/>
           <w:u w:val="single"/>
         </w:rPr>
       </w:pPr>
-      <w:r>
-        <w:rPr>
-          <w:u w:val="single"/>
-        </w:rPr>
-        <w:t>{{ diagnostico_cid }}</w:t>
-      </w:r>
       <w:r>
         <w:rPr>
           <w:b/>
           <w:bCs/>
-          <w:i/>
-          <w:iCs/>
           <w:sz w:val="24"/>
           <w:szCs w:val="24"/>
           <w:u w:val="single"/>
         </w:rPr>
-        <w:t>.</w:t>
+        <w:t>{% for item in lista_diagnosticos %}{{ item }}</w:t>
+      </w:r>
+    </w:p>
+    <w:p>
+      <w:pPr>
+        <w:pStyle w:val="PargrafodaLista"/>
+        <w:spacing w:before="7"/>
+        <w:ind w:left="1069"/>
+        <w:rPr>
+          <w:b/>
+          <w:bCs/>
+          <w:sz w:val="24"/>
+          <w:szCs w:val="24"/>
+          <w:u w:val="single"/>
+        </w:rPr>
+      </w:pPr>
+      <w:r>
+        <w:rPr>
+          <w:b/>
+          <w:bCs/>
+          <w:sz w:val="24"/>
+          <w:szCs w:val="24"/>
+          <w:u w:val="single"/>
+        </w:rPr>
+        <w:t>{% endfor %}</w:t>
       </w:r>
     </w:p>
     <w:p>
@@ -5404,7 +5415,7 @@
           </mc:Choice>
           <mc:Fallback>
             <w:pict>
-              <v:roundrect w14:anchorId="732D4B67" id="Retângulo: Cantos Arredondados 14" o:spid="_x0000_s1037" style="position:absolute;left:0;text-align:left;margin-left:0;margin-top:17.9pt;width:335.4pt;height:30.65pt;z-index:251695104;visibility:visible;mso-wrap-style:square;mso-width-percent:0;mso-height-percent:0;mso-wrap-distance-left:9pt;mso-wrap-distance-top:0;mso-wrap-distance-right:9pt;mso-wrap-distance-bottom:0;mso-position-horizontal:center;mso-position-horizontal-relative:margin;mso-position-vertical:absolute;mso-position-vertical-relative:text;mso-width-percent:0;mso-height-percent:0;mso-width-relative:margin;mso-height-relative:margin;v-text-anchor:middle" arcsize="10923f" o:gfxdata="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" fillcolor="#c0bcbe" stroked="f" strokeweight="1pt">
+              <v:roundrect w14:anchorId="732D4B67" id="Retângulo: Cantos Arredondados 14" o:spid="_x0000_s1037" style="position:absolute;left:0;text-align:left;margin-left:0;margin-top:17.9pt;width:335.4pt;height:30.65pt;z-index:251695104;visibility:visible;mso-wrap-style:square;mso-width-percent:0;mso-height-percent:0;mso-wrap-distance-left:9pt;mso-wrap-distance-top:0;mso-wrap-distance-right:9pt;mso-wrap-distance-bottom:0;mso-position-horizontal:center;mso-position-horizontal-relative:margin;mso-position-vertical:absolute;mso-position-vertical-relative:text;mso-width-percent:0;mso-height-percent:0;mso-width-relative:margin;mso-height-relative:margin;v-text-anchor:middle" arcsize="10923f" o:gfxdata="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" fillcolor="#c0bcbe" stroked="f" strokeweight="1pt">
                 <v:stroke joinstyle="miter"/>
                 <v:textbox>
                   <w:txbxContent>
@@ -5652,7 +5663,7 @@
           </mc:Choice>
           <mc:Fallback>
             <w:pict>
-              <v:roundrect w14:anchorId="3E72F790" id="Retângulo: Cantos Arredondados 16" o:spid="_x0000_s1038" style="position:absolute;left:0;text-align:left;margin-left:0;margin-top:12.65pt;width:335.4pt;height:28.65pt;z-index:251697152;visibility:visible;mso-wrap-style:square;mso-width-percent:0;mso-height-percent:0;mso-wrap-distance-left:9pt;mso-wrap-distance-top:0;mso-wrap-distance-right:9pt;mso-wrap-distance-bottom:0;mso-position-horizontal:center;mso-position-horizontal-relative:margin;mso-position-vertical:absolute;mso-position-vertical-relative:text;mso-width-percent:0;mso-height-percent:0;mso-width-relative:margin;mso-height-relative:margin;v-text-anchor:middle" arcsize="10923f" o:gfxdata="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" fillcolor="#c0bcbe" stroked="f" strokeweight="1pt">
+              <v:roundrect w14:anchorId="3E72F790" id="Retângulo: Cantos Arredondados 16" o:spid="_x0000_s1038" style="position:absolute;left:0;text-align:left;margin-left:0;margin-top:12.65pt;width:335.4pt;height:28.65pt;z-index:251697152;visibility:visible;mso-wrap-style:square;mso-width-percent:0;mso-height-percent:0;mso-wrap-distance-left:9pt;mso-wrap-distance-top:0;mso-wrap-distance-right:9pt;mso-wrap-distance-bottom:0;mso-position-horizontal:center;mso-position-horizontal-relative:margin;mso-position-vertical:absolute;mso-position-vertical-relative:text;mso-width-percent:0;mso-height-percent:0;mso-width-relative:margin;mso-height-relative:margin;v-text-anchor:middle" arcsize="10923f" o:gfxdata="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" fillcolor="#c0bcbe" stroked="f" strokeweight="1pt">
                 <v:stroke joinstyle="miter"/>
                 <v:textbox>
                   <w:txbxContent>
@@ -5854,7 +5865,6 @@
           <w:lang w:val="pt-BR"/>
         </w:rPr>
       </w:pPr>
-      <w:proofErr w:type="gramStart"/>
       <w:r>
         <w:rPr>
           <w:sz w:val="24"/>
@@ -5870,16 +5880,7 @@
           <w:szCs w:val="24"/>
           <w:lang w:val="pt-BR"/>
         </w:rPr>
-        <w:t>detalhes</w:t>
-      </w:r>
-      <w:proofErr w:type="gramEnd"/>
-      <w:r>
-        <w:rPr>
-          <w:sz w:val="24"/>
-          <w:szCs w:val="24"/>
-          <w:lang w:val="pt-BR"/>
-        </w:rPr>
-        <w:t>_laudo</w:t>
+        <w:t>detalhes_laudo</w:t>
       </w:r>
       <w:proofErr w:type="spellEnd"/>
       <w:r>
@@ -5989,7 +5990,7 @@
           </mc:Choice>
           <mc:Fallback>
             <w:pict>
-              <v:roundrect w14:anchorId="690468CF" id="Retângulo: Cantos Arredondados 20" o:spid="_x0000_s1039" style="position:absolute;left:0;text-align:left;margin-left:0;margin-top:25.6pt;width:335.4pt;height:30.65pt;z-index:251699200;visibility:visible;mso-wrap-style:square;mso-width-percent:0;mso-height-percent:0;mso-wrap-distance-left:9pt;mso-wrap-distance-top:0;mso-wrap-distance-right:9pt;mso-wrap-distance-bottom:0;mso-position-horizontal:center;mso-position-horizontal-relative:margin;mso-position-vertical:absolute;mso-position-vertical-relative:text;mso-width-percent:0;mso-height-percent:0;mso-width-relative:margin;mso-height-relative:margin;v-text-anchor:middle" arcsize="10923f" o:gfxdata="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" fillcolor="#c0bcbe" stroked="f" strokeweight="1pt">
+              <v:roundrect w14:anchorId="690468CF" id="Retângulo: Cantos Arredondados 20" o:spid="_x0000_s1039" style="position:absolute;left:0;text-align:left;margin-left:0;margin-top:25.6pt;width:335.4pt;height:30.65pt;z-index:251699200;visibility:visible;mso-wrap-style:square;mso-width-percent:0;mso-height-percent:0;mso-wrap-distance-left:9pt;mso-wrap-distance-top:0;mso-wrap-distance-right:9pt;mso-wrap-distance-bottom:0;mso-position-horizontal:center;mso-position-horizontal-relative:margin;mso-position-vertical:absolute;mso-position-vertical-relative:text;mso-width-percent:0;mso-height-percent:0;mso-width-relative:margin;mso-height-relative:margin;v-text-anchor:middle" arcsize="10923f" o:gfxdata="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" fillcolor="#c0bcbe" stroked="f" strokeweight="1pt">
                 <v:stroke joinstyle="miter"/>
                 <v:textbox>
                   <w:txbxContent>
@@ -6256,7 +6257,7 @@
           </mc:Choice>
           <mc:Fallback>
             <w:pict>
-              <v:roundrect w14:anchorId="4B3B3A59" id="Retângulo: Cantos Arredondados 21" o:spid="_x0000_s1040" style="position:absolute;left:0;text-align:left;margin-left:-31.35pt;margin-top:4.4pt;width:497.25pt;height:39.75pt;z-index:251701248;visibility:visible;mso-wrap-style:square;mso-width-percent:0;mso-height-percent:0;mso-wrap-distance-left:9pt;mso-wrap-distance-top:0;mso-wrap-distance-right:9pt;mso-wrap-distance-bottom:0;mso-position-horizontal:absolute;mso-position-horizontal-relative:margin;mso-position-vertical:absolute;mso-position-vertical-relative:text;mso-width-percent:0;mso-height-percent:0;mso-width-relative:margin;mso-height-relative:margin;v-text-anchor:middle" arcsize="10923f" o:gfxdata="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" fillcolor="#c0bcbe" stroked="f" strokeweight="1pt">
+              <v:roundrect w14:anchorId="4B3B3A59" id="Retângulo: Cantos Arredondados 21" o:spid="_x0000_s1040" style="position:absolute;left:0;text-align:left;margin-left:-31.35pt;margin-top:4.4pt;width:497.25pt;height:39.75pt;z-index:251701248;visibility:visible;mso-wrap-style:square;mso-width-percent:0;mso-height-percent:0;mso-wrap-distance-left:9pt;mso-wrap-distance-top:0;mso-wrap-distance-right:9pt;mso-wrap-distance-bottom:0;mso-position-horizontal:absolute;mso-position-horizontal-relative:margin;mso-position-vertical:absolute;mso-position-vertical-relative:text;mso-width-percent:0;mso-height-percent:0;mso-width-relative:margin;mso-height-relative:margin;v-text-anchor:middle" arcsize="10923f" o:gfxdata="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" fillcolor="#c0bcbe" stroked="f" strokeweight="1pt">
                 <v:stroke joinstyle="miter"/>
                 <v:textbox>
                   <w:txbxContent>
@@ -6322,8 +6323,6 @@
         </w:rPr>
         <w:t>{%p if descricao_grupo_familiar == '1' or descricao_grupo_familiar == 'uma' or descricao_grupo_familiar == 'Uma' %}</w:t>
       </w:r>
-      <w:bookmarkStart w:id="2" w:name="_GoBack"/>
-      <w:bookmarkEnd w:id="2"/>
     </w:p>
     <w:p>
       <w:pPr>
@@ -6701,7 +6700,7 @@
           </mc:Choice>
           <mc:Fallback>
             <w:pict>
-              <v:roundrect w14:anchorId="0E722753" id="Retângulo: Cantos Arredondados 12" o:spid="_x0000_s1041" style="position:absolute;left:0;text-align:left;margin-left:0;margin-top:19.85pt;width:335.4pt;height:30.65pt;z-index:251691008;visibility:visible;mso-wrap-style:square;mso-width-percent:0;mso-height-percent:0;mso-wrap-distance-left:9pt;mso-wrap-distance-top:0;mso-wrap-distance-right:9pt;mso-wrap-distance-bottom:0;mso-position-horizontal:center;mso-position-horizontal-relative:margin;mso-position-vertical:absolute;mso-position-vertical-relative:text;mso-width-percent:0;mso-height-percent:0;mso-width-relative:margin;mso-height-relative:margin;v-text-anchor:middle" arcsize="10923f" o:gfxdata="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" fillcolor="#c0bcbe" stroked="f" strokeweight="1pt">
+              <v:roundrect w14:anchorId="0E722753" id="Retângulo: Cantos Arredondados 12" o:spid="_x0000_s1041" style="position:absolute;left:0;text-align:left;margin-left:0;margin-top:19.85pt;width:335.4pt;height:30.65pt;z-index:251691008;visibility:visible;mso-wrap-style:square;mso-width-percent:0;mso-height-percent:0;mso-wrap-distance-left:9pt;mso-wrap-distance-top:0;mso-wrap-distance-right:9pt;mso-wrap-distance-bottom:0;mso-position-horizontal:center;mso-position-horizontal-relative:margin;mso-position-vertical:absolute;mso-position-vertical-relative:text;mso-width-percent:0;mso-height-percent:0;mso-width-relative:margin;mso-height-relative:margin;v-text-anchor:middle" arcsize="10923f" o:gfxdata="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" fillcolor="#c0bcbe" stroked="f" strokeweight="1pt">
                 <v:stroke joinstyle="miter"/>
                 <v:textbox>
                   <w:txbxContent>
@@ -7157,7 +7156,7 @@
           <w:sz w:val="24"/>
           <w:szCs w:val="24"/>
         </w:rPr>
-        <w:t>6 de agosto de 2026</w:t>
+        <w:t>18 de agosto de 2026</w:t>
       </w:r>
       <w:r>
         <w:rPr>
@@ -7287,7 +7286,7 @@
 </file>
 
 <file path=word/endnotes.xml><?xml version="1.0" encoding="utf-8"?>
-<w:endnotes xmlns:wpc="http://schemas.microsoft.com/office/word/2010/wordprocessingCanvas" xmlns:cx="http://schemas.microsoft.com/office/drawing/2014/chartex" xmlns:cx1="http://schemas.microsoft.com/office/drawing/2015/9/8/chartex" xmlns:cx2="http://schemas.microsoft.com/office/drawing/2015/10/21/chartex" xmlns:cx3="http://schemas.microsoft.com/office/drawing/2016/5/9/chartex" xmlns:cx4="http://schemas.microsoft.com/office/drawing/2016/5/10/chartex" xmlns:cx5="http://schemas.microsoft.com/office/drawing/2016/5/11/chartex" xmlns:cx6="http://schemas.microsoft.com/office/drawing/2016/5/12/chartex" xmlns:cx7="http://schemas.microsoft.com/office/drawing/2016/5/13/chartex" xmlns:cx8="http://schemas.microsoft.com/office/drawing/2016/5/14/chartex" xmlns:mc="http://schemas.openxmlformats.org/markup-compatibility/2006" xmlns:aink="http://schemas.microsoft.com/office/drawing/2016/ink" xmlns:am3d="http://schemas.microsoft.com/office/drawing/2017/model3d" xmlns:o="urn:schemas-microsoft-com:office:office" xmlns:r="http://schemas.openxmlformats.org/officeDocument/2006/relationships" xmlns:m="http://schemas.openxmlformats.org/officeDocument/2006/math" xmlns:v="urn:schemas-microsoft-com:vml" xmlns:wp14="http://schemas.microsoft.com/office/word/2010/wordprocessingDrawing" xmlns:wp="http://schemas.openxmlformats.org/drawingml/2006/wordprocessingDrawing" xmlns:w10="urn:schemas-microsoft-com:office:word" xmlns:w="http://schemas.openxmlformats.org/wordprocessingml/2006/main" xmlns:w14="http://schemas.microsoft.com/office/word/2010/wordml" xmlns:w15="http://schemas.microsoft.com/office/word/2012/wordml" xmlns:w16cex="http://schemas.microsoft.com/office/word/2018/wordml/cex" xmlns:w16cid="http://schemas.microsoft.com/office/word/2016/wordml/cid" xmlns:w16="http://schemas.microsoft.com/office/word/2018/wordml" xmlns:w16se="http://schemas.microsoft.com/office/word/2015/wordml/symex" xmlns:wpg="http://schemas.microsoft.com/office/word/2010/wordprocessingGroup" xmlns:wpi="http://schemas.microsoft.com/office/word/2010/wordprocessingInk" xmlns:wne="http://schemas.microsoft.com/office/word/2006/wordml" xmlns:wps="http://schemas.microsoft.com/office/word/2010/wordprocessingShape" mc:Ignorable="w14 w15 w16se w16cid w16 w16cex wp14">
+<w:endnotes xmlns:wpc="http://schemas.microsoft.com/office/word/2010/wordprocessingCanvas" xmlns:cx="http://schemas.microsoft.com/office/drawing/2014/chartex" xmlns:cx1="http://schemas.microsoft.com/office/drawing/2015/9/8/chartex" xmlns:cx2="http://schemas.microsoft.com/office/drawing/2015/10/21/chartex" xmlns:cx3="http://schemas.microsoft.com/office/drawing/2016/5/9/chartex" xmlns:cx4="http://schemas.microsoft.com/office/drawing/2016/5/10/chartex" xmlns:cx5="http://schemas.microsoft.com/office/drawing/2016/5/11/chartex" xmlns:cx6="http://schemas.microsoft.com/office/drawing/2016/5/12/chartex" xmlns:cx7="http://schemas.microsoft.com/office/drawing/2016/5/13/chartex" xmlns:cx8="http://schemas.microsoft.com/office/drawing/2016/5/14/chartex" xmlns:mc="http://schemas.openxmlformats.org/markup-compatibility/2006" xmlns:aink="http://schemas.microsoft.com/office/drawing/2016/ink" xmlns:am3d="http://schemas.microsoft.com/office/drawing/2017/model3d" xmlns:o="urn:schemas-microsoft-com:office:office" xmlns:oel="http://schemas.microsoft.com/office/2019/extlst" xmlns:r="http://schemas.openxmlformats.org/officeDocument/2006/relationships" xmlns:m="http://schemas.openxmlformats.org/officeDocument/2006/math" xmlns:v="urn:schemas-microsoft-com:vml" xmlns:wp14="http://schemas.microsoft.com/office/word/2010/wordprocessingDrawing" xmlns:wp="http://schemas.openxmlformats.org/drawingml/2006/wordprocessingDrawing" xmlns:w10="urn:schemas-microsoft-com:office:word" xmlns:w="http://schemas.openxmlformats.org/wordprocessingml/2006/main" xmlns:w14="http://schemas.microsoft.com/office/word/2010/wordml" xmlns:w15="http://schemas.microsoft.com/office/word/2012/wordml" xmlns:w16cex="http://schemas.microsoft.com/office/word/2018/wordml/cex" xmlns:w16cid="http://schemas.microsoft.com/office/word/2016/wordml/cid" xmlns:w16="http://schemas.microsoft.com/office/word/2018/wordml" xmlns:w16du="http://schemas.microsoft.com/office/word/2023/wordml/word16du" xmlns:w16sdtdh="http://schemas.microsoft.com/office/word/2020/wordml/sdtdatahash" xmlns:w16sdtfl="http://schemas.microsoft.com/office/word/2024/wordml/sdtformatlock" xmlns:w16se="http://schemas.microsoft.com/office/word/2015/wordml/symex" xmlns:wpg="http://schemas.microsoft.com/office/word/2010/wordprocessingGroup" xmlns:wpi="http://schemas.microsoft.com/office/word/2010/wordprocessingInk" xmlns:wne="http://schemas.microsoft.com/office/word/2006/wordml" xmlns:wps="http://schemas.microsoft.com/office/word/2010/wordprocessingShape" mc:Ignorable="w14 w15 w16se w16cid w16 w16cex w16sdtdh w16sdtfl w16du wp14">
   <w:endnote w:type="separator" w:id="-1">
     <w:p>
       <w:r>
@@ -7306,7 +7305,7 @@
 </file>
 
 <file path=word/footer1.xml><?xml version="1.0" encoding="utf-8"?>
-<w:ftr xmlns:wpc="http://schemas.microsoft.com/office/word/2010/wordprocessingCanvas" xmlns:cx="http://schemas.microsoft.com/office/drawing/2014/chartex" xmlns:cx1="http://schemas.microsoft.com/office/drawing/2015/9/8/chartex" xmlns:cx2="http://schemas.microsoft.com/office/drawing/2015/10/21/chartex" xmlns:cx3="http://schemas.microsoft.com/office/drawing/2016/5/9/chartex" xmlns:cx4="http://schemas.microsoft.com/office/drawing/2016/5/10/chartex" xmlns:cx5="http://schemas.microsoft.com/office/drawing/2016/5/11/chartex" xmlns:cx6="http://schemas.microsoft.com/office/drawing/2016/5/12/chartex" xmlns:cx7="http://schemas.microsoft.com/office/drawing/2016/5/13/chartex" xmlns:cx8="http://schemas.microsoft.com/office/drawing/2016/5/14/chartex" xmlns:mc="http://schemas.openxmlformats.org/markup-compatibility/2006" xmlns:aink="http://schemas.microsoft.com/office/drawing/2016/ink" xmlns:am3d="http://schemas.microsoft.com/office/drawing/2017/model3d" xmlns:o="urn:schemas-microsoft-com:office:office" xmlns:r="http://schemas.openxmlformats.org/officeDocument/2006/relationships" xmlns:m="http://schemas.openxmlformats.org/officeDocument/2006/math" xmlns:v="urn:schemas-microsoft-com:vml" xmlns:wp14="http://schemas.microsoft.com/office/word/2010/wordprocessingDrawing" xmlns:wp="http://schemas.openxmlformats.org/drawingml/2006/wordprocessingDrawing" xmlns:w10="urn:schemas-microsoft-com:office:word" xmlns:w="http://schemas.openxmlformats.org/wordprocessingml/2006/main" xmlns:w14="http://schemas.microsoft.com/office/word/2010/wordml" xmlns:w15="http://schemas.microsoft.com/office/word/2012/wordml" xmlns:w16cex="http://schemas.microsoft.com/office/word/2018/wordml/cex" xmlns:w16cid="http://schemas.microsoft.com/office/word/2016/wordml/cid" xmlns:w16="http://schemas.microsoft.com/office/word/2018/wordml" xmlns:w16se="http://schemas.microsoft.com/office/word/2015/wordml/symex" xmlns:wpg="http://schemas.microsoft.com/office/word/2010/wordprocessingGroup" xmlns:wpi="http://schemas.microsoft.com/office/word/2010/wordprocessingInk" xmlns:wne="http://schemas.microsoft.com/office/word/2006/wordml" xmlns:wps="http://schemas.microsoft.com/office/word/2010/wordprocessingShape" mc:Ignorable="w14 w15 w16se w16cid w16 w16cex wp14">
+<w:ftr xmlns:wpc="http://schemas.microsoft.com/office/word/2010/wordprocessingCanvas" xmlns:cx="http://schemas.microsoft.com/office/drawing/2014/chartex" xmlns:cx1="http://schemas.microsoft.com/office/drawing/2015/9/8/chartex" xmlns:cx2="http://schemas.microsoft.com/office/drawing/2015/10/21/chartex" xmlns:cx3="http://schemas.microsoft.com/office/drawing/2016/5/9/chartex" xmlns:cx4="http://schemas.microsoft.com/office/drawing/2016/5/10/chartex" xmlns:cx5="http://schemas.microsoft.com/office/drawing/2016/5/11/chartex" xmlns:cx6="http://schemas.microsoft.com/office/drawing/2016/5/12/chartex" xmlns:cx7="http://schemas.microsoft.com/office/drawing/2016/5/13/chartex" xmlns:cx8="http://schemas.microsoft.com/office/drawing/2016/5/14/chartex" xmlns:mc="http://schemas.openxmlformats.org/markup-compatibility/2006" xmlns:aink="http://schemas.microsoft.com/office/drawing/2016/ink" xmlns:am3d="http://schemas.microsoft.com/office/drawing/2017/model3d" xmlns:o="urn:schemas-microsoft-com:office:office" xmlns:oel="http://schemas.microsoft.com/office/2019/extlst" xmlns:r="http://schemas.openxmlformats.org/officeDocument/2006/relationships" xmlns:m="http://schemas.openxmlformats.org/officeDocument/2006/math" xmlns:v="urn:schemas-microsoft-com:vml" xmlns:wp14="http://schemas.microsoft.com/office/word/2010/wordprocessingDrawing" xmlns:wp="http://schemas.openxmlformats.org/drawingml/2006/wordprocessingDrawing" xmlns:w10="urn:schemas-microsoft-com:office:word" xmlns:w="http://schemas.openxmlformats.org/wordprocessingml/2006/main" xmlns:w14="http://schemas.microsoft.com/office/word/2010/wordml" xmlns:w15="http://schemas.microsoft.com/office/word/2012/wordml" xmlns:w16cex="http://schemas.microsoft.com/office/word/2018/wordml/cex" xmlns:w16cid="http://schemas.microsoft.com/office/word/2016/wordml/cid" xmlns:w16="http://schemas.microsoft.com/office/word/2018/wordml" xmlns:w16du="http://schemas.microsoft.com/office/word/2023/wordml/word16du" xmlns:w16sdtdh="http://schemas.microsoft.com/office/word/2020/wordml/sdtdatahash" xmlns:w16sdtfl="http://schemas.microsoft.com/office/word/2024/wordml/sdtformatlock" xmlns:w16se="http://schemas.microsoft.com/office/word/2015/wordml/symex" xmlns:wpg="http://schemas.microsoft.com/office/word/2010/wordprocessingGroup" xmlns:wpi="http://schemas.microsoft.com/office/word/2010/wordprocessingInk" xmlns:wne="http://schemas.microsoft.com/office/word/2006/wordml" xmlns:wps="http://schemas.microsoft.com/office/word/2010/wordprocessingShape" mc:Ignorable="w14 w15 w16se w16cid w16 w16cex w16sdtdh w16sdtfl w16du wp14">
   <w:p>
     <w:pPr>
       <w:pStyle w:val="Corpodetexto"/>
@@ -7404,7 +7403,7 @@
             </wp:anchor>
           </w:drawing>
         </mc:Choice>
-        <mc:Fallback xmlns:w16sdtfl="http://schemas.microsoft.com/office/word/2024/wordml/sdtformatlock" xmlns:w16sdtdh="http://schemas.microsoft.com/office/word/2020/wordml/sdtdatahash" xmlns:w16du="http://schemas.microsoft.com/office/word/2023/wordml/word16du" xmlns:oel="http://schemas.microsoft.com/office/2019/extlst">
+        <mc:Fallback>
           <w:pict>
             <v:shape w14:anchorId="3BCF6105" id="Forma Livre: Forma 13" o:spid="_x0000_s1026" style="position:absolute;margin-left:97.1pt;margin-top:24.7pt;width:370.9pt;height:.1pt;z-index:-251653120;visibility:visible;mso-wrap-style:square;mso-width-percent:0;mso-height-percent:0;mso-wrap-distance-left:0;mso-wrap-distance-top:0;mso-wrap-distance-right:0;mso-wrap-distance-bottom:0;mso-position-horizontal:absolute;mso-position-horizontal-relative:page;mso-position-vertical:absolute;mso-position-vertical-relative:text;mso-width-percent:0;mso-height-percent:0;mso-width-relative:page;mso-height-relative:page;v-text-anchor:top" coordsize="4710430,1270" o:gfxdata="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" path="m,l4709804,e" filled="f" strokeweight=".40283mm">
               <v:path arrowok="t" o:connecttype="custom" o:connectlocs="0,0;4709804,0" o:connectangles="0,0"/>
@@ -7674,8 +7673,8 @@
 </file>
 
 <file path=word/footer2.xml><?xml version="1.0" encoding="utf-8"?>
-<w:ftr xmlns:wpc="http://schemas.microsoft.com/office/word/2010/wordprocessingCanvas" xmlns:cx="http://schemas.microsoft.com/office/drawing/2014/chartex" xmlns:cx1="http://schemas.microsoft.com/office/drawing/2015/9/8/chartex" xmlns:cx2="http://schemas.microsoft.com/office/drawing/2015/10/21/chartex" xmlns:cx3="http://schemas.microsoft.com/office/drawing/2016/5/9/chartex" xmlns:cx4="http://schemas.microsoft.com/office/drawing/2016/5/10/chartex" xmlns:cx5="http://schemas.microsoft.com/office/drawing/2016/5/11/chartex" xmlns:cx6="http://schemas.microsoft.com/office/drawing/2016/5/12/chartex" xmlns:cx7="http://schemas.microsoft.com/office/drawing/2016/5/13/chartex" xmlns:cx8="http://schemas.microsoft.com/office/drawing/2016/5/14/chartex" xmlns:mc="http://schemas.openxmlformats.org/markup-compatibility/2006" xmlns:aink="http://schemas.microsoft.com/office/drawing/2016/ink" xmlns:am3d="http://schemas.microsoft.com/office/drawing/2017/model3d" xmlns:o="urn:schemas-microsoft-com:office:office" xmlns:r="http://schemas.openxmlformats.org/officeDocument/2006/relationships" xmlns:m="http://schemas.openxmlformats.org/officeDocument/2006/math" xmlns:v="urn:schemas-microsoft-com:vml" xmlns:wp14="http://schemas.microsoft.com/office/word/2010/wordprocessingDrawing" xmlns:wp="http://schemas.openxmlformats.org/drawingml/2006/wordprocessingDrawing" xmlns:w10="urn:schemas-microsoft-com:office:word" xmlns:w="http://schemas.openxmlformats.org/wordprocessingml/2006/main" xmlns:w14="http://schemas.microsoft.com/office/word/2010/wordml" xmlns:w15="http://schemas.microsoft.com/office/word/2012/wordml" xmlns:w16cex="http://schemas.microsoft.com/office/word/2018/wordml/cex" xmlns:w16cid="http://schemas.microsoft.com/office/word/2016/wordml/cid" xmlns:w16="http://schemas.microsoft.com/office/word/2018/wordml" xmlns:w16se="http://schemas.microsoft.com/office/word/2015/wordml/symex" xmlns:wpg="http://schemas.microsoft.com/office/word/2010/wordprocessingGroup" xmlns:wpi="http://schemas.microsoft.com/office/word/2010/wordprocessingInk" xmlns:wne="http://schemas.microsoft.com/office/word/2006/wordml" xmlns:wps="http://schemas.microsoft.com/office/word/2010/wordprocessingShape" mc:Ignorable="w14 w15 w16se w16cid w16 w16cex wp14">
-  <w:bookmarkStart w:id="3" w:name="_Hlk191116999"/>
+<w:ftr xmlns:wpc="http://schemas.microsoft.com/office/word/2010/wordprocessingCanvas" xmlns:cx="http://schemas.microsoft.com/office/drawing/2014/chartex" xmlns:cx1="http://schemas.microsoft.com/office/drawing/2015/9/8/chartex" xmlns:cx2="http://schemas.microsoft.com/office/drawing/2015/10/21/chartex" xmlns:cx3="http://schemas.microsoft.com/office/drawing/2016/5/9/chartex" xmlns:cx4="http://schemas.microsoft.com/office/drawing/2016/5/10/chartex" xmlns:cx5="http://schemas.microsoft.com/office/drawing/2016/5/11/chartex" xmlns:cx6="http://schemas.microsoft.com/office/drawing/2016/5/12/chartex" xmlns:cx7="http://schemas.microsoft.com/office/drawing/2016/5/13/chartex" xmlns:cx8="http://schemas.microsoft.com/office/drawing/2016/5/14/chartex" xmlns:mc="http://schemas.openxmlformats.org/markup-compatibility/2006" xmlns:aink="http://schemas.microsoft.com/office/drawing/2016/ink" xmlns:am3d="http://schemas.microsoft.com/office/drawing/2017/model3d" xmlns:o="urn:schemas-microsoft-com:office:office" xmlns:oel="http://schemas.microsoft.com/office/2019/extlst" xmlns:r="http://schemas.openxmlformats.org/officeDocument/2006/relationships" xmlns:m="http://schemas.openxmlformats.org/officeDocument/2006/math" xmlns:v="urn:schemas-microsoft-com:vml" xmlns:wp14="http://schemas.microsoft.com/office/word/2010/wordprocessingDrawing" xmlns:wp="http://schemas.openxmlformats.org/drawingml/2006/wordprocessingDrawing" xmlns:w10="urn:schemas-microsoft-com:office:word" xmlns:w="http://schemas.openxmlformats.org/wordprocessingml/2006/main" xmlns:w14="http://schemas.microsoft.com/office/word/2010/wordml" xmlns:w15="http://schemas.microsoft.com/office/word/2012/wordml" xmlns:w16cex="http://schemas.microsoft.com/office/word/2018/wordml/cex" xmlns:w16cid="http://schemas.microsoft.com/office/word/2016/wordml/cid" xmlns:w16="http://schemas.microsoft.com/office/word/2018/wordml" xmlns:w16du="http://schemas.microsoft.com/office/word/2023/wordml/word16du" xmlns:w16sdtdh="http://schemas.microsoft.com/office/word/2020/wordml/sdtdatahash" xmlns:w16sdtfl="http://schemas.microsoft.com/office/word/2024/wordml/sdtformatlock" xmlns:w16se="http://schemas.microsoft.com/office/word/2015/wordml/symex" xmlns:wpg="http://schemas.microsoft.com/office/word/2010/wordprocessingGroup" xmlns:wpi="http://schemas.microsoft.com/office/word/2010/wordprocessingInk" xmlns:wne="http://schemas.microsoft.com/office/word/2006/wordml" xmlns:wps="http://schemas.microsoft.com/office/word/2010/wordprocessingShape" mc:Ignorable="w14 w15 w16se w16cid w16 w16cex w16sdtdh w16sdtfl w16du wp14">
+  <w:bookmarkStart w:id="2" w:name="_Hlk191116999"/>
   <w:p>
     <w:pPr>
       <w:pStyle w:val="Corpodetexto"/>
@@ -7773,7 +7772,7 @@
             </wp:anchor>
           </w:drawing>
         </mc:Choice>
-        <mc:Fallback xmlns:w16sdtfl="http://schemas.microsoft.com/office/word/2024/wordml/sdtformatlock" xmlns:w16sdtdh="http://schemas.microsoft.com/office/word/2020/wordml/sdtdatahash" xmlns:w16du="http://schemas.microsoft.com/office/word/2023/wordml/word16du" xmlns:oel="http://schemas.microsoft.com/office/2019/extlst">
+        <mc:Fallback>
           <w:pict>
             <v:shape w14:anchorId="734A0437" id="Forma Livre: Forma 3" o:spid="_x0000_s1026" style="position:absolute;margin-left:97.1pt;margin-top:24.7pt;width:370.9pt;height:.1pt;z-index:-251655168;visibility:visible;mso-wrap-style:square;mso-width-percent:0;mso-height-percent:0;mso-wrap-distance-left:0;mso-wrap-distance-top:0;mso-wrap-distance-right:0;mso-wrap-distance-bottom:0;mso-position-horizontal:absolute;mso-position-horizontal-relative:page;mso-position-vertical:absolute;mso-position-vertical-relative:text;mso-width-percent:0;mso-height-percent:0;mso-width-relative:page;mso-height-relative:page;v-text-anchor:top" coordsize="4710430,1270" o:gfxdata="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" path="m,l4709804,e" filled="f" strokeweight=".40283mm">
               <v:path arrowok="t" o:connecttype="custom" o:connectlocs="0,0;4709804,0" o:connectangles="0,0"/>
@@ -8034,7 +8033,7 @@
       </w:r>
     </w:hyperlink>
   </w:p>
-  <w:bookmarkEnd w:id="3"/>
+  <w:bookmarkEnd w:id="2"/>
   <w:p>
     <w:pPr>
       <w:pStyle w:val="Rodap"/>
@@ -8044,7 +8043,7 @@
 </file>
 
 <file path=word/footnotes.xml><?xml version="1.0" encoding="utf-8"?>
-<w:footnotes xmlns:wpc="http://schemas.microsoft.com/office/word/2010/wordprocessingCanvas" xmlns:cx="http://schemas.microsoft.com/office/drawing/2014/chartex" xmlns:cx1="http://schemas.microsoft.com/office/drawing/2015/9/8/chartex" xmlns:cx2="http://schemas.microsoft.com/office/drawing/2015/10/21/chartex" xmlns:cx3="http://schemas.microsoft.com/office/drawing/2016/5/9/chartex" xmlns:cx4="http://schemas.microsoft.com/office/drawing/2016/5/10/chartex" xmlns:cx5="http://schemas.microsoft.com/office/drawing/2016/5/11/chartex" xmlns:cx6="http://schemas.microsoft.com/office/drawing/2016/5/12/chartex" xmlns:cx7="http://schemas.microsoft.com/office/drawing/2016/5/13/chartex" xmlns:cx8="http://schemas.microsoft.com/office/drawing/2016/5/14/chartex" xmlns:mc="http://schemas.openxmlformats.org/markup-compatibility/2006" xmlns:aink="http://schemas.microsoft.com/office/drawing/2016/ink" xmlns:am3d="http://schemas.microsoft.com/office/drawing/2017/model3d" xmlns:o="urn:schemas-microsoft-com:office:office" xmlns:r="http://schemas.openxmlformats.org/officeDocument/2006/relationships" xmlns:m="http://schemas.openxmlformats.org/officeDocument/2006/math" xmlns:v="urn:schemas-microsoft-com:vml" xmlns:wp14="http://schemas.microsoft.com/office/word/2010/wordprocessingDrawing" xmlns:wp="http://schemas.openxmlformats.org/drawingml/2006/wordprocessingDrawing" xmlns:w10="urn:schemas-microsoft-com:office:word" xmlns:w="http://schemas.openxmlformats.org/wordprocessingml/2006/main" xmlns:w14="http://schemas.microsoft.com/office/word/2010/wordml" xmlns:w15="http://schemas.microsoft.com/office/word/2012/wordml" xmlns:w16cex="http://schemas.microsoft.com/office/word/2018/wordml/cex" xmlns:w16cid="http://schemas.microsoft.com/office/word/2016/wordml/cid" xmlns:w16="http://schemas.microsoft.com/office/word/2018/wordml" xmlns:w16se="http://schemas.microsoft.com/office/word/2015/wordml/symex" xmlns:wpg="http://schemas.microsoft.com/office/word/2010/wordprocessingGroup" xmlns:wpi="http://schemas.microsoft.com/office/word/2010/wordprocessingInk" xmlns:wne="http://schemas.microsoft.com/office/word/2006/wordml" xmlns:wps="http://schemas.microsoft.com/office/word/2010/wordprocessingShape" mc:Ignorable="w14 w15 w16se w16cid w16 w16cex wp14">
+<w:footnotes xmlns:wpc="http://schemas.microsoft.com/office/word/2010/wordprocessingCanvas" xmlns:cx="http://schemas.microsoft.com/office/drawing/2014/chartex" xmlns:cx1="http://schemas.microsoft.com/office/drawing/2015/9/8/chartex" xmlns:cx2="http://schemas.microsoft.com/office/drawing/2015/10/21/chartex" xmlns:cx3="http://schemas.microsoft.com/office/drawing/2016/5/9/chartex" xmlns:cx4="http://schemas.microsoft.com/office/drawing/2016/5/10/chartex" xmlns:cx5="http://schemas.microsoft.com/office/drawing/2016/5/11/chartex" xmlns:cx6="http://schemas.microsoft.com/office/drawing/2016/5/12/chartex" xmlns:cx7="http://schemas.microsoft.com/office/drawing/2016/5/13/chartex" xmlns:cx8="http://schemas.microsoft.com/office/drawing/2016/5/14/chartex" xmlns:mc="http://schemas.openxmlformats.org/markup-compatibility/2006" xmlns:aink="http://schemas.microsoft.com/office/drawing/2016/ink" xmlns:am3d="http://schemas.microsoft.com/office/drawing/2017/model3d" xmlns:o="urn:schemas-microsoft-com:office:office" xmlns:oel="http://schemas.microsoft.com/office/2019/extlst" xmlns:r="http://schemas.openxmlformats.org/officeDocument/2006/relationships" xmlns:m="http://schemas.openxmlformats.org/officeDocument/2006/math" xmlns:v="urn:schemas-microsoft-com:vml" xmlns:wp14="http://schemas.microsoft.com/office/word/2010/wordprocessingDrawing" xmlns:wp="http://schemas.openxmlformats.org/drawingml/2006/wordprocessingDrawing" xmlns:w10="urn:schemas-microsoft-com:office:word" xmlns:w="http://schemas.openxmlformats.org/wordprocessingml/2006/main" xmlns:w14="http://schemas.microsoft.com/office/word/2010/wordml" xmlns:w15="http://schemas.microsoft.com/office/word/2012/wordml" xmlns:w16cex="http://schemas.microsoft.com/office/word/2018/wordml/cex" xmlns:w16cid="http://schemas.microsoft.com/office/word/2016/wordml/cid" xmlns:w16="http://schemas.microsoft.com/office/word/2018/wordml" xmlns:w16du="http://schemas.microsoft.com/office/word/2023/wordml/word16du" xmlns:w16sdtdh="http://schemas.microsoft.com/office/word/2020/wordml/sdtdatahash" xmlns:w16sdtfl="http://schemas.microsoft.com/office/word/2024/wordml/sdtformatlock" xmlns:w16se="http://schemas.microsoft.com/office/word/2015/wordml/symex" xmlns:wpg="http://schemas.microsoft.com/office/word/2010/wordprocessingGroup" xmlns:wpi="http://schemas.microsoft.com/office/word/2010/wordprocessingInk" xmlns:wne="http://schemas.microsoft.com/office/word/2006/wordml" xmlns:wps="http://schemas.microsoft.com/office/word/2010/wordprocessingShape" mc:Ignorable="w14 w15 w16se w16cid w16 w16cex w16sdtdh w16sdtfl w16du wp14">
   <w:footnote w:type="separator" w:id="-1">
     <w:p>
       <w:r>
@@ -8063,7 +8062,7 @@
 </file>
 
 <file path=word/header1.xml><?xml version="1.0" encoding="utf-8"?>
-<w:hdr xmlns:wpc="http://schemas.microsoft.com/office/word/2010/wordprocessingCanvas" xmlns:cx="http://schemas.microsoft.com/office/drawing/2014/chartex" xmlns:cx1="http://schemas.microsoft.com/office/drawing/2015/9/8/chartex" xmlns:cx2="http://schemas.microsoft.com/office/drawing/2015/10/21/chartex" xmlns:cx3="http://schemas.microsoft.com/office/drawing/2016/5/9/chartex" xmlns:cx4="http://schemas.microsoft.com/office/drawing/2016/5/10/chartex" xmlns:cx5="http://schemas.microsoft.com/office/drawing/2016/5/11/chartex" xmlns:cx6="http://schemas.microsoft.com/office/drawing/2016/5/12/chartex" xmlns:cx7="http://schemas.microsoft.com/office/drawing/2016/5/13/chartex" xmlns:cx8="http://schemas.microsoft.com/office/drawing/2016/5/14/chartex" xmlns:mc="http://schemas.openxmlformats.org/markup-compatibility/2006" xmlns:aink="http://schemas.microsoft.com/office/drawing/2016/ink" xmlns:am3d="http://schemas.microsoft.com/office/drawing/2017/model3d" xmlns:o="urn:schemas-microsoft-com:office:office" xmlns:r="http://schemas.openxmlformats.org/officeDocument/2006/relationships" xmlns:m="http://schemas.openxmlformats.org/officeDocument/2006/math" xmlns:v="urn:schemas-microsoft-com:vml" xmlns:wp14="http://schemas.microsoft.com/office/word/2010/wordprocessingDrawing" xmlns:wp="http://schemas.openxmlformats.org/drawingml/2006/wordprocessingDrawing" xmlns:w10="urn:schemas-microsoft-com:office:word" xmlns:w="http://schemas.openxmlformats.org/wordprocessingml/2006/main" xmlns:w14="http://schemas.microsoft.com/office/word/2010/wordml" xmlns:w15="http://schemas.microsoft.com/office/word/2012/wordml" xmlns:w16cex="http://schemas.microsoft.com/office/word/2018/wordml/cex" xmlns:w16cid="http://schemas.microsoft.com/office/word/2016/wordml/cid" xmlns:w16="http://schemas.microsoft.com/office/word/2018/wordml" xmlns:w16se="http://schemas.microsoft.com/office/word/2015/wordml/symex" xmlns:wpg="http://schemas.microsoft.com/office/word/2010/wordprocessingGroup" xmlns:wpi="http://schemas.microsoft.com/office/word/2010/wordprocessingInk" xmlns:wne="http://schemas.microsoft.com/office/word/2006/wordml" xmlns:wps="http://schemas.microsoft.com/office/word/2010/wordprocessingShape" mc:Ignorable="w14 w15 w16se w16cid w16 w16cex wp14">
+<w:hdr xmlns:wpc="http://schemas.microsoft.com/office/word/2010/wordprocessingCanvas" xmlns:cx="http://schemas.microsoft.com/office/drawing/2014/chartex" xmlns:cx1="http://schemas.microsoft.com/office/drawing/2015/9/8/chartex" xmlns:cx2="http://schemas.microsoft.com/office/drawing/2015/10/21/chartex" xmlns:cx3="http://schemas.microsoft.com/office/drawing/2016/5/9/chartex" xmlns:cx4="http://schemas.microsoft.com/office/drawing/2016/5/10/chartex" xmlns:cx5="http://schemas.microsoft.com/office/drawing/2016/5/11/chartex" xmlns:cx6="http://schemas.microsoft.com/office/drawing/2016/5/12/chartex" xmlns:cx7="http://schemas.microsoft.com/office/drawing/2016/5/13/chartex" xmlns:cx8="http://schemas.microsoft.com/office/drawing/2016/5/14/chartex" xmlns:mc="http://schemas.openxmlformats.org/markup-compatibility/2006" xmlns:aink="http://schemas.microsoft.com/office/drawing/2016/ink" xmlns:am3d="http://schemas.microsoft.com/office/drawing/2017/model3d" xmlns:o="urn:schemas-microsoft-com:office:office" xmlns:oel="http://schemas.microsoft.com/office/2019/extlst" xmlns:r="http://schemas.openxmlformats.org/officeDocument/2006/relationships" xmlns:m="http://schemas.openxmlformats.org/officeDocument/2006/math" xmlns:v="urn:schemas-microsoft-com:vml" xmlns:wp14="http://schemas.microsoft.com/office/word/2010/wordprocessingDrawing" xmlns:wp="http://schemas.openxmlformats.org/drawingml/2006/wordprocessingDrawing" xmlns:w10="urn:schemas-microsoft-com:office:word" xmlns:w="http://schemas.openxmlformats.org/wordprocessingml/2006/main" xmlns:w14="http://schemas.microsoft.com/office/word/2010/wordml" xmlns:w15="http://schemas.microsoft.com/office/word/2012/wordml" xmlns:w16cex="http://schemas.microsoft.com/office/word/2018/wordml/cex" xmlns:w16cid="http://schemas.microsoft.com/office/word/2016/wordml/cid" xmlns:w16="http://schemas.microsoft.com/office/word/2018/wordml" xmlns:w16du="http://schemas.microsoft.com/office/word/2023/wordml/word16du" xmlns:w16sdtdh="http://schemas.microsoft.com/office/word/2020/wordml/sdtdatahash" xmlns:w16sdtfl="http://schemas.microsoft.com/office/word/2024/wordml/sdtformatlock" xmlns:w16se="http://schemas.microsoft.com/office/word/2015/wordml/symex" xmlns:wpg="http://schemas.microsoft.com/office/word/2010/wordprocessingGroup" xmlns:wpi="http://schemas.microsoft.com/office/word/2010/wordprocessingInk" xmlns:wne="http://schemas.microsoft.com/office/word/2006/wordml" xmlns:wps="http://schemas.microsoft.com/office/word/2010/wordprocessingShape" mc:Ignorable="w14 w15 w16se w16cid w16 w16cex w16sdtdh w16sdtfl w16du wp14">
   <w:p>
     <w:pPr>
       <w:pStyle w:val="Corpodetexto"/>
@@ -8077,7 +8076,7 @@
 </file>
 
 <file path=word/header2.xml><?xml version="1.0" encoding="utf-8"?>
-<w:hdr xmlns:wpc="http://schemas.microsoft.com/office/word/2010/wordprocessingCanvas" xmlns:cx="http://schemas.microsoft.com/office/drawing/2014/chartex" xmlns:cx1="http://schemas.microsoft.com/office/drawing/2015/9/8/chartex" xmlns:cx2="http://schemas.microsoft.com/office/drawing/2015/10/21/chartex" xmlns:cx3="http://schemas.microsoft.com/office/drawing/2016/5/9/chartex" xmlns:cx4="http://schemas.microsoft.com/office/drawing/2016/5/10/chartex" xmlns:cx5="http://schemas.microsoft.com/office/drawing/2016/5/11/chartex" xmlns:cx6="http://schemas.microsoft.com/office/drawing/2016/5/12/chartex" xmlns:cx7="http://schemas.microsoft.com/office/drawing/2016/5/13/chartex" xmlns:cx8="http://schemas.microsoft.com/office/drawing/2016/5/14/chartex" xmlns:mc="http://schemas.openxmlformats.org/markup-compatibility/2006" xmlns:aink="http://schemas.microsoft.com/office/drawing/2016/ink" xmlns:am3d="http://schemas.microsoft.com/office/drawing/2017/model3d" xmlns:o="urn:schemas-microsoft-com:office:office" xmlns:r="http://schemas.openxmlformats.org/officeDocument/2006/relationships" xmlns:m="http://schemas.openxmlformats.org/officeDocument/2006/math" xmlns:v="urn:schemas-microsoft-com:vml" xmlns:wp14="http://schemas.microsoft.com/office/word/2010/wordprocessingDrawing" xmlns:wp="http://schemas.openxmlformats.org/drawingml/2006/wordprocessingDrawing" xmlns:w10="urn:schemas-microsoft-com:office:word" xmlns:w="http://schemas.openxmlformats.org/wordprocessingml/2006/main" xmlns:w14="http://schemas.microsoft.com/office/word/2010/wordml" xmlns:w15="http://schemas.microsoft.com/office/word/2012/wordml" xmlns:w16cex="http://schemas.microsoft.com/office/word/2018/wordml/cex" xmlns:w16cid="http://schemas.microsoft.com/office/word/2016/wordml/cid" xmlns:w16="http://schemas.microsoft.com/office/word/2018/wordml" xmlns:w16se="http://schemas.microsoft.com/office/word/2015/wordml/symex" xmlns:wpg="http://schemas.microsoft.com/office/word/2010/wordprocessingGroup" xmlns:wpi="http://schemas.microsoft.com/office/word/2010/wordprocessingInk" xmlns:wne="http://schemas.microsoft.com/office/word/2006/wordml" xmlns:wps="http://schemas.microsoft.com/office/word/2010/wordprocessingShape" mc:Ignorable="w14 w15 w16se w16cid w16 w16cex wp14">
+<w:hdr xmlns:wpc="http://schemas.microsoft.com/office/word/2010/wordprocessingCanvas" xmlns:cx="http://schemas.microsoft.com/office/drawing/2014/chartex" xmlns:cx1="http://schemas.microsoft.com/office/drawing/2015/9/8/chartex" xmlns:cx2="http://schemas.microsoft.com/office/drawing/2015/10/21/chartex" xmlns:cx3="http://schemas.microsoft.com/office/drawing/2016/5/9/chartex" xmlns:cx4="http://schemas.microsoft.com/office/drawing/2016/5/10/chartex" xmlns:cx5="http://schemas.microsoft.com/office/drawing/2016/5/11/chartex" xmlns:cx6="http://schemas.microsoft.com/office/drawing/2016/5/12/chartex" xmlns:cx7="http://schemas.microsoft.com/office/drawing/2016/5/13/chartex" xmlns:cx8="http://schemas.microsoft.com/office/drawing/2016/5/14/chartex" xmlns:mc="http://schemas.openxmlformats.org/markup-compatibility/2006" xmlns:aink="http://schemas.microsoft.com/office/drawing/2016/ink" xmlns:am3d="http://schemas.microsoft.com/office/drawing/2017/model3d" xmlns:o="urn:schemas-microsoft-com:office:office" xmlns:oel="http://schemas.microsoft.com/office/2019/extlst" xmlns:r="http://schemas.openxmlformats.org/officeDocument/2006/relationships" xmlns:m="http://schemas.openxmlformats.org/officeDocument/2006/math" xmlns:v="urn:schemas-microsoft-com:vml" xmlns:wp14="http://schemas.microsoft.com/office/word/2010/wordprocessingDrawing" xmlns:wp="http://schemas.openxmlformats.org/drawingml/2006/wordprocessingDrawing" xmlns:w10="urn:schemas-microsoft-com:office:word" xmlns:w="http://schemas.openxmlformats.org/wordprocessingml/2006/main" xmlns:w14="http://schemas.microsoft.com/office/word/2010/wordml" xmlns:w15="http://schemas.microsoft.com/office/word/2012/wordml" xmlns:w16cex="http://schemas.microsoft.com/office/word/2018/wordml/cex" xmlns:w16cid="http://schemas.microsoft.com/office/word/2016/wordml/cid" xmlns:w16="http://schemas.microsoft.com/office/word/2018/wordml" xmlns:w16du="http://schemas.microsoft.com/office/word/2023/wordml/word16du" xmlns:w16sdtdh="http://schemas.microsoft.com/office/word/2020/wordml/sdtdatahash" xmlns:w16sdtfl="http://schemas.microsoft.com/office/word/2024/wordml/sdtformatlock" xmlns:w16se="http://schemas.microsoft.com/office/word/2015/wordml/symex" xmlns:wpg="http://schemas.microsoft.com/office/word/2010/wordprocessingGroup" xmlns:wpi="http://schemas.microsoft.com/office/word/2010/wordprocessingInk" xmlns:wne="http://schemas.microsoft.com/office/word/2006/wordml" xmlns:wps="http://schemas.microsoft.com/office/word/2010/wordprocessingShape" mc:Ignorable="w14 w15 w16se w16cid w16 w16cex w16sdtdh w16sdtfl w16du wp14">
   <w:p>
     <w:pPr>
       <w:pStyle w:val="Cabealho"/>
@@ -8151,7 +8150,7 @@
 </file>
 
 <file path=word/header3.xml><?xml version="1.0" encoding="utf-8"?>
-<w:hdr xmlns:wpc="http://schemas.microsoft.com/office/word/2010/wordprocessingCanvas" xmlns:cx="http://schemas.microsoft.com/office/drawing/2014/chartex" xmlns:cx1="http://schemas.microsoft.com/office/drawing/2015/9/8/chartex" xmlns:cx2="http://schemas.microsoft.com/office/drawing/2015/10/21/chartex" xmlns:cx3="http://schemas.microsoft.com/office/drawing/2016/5/9/chartex" xmlns:cx4="http://schemas.microsoft.com/office/drawing/2016/5/10/chartex" xmlns:cx5="http://schemas.microsoft.com/office/drawing/2016/5/11/chartex" xmlns:cx6="http://schemas.microsoft.com/office/drawing/2016/5/12/chartex" xmlns:cx7="http://schemas.microsoft.com/office/drawing/2016/5/13/chartex" xmlns:cx8="http://schemas.microsoft.com/office/drawing/2016/5/14/chartex" xmlns:mc="http://schemas.openxmlformats.org/markup-compatibility/2006" xmlns:aink="http://schemas.microsoft.com/office/drawing/2016/ink" xmlns:am3d="http://schemas.microsoft.com/office/drawing/2017/model3d" xmlns:o="urn:schemas-microsoft-com:office:office" xmlns:r="http://schemas.openxmlformats.org/officeDocument/2006/relationships" xmlns:m="http://schemas.openxmlformats.org/officeDocument/2006/math" xmlns:v="urn:schemas-microsoft-com:vml" xmlns:wp14="http://schemas.microsoft.com/office/word/2010/wordprocessingDrawing" xmlns:wp="http://schemas.openxmlformats.org/drawingml/2006/wordprocessingDrawing" xmlns:w10="urn:schemas-microsoft-com:office:word" xmlns:w="http://schemas.openxmlformats.org/wordprocessingml/2006/main" xmlns:w14="http://schemas.microsoft.com/office/word/2010/wordml" xmlns:w15="http://schemas.microsoft.com/office/word/2012/wordml" xmlns:w16cex="http://schemas.microsoft.com/office/word/2018/wordml/cex" xmlns:w16cid="http://schemas.microsoft.com/office/word/2016/wordml/cid" xmlns:w16="http://schemas.microsoft.com/office/word/2018/wordml" xmlns:w16se="http://schemas.microsoft.com/office/word/2015/wordml/symex" xmlns:wpg="http://schemas.microsoft.com/office/word/2010/wordprocessingGroup" xmlns:wpi="http://schemas.microsoft.com/office/word/2010/wordprocessingInk" xmlns:wne="http://schemas.microsoft.com/office/word/2006/wordml" xmlns:wps="http://schemas.microsoft.com/office/word/2010/wordprocessingShape" mc:Ignorable="w14 w15 w16se w16cid w16 w16cex wp14">
+<w:hdr xmlns:wpc="http://schemas.microsoft.com/office/word/2010/wordprocessingCanvas" xmlns:cx="http://schemas.microsoft.com/office/drawing/2014/chartex" xmlns:cx1="http://schemas.microsoft.com/office/drawing/2015/9/8/chartex" xmlns:cx2="http://schemas.microsoft.com/office/drawing/2015/10/21/chartex" xmlns:cx3="http://schemas.microsoft.com/office/drawing/2016/5/9/chartex" xmlns:cx4="http://schemas.microsoft.com/office/drawing/2016/5/10/chartex" xmlns:cx5="http://schemas.microsoft.com/office/drawing/2016/5/11/chartex" xmlns:cx6="http://schemas.microsoft.com/office/drawing/2016/5/12/chartex" xmlns:cx7="http://schemas.microsoft.com/office/drawing/2016/5/13/chartex" xmlns:cx8="http://schemas.microsoft.com/office/drawing/2016/5/14/chartex" xmlns:mc="http://schemas.openxmlformats.org/markup-compatibility/2006" xmlns:aink="http://schemas.microsoft.com/office/drawing/2016/ink" xmlns:am3d="http://schemas.microsoft.com/office/drawing/2017/model3d" xmlns:o="urn:schemas-microsoft-com:office:office" xmlns:oel="http://schemas.microsoft.com/office/2019/extlst" xmlns:r="http://schemas.openxmlformats.org/officeDocument/2006/relationships" xmlns:m="http://schemas.openxmlformats.org/officeDocument/2006/math" xmlns:v="urn:schemas-microsoft-com:vml" xmlns:wp14="http://schemas.microsoft.com/office/word/2010/wordprocessingDrawing" xmlns:wp="http://schemas.openxmlformats.org/drawingml/2006/wordprocessingDrawing" xmlns:w10="urn:schemas-microsoft-com:office:word" xmlns:w="http://schemas.openxmlformats.org/wordprocessingml/2006/main" xmlns:w14="http://schemas.microsoft.com/office/word/2010/wordml" xmlns:w15="http://schemas.microsoft.com/office/word/2012/wordml" xmlns:w16cex="http://schemas.microsoft.com/office/word/2018/wordml/cex" xmlns:w16cid="http://schemas.microsoft.com/office/word/2016/wordml/cid" xmlns:w16="http://schemas.microsoft.com/office/word/2018/wordml" xmlns:w16du="http://schemas.microsoft.com/office/word/2023/wordml/word16du" xmlns:w16sdtdh="http://schemas.microsoft.com/office/word/2020/wordml/sdtdatahash" xmlns:w16sdtfl="http://schemas.microsoft.com/office/word/2024/wordml/sdtformatlock" xmlns:w16se="http://schemas.microsoft.com/office/word/2015/wordml/symex" xmlns:wpg="http://schemas.microsoft.com/office/word/2010/wordprocessingGroup" xmlns:wpi="http://schemas.microsoft.com/office/word/2010/wordprocessingInk" xmlns:wne="http://schemas.microsoft.com/office/word/2006/wordml" xmlns:wps="http://schemas.microsoft.com/office/word/2010/wordprocessingShape" mc:Ignorable="w14 w15 w16se w16cid w16 w16cex w16sdtdh w16sdtfl w16du wp14">
   <w:p>
     <w:pPr>
       <w:pStyle w:val="Cabealho"/>
@@ -8227,7 +8226,7 @@
 </file>
 
 <file path=word/numbering.xml><?xml version="1.0" encoding="utf-8"?>
-<w:numbering xmlns:wpc="http://schemas.microsoft.com/office/word/2010/wordprocessingCanvas" xmlns:cx="http://schemas.microsoft.com/office/drawing/2014/chartex" xmlns:cx1="http://schemas.microsoft.com/office/drawing/2015/9/8/chartex" xmlns:cx2="http://schemas.microsoft.com/office/drawing/2015/10/21/chartex" xmlns:cx3="http://schemas.microsoft.com/office/drawing/2016/5/9/chartex" xmlns:cx4="http://schemas.microsoft.com/office/drawing/2016/5/10/chartex" xmlns:cx5="http://schemas.microsoft.com/office/drawing/2016/5/11/chartex" xmlns:cx6="http://schemas.microsoft.com/office/drawing/2016/5/12/chartex" xmlns:cx7="http://schemas.microsoft.com/office/drawing/2016/5/13/chartex" xmlns:cx8="http://schemas.microsoft.com/office/drawing/2016/5/14/chartex" xmlns:mc="http://schemas.openxmlformats.org/markup-compatibility/2006" xmlns:aink="http://schemas.microsoft.com/office/drawing/2016/ink" xmlns:am3d="http://schemas.microsoft.com/office/drawing/2017/model3d" xmlns:o="urn:schemas-microsoft-com:office:office" xmlns:r="http://schemas.openxmlformats.org/officeDocument/2006/relationships" xmlns:m="http://schemas.openxmlformats.org/officeDocument/2006/math" xmlns:v="urn:schemas-microsoft-com:vml" xmlns:wp14="http://schemas.microsoft.com/office/word/2010/wordprocessingDrawing" xmlns:wp="http://schemas.openxmlformats.org/drawingml/2006/wordprocessingDrawing" xmlns:w10="urn:schemas-microsoft-com:office:word" xmlns:w="http://schemas.openxmlformats.org/wordprocessingml/2006/main" xmlns:w14="http://schemas.microsoft.com/office/word/2010/wordml" xmlns:w15="http://schemas.microsoft.com/office/word/2012/wordml" xmlns:w16cex="http://schemas.microsoft.com/office/word/2018/wordml/cex" xmlns:w16cid="http://schemas.microsoft.com/office/word/2016/wordml/cid" xmlns:w16="http://schemas.microsoft.com/office/word/2018/wordml" xmlns:w16se="http://schemas.microsoft.com/office/word/2015/wordml/symex" xmlns:wpg="http://schemas.microsoft.com/office/word/2010/wordprocessingGroup" xmlns:wpi="http://schemas.microsoft.com/office/word/2010/wordprocessingInk" xmlns:wne="http://schemas.microsoft.com/office/word/2006/wordml" xmlns:wps="http://schemas.microsoft.com/office/word/2010/wordprocessingShape" mc:Ignorable="w14 w15 w16se w16cid w16 w16cex wp14">
+<w:numbering xmlns:wpc="http://schemas.microsoft.com/office/word/2010/wordprocessingCanvas" xmlns:cx="http://schemas.microsoft.com/office/drawing/2014/chartex" xmlns:cx1="http://schemas.microsoft.com/office/drawing/2015/9/8/chartex" xmlns:cx2="http://schemas.microsoft.com/office/drawing/2015/10/21/chartex" xmlns:cx3="http://schemas.microsoft.com/office/drawing/2016/5/9/chartex" xmlns:cx4="http://schemas.microsoft.com/office/drawing/2016/5/10/chartex" xmlns:cx5="http://schemas.microsoft.com/office/drawing/2016/5/11/chartex" xmlns:cx6="http://schemas.microsoft.com/office/drawing/2016/5/12/chartex" xmlns:cx7="http://schemas.microsoft.com/office/drawing/2016/5/13/chartex" xmlns:cx8="http://schemas.microsoft.com/office/drawing/2016/5/14/chartex" xmlns:mc="http://schemas.openxmlformats.org/markup-compatibility/2006" xmlns:aink="http://schemas.microsoft.com/office/drawing/2016/ink" xmlns:am3d="http://schemas.microsoft.com/office/drawing/2017/model3d" xmlns:o="urn:schemas-microsoft-com:office:office" xmlns:oel="http://schemas.microsoft.com/office/2019/extlst" xmlns:r="http://schemas.openxmlformats.org/officeDocument/2006/relationships" xmlns:m="http://schemas.openxmlformats.org/officeDocument/2006/math" xmlns:v="urn:schemas-microsoft-com:vml" xmlns:wp14="http://schemas.microsoft.com/office/word/2010/wordprocessingDrawing" xmlns:wp="http://schemas.openxmlformats.org/drawingml/2006/wordprocessingDrawing" xmlns:w10="urn:schemas-microsoft-com:office:word" xmlns:w="http://schemas.openxmlformats.org/wordprocessingml/2006/main" xmlns:w14="http://schemas.microsoft.com/office/word/2010/wordml" xmlns:w15="http://schemas.microsoft.com/office/word/2012/wordml" xmlns:w16cex="http://schemas.microsoft.com/office/word/2018/wordml/cex" xmlns:w16cid="http://schemas.microsoft.com/office/word/2016/wordml/cid" xmlns:w16="http://schemas.microsoft.com/office/word/2018/wordml" xmlns:w16du="http://schemas.microsoft.com/office/word/2023/wordml/word16du" xmlns:w16sdtdh="http://schemas.microsoft.com/office/word/2020/wordml/sdtdatahash" xmlns:w16sdtfl="http://schemas.microsoft.com/office/word/2024/wordml/sdtformatlock" xmlns:w16se="http://schemas.microsoft.com/office/word/2015/wordml/symex" xmlns:wpg="http://schemas.microsoft.com/office/word/2010/wordprocessingGroup" xmlns:wpi="http://schemas.microsoft.com/office/word/2010/wordprocessingInk" xmlns:wne="http://schemas.microsoft.com/office/word/2006/wordml" xmlns:wps="http://schemas.microsoft.com/office/word/2010/wordprocessingShape" mc:Ignorable="w14 w15 w16se w16cid w16 w16cex w16sdtdh w16sdtfl w16du wp14">
   <w:abstractNum w:abstractNumId="0" w15:restartNumberingAfterBreak="0">
     <w:nsid w:val="0AEA7643"/>
     <w:multiLevelType w:val="hybridMultilevel"/>
@@ -10361,64 +10360,64 @@
       </w:rPr>
     </w:lvl>
   </w:abstractNum>
-  <w:num w:numId="1">
+  <w:num w:numId="1" w16cid:durableId="456074116">
     <w:abstractNumId w:val="13"/>
   </w:num>
-  <w:num w:numId="2">
+  <w:num w:numId="2" w16cid:durableId="349963032">
     <w:abstractNumId w:val="6"/>
   </w:num>
-  <w:num w:numId="3">
+  <w:num w:numId="3" w16cid:durableId="1443570080">
     <w:abstractNumId w:val="0"/>
   </w:num>
-  <w:num w:numId="4">
+  <w:num w:numId="4" w16cid:durableId="440228170">
     <w:abstractNumId w:val="16"/>
   </w:num>
-  <w:num w:numId="5">
+  <w:num w:numId="5" w16cid:durableId="1042824782">
     <w:abstractNumId w:val="11"/>
   </w:num>
-  <w:num w:numId="6">
+  <w:num w:numId="6" w16cid:durableId="521742947">
     <w:abstractNumId w:val="10"/>
   </w:num>
-  <w:num w:numId="7">
+  <w:num w:numId="7" w16cid:durableId="732433436">
     <w:abstractNumId w:val="7"/>
   </w:num>
-  <w:num w:numId="8">
+  <w:num w:numId="8" w16cid:durableId="2043749573">
     <w:abstractNumId w:val="18"/>
   </w:num>
-  <w:num w:numId="9">
+  <w:num w:numId="9" w16cid:durableId="1017387378">
     <w:abstractNumId w:val="15"/>
   </w:num>
-  <w:num w:numId="10">
+  <w:num w:numId="10" w16cid:durableId="1305306804">
     <w:abstractNumId w:val="4"/>
   </w:num>
-  <w:num w:numId="11">
+  <w:num w:numId="11" w16cid:durableId="1504659093">
     <w:abstractNumId w:val="3"/>
   </w:num>
-  <w:num w:numId="12">
+  <w:num w:numId="12" w16cid:durableId="94642531">
     <w:abstractNumId w:val="12"/>
   </w:num>
-  <w:num w:numId="13">
+  <w:num w:numId="13" w16cid:durableId="411780608">
     <w:abstractNumId w:val="1"/>
   </w:num>
-  <w:num w:numId="14">
+  <w:num w:numId="14" w16cid:durableId="1045060876">
     <w:abstractNumId w:val="2"/>
   </w:num>
-  <w:num w:numId="15">
+  <w:num w:numId="15" w16cid:durableId="1321812788">
     <w:abstractNumId w:val="9"/>
   </w:num>
-  <w:num w:numId="16">
+  <w:num w:numId="16" w16cid:durableId="2041122562">
     <w:abstractNumId w:val="17"/>
   </w:num>
-  <w:num w:numId="17">
+  <w:num w:numId="17" w16cid:durableId="617415638">
     <w:abstractNumId w:val="5"/>
   </w:num>
-  <w:num w:numId="18">
+  <w:num w:numId="18" w16cid:durableId="876701206">
     <w:abstractNumId w:val="8"/>
   </w:num>
-  <w:num w:numId="19">
+  <w:num w:numId="19" w16cid:durableId="1174566625">
     <w:abstractNumId w:val="14"/>
   </w:num>
-  <w:num w:numId="20">
+  <w:num w:numId="20" w16cid:durableId="543980892">
     <w:abstractNumId w:val="19"/>
   </w:num>
   <w:numIdMacAtCleanup w:val="6"/>
@@ -10426,7 +10425,7 @@
 </file>
 
 <file path=word/styles.xml><?xml version="1.0" encoding="utf-8"?>
-<w:styles xmlns:mc="http://schemas.openxmlformats.org/markup-compatibility/2006" xmlns:r="http://schemas.openxmlformats.org/officeDocument/2006/relationships" xmlns:w="http://schemas.openxmlformats.org/wordprocessingml/2006/main" xmlns:w14="http://schemas.microsoft.com/office/word/2010/wordml" xmlns:w15="http://schemas.microsoft.com/office/word/2012/wordml" xmlns:w16cex="http://schemas.microsoft.com/office/word/2018/wordml/cex" xmlns:w16cid="http://schemas.microsoft.com/office/word/2016/wordml/cid" xmlns:w16="http://schemas.microsoft.com/office/word/2018/wordml" xmlns:w16se="http://schemas.microsoft.com/office/word/2015/wordml/symex" mc:Ignorable="w14 w15 w16se w16cid w16 w16cex">
+<w:styles xmlns:mc="http://schemas.openxmlformats.org/markup-compatibility/2006" xmlns:r="http://schemas.openxmlformats.org/officeDocument/2006/relationships" xmlns:w="http://schemas.openxmlformats.org/wordprocessingml/2006/main" xmlns:w14="http://schemas.microsoft.com/office/word/2010/wordml" xmlns:w15="http://schemas.microsoft.com/office/word/2012/wordml" xmlns:w16cex="http://schemas.microsoft.com/office/word/2018/wordml/cex" xmlns:w16cid="http://schemas.microsoft.com/office/word/2016/wordml/cid" xmlns:w16="http://schemas.microsoft.com/office/word/2018/wordml" xmlns:w16du="http://schemas.microsoft.com/office/word/2023/wordml/word16du" xmlns:w16sdtdh="http://schemas.microsoft.com/office/word/2020/wordml/sdtdatahash" xmlns:w16sdtfl="http://schemas.microsoft.com/office/word/2024/wordml/sdtformatlock" xmlns:w16se="http://schemas.microsoft.com/office/word/2015/wordml/symex" mc:Ignorable="w14 w15 w16se w16cid w16 w16cex w16sdtdh w16sdtfl w16du">
   <w:docDefaults>
     <w:rPrDefault>
       <w:rPr>
@@ -10920,7 +10919,6 @@
   <w:style w:type="character" w:default="1" w:styleId="Fontepargpadro">
     <w:name w:val="Default Paragraph Font"/>
     <w:uiPriority w:val="1"/>
-    <w:semiHidden/>
     <w:unhideWhenUsed/>
   </w:style>
   <w:style w:type="table" w:default="1" w:styleId="Tabelanormal">

--- a/assets/templates/bpc_template_unificado.docx
+++ b/assets/templates/bpc_template_unificado.docx
@@ -9,6 +9,9 @@
           <w:szCs w:val="26"/>
         </w:rPr>
       </w:pPr>
+      <w:bookmarkStart w:id="0" w:name="_Hlk241658702"/>
+      <w:bookmarkStart w:id="1" w:name="_Hlk241658715"/>
+      <w:bookmarkStart w:id="2" w:name="_Hlk241659182"/>
       <w:r>
         <w:rPr>
           <w:b/>
@@ -34,7 +37,21 @@
           <w:b/>
           <w:bCs/>
         </w:rPr>
-        <w:t>{ subsecao_judiciaria }}</w:t>
+        <w:t>{ subsecao_judiciaria</w:t>
+      </w:r>
+      <w:r>
+        <w:rPr>
+          <w:b/>
+          <w:bCs/>
+        </w:rPr>
+        <w:t>|upper</w:t>
+      </w:r>
+      <w:r>
+        <w:rPr>
+          <w:b/>
+          <w:bCs/>
+        </w:rPr>
+        <w:t xml:space="preserve"> }}</w:t>
       </w:r>
     </w:p>
     <w:p>
@@ -96,6 +113,14 @@
     <w:p>
       <w:pPr>
         <w:rPr>
+          <w:sz w:val="26"/>
+          <w:szCs w:val="26"/>
+        </w:rPr>
+      </w:pPr>
+    </w:p>
+    <w:p>
+      <w:pPr>
+        <w:rPr>
           <w:sz w:val="27"/>
           <w:szCs w:val="27"/>
         </w:rPr>
@@ -125,7 +150,23 @@
           <w:sz w:val="24"/>
           <w:szCs w:val="24"/>
         </w:rPr>
-        <w:t>, {{ nacionalidade_cliente }}, {{ estado_civil_cliente }}, inscrito(a) no CPF sob o nº {{ cpf_cliente }} e RG n° {{ rg_cliente }}, residente e domiciliado(a) na {{endereco_completo }}</w:t>
+        <w:t xml:space="preserve">, {{ nacionalidade_cliente }}, {{ estado_civil_cliente }}, inscrito(a) no CPF sob o nº {{ cpf_cliente }} e RG n° {{ rg_cliente }}, residente e domiciliado(a) na {{endereco_completo }}{% if tem_representante %} neste ato representado(a) por </w:t>
+      </w:r>
+      <w:r>
+        <w:rPr>
+          <w:b/>
+          <w:bCs/>
+          <w:sz w:val="24"/>
+          <w:szCs w:val="24"/>
+        </w:rPr>
+        <w:t>{{ nome_representante }}</w:t>
+      </w:r>
+      <w:r>
+        <w:rPr>
+          <w:sz w:val="24"/>
+          <w:szCs w:val="24"/>
+        </w:rPr>
+        <w:t>, {{ nacionalidade_representante }}, {{ estado_civil_representante }}, inscrito(a) no CPF sob o nº {{ cpf_representante }} e RG n° {{ rg_representante }}{% endif %}</w:t>
       </w:r>
       <w:r>
         <w:rPr>
@@ -183,6 +224,18 @@
         </w:rPr>
         <w:t xml:space="preserve"> (procuração anexa), propor: </w:t>
       </w:r>
+    </w:p>
+    <w:bookmarkEnd w:id="0"/>
+    <w:p>
+      <w:pPr>
+        <w:spacing w:line="360" w:lineRule="auto"/>
+        <w:ind w:left="179" w:right="178" w:firstLine="851"/>
+        <w:jc w:val="both"/>
+        <w:rPr>
+          <w:sz w:val="24"/>
+          <w:szCs w:val="24"/>
+        </w:rPr>
+      </w:pPr>
     </w:p>
     <w:p>
       <w:pPr>
@@ -363,6 +416,7 @@
           <w:szCs w:val="24"/>
         </w:rPr>
       </w:pPr>
+      <w:bookmarkStart w:id="3" w:name="_Hlk241659142"/>
       <w:r>
         <w:rPr>
           <w:sz w:val="24"/>
@@ -418,11 +472,16 @@
         <w:t xml:space="preserve"> </w:t>
       </w:r>
     </w:p>
-    <w:p>
-      <w:pPr>
-        <w:spacing w:before="139" w:line="360" w:lineRule="auto"/>
-        <w:ind w:left="179" w:right="179"/>
-        <w:jc w:val="both"/>
+    <w:bookmarkEnd w:id="1"/>
+    <w:bookmarkEnd w:id="3"/>
+    <w:p>
+      <w:pPr>
+        <w:spacing w:line="360" w:lineRule="auto"/>
+        <w:ind w:left="187" w:right="181" w:firstLine="533"/>
+        <w:rPr>
+          <w:sz w:val="24"/>
+          <w:szCs w:val="24"/>
+        </w:rPr>
       </w:pPr>
       <w:r>
         <w:rPr>
@@ -432,13 +491,13 @@
         <mc:AlternateContent>
           <mc:Choice Requires="wps">
             <w:drawing>
-              <wp:anchor distT="0" distB="0" distL="114300" distR="114300" simplePos="0" relativeHeight="251704320" behindDoc="0" locked="0" layoutInCell="1" allowOverlap="1" wp14:anchorId="489C4FDE" wp14:editId="0A523096">
+              <wp:anchor distT="0" distB="0" distL="114300" distR="114300" simplePos="0" relativeHeight="251704320" behindDoc="0" locked="0" layoutInCell="1" allowOverlap="1" wp14:anchorId="489C4FDE" wp14:editId="45152CA4">
                 <wp:simplePos x="0" y="0"/>
                 <wp:positionH relativeFrom="margin">
                   <wp:align>left</wp:align>
                 </wp:positionH>
                 <wp:positionV relativeFrom="paragraph">
-                  <wp:posOffset>107647</wp:posOffset>
+                  <wp:posOffset>225425</wp:posOffset>
                 </wp:positionV>
                 <wp:extent cx="4312920" cy="389255"/>
                 <wp:effectExtent l="0" t="0" r="0" b="0"/>
@@ -512,7 +571,7 @@
           </mc:Choice>
           <mc:Fallback>
             <w:pict>
-              <v:roundrect w14:anchorId="489C4FDE" id="Retângulo: Cantos Arredondados 6" o:spid="_x0000_s1027" style="position:absolute;left:0;text-align:left;margin-left:0;margin-top:8.5pt;width:339.6pt;height:30.65pt;z-index:251704320;visibility:visible;mso-wrap-style:square;mso-width-percent:0;mso-height-percent:0;mso-wrap-distance-left:9pt;mso-wrap-distance-top:0;mso-wrap-distance-right:9pt;mso-wrap-distance-bottom:0;mso-position-horizontal:left;mso-position-horizontal-relative:margin;mso-position-vertical:absolute;mso-position-vertical-relative:text;mso-width-percent:0;mso-height-percent:0;mso-width-relative:margin;mso-height-relative:margin;v-text-anchor:middle" arcsize="10923f" o:gfxdata="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" fillcolor="#c0bcbe" stroked="f" strokeweight="1pt">
+              <v:roundrect w14:anchorId="489C4FDE" id="Retângulo: Cantos Arredondados 6" o:spid="_x0000_s1027" style="position:absolute;left:0;text-align:left;margin-left:0;margin-top:17.75pt;width:339.6pt;height:30.65pt;z-index:251704320;visibility:visible;mso-wrap-style:square;mso-width-percent:0;mso-height-percent:0;mso-wrap-distance-left:9pt;mso-wrap-distance-top:0;mso-wrap-distance-right:9pt;mso-wrap-distance-bottom:0;mso-position-horizontal:left;mso-position-horizontal-relative:margin;mso-position-vertical:absolute;mso-position-vertical-relative:text;mso-width-percent:0;mso-height-percent:0;mso-width-relative:margin;mso-height-relative:margin;v-text-anchor:middle" arcsize="10923f" o:gfxdata="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" fillcolor="#c0bcbe" stroked="f" strokeweight="1pt">
                 <v:stroke joinstyle="miter"/>
                 <v:textbox>
                   <w:txbxContent>
@@ -544,6 +603,13 @@
     </w:p>
     <w:p>
       <w:pPr>
+        <w:spacing w:before="139" w:line="360" w:lineRule="auto"/>
+        <w:ind w:left="179" w:right="179"/>
+        <w:jc w:val="both"/>
+      </w:pPr>
+    </w:p>
+    <w:p>
+      <w:pPr>
         <w:spacing w:line="360" w:lineRule="auto"/>
         <w:ind w:left="187" w:right="181"/>
         <w:jc w:val="both"/>
@@ -565,19 +631,43 @@
     </w:p>
     <w:p>
       <w:pPr>
-        <w:spacing w:before="90" w:line="360" w:lineRule="auto"/>
-        <w:ind w:right="183"/>
-        <w:jc w:val="both"/>
-        <w:rPr>
-          <w:sz w:val="24"/>
-          <w:szCs w:val="24"/>
-        </w:rPr>
-      </w:pPr>
-      <w:r>
-        <w:rPr>
-          <w:sz w:val="24"/>
-          <w:szCs w:val="24"/>
-        </w:rPr>
+        <w:widowControl w:val="0"/>
+        <w:autoSpaceDE w:val="0"/>
+        <w:autoSpaceDN w:val="0"/>
+        <w:rPr>
+          <w:sz w:val="24"/>
+          <w:szCs w:val="24"/>
+        </w:rPr>
+      </w:pPr>
+      <w:bookmarkStart w:id="4" w:name="_Hlk241658783"/>
+      <w:bookmarkStart w:id="5" w:name="_Hlk241658906"/>
+      <w:bookmarkStart w:id="6" w:name="_Hlk241659280"/>
+      <w:bookmarkStart w:id="7" w:name="_Hlk241659420"/>
+      <w:bookmarkEnd w:id="2"/>
+      <w:r>
+        <w:rPr>
+          <w:sz w:val="24"/>
+          <w:szCs w:val="24"/>
+        </w:rPr>
+        <w:br w:type="page"/>
+      </w:r>
+    </w:p>
+    <w:p>
+      <w:pPr>
+        <w:widowControl w:val="0"/>
+        <w:autoSpaceDE w:val="0"/>
+        <w:autoSpaceDN w:val="0"/>
+        <w:rPr>
+          <w:sz w:val="24"/>
+          <w:szCs w:val="24"/>
+        </w:rPr>
+      </w:pPr>
+      <w:r>
+        <w:rPr>
+          <w:sz w:val="24"/>
+          <w:szCs w:val="24"/>
+        </w:rPr>
+        <w:lastRenderedPageBreak/>
         <w:t>{%</w:t>
       </w:r>
       <w:r>
@@ -587,77 +677,21 @@
         </w:rPr>
         <w:t xml:space="preserve"> if tese_prioridade %}</w:t>
       </w:r>
-    </w:p>
-    <w:p>
-      <w:pPr>
-        <w:spacing w:before="90" w:line="360" w:lineRule="auto"/>
-        <w:ind w:right="183"/>
-        <w:jc w:val="both"/>
-        <w:rPr>
-          <w:sz w:val="24"/>
-          <w:szCs w:val="24"/>
-        </w:rPr>
-      </w:pPr>
-    </w:p>
-    <w:p>
-      <w:pPr>
-        <w:spacing w:before="90" w:line="360" w:lineRule="auto"/>
-        <w:ind w:right="183"/>
-        <w:jc w:val="both"/>
-        <w:rPr>
-          <w:sz w:val="24"/>
-          <w:szCs w:val="24"/>
-        </w:rPr>
-      </w:pPr>
-    </w:p>
-    <w:p>
-      <w:pPr>
-        <w:spacing w:before="90" w:line="360" w:lineRule="auto"/>
-        <w:ind w:right="183"/>
-        <w:jc w:val="both"/>
-        <w:rPr>
-          <w:sz w:val="24"/>
-          <w:szCs w:val="24"/>
-        </w:rPr>
-      </w:pPr>
-    </w:p>
-    <w:p>
-      <w:pPr>
-        <w:spacing w:before="90" w:line="360" w:lineRule="auto"/>
-        <w:ind w:right="183"/>
-        <w:jc w:val="both"/>
-        <w:rPr>
-          <w:sz w:val="24"/>
-          <w:szCs w:val="24"/>
-        </w:rPr>
-      </w:pPr>
-    </w:p>
-    <w:p>
-      <w:pPr>
-        <w:spacing w:before="90" w:line="360" w:lineRule="auto"/>
-        <w:ind w:right="183"/>
-        <w:jc w:val="both"/>
-        <w:rPr>
-          <w:sz w:val="24"/>
-          <w:szCs w:val="24"/>
-        </w:rPr>
-      </w:pPr>
       <w:r>
         <w:rPr>
           <w:rFonts w:ascii="Arial" w:hAnsi="Arial" w:cs="Arial"/>
           <w:noProof/>
         </w:rPr>
-        <w:lastRenderedPageBreak/>
         <mc:AlternateContent>
           <mc:Choice Requires="wps">
             <w:drawing>
-              <wp:anchor distT="0" distB="0" distL="114300" distR="114300" simplePos="0" relativeHeight="251709440" behindDoc="0" locked="0" layoutInCell="1" allowOverlap="1" wp14:anchorId="5FDDB3DB" wp14:editId="340E99CE">
+              <wp:anchor distT="0" distB="0" distL="114300" distR="114300" simplePos="0" relativeHeight="251709440" behindDoc="0" locked="0" layoutInCell="1" allowOverlap="1" wp14:anchorId="5FDDB3DB" wp14:editId="010DABA6">
                 <wp:simplePos x="0" y="0"/>
                 <wp:positionH relativeFrom="margin">
-                  <wp:align>left</wp:align>
+                  <wp:posOffset>-11487</wp:posOffset>
                 </wp:positionH>
                 <wp:positionV relativeFrom="paragraph">
-                  <wp:posOffset>64770</wp:posOffset>
+                  <wp:posOffset>208526</wp:posOffset>
                 </wp:positionV>
                 <wp:extent cx="4312920" cy="389255"/>
                 <wp:effectExtent l="0" t="0" r="0" b="0"/>
@@ -735,7 +769,7 @@
           </mc:Choice>
           <mc:Fallback>
             <w:pict>
-              <v:roundrect w14:anchorId="5FDDB3DB" id="Retângulo: Cantos Arredondados 1999185315" o:spid="_x0000_s1028" style="position:absolute;left:0;text-align:left;margin-left:0;margin-top:5.1pt;width:339.6pt;height:30.65pt;z-index:251709440;visibility:visible;mso-wrap-style:square;mso-width-percent:0;mso-height-percent:0;mso-wrap-distance-left:9pt;mso-wrap-distance-top:0;mso-wrap-distance-right:9pt;mso-wrap-distance-bottom:0;mso-position-horizontal:left;mso-position-horizontal-relative:margin;mso-position-vertical:absolute;mso-position-vertical-relative:text;mso-width-percent:0;mso-height-percent:0;mso-width-relative:margin;mso-height-relative:margin;v-text-anchor:middle" arcsize="10923f" o:gfxdata="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" fillcolor="#c0bcbe" stroked="f" strokeweight="1pt">
+              <v:roundrect w14:anchorId="5FDDB3DB" id="Retângulo: Cantos Arredondados 1999185315" o:spid="_x0000_s1028" style="position:absolute;left:0;text-align:left;margin-left:-.9pt;margin-top:16.4pt;width:339.6pt;height:30.65pt;z-index:251709440;visibility:visible;mso-wrap-style:square;mso-width-percent:0;mso-height-percent:0;mso-wrap-distance-left:9pt;mso-wrap-distance-top:0;mso-wrap-distance-right:9pt;mso-wrap-distance-bottom:0;mso-position-horizontal:absolute;mso-position-horizontal-relative:margin;mso-position-vertical:absolute;mso-position-vertical-relative:text;mso-width-percent:0;mso-height-percent:0;mso-width-relative:margin;mso-height-relative:margin;v-text-anchor:middle" arcsize="10923f" o:gfxdata="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" fillcolor="#c0bcbe" stroked="f" strokeweight="1pt">
                 <v:stroke joinstyle="miter"/>
                 <v:textbox>
                   <w:txbxContent>
@@ -782,6 +816,17 @@
     </w:p>
     <w:p>
       <w:pPr>
+        <w:spacing w:before="90" w:line="360" w:lineRule="auto"/>
+        <w:ind w:right="183"/>
+        <w:jc w:val="both"/>
+        <w:rPr>
+          <w:sz w:val="24"/>
+          <w:szCs w:val="24"/>
+        </w:rPr>
+      </w:pPr>
+    </w:p>
+    <w:p>
+      <w:pPr>
         <w:pStyle w:val="Recuodecorpodetexto"/>
         <w:spacing w:after="0" w:line="360" w:lineRule="auto"/>
         <w:ind w:left="0" w:firstLine="720"/>
@@ -876,7 +921,9 @@
         </w:rPr>
         <w:t>{{ citacao_lei_deficiencia }}</w:t>
       </w:r>
-    </w:p>
+      <w:bookmarkEnd w:id="4"/>
+    </w:p>
+    <w:bookmarkEnd w:id="5"/>
     <w:p>
       <w:pPr>
         <w:pStyle w:val="Recuodecorpodetexto"/>
@@ -998,7 +1045,51 @@
         </w:rPr>
         <w:t xml:space="preserve">, requer o acolhimento do respectivo pedido supra, com a devida anotação nos registros processuais, de modo a assegurar o tratamento célere e diferenciado à parte autora, como forma de garantir a efetividade do acesso à justiça e à proteção integral de seus direitos fundamentais. </w:t>
       </w:r>
-    </w:p>
+      <w:bookmarkEnd w:id="6"/>
+      <w:r>
+        <w:rPr>
+          <w:sz w:val="24"/>
+          <w:szCs w:val="24"/>
+          <w:shd w:val="clear" w:color="auto" w:fill="FFFFFF"/>
+        </w:rPr>
+        <w:t>{%</w:t>
+      </w:r>
+      <w:r>
+        <w:rPr>
+          <w:sz w:val="24"/>
+          <w:szCs w:val="24"/>
+          <w:shd w:val="clear" w:color="auto" w:fill="FFFFFF"/>
+        </w:rPr>
+        <w:t xml:space="preserve"> endif %}</w:t>
+      </w:r>
+      <w:bookmarkStart w:id="8" w:name="_Hlk241821572"/>
+      <w:bookmarkEnd w:id="7"/>
+      <w:r>
+        <w:rPr>
+          <w:sz w:val="24"/>
+          <w:szCs w:val="24"/>
+          <w:shd w:val="clear" w:color="auto" w:fill="FFFFFF"/>
+        </w:rPr>
+        <w:t>{%</w:t>
+      </w:r>
+      <w:r>
+        <w:rPr>
+          <w:sz w:val="24"/>
+          <w:szCs w:val="24"/>
+          <w:shd w:val="clear" w:color="auto" w:fill="FFFFFF"/>
+        </w:rPr>
+        <w:t xml:space="preserve"> if tese</w:t>
+      </w:r>
+      <w:r>
+        <w:rPr>
+          <w:sz w:val="24"/>
+          <w:szCs w:val="24"/>
+          <w:shd w:val="clear" w:color="auto" w:fill="FFFFFF"/>
+        </w:rPr>
+        <w:t>_coisa_julgada %}</w:t>
+      </w:r>
+    </w:p>
+    <w:bookmarkEnd w:id="8"/>
     <w:p>
       <w:pPr>
         <w:pStyle w:val="Recuodecorpodetexto"/>
@@ -1013,85 +1104,19 @@
       </w:pPr>
       <w:r>
         <w:rPr>
-          <w:sz w:val="24"/>
-          <w:szCs w:val="24"/>
-          <w:shd w:val="clear" w:color="auto" w:fill="FFFFFF"/>
-        </w:rPr>
-        <w:t>{%</w:t>
-      </w:r>
-      <w:r>
-        <w:rPr>
-          <w:sz w:val="24"/>
-          <w:szCs w:val="24"/>
-          <w:shd w:val="clear" w:color="auto" w:fill="FFFFFF"/>
-        </w:rPr>
-        <w:t xml:space="preserve"> endif %}</w:t>
-      </w:r>
-    </w:p>
-    <w:p>
-      <w:pPr>
-        <w:pStyle w:val="Recuodecorpodetexto"/>
-        <w:spacing w:after="0" w:line="360" w:lineRule="auto"/>
-        <w:ind w:left="0"/>
-        <w:jc w:val="both"/>
-        <w:rPr>
-          <w:sz w:val="24"/>
-          <w:szCs w:val="24"/>
-          <w:shd w:val="clear" w:color="auto" w:fill="FFFFFF"/>
-        </w:rPr>
-      </w:pPr>
-      <w:r>
-        <w:rPr>
-          <w:sz w:val="24"/>
-          <w:szCs w:val="24"/>
-          <w:shd w:val="clear" w:color="auto" w:fill="FFFFFF"/>
-        </w:rPr>
-        <w:t>{%</w:t>
-      </w:r>
-      <w:r>
-        <w:rPr>
-          <w:sz w:val="24"/>
-          <w:szCs w:val="24"/>
-          <w:shd w:val="clear" w:color="auto" w:fill="FFFFFF"/>
-        </w:rPr>
-        <w:t xml:space="preserve"> if tese</w:t>
-      </w:r>
-      <w:r>
-        <w:rPr>
-          <w:sz w:val="24"/>
-          <w:szCs w:val="24"/>
-          <w:shd w:val="clear" w:color="auto" w:fill="FFFFFF"/>
-        </w:rPr>
-        <w:t>_coisa_julgada %}</w:t>
-      </w:r>
-    </w:p>
-    <w:p>
-      <w:pPr>
-        <w:pStyle w:val="Recuodecorpodetexto"/>
-        <w:spacing w:after="0" w:line="360" w:lineRule="auto"/>
-        <w:ind w:left="0"/>
-        <w:jc w:val="both"/>
-        <w:rPr>
-          <w:sz w:val="24"/>
-          <w:szCs w:val="24"/>
-          <w:shd w:val="clear" w:color="auto" w:fill="FFFFFF"/>
-        </w:rPr>
-      </w:pPr>
-      <w:r>
-        <w:rPr>
           <w:rFonts w:ascii="Arial" w:hAnsi="Arial" w:cs="Arial"/>
           <w:noProof/>
         </w:rPr>
         <mc:AlternateContent>
           <mc:Choice Requires="wps">
             <w:drawing>
-              <wp:anchor distT="0" distB="0" distL="114300" distR="114300" simplePos="0" relativeHeight="251711488" behindDoc="0" locked="0" layoutInCell="1" allowOverlap="1" wp14:anchorId="44B45B71" wp14:editId="4024D40F">
+              <wp:anchor distT="0" distB="0" distL="114300" distR="114300" simplePos="0" relativeHeight="251711488" behindDoc="0" locked="0" layoutInCell="1" allowOverlap="1" wp14:anchorId="44B45B71" wp14:editId="414E7AD8">
                 <wp:simplePos x="0" y="0"/>
                 <wp:positionH relativeFrom="margin">
-                  <wp:align>left</wp:align>
+                  <wp:posOffset>-11430</wp:posOffset>
                 </wp:positionH>
                 <wp:positionV relativeFrom="paragraph">
-                  <wp:posOffset>10133</wp:posOffset>
+                  <wp:posOffset>147387</wp:posOffset>
                 </wp:positionV>
                 <wp:extent cx="4312920" cy="389255"/>
                 <wp:effectExtent l="0" t="0" r="0" b="0"/>
@@ -1169,7 +1194,7 @@
           </mc:Choice>
           <mc:Fallback>
             <w:pict>
-              <v:roundrect w14:anchorId="44B45B71" id="Retângulo: Cantos Arredondados 4" o:spid="_x0000_s1029" style="position:absolute;left:0;text-align:left;margin-left:0;margin-top:.8pt;width:339.6pt;height:30.65pt;z-index:251711488;visibility:visible;mso-wrap-style:square;mso-width-percent:0;mso-height-percent:0;mso-wrap-distance-left:9pt;mso-wrap-distance-top:0;mso-wrap-distance-right:9pt;mso-wrap-distance-bottom:0;mso-position-horizontal:left;mso-position-horizontal-relative:margin;mso-position-vertical:absolute;mso-position-vertical-relative:text;mso-width-percent:0;mso-height-percent:0;mso-width-relative:margin;mso-height-relative:margin;v-text-anchor:middle" arcsize="10923f" o:gfxdata="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" fillcolor="#c0bcbe" stroked="f" strokeweight="1pt">
+              <v:roundrect w14:anchorId="44B45B71" id="Retângulo: Cantos Arredondados 4" o:spid="_x0000_s1029" style="position:absolute;left:0;text-align:left;margin-left:-.9pt;margin-top:11.6pt;width:339.6pt;height:30.65pt;z-index:251711488;visibility:visible;mso-wrap-style:square;mso-width-percent:0;mso-height-percent:0;mso-wrap-distance-left:9pt;mso-wrap-distance-top:0;mso-wrap-distance-right:9pt;mso-wrap-distance-bottom:0;mso-position-horizontal:absolute;mso-position-horizontal-relative:margin;mso-position-vertical:absolute;mso-position-vertical-relative:text;mso-width-percent:0;mso-height-percent:0;mso-width-relative:margin;mso-height-relative:margin;v-text-anchor:middle" arcsize="10923f" o:gfxdata="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" fillcolor="#c0bcbe" stroked="f" strokeweight="1pt">
                 <v:stroke joinstyle="miter"/>
                 <v:textbox>
                   <w:txbxContent>
@@ -1220,20 +1245,13 @@
       <w:pPr>
         <w:pStyle w:val="Recuodecorpodetexto"/>
         <w:spacing w:after="0" w:line="360" w:lineRule="auto"/>
-        <w:ind w:left="187" w:right="181" w:firstLine="709"/>
-        <w:jc w:val="both"/>
-        <w:rPr>
-          <w:sz w:val="24"/>
-          <w:szCs w:val="24"/>
-        </w:rPr>
-      </w:pPr>
-      <w:r>
-        <w:rPr>
-          <w:sz w:val="24"/>
-          <w:szCs w:val="24"/>
-        </w:rPr>
-        <w:t>De início, cabe esclarecer que, no ano de {{ ano_acao_anterior }}, a parte autora moveu ação previdenciária em face do INSS, pleiteando a concessão do mesmo benefício ora vindicado, qual seja, {{ nome_beneficio_anterior }}, autos do Processo nº {{ numero_processo_anterior }}, o qual restou julgado improcedente.</w:t>
-      </w:r>
+        <w:ind w:left="0" w:right="181"/>
+        <w:jc w:val="both"/>
+        <w:rPr>
+          <w:sz w:val="24"/>
+          <w:szCs w:val="24"/>
+        </w:rPr>
+      </w:pPr>
     </w:p>
     <w:p>
       <w:pPr>
@@ -1251,7 +1269,7 @@
           <w:sz w:val="24"/>
           <w:szCs w:val="24"/>
         </w:rPr>
-        <w:t>Ocorre que, em matéria previdenciária, a coisa julgada opera-se secundum eventum probationis e sob a cláusula rebus sic stantibus, porquanto se está diante de relação jurídica de trato continuado, cuja revisão é expressamente autorizada pelo art. 505, inciso I, do Código de Processo Civil, sempre que sobrevier modificação no estado de fato ou de direito.</w:t>
+        <w:t>De início, cabe esclarecer que, no ano de {{ ano_acao_anterior }}, a parte autora moveu ação previdenciária em face do INSS, pleiteando a concessão do mesmo benefício ora vindicado, qual seja, {{ nome_beneficio_anterior }}, autos do Processo nº {{ numero_processo_anterior }}, o qual restou julgado improcedente.</w:t>
       </w:r>
     </w:p>
     <w:p>
@@ -1270,15 +1288,62 @@
           <w:sz w:val="24"/>
           <w:szCs w:val="24"/>
         </w:rPr>
-        <w:t xml:space="preserve">Nesse sentido, quanto ao entendimento acerca da possibilidade de relativização da coisa julgada previdenciária, a TNU firmou compreensão no sentido de ser </w:t>
-      </w:r>
-      <w:r>
-        <w:rPr>
+        <w:t>Nesse sentido, quanto ao entendimento acerca da possibilidade de relativização da coisa julgada previdenciária, a TNU firmou compreensão no sentido de ser excepcionalmente admissível a rediscussão do direito ao benefício, desde que presentes os seguintes elementos:</w:t>
+      </w:r>
+    </w:p>
+    <w:p>
+      <w:pPr>
+        <w:pStyle w:val="Recuodecorpodetexto"/>
+        <w:numPr>
+          <w:ilvl w:val="0"/>
+          <w:numId w:val="24"/>
+        </w:numPr>
+        <w:spacing w:after="0" w:line="360" w:lineRule="auto"/>
+        <w:ind w:right="181"/>
+        <w:jc w:val="both"/>
+        <w:rPr>
+          <w:b/>
+          <w:bCs/>
+          <w:sz w:val="24"/>
+          <w:szCs w:val="24"/>
+        </w:rPr>
+      </w:pPr>
+      <w:r>
+        <w:rPr>
+          <w:b/>
+          <w:bCs/>
+          <w:sz w:val="24"/>
+          <w:szCs w:val="24"/>
+        </w:rPr>
+        <w:t>Existência de documento novo ou prova nova (ainda que já existente à época do primeiro ajuizamento);</w:t>
+      </w:r>
+    </w:p>
+    <w:p>
+      <w:pPr>
+        <w:pStyle w:val="Recuodecorpodetexto"/>
+        <w:numPr>
+          <w:ilvl w:val="0"/>
+          <w:numId w:val="24"/>
+        </w:numPr>
+        <w:spacing w:after="0" w:line="360" w:lineRule="auto"/>
+        <w:ind w:right="181"/>
+        <w:jc w:val="both"/>
+        <w:rPr>
+          <w:b/>
+          <w:bCs/>
+          <w:sz w:val="24"/>
+          <w:szCs w:val="24"/>
+        </w:rPr>
+      </w:pPr>
+      <w:r>
+        <w:rPr>
+          <w:b/>
+          <w:bCs/>
           <w:sz w:val="24"/>
           <w:szCs w:val="24"/>
         </w:rPr>
         <w:lastRenderedPageBreak/>
-        <w:t>excepcionalmente admissível a rediscussão do direito ao benefício, desde que presentes os seguintes elementos:</w:t>
+        <w:t>Existência de novo requerimento administrativo, superveniente à primeira sentença judicial.</w:t>
       </w:r>
     </w:p>
     <w:p>
@@ -1297,7 +1362,7 @@
           <w:sz w:val="24"/>
           <w:szCs w:val="24"/>
         </w:rPr>
-        <w:t>Existência de documento novo ou prova nova (ainda que já existente à época do primeiro ajuizamento);</w:t>
+        <w:t>Veja Vossa Excelência que, no caso concreto, a parte autora preenche integralmente ambos os requisitos autorizadores de nova decisão judicial.</w:t>
       </w:r>
     </w:p>
     <w:p>
@@ -1316,7 +1381,7 @@
           <w:sz w:val="24"/>
           <w:szCs w:val="24"/>
         </w:rPr>
-        <w:t>Existência de novo requerimento administrativo, superveniente à primeira sentença judicial.</w:t>
+        <w:t>Quanto ao primeiro requisito, a situação fática da parte autora sofreu substancial alteração, com o agravamento de seu quadro de saúde, conforme se comprova pela documentação nova ora acostada aos autos.</w:t>
       </w:r>
     </w:p>
     <w:p>
@@ -1335,7 +1400,7 @@
           <w:sz w:val="24"/>
           <w:szCs w:val="24"/>
         </w:rPr>
-        <w:t>Veja Vossa Excelência que, no caso concreto, a parte autora preenche integralmente ambos os requisitos autorizadores de nova decisão judicial.</w:t>
+        <w:t>Trata-se, portanto, de conjunto probatório inteiramente distinto daquele analisado na demanda anterior, apto a demonstrar realidade fática diversa e a afastar a eficácia preclusiva da coisa julgada.</w:t>
       </w:r>
     </w:p>
     <w:p>
@@ -1354,7 +1419,7 @@
           <w:sz w:val="24"/>
           <w:szCs w:val="24"/>
         </w:rPr>
-        <w:t>Quanto ao primeiro requisito, a situação fática da parte autora sofreu substancial alteração, com o agravamento de seu quadro {{ tipo_agravamento }}, conforme se comprova pela documentação nova ora acostada aos autos, a saber: {{ documentos_novos_relacao }}.</w:t>
+        <w:t>Quanto ao segundo requisito, a parte autora formulou novo requerimento administrativo perante a autarquia ré, com número de benefício próprio e distinto, qual seja, NB {{ nb }}, protocolizado em {{ der }}, o qual restou igualmente indeferido, renovando-se, assim, o interesse de agir e a resistência à pretensão.</w:t>
       </w:r>
     </w:p>
     <w:p>
@@ -1373,7 +1438,32 @@
           <w:sz w:val="24"/>
           <w:szCs w:val="24"/>
         </w:rPr>
-        <w:t>Trata-se, portanto, de conjunto probatório inteiramente distinto daquele analisado na demanda anterior, apto a demonstrar realidade fática diversa e a afastar a eficácia preclusiva da coisa julgada.</w:t>
+        <w:t>Destaca-se que, desde a primeira postulação judicial, no ano de {{ ano_acao_anterior }}</w:t>
+      </w:r>
+      <w:r>
+        <w:rPr>
+          <w:color w:val="000000"/>
+          <w:sz w:val="24"/>
+          <w:szCs w:val="24"/>
+        </w:rPr>
+        <w:t xml:space="preserve"> ou seja, houve algumas alterações. A presente demanda fundamenta-se em fato novo superveniente, consistente no </w:t>
+      </w:r>
+      <w:r>
+        <w:rPr>
+          <w:b/>
+          <w:bCs/>
+          <w:color w:val="000000"/>
+          <w:sz w:val="24"/>
+          <w:szCs w:val="24"/>
+        </w:rPr>
+        <w:t>agravamento do quadro clínico da parte autora</w:t>
+      </w:r>
+      <w:r>
+        <w:rPr>
+          <w:sz w:val="24"/>
+          <w:szCs w:val="24"/>
+        </w:rPr>
+        <w:t>.</w:t>
       </w:r>
     </w:p>
     <w:p>
@@ -1389,10 +1479,11 @@
       </w:pPr>
       <w:r>
         <w:rPr>
-          <w:sz w:val="24"/>
-          <w:szCs w:val="24"/>
-        </w:rPr>
-        <w:t>Quanto ao segundo requisito, a parte autora formulou novo requerimento administrativo perante a autarquia ré, com número de benefício próprio e distinto, qual seja, NB {{ nb }}, protocolizado em {{ der }}, o qual restou igualmente indeferido, renovando-se, assim, o interesse de agir e a resistência à pretensão.</w:t>
+          <w:color w:val="000000"/>
+          <w:sz w:val="24"/>
+          <w:szCs w:val="24"/>
+        </w:rPr>
+        <w:t>{{ diagnosticos_anteriores_texto }}. Contudo, {{ evolucao_diagnosticos_texto }} evidenciando modificação substancial do estado clínico e ampliação das limitações funcionais.</w:t>
       </w:r>
     </w:p>
     <w:p>
@@ -1411,84 +1502,28 @@
           <w:sz w:val="24"/>
           <w:szCs w:val="24"/>
         </w:rPr>
-        <w:t>Destaca-se que, desde a primeira postulação judicial, no ano de {{ ano_acao_anterior }}, já transcorreu(ram) {{ tempo_transcorrido_anos }} ano(s), lapso temporal no qual sobrevieram alterações relevantes na condição da parte autora, que corroboram seu direito ao benefício ora pleiteado.</w:t>
-      </w:r>
-    </w:p>
-    <w:p>
-      <w:pPr>
-        <w:pStyle w:val="Recuodecorpodetexto"/>
-        <w:spacing w:line="360" w:lineRule="auto"/>
-        <w:ind w:left="0" w:firstLine="709"/>
-        <w:jc w:val="both"/>
-        <w:rPr>
-          <w:sz w:val="24"/>
-          <w:szCs w:val="24"/>
-        </w:rPr>
-      </w:pPr>
-      <w:r>
-        <w:rPr>
-          <w:sz w:val="24"/>
-          <w:szCs w:val="24"/>
-        </w:rPr>
-        <w:t>Vejamos:</w:t>
-      </w:r>
-    </w:p>
-    <w:p>
-      <w:pPr>
-        <w:pStyle w:val="Recuodecorpodetexto"/>
-        <w:spacing w:line="360" w:lineRule="auto"/>
-        <w:ind w:left="0" w:firstLine="709"/>
-        <w:jc w:val="both"/>
-      </w:pPr>
-      <w:r>
+        <w:t>Por todo o exposto, não há falar em coisa julgada material, na medida em que a presente demanda funda-se em causa de pedir remota diversa, lastreada em novo suporte fático e probatório e em novo requerimento administrativo, razão pela qual deve ser rejeitada eventual preliminar nesse sentido, prosseguindo-se a instrução processual com a apreciação do mérito.</w:t>
+      </w:r>
+      <w:r>
+        <w:rPr>
+          <w:sz w:val="24"/>
+          <w:szCs w:val="24"/>
+        </w:rPr>
+        <w:t xml:space="preserve"> </w:t>
+      </w:r>
+      <w:r>
+        <w:rPr>
+          <w:sz w:val="24"/>
+          <w:szCs w:val="24"/>
+        </w:rPr>
         <w:t>{%</w:t>
       </w:r>
       <w:r>
-        <w:t xml:space="preserve"> for img in lista_img_coisa_julgada %}</w:t>
-      </w:r>
-    </w:p>
-    <w:p>
-      <w:pPr>
-        <w:pStyle w:val="Recuodecorpodetexto"/>
-        <w:spacing w:line="360" w:lineRule="auto"/>
-        <w:ind w:left="0" w:firstLine="709"/>
-        <w:jc w:val="both"/>
-      </w:pPr>
-      <w:r>
-        <w:t>{{ img }}</w:t>
-      </w:r>
-    </w:p>
-    <w:p>
-      <w:pPr>
-        <w:pStyle w:val="Recuodecorpodetexto"/>
-        <w:spacing w:line="360" w:lineRule="auto"/>
-        <w:ind w:left="0" w:firstLine="709"/>
-        <w:jc w:val="both"/>
-      </w:pPr>
-      <w:r>
-        <w:t>{%</w:t>
-      </w:r>
-      <w:r>
-        <w:t xml:space="preserve"> endfor %}</w:t>
-      </w:r>
-    </w:p>
-    <w:p>
-      <w:pPr>
-        <w:pStyle w:val="Recuodecorpodetexto"/>
-        <w:spacing w:after="0" w:line="360" w:lineRule="auto"/>
-        <w:ind w:left="187" w:right="181" w:firstLine="709"/>
-        <w:jc w:val="both"/>
-        <w:rPr>
-          <w:sz w:val="24"/>
-          <w:szCs w:val="24"/>
-        </w:rPr>
-      </w:pPr>
-      <w:r>
-        <w:rPr>
-          <w:sz w:val="24"/>
-          <w:szCs w:val="24"/>
-        </w:rPr>
-        <w:t>Por todo o exposto, não há falar em coisa julgada material, na medida em que a presente demanda funda-se em causa de pedir remota diversa, lastreada em novo suporte fático e probatório e em novo requerimento administrativo, razão pela qual deve ser rejeitada eventual preliminar nesse sentido, prosseguindo-se a instrução processual com a apreciação do mérito.</w:t>
+        <w:rPr>
+          <w:sz w:val="24"/>
+          <w:szCs w:val="24"/>
+        </w:rPr>
+        <w:t xml:space="preserve"> endif %}</w:t>
       </w:r>
     </w:p>
     <w:p>
@@ -1504,32 +1539,6 @@
       </w:pPr>
       <w:r>
         <w:rPr>
-          <w:sz w:val="24"/>
-          <w:szCs w:val="24"/>
-        </w:rPr>
-        <w:lastRenderedPageBreak/>
-        <w:t>{%</w:t>
-      </w:r>
-      <w:r>
-        <w:rPr>
-          <w:sz w:val="24"/>
-          <w:szCs w:val="24"/>
-        </w:rPr>
-        <w:t xml:space="preserve"> endif %}</w:t>
-      </w:r>
-    </w:p>
-    <w:p>
-      <w:pPr>
-        <w:spacing w:before="90" w:line="360" w:lineRule="auto"/>
-        <w:ind w:right="183"/>
-        <w:jc w:val="both"/>
-        <w:rPr>
-          <w:sz w:val="24"/>
-          <w:szCs w:val="24"/>
-        </w:rPr>
-      </w:pPr>
-      <w:r>
-        <w:rPr>
           <w:rFonts w:ascii="Arial" w:hAnsi="Arial" w:cs="Arial"/>
           <w:noProof/>
           <w:sz w:val="24"/>
@@ -1539,13 +1548,13 @@
         <mc:AlternateContent>
           <mc:Choice Requires="wps">
             <w:drawing>
-              <wp:anchor distT="0" distB="0" distL="114300" distR="114300" simplePos="0" relativeHeight="251738112" behindDoc="0" locked="0" layoutInCell="1" allowOverlap="1" wp14:anchorId="51B9D1D1" wp14:editId="60B30D26">
+              <wp:anchor distT="0" distB="0" distL="114300" distR="114300" simplePos="0" relativeHeight="251738112" behindDoc="0" locked="0" layoutInCell="1" allowOverlap="1" wp14:anchorId="51B9D1D1" wp14:editId="6774301C">
                 <wp:simplePos x="0" y="0"/>
                 <wp:positionH relativeFrom="margin">
-                  <wp:align>left</wp:align>
+                  <wp:posOffset>-213360</wp:posOffset>
                 </wp:positionH>
                 <wp:positionV relativeFrom="paragraph">
-                  <wp:posOffset>67531</wp:posOffset>
+                  <wp:posOffset>283210</wp:posOffset>
                 </wp:positionV>
                 <wp:extent cx="4318000" cy="389255"/>
                 <wp:effectExtent l="0" t="0" r="6350" b="0"/>
@@ -1796,7 +1805,7 @@
           </mc:Choice>
           <mc:Fallback>
             <w:pict>
-              <v:roundrect w14:anchorId="51B9D1D1" id="Retângulo Arredondado 2" o:spid="_x0000_s1030" style="position:absolute;left:0;text-align:left;margin-left:0;margin-top:5.3pt;width:340pt;height:30.65pt;z-index:251738112;visibility:visible;mso-wrap-style:square;mso-width-percent:0;mso-height-percent:0;mso-wrap-distance-left:9pt;mso-wrap-distance-top:0;mso-wrap-distance-right:9pt;mso-wrap-distance-bottom:0;mso-position-horizontal:left;mso-position-horizontal-relative:margin;mso-position-vertical:absolute;mso-position-vertical-relative:text;mso-width-percent:0;mso-height-percent:0;mso-width-relative:margin;mso-height-relative:margin;v-text-anchor:middle" arcsize="10923f" o:gfxdata="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" fillcolor="#bebfc2" stroked="f" strokeweight="2pt">
+              <v:roundrect w14:anchorId="51B9D1D1" id="Retângulo Arredondado 2" o:spid="_x0000_s1030" style="position:absolute;left:0;text-align:left;margin-left:-16.8pt;margin-top:22.3pt;width:340pt;height:30.65pt;z-index:251738112;visibility:visible;mso-wrap-style:square;mso-width-percent:0;mso-height-percent:0;mso-wrap-distance-left:9pt;mso-wrap-distance-top:0;mso-wrap-distance-right:9pt;mso-wrap-distance-bottom:0;mso-position-horizontal:absolute;mso-position-horizontal-relative:margin;mso-position-vertical:absolute;mso-position-vertical-relative:text;mso-width-percent:0;mso-height-percent:0;mso-width-relative:margin;mso-height-relative:margin;v-text-anchor:middle" arcsize="10923f" o:gfxdata="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" fillcolor="#bebfc2" stroked="f" strokeweight="2pt">
                 <v:textbox>
                   <w:txbxContent>
                     <w:p>
@@ -1837,6 +1846,17 @@
     <w:p>
       <w:pPr>
         <w:spacing w:before="90" w:line="360" w:lineRule="auto"/>
+        <w:ind w:right="183"/>
+        <w:jc w:val="both"/>
+        <w:rPr>
+          <w:sz w:val="24"/>
+          <w:szCs w:val="24"/>
+        </w:rPr>
+      </w:pPr>
+    </w:p>
+    <w:p>
+      <w:pPr>
+        <w:spacing w:before="90" w:line="360" w:lineRule="auto"/>
         <w:ind w:right="181" w:firstLine="567"/>
         <w:jc w:val="both"/>
         <w:rPr>
@@ -1855,13 +1875,21 @@
           <w:szCs w:val="24"/>
         </w:rPr>
       </w:pPr>
-      <w:bookmarkStart w:id="0" w:name="_Hlk217633236"/>
-      <w:r>
-        <w:rPr>
-          <w:sz w:val="24"/>
-          <w:szCs w:val="24"/>
-        </w:rPr>
-        <w:t>A parte demandante precisa do benefício em questão para custear sua própria subsistência, uma vez que não tem condições de prover seu próprio sustento, nem contar com o apoio de sua família. É importante ressaltar que os requisitos para a concessão do benefício se assemelham aos necessários para a aprovação desta medida antecipatória. Portanto, a concessão se tornará indispensável em uma sentença.</w:t>
+      <w:bookmarkStart w:id="9" w:name="_Hlk217633236"/>
+      <w:r>
+        <w:rPr>
+          <w:sz w:val="24"/>
+          <w:szCs w:val="24"/>
+        </w:rPr>
+        <w:t xml:space="preserve">A parte demandante precisa do benefício em questão para custear sua própria subsistência, uma vez que não tem condições de prover seu próprio sustento, nem contar com o apoio de sua família. É importante ressaltar que os requisitos para a concessão do </w:t>
+      </w:r>
+      <w:r>
+        <w:rPr>
+          <w:sz w:val="24"/>
+          <w:szCs w:val="24"/>
+        </w:rPr>
+        <w:lastRenderedPageBreak/>
+        <w:t>benefício se assemelham aos necessários para a aprovação desta medida antecipatória. Portanto, a concessão se tornará indispensável em uma sentença.</w:t>
       </w:r>
     </w:p>
     <w:p>
@@ -1899,21 +1927,34 @@
         </w:rPr>
         <w:t>O perigo de dano se configura pelo fato de que, se continuar sem receber o benefício, a autora terá sua subsistência prejudicada, uma vez que o benefício tem caráter alimentar.</w:t>
       </w:r>
-      <w:bookmarkEnd w:id="0"/>
-    </w:p>
-    <w:p>
-      <w:pPr>
-        <w:rPr>
-          <w:sz w:val="24"/>
-          <w:szCs w:val="24"/>
-        </w:rPr>
-      </w:pPr>
-    </w:p>
-    <w:p>
-      <w:pPr>
-        <w:rPr>
-          <w:sz w:val="21"/>
-          <w:szCs w:val="21"/>
+      <w:bookmarkEnd w:id="9"/>
+    </w:p>
+    <w:p>
+      <w:pPr>
+        <w:spacing w:line="360" w:lineRule="auto"/>
+        <w:ind w:right="181"/>
+        <w:jc w:val="both"/>
+        <w:rPr>
+          <w:sz w:val="24"/>
+          <w:szCs w:val="24"/>
+        </w:rPr>
+      </w:pPr>
+      <w:r>
+        <w:rPr>
+          <w:sz w:val="24"/>
+          <w:szCs w:val="24"/>
+        </w:rPr>
+        <w:t>{% if tese_curatela %}</w:t>
+      </w:r>
+    </w:p>
+    <w:p>
+      <w:pPr>
+        <w:spacing w:line="360" w:lineRule="auto"/>
+        <w:ind w:right="181"/>
+        <w:jc w:val="both"/>
+        <w:rPr>
+          <w:sz w:val="24"/>
+          <w:szCs w:val="24"/>
         </w:rPr>
       </w:pPr>
       <w:r>
@@ -1924,13 +1965,312 @@
         <mc:AlternateContent>
           <mc:Choice Requires="wps">
             <w:drawing>
-              <wp:anchor distT="0" distB="0" distL="114300" distR="114300" simplePos="0" relativeHeight="251737088" behindDoc="0" locked="0" layoutInCell="1" allowOverlap="1" wp14:anchorId="500C5CEB" wp14:editId="4E6C84AF">
+              <wp:anchor distT="0" distB="0" distL="114300" distR="114300" simplePos="0" relativeHeight="251745280" behindDoc="0" locked="0" layoutInCell="1" allowOverlap="1" wp14:anchorId="694415C6" wp14:editId="0DBB59C4">
                 <wp:simplePos x="0" y="0"/>
                 <wp:positionH relativeFrom="margin">
-                  <wp:align>left</wp:align>
+                  <wp:posOffset>17752</wp:posOffset>
                 </wp:positionH>
                 <wp:positionV relativeFrom="paragraph">
-                  <wp:posOffset>9525</wp:posOffset>
+                  <wp:posOffset>161925</wp:posOffset>
+                </wp:positionV>
+                <wp:extent cx="4359910" cy="338666"/>
+                <wp:effectExtent l="0" t="0" r="2540" b="4445"/>
+                <wp:wrapNone/>
+                <wp:docPr id="1685947373" name="Retângulo: Cantos Arredondados 7"/>
+                <wp:cNvGraphicFramePr>
+                  <a:graphicFrameLocks xmlns:a="http://schemas.openxmlformats.org/drawingml/2006/main"/>
+                </wp:cNvGraphicFramePr>
+                <a:graphic xmlns:a="http://schemas.openxmlformats.org/drawingml/2006/main">
+                  <a:graphicData uri="http://schemas.microsoft.com/office/word/2010/wordprocessingShape">
+                    <wps:wsp>
+                      <wps:cNvSpPr>
+                        <a:spLocks/>
+                      </wps:cNvSpPr>
+                      <wps:spPr>
+                        <a:xfrm>
+                          <a:off x="0" y="0"/>
+                          <a:ext cx="4359910" cy="338666"/>
+                        </a:xfrm>
+                        <a:prstGeom prst="roundRect">
+                          <a:avLst/>
+                        </a:prstGeom>
+                        <a:solidFill>
+                          <a:srgbClr val="C0BCBE"/>
+                        </a:solidFill>
+                        <a:ln w="12700" cap="flat" cmpd="sng" algn="ctr">
+                          <a:noFill/>
+                          <a:prstDash val="solid"/>
+                          <a:miter lim="800000"/>
+                        </a:ln>
+                        <a:effectLst/>
+                      </wps:spPr>
+                      <wps:txbx>
+                        <w:txbxContent>
+                          <w:p>
+                            <w:pPr>
+                              <w:spacing w:line="360" w:lineRule="auto"/>
+                              <w:ind w:right="181"/>
+                              <w:jc w:val="center"/>
+                              <w:rPr>
+                                <w:b/>
+                                <w:bCs/>
+                                <w:sz w:val="24"/>
+                                <w:szCs w:val="24"/>
+                              </w:rPr>
+                            </w:pPr>
+                            <w:r>
+                              <w:rPr>
+                                <w:b/>
+                                <w:bCs/>
+                                <w:sz w:val="24"/>
+                                <w:szCs w:val="24"/>
+                              </w:rPr>
+                              <w:t xml:space="preserve">DA CURATELA EM PROL </w:t>
+                            </w:r>
+                            <w:r>
+                              <w:rPr>
+                                <w:b/>
+                                <w:bCs/>
+                                <w:sz w:val="24"/>
+                                <w:szCs w:val="24"/>
+                              </w:rPr>
+                              <w:t>DA AUTORA</w:t>
+                            </w:r>
+                          </w:p>
+                        </w:txbxContent>
+                      </wps:txbx>
+                      <wps:bodyPr rot="0" spcFirstLastPara="0" vertOverflow="overflow" horzOverflow="overflow" vert="horz" wrap="square" lIns="91440" tIns="45720" rIns="91440" bIns="45720" numCol="1" spcCol="0" rtlCol="0" fromWordArt="0" anchor="ctr" anchorCtr="0" forceAA="0" compatLnSpc="1">
+                        <a:prstTxWarp prst="textNoShape">
+                          <a:avLst/>
+                        </a:prstTxWarp>
+                        <a:noAutofit/>
+                      </wps:bodyPr>
+                    </wps:wsp>
+                  </a:graphicData>
+                </a:graphic>
+                <wp14:sizeRelH relativeFrom="margin">
+                  <wp14:pctWidth>0</wp14:pctWidth>
+                </wp14:sizeRelH>
+                <wp14:sizeRelV relativeFrom="margin">
+                  <wp14:pctHeight>0</wp14:pctHeight>
+                </wp14:sizeRelV>
+              </wp:anchor>
+            </w:drawing>
+          </mc:Choice>
+          <mc:Fallback>
+            <w:pict>
+              <v:roundrect w14:anchorId="694415C6" id="Retângulo: Cantos Arredondados 7" o:spid="_x0000_s1031" style="position:absolute;left:0;text-align:left;margin-left:1.4pt;margin-top:12.75pt;width:343.3pt;height:26.65pt;z-index:251745280;visibility:visible;mso-wrap-style:square;mso-width-percent:0;mso-height-percent:0;mso-wrap-distance-left:9pt;mso-wrap-distance-top:0;mso-wrap-distance-right:9pt;mso-wrap-distance-bottom:0;mso-position-horizontal:absolute;mso-position-horizontal-relative:margin;mso-position-vertical:absolute;mso-position-vertical-relative:text;mso-width-percent:0;mso-height-percent:0;mso-width-relative:margin;mso-height-relative:margin;v-text-anchor:middle" arcsize="10923f" o:gfxdata="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" fillcolor="#c0bcbe" stroked="f" strokeweight="1pt">
+                <v:stroke joinstyle="miter"/>
+                <v:textbox>
+                  <w:txbxContent>
+                    <w:p>
+                      <w:pPr>
+                        <w:spacing w:line="360" w:lineRule="auto"/>
+                        <w:ind w:right="181"/>
+                        <w:jc w:val="center"/>
+                        <w:rPr>
+                          <w:b/>
+                          <w:bCs/>
+                          <w:sz w:val="24"/>
+                          <w:szCs w:val="24"/>
+                        </w:rPr>
+                      </w:pPr>
+                      <w:r>
+                        <w:rPr>
+                          <w:b/>
+                          <w:bCs/>
+                          <w:sz w:val="24"/>
+                          <w:szCs w:val="24"/>
+                        </w:rPr>
+                        <w:t xml:space="preserve">DA CURATELA EM PROL </w:t>
+                      </w:r>
+                      <w:r>
+                        <w:rPr>
+                          <w:b/>
+                          <w:bCs/>
+                          <w:sz w:val="24"/>
+                          <w:szCs w:val="24"/>
+                        </w:rPr>
+                        <w:t>DA AUTORA</w:t>
+                      </w:r>
+                    </w:p>
+                  </w:txbxContent>
+                </v:textbox>
+                <w10:wrap anchorx="margin"/>
+              </v:roundrect>
+            </w:pict>
+          </mc:Fallback>
+        </mc:AlternateContent>
+      </w:r>
+    </w:p>
+    <w:p>
+      <w:pPr>
+        <w:spacing w:line="360" w:lineRule="auto"/>
+        <w:ind w:left="187" w:right="181" w:firstLine="709"/>
+        <w:jc w:val="both"/>
+        <w:rPr>
+          <w:sz w:val="24"/>
+          <w:szCs w:val="24"/>
+        </w:rPr>
+      </w:pPr>
+    </w:p>
+    <w:p>
+      <w:pPr>
+        <w:spacing w:line="360" w:lineRule="auto"/>
+        <w:ind w:left="187" w:right="181" w:firstLine="709"/>
+        <w:jc w:val="both"/>
+        <w:rPr>
+          <w:sz w:val="24"/>
+          <w:szCs w:val="24"/>
+        </w:rPr>
+      </w:pPr>
+    </w:p>
+    <w:p>
+      <w:pPr>
+        <w:spacing w:line="360" w:lineRule="auto"/>
+        <w:ind w:left="187" w:right="181" w:firstLine="709"/>
+        <w:jc w:val="both"/>
+        <w:rPr>
+          <w:sz w:val="24"/>
+          <w:szCs w:val="24"/>
+        </w:rPr>
+      </w:pPr>
+      <w:r>
+        <w:rPr>
+          <w:sz w:val="24"/>
+          <w:szCs w:val="24"/>
+        </w:rPr>
+        <w:t xml:space="preserve">Em virtude do quadro clínico apresentado, de natureza permanente e incapacitante, foi ajuizada ação de </w:t>
+      </w:r>
+      <w:r>
+        <w:rPr>
+          <w:b/>
+          <w:bCs/>
+          <w:sz w:val="24"/>
+          <w:szCs w:val="24"/>
+        </w:rPr>
+        <w:t>curatela em favor da autora (conforme protocolo em anexo)</w:t>
+      </w:r>
+      <w:r>
+        <w:rPr>
+          <w:sz w:val="24"/>
+          <w:szCs w:val="24"/>
+        </w:rPr>
+        <w:t>, onde o objetivo é de assegurar-lhe proteção integral, tanto na esfera civil quanto patrimonial e existencial.</w:t>
+      </w:r>
+    </w:p>
+    <w:p>
+      <w:pPr>
+        <w:spacing w:line="360" w:lineRule="auto"/>
+        <w:ind w:left="187" w:right="181" w:firstLine="709"/>
+        <w:jc w:val="both"/>
+        <w:rPr>
+          <w:sz w:val="24"/>
+          <w:szCs w:val="24"/>
+        </w:rPr>
+      </w:pPr>
+      <w:r>
+        <w:rPr>
+          <w:sz w:val="24"/>
+          <w:szCs w:val="24"/>
+        </w:rPr>
+        <w:t xml:space="preserve">A persistência de sintomas </w:t>
+      </w:r>
+      <w:r>
+        <w:rPr>
+          <w:b/>
+          <w:bCs/>
+          <w:sz w:val="24"/>
+          <w:szCs w:val="24"/>
+        </w:rPr>
+        <w:t>compromete sua plena capacidade de discernimento e de administração de seus interesses</w:t>
+      </w:r>
+      <w:r>
+        <w:rPr>
+          <w:sz w:val="24"/>
+          <w:szCs w:val="24"/>
+        </w:rPr>
+        <w:t>, justificando a necessidade de intervenção judicial para nomeação de curador, nos termos dos arts. 1.767 e seguintes do Código Civil e do Estatuto da Pessoa com Deficiência (Lei nº 13.146/2015).</w:t>
+      </w:r>
+    </w:p>
+    <w:p>
+      <w:pPr>
+        <w:spacing w:line="360" w:lineRule="auto"/>
+        <w:ind w:left="187" w:right="181" w:firstLine="709"/>
+        <w:jc w:val="both"/>
+        <w:rPr>
+          <w:sz w:val="24"/>
+          <w:szCs w:val="24"/>
+        </w:rPr>
+      </w:pPr>
+      <w:r>
+        <w:rPr>
+          <w:sz w:val="24"/>
+          <w:szCs w:val="24"/>
+        </w:rPr>
+        <w:t xml:space="preserve">Assim, o pedido de curatela protocolado </w:t>
+      </w:r>
+      <w:r>
+        <w:rPr>
+          <w:b/>
+          <w:bCs/>
+          <w:sz w:val="24"/>
+          <w:szCs w:val="24"/>
+        </w:rPr>
+        <w:t>constitui instrumento essencial de tutela de direitos</w:t>
+      </w:r>
+      <w:r>
+        <w:rPr>
+          <w:sz w:val="24"/>
+          <w:szCs w:val="24"/>
+        </w:rPr>
+        <w:t>, compatível com a situação de vulnerabilidade e incapacidade da autora, assegurando-lhe o amparo legal necessário para gerir sua vida civil e preservar seus direitos básicos.</w:t>
+      </w:r>
+      <w:r>
+        <w:rPr>
+          <w:sz w:val="24"/>
+          <w:szCs w:val="24"/>
+        </w:rPr>
+        <w:t xml:space="preserve"> </w:t>
+      </w:r>
+      <w:r>
+        <w:rPr>
+          <w:sz w:val="24"/>
+          <w:szCs w:val="24"/>
+        </w:rPr>
+        <w:t>{% endif %}</w:t>
+      </w:r>
+    </w:p>
+    <w:p>
+      <w:pPr>
+        <w:rPr>
+          <w:sz w:val="24"/>
+          <w:szCs w:val="24"/>
+        </w:rPr>
+      </w:pPr>
+    </w:p>
+    <w:p>
+      <w:pPr>
+        <w:rPr>
+          <w:sz w:val="21"/>
+          <w:szCs w:val="21"/>
+        </w:rPr>
+      </w:pPr>
+      <w:r>
+        <w:rPr>
+          <w:rFonts w:ascii="Arial" w:hAnsi="Arial" w:cs="Arial"/>
+          <w:noProof/>
+        </w:rPr>
+        <mc:AlternateContent>
+          <mc:Choice Requires="wps">
+            <w:drawing>
+              <wp:anchor distT="0" distB="0" distL="114300" distR="114300" simplePos="0" relativeHeight="251737088" behindDoc="0" locked="0" layoutInCell="1" allowOverlap="1" wp14:anchorId="500C5CEB" wp14:editId="5C39C179">
+                <wp:simplePos x="0" y="0"/>
+                <wp:positionH relativeFrom="margin">
+                  <wp:posOffset>153538</wp:posOffset>
+                </wp:positionH>
+                <wp:positionV relativeFrom="paragraph">
+                  <wp:posOffset>47625</wp:posOffset>
                 </wp:positionV>
                 <wp:extent cx="3641698" cy="381000"/>
                 <wp:effectExtent l="0" t="0" r="0" b="0"/>
@@ -2004,7 +2344,7 @@
           </mc:Choice>
           <mc:Fallback>
             <w:pict>
-              <v:roundrect w14:anchorId="500C5CEB" id="Retângulo: Cantos Arredondados 7" o:spid="_x0000_s1031" style="position:absolute;margin-left:0;margin-top:.75pt;width:286.75pt;height:30pt;z-index:251737088;visibility:visible;mso-wrap-style:square;mso-width-percent:0;mso-height-percent:0;mso-wrap-distance-left:9pt;mso-wrap-distance-top:0;mso-wrap-distance-right:9pt;mso-wrap-distance-bottom:0;mso-position-horizontal:left;mso-position-horizontal-relative:margin;mso-position-vertical:absolute;mso-position-vertical-relative:text;mso-width-percent:0;mso-height-percent:0;mso-width-relative:margin;mso-height-relative:margin;v-text-anchor:middle" arcsize="10923f" o:gfxdata="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" fillcolor="#c0bcbe" stroked="f" strokeweight="1pt">
+              <v:roundrect w14:anchorId="500C5CEB" id="_x0000_s1032" style="position:absolute;margin-left:12.1pt;margin-top:3.75pt;width:286.75pt;height:30pt;z-index:251737088;visibility:visible;mso-wrap-style:square;mso-width-percent:0;mso-height-percent:0;mso-wrap-distance-left:9pt;mso-wrap-distance-top:0;mso-wrap-distance-right:9pt;mso-wrap-distance-bottom:0;mso-position-horizontal:absolute;mso-position-horizontal-relative:margin;mso-position-vertical:absolute;mso-position-vertical-relative:text;mso-width-percent:0;mso-height-percent:0;mso-width-relative:margin;mso-height-relative:margin;v-text-anchor:middle" arcsize="10923f" o:gfxdata="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" fillcolor="#c0bcbe" stroked="f" strokeweight="1pt">
                 <v:stroke joinstyle="miter"/>
                 <v:textbox>
                   <w:txbxContent>
@@ -2107,7 +2447,7 @@
           <w:sz w:val="24"/>
           <w:szCs w:val="24"/>
         </w:rPr>
-        <w:t>na via administrativa</w:t>
+        <w:t>na via administrativa,</w:t>
       </w:r>
       <w:r>
         <w:rPr>
@@ -2117,7 +2457,7 @@
           <w:szCs w:val="24"/>
           <w:u w:val="single"/>
         </w:rPr>
-        <w:t xml:space="preserve">, </w:t>
+        <w:t xml:space="preserve"> </w:t>
       </w:r>
       <w:r>
         <w:rPr>
@@ -2191,6 +2531,7 @@
           <w:sz w:val="24"/>
           <w:szCs w:val="24"/>
         </w:rPr>
+        <w:lastRenderedPageBreak/>
         <w:t xml:space="preserve">Nesse sentido, quanto ao impedimento e incapacidade resta cristalinamente comprovada em laudos médicos, bem como reiterada pela Autarquia previdenciária. </w:t>
       </w:r>
     </w:p>
@@ -2211,7 +2552,7 @@
         </w:rPr>
         <w:t xml:space="preserve">Inicialmente, insta informar que a parte Autora possui deficiência de longo prazo que limita significamente, o prejudicando fisicamente e socialmente em tarefas do dia a dia, deixando-o em desigualdade em face aos demais da sua idade. Nesse sentido, a parte Autora necessita acompanhamento médico e uso de medicações para controlar seu quadro </w:t>
       </w:r>
-      <w:bookmarkStart w:id="1" w:name="_Hlk198815936"/>
+      <w:bookmarkStart w:id="10" w:name="_Hlk198815936"/>
       <w:r>
         <w:rPr>
           <w:sz w:val="24"/>
@@ -2219,7 +2560,7 @@
         </w:rPr>
         <w:t>clínico</w:t>
       </w:r>
-      <w:bookmarkEnd w:id="1"/>
+      <w:bookmarkEnd w:id="10"/>
       <w:r>
         <w:rPr>
           <w:sz w:val="24"/>
@@ -2230,12 +2571,24 @@
     </w:p>
     <w:p>
       <w:pPr>
-        <w:pStyle w:val="PargrafodaLista"/>
+        <w:spacing w:line="360" w:lineRule="auto"/>
+        <w:ind w:left="187" w:right="181" w:firstLine="720"/>
+        <w:jc w:val="both"/>
+        <w:rPr>
+          <w:sz w:val="24"/>
+          <w:szCs w:val="24"/>
+        </w:rPr>
+      </w:pPr>
+    </w:p>
+    <w:p>
+      <w:pPr>
         <w:spacing w:before="7"/>
-        <w:ind w:left="1069"/>
+        <w:ind w:left="1080"/>
         <w:rPr>
           <w:b/>
           <w:bCs/>
+          <w:i/>
+          <w:iCs/>
           <w:sz w:val="24"/>
           <w:szCs w:val="24"/>
           <w:u w:val="single"/>
@@ -2245,6 +2598,8 @@
         <w:rPr>
           <w:b/>
           <w:bCs/>
+          <w:i/>
+          <w:iCs/>
           <w:sz w:val="24"/>
           <w:szCs w:val="24"/>
           <w:u w:val="single"/>
@@ -2254,12 +2609,13 @@
     </w:p>
     <w:p>
       <w:pPr>
-        <w:pStyle w:val="PargrafodaLista"/>
         <w:spacing w:before="7"/>
-        <w:ind w:left="1069"/>
+        <w:ind w:left="1080"/>
         <w:rPr>
           <w:b/>
           <w:bCs/>
+          <w:i/>
+          <w:iCs/>
           <w:sz w:val="24"/>
           <w:szCs w:val="24"/>
           <w:u w:val="single"/>
@@ -2269,6 +2625,8 @@
         <w:rPr>
           <w:b/>
           <w:bCs/>
+          <w:i/>
+          <w:iCs/>
           <w:sz w:val="24"/>
           <w:szCs w:val="24"/>
           <w:u w:val="single"/>
@@ -2317,7 +2675,6 @@
           <w:sz w:val="24"/>
           <w:szCs w:val="24"/>
         </w:rPr>
-        <w:lastRenderedPageBreak/>
         <w:t>Importante</w:t>
       </w:r>
       <w:r>
@@ -2532,7 +2889,28 @@
           <w:sz w:val="24"/>
           <w:szCs w:val="24"/>
         </w:rPr>
-        <w:t xml:space="preserve">O único ponto controverso da demanda, resta quanto a sua comorbidade, o INSS indeferiu o pedido, sob a justificativa não atende ao critério de deficiência para acesso ao BPC-LOAS, entretanto, reconheceu a deficiência da Requerente, como sendo de longo prazo e com </w:t>
+        <w:t xml:space="preserve">O único ponto controverso da demanda, resta quanto a sua comorbidade, o INSS indeferiu o pedido, sob a justificativa não atende ao critério de deficiência para acesso ao BPC-LOAS, entretanto, reconheceu a deficiência da </w:t>
+      </w:r>
+      <w:r>
+        <w:rPr>
+          <w:sz w:val="24"/>
+          <w:szCs w:val="24"/>
+        </w:rPr>
+        <w:t xml:space="preserve">parte </w:t>
+      </w:r>
+      <w:r>
+        <w:rPr>
+          <w:sz w:val="24"/>
+          <w:szCs w:val="24"/>
+        </w:rPr>
+        <w:t>Requerente, como sendo de longo prazo</w:t>
+      </w:r>
+      <w:r>
+        <w:rPr>
+          <w:sz w:val="24"/>
+          <w:szCs w:val="24"/>
+        </w:rPr>
+        <w:t xml:space="preserve"> e com </w:t>
       </w:r>
       <w:r>
         <w:rPr>
@@ -2541,7 +2919,16 @@
           <w:sz w:val="24"/>
           <w:szCs w:val="24"/>
         </w:rPr>
-        <w:t>{{ fatores_avaliacao }}.</w:t>
+        <w:t>{{ fatores_avaliacao }}</w:t>
+      </w:r>
+      <w:r>
+        <w:rPr>
+          <w:b/>
+          <w:bCs/>
+          <w:sz w:val="24"/>
+          <w:szCs w:val="24"/>
+        </w:rPr>
+        <w:t>.</w:t>
       </w:r>
       <w:r>
         <w:rPr>
@@ -2648,11 +3035,10 @@
     </w:p>
     <w:p>
       <w:pPr>
-        <w:spacing w:before="90" w:line="360" w:lineRule="auto"/>
-        <w:ind w:left="102" w:right="434" w:firstLine="420"/>
-        <w:jc w:val="both"/>
-        <w:rPr>
-          <w:rFonts w:ascii="Arial" w:eastAsia="Arial" w:hAnsi="Arial" w:cs="Arial"/>
+        <w:spacing w:line="360" w:lineRule="auto"/>
+        <w:ind w:left="187" w:right="181" w:firstLine="720"/>
+        <w:jc w:val="both"/>
+        <w:rPr>
           <w:sz w:val="24"/>
           <w:szCs w:val="24"/>
         </w:rPr>
@@ -2665,13 +3051,13 @@
         <mc:AlternateContent>
           <mc:Choice Requires="wps">
             <w:drawing>
-              <wp:anchor distT="0" distB="0" distL="114300" distR="114300" simplePos="0" relativeHeight="251734016" behindDoc="0" locked="0" layoutInCell="1" allowOverlap="1" wp14:anchorId="3F5D4800" wp14:editId="54D0B8DB">
+              <wp:anchor distT="0" distB="0" distL="114300" distR="114300" simplePos="0" relativeHeight="251734016" behindDoc="0" locked="0" layoutInCell="1" allowOverlap="1" wp14:anchorId="3F5D4800" wp14:editId="14756E9F">
                 <wp:simplePos x="0" y="0"/>
                 <wp:positionH relativeFrom="margin">
                   <wp:align>left</wp:align>
                 </wp:positionH>
                 <wp:positionV relativeFrom="paragraph">
-                  <wp:posOffset>64590</wp:posOffset>
+                  <wp:posOffset>205105</wp:posOffset>
                 </wp:positionV>
                 <wp:extent cx="4259580" cy="389255"/>
                 <wp:effectExtent l="0" t="0" r="7620" b="0"/>
@@ -2745,7 +3131,7 @@
           </mc:Choice>
           <mc:Fallback>
             <w:pict>
-              <v:roundrect w14:anchorId="3F5D4800" id="Retângulo: Cantos Arredondados 14" o:spid="_x0000_s1032" style="position:absolute;left:0;text-align:left;margin-left:0;margin-top:5.1pt;width:335.4pt;height:30.65pt;z-index:251734016;visibility:visible;mso-wrap-style:square;mso-width-percent:0;mso-height-percent:0;mso-wrap-distance-left:9pt;mso-wrap-distance-top:0;mso-wrap-distance-right:9pt;mso-wrap-distance-bottom:0;mso-position-horizontal:left;mso-position-horizontal-relative:margin;mso-position-vertical:absolute;mso-position-vertical-relative:text;mso-width-percent:0;mso-height-percent:0;mso-width-relative:margin;mso-height-relative:margin;v-text-anchor:middle" arcsize="10923f" o:gfxdata="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" fillcolor="#c0bcbe" stroked="f" strokeweight="1pt">
+              <v:roundrect w14:anchorId="3F5D4800" id="Retângulo: Cantos Arredondados 14" o:spid="_x0000_s1032" style="position:absolute;left:0;text-align:left;margin-left:0;margin-top:16.15pt;width:335.4pt;height:30.65pt;z-index:251734016;visibility:visible;mso-wrap-style:square;mso-width-percent:0;mso-height-percent:0;mso-wrap-distance-left:9pt;mso-wrap-distance-top:0;mso-wrap-distance-right:9pt;mso-wrap-distance-bottom:0;mso-position-horizontal:left;mso-position-horizontal-relative:margin;mso-position-vertical:absolute;mso-position-vertical-relative:text;mso-width-percent:0;mso-height-percent:0;mso-width-relative:margin;mso-height-relative:margin;v-text-anchor:middle" arcsize="10923f" o:gfxdata="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" fillcolor="#c0bcbe" stroked="f" strokeweight="1pt">
                 <v:stroke joinstyle="miter"/>
                 <v:textbox>
                   <w:txbxContent>
@@ -2774,6 +3160,18 @@
           </mc:Fallback>
         </mc:AlternateContent>
       </w:r>
+    </w:p>
+    <w:p>
+      <w:pPr>
+        <w:spacing w:before="90" w:line="360" w:lineRule="auto"/>
+        <w:ind w:left="102" w:right="434" w:firstLine="420"/>
+        <w:jc w:val="both"/>
+        <w:rPr>
+          <w:rFonts w:ascii="Arial" w:eastAsia="Arial" w:hAnsi="Arial" w:cs="Arial"/>
+          <w:sz w:val="24"/>
+          <w:szCs w:val="24"/>
+        </w:rPr>
+      </w:pPr>
       <w:r>
         <w:rPr>
           <w:rFonts w:ascii="Arial" w:eastAsia="Arial" w:hAnsi="Arial" w:cs="Arial"/>
@@ -2850,6 +3248,16 @@
     <w:p>
       <w:pPr>
         <w:spacing w:line="360" w:lineRule="auto"/>
+        <w:ind w:left="2936"/>
+        <w:rPr>
+          <w:sz w:val="20"/>
+          <w:szCs w:val="20"/>
+        </w:rPr>
+      </w:pPr>
+    </w:p>
+    <w:p>
+      <w:pPr>
+        <w:spacing w:line="360" w:lineRule="auto"/>
         <w:ind w:left="101" w:right="433" w:firstLine="705"/>
         <w:jc w:val="both"/>
         <w:rPr>
@@ -2862,15 +3270,21 @@
           <w:sz w:val="24"/>
           <w:szCs w:val="24"/>
         </w:rPr>
-        <w:t xml:space="preserve">A Lei Orgânica da Assistência Social, 8.742/93, regulamentou a previsão constitucional, estabelecendo que para a concessão do benefício ora pleiteado, se faz necessário que o requerente seja comprovadamente deficiente ou idoso com mais de 65 anos, incapaz de prover seu próprio sustento e que sua família também não possa fazê-lo. </w:t>
-      </w:r>
-      <w:r>
-        <w:rPr>
-          <w:sz w:val="24"/>
-          <w:szCs w:val="24"/>
-        </w:rPr>
-        <w:lastRenderedPageBreak/>
-        <w:t>Além disso, se faz necessário que a renda per capita do grupo familiar seja igual ou inferior a ¼ do salário mínimo vigente. Vejamos os dispositivos</w:t>
+        <w:t xml:space="preserve">A Lei Orgânica da Assistência Social, 8.742/93, regulamentou a previsão constitucional, estabelecendo que para a concessão do benefício ora pleiteado, se faz necessário que </w:t>
+      </w:r>
+      <w:r>
+        <w:rPr>
+          <w:sz w:val="24"/>
+          <w:szCs w:val="24"/>
+        </w:rPr>
+        <w:t>a parte</w:t>
+      </w:r>
+      <w:r>
+        <w:rPr>
+          <w:sz w:val="24"/>
+          <w:szCs w:val="24"/>
+        </w:rPr>
+        <w:t xml:space="preserve"> requerente seja comprovadamente deficiente ou idoso com mais de 65 anos, incapaz de prover seu próprio sustento e que sua família também não possa fazê-lo. Além disso, se faz necessário que a renda per capita do grupo familiar seja igual ou inferior a ¼ do salário mínimo vigente. Vejamos os dispositivos</w:t>
       </w:r>
     </w:p>
     <w:p>
@@ -2909,15 +3323,15 @@
         <mc:AlternateContent>
           <mc:Choice Requires="wps">
             <w:drawing>
-              <wp:anchor distT="0" distB="0" distL="114300" distR="114300" simplePos="0" relativeHeight="251735040" behindDoc="0" locked="0" layoutInCell="1" allowOverlap="1" wp14:anchorId="2CA74FF6" wp14:editId="232455CA">
+              <wp:anchor distT="0" distB="0" distL="114300" distR="114300" simplePos="0" relativeHeight="251735040" behindDoc="0" locked="0" layoutInCell="1" allowOverlap="1" wp14:anchorId="2CA74FF6" wp14:editId="146C4B83">
                 <wp:simplePos x="0" y="0"/>
                 <wp:positionH relativeFrom="margin">
-                  <wp:align>left</wp:align>
+                  <wp:posOffset>88256</wp:posOffset>
                 </wp:positionH>
                 <wp:positionV relativeFrom="paragraph">
-                  <wp:posOffset>160020</wp:posOffset>
+                  <wp:posOffset>142278</wp:posOffset>
                 </wp:positionV>
-                <wp:extent cx="3228230" cy="363855"/>
+                <wp:extent cx="4213860" cy="363855"/>
                 <wp:effectExtent l="0" t="0" r="0" b="0"/>
                 <wp:wrapNone/>
                 <wp:docPr id="16" name="Retângulo: Cantos Arredondados 16"/>
@@ -2933,7 +3347,7 @@
                       <wps:spPr>
                         <a:xfrm>
                           <a:off x="0" y="0"/>
-                          <a:ext cx="3228230" cy="363855"/>
+                          <a:ext cx="4213860" cy="363855"/>
                         </a:xfrm>
                         <a:prstGeom prst="roundRect">
                           <a:avLst/>
@@ -2988,7 +3402,7 @@
           </mc:Choice>
           <mc:Fallback>
             <w:pict>
-              <v:roundrect w14:anchorId="2CA74FF6" id="Retângulo: Cantos Arredondados 16" o:spid="_x0000_s1033" style="position:absolute;left:0;text-align:left;margin-left:0;margin-top:12.6pt;width:254.2pt;height:28.65pt;z-index:251735040;visibility:visible;mso-wrap-style:square;mso-width-percent:0;mso-height-percent:0;mso-wrap-distance-left:9pt;mso-wrap-distance-top:0;mso-wrap-distance-right:9pt;mso-wrap-distance-bottom:0;mso-position-horizontal:left;mso-position-horizontal-relative:margin;mso-position-vertical:absolute;mso-position-vertical-relative:text;mso-width-percent:0;mso-height-percent:0;mso-width-relative:margin;mso-height-relative:margin;v-text-anchor:middle" arcsize="10923f" o:gfxdata="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" fillcolor="#c0bcbe" stroked="f" strokeweight="1pt">
+              <v:roundrect w14:anchorId="2CA74FF6" id="Retângulo: Cantos Arredondados 16" o:spid="_x0000_s1034" style="position:absolute;left:0;text-align:left;margin-left:6.95pt;margin-top:11.2pt;width:331.8pt;height:28.65pt;z-index:251735040;visibility:visible;mso-wrap-style:square;mso-width-percent:0;mso-height-percent:0;mso-wrap-distance-left:9pt;mso-wrap-distance-top:0;mso-wrap-distance-right:9pt;mso-wrap-distance-bottom:0;mso-position-horizontal:absolute;mso-position-horizontal-relative:margin;mso-position-vertical:absolute;mso-position-vertical-relative:text;mso-width-percent:0;mso-height-percent:0;mso-width-relative:margin;mso-height-relative:margin;v-text-anchor:middle" arcsize="10923f" o:gfxdata="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" fillcolor="#c0bcbe" stroked="f" strokeweight="1pt">
                 <v:stroke joinstyle="miter"/>
                 <v:textbox>
                   <w:txbxContent>
@@ -3032,6 +3446,18 @@
     <w:p>
       <w:pPr>
         <w:spacing w:line="360" w:lineRule="auto"/>
+        <w:ind w:left="101" w:right="438" w:firstLine="720"/>
+        <w:jc w:val="both"/>
+        <w:rPr>
+          <w:rFonts w:ascii="Arial" w:eastAsia="Arial" w:hAnsi="Arial" w:cs="Arial"/>
+          <w:sz w:val="18"/>
+          <w:szCs w:val="18"/>
+        </w:rPr>
+      </w:pPr>
+    </w:p>
+    <w:p>
+      <w:pPr>
+        <w:spacing w:line="360" w:lineRule="auto"/>
         <w:ind w:left="187" w:right="181" w:firstLine="720"/>
         <w:jc w:val="both"/>
         <w:rPr>
@@ -3044,19 +3470,14 @@
           <w:sz w:val="24"/>
           <w:szCs w:val="24"/>
         </w:rPr>
-        <w:t xml:space="preserve">Quanto ao critério de deficiência, o autor cumpre com todos os requisitos para acesso ao benefício, uma vez que é diagnósticado portador de </w:t>
-      </w:r>
-      <w:r>
-        <w:t>{{ sigla_doenca }}.</w:t>
-      </w:r>
-      <w:r>
-        <w:rPr>
-          <w:b/>
-          <w:bCs/>
-          <w:sz w:val="24"/>
-          <w:szCs w:val="24"/>
-        </w:rPr>
-        <w:t xml:space="preserve"> </w:t>
+        <w:t>Quanto ao critério de deficiência, o autor cumpre com todos os requisitos para acesso ao benefício</w:t>
+      </w:r>
+      <w:r>
+        <w:rPr>
+          <w:sz w:val="24"/>
+          <w:szCs w:val="24"/>
+        </w:rPr>
+        <w:t xml:space="preserve">. </w:t>
       </w:r>
       <w:r>
         <w:rPr>
@@ -3225,16 +3646,16 @@
         <mc:AlternateContent>
           <mc:Choice Requires="wps">
             <w:drawing>
-              <wp:anchor distT="0" distB="0" distL="114300" distR="114300" simplePos="0" relativeHeight="251736064" behindDoc="0" locked="0" layoutInCell="1" allowOverlap="1" wp14:anchorId="60CADE46" wp14:editId="2EF63315">
+              <wp:anchor distT="0" distB="0" distL="114300" distR="114300" simplePos="0" relativeHeight="251736064" behindDoc="0" locked="0" layoutInCell="1" allowOverlap="1" wp14:anchorId="60CADE46" wp14:editId="40CE5157">
                 <wp:simplePos x="0" y="0"/>
                 <wp:positionH relativeFrom="margin">
-                  <wp:align>left</wp:align>
+                  <wp:posOffset>141605</wp:posOffset>
                 </wp:positionH>
                 <wp:positionV relativeFrom="paragraph">
-                  <wp:posOffset>141605</wp:posOffset>
+                  <wp:posOffset>242276</wp:posOffset>
                 </wp:positionV>
-                <wp:extent cx="3291840" cy="389255"/>
-                <wp:effectExtent l="0" t="0" r="3810" b="0"/>
+                <wp:extent cx="4450080" cy="389255"/>
+                <wp:effectExtent l="0" t="0" r="7620" b="0"/>
                 <wp:wrapNone/>
                 <wp:docPr id="20" name="Retângulo: Cantos Arredondados 20"/>
                 <wp:cNvGraphicFramePr>
@@ -3249,7 +3670,7 @@
                       <wps:spPr>
                         <a:xfrm>
                           <a:off x="0" y="0"/>
-                          <a:ext cx="3291840" cy="389255"/>
+                          <a:ext cx="4450080" cy="389255"/>
                         </a:xfrm>
                         <a:prstGeom prst="roundRect">
                           <a:avLst/>
@@ -3305,7 +3726,7 @@
           </mc:Choice>
           <mc:Fallback>
             <w:pict>
-              <v:roundrect w14:anchorId="60CADE46" id="Retângulo: Cantos Arredondados 20" o:spid="_x0000_s1034" style="position:absolute;left:0;text-align:left;margin-left:0;margin-top:11.15pt;width:259.2pt;height:30.65pt;z-index:251736064;visibility:visible;mso-wrap-style:square;mso-width-percent:0;mso-height-percent:0;mso-wrap-distance-left:9pt;mso-wrap-distance-top:0;mso-wrap-distance-right:9pt;mso-wrap-distance-bottom:0;mso-position-horizontal:left;mso-position-horizontal-relative:margin;mso-position-vertical:absolute;mso-position-vertical-relative:text;mso-width-percent:0;mso-height-percent:0;mso-width-relative:margin;mso-height-relative:margin;v-text-anchor:middle" arcsize="10923f" o:gfxdata="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" fillcolor="#c0bcbe" stroked="f" strokeweight="1pt">
+              <v:roundrect w14:anchorId="60CADE46" id="Retângulo: Cantos Arredondados 20" o:spid="_x0000_s1035" style="position:absolute;left:0;text-align:left;margin-left:11.15pt;margin-top:19.1pt;width:350.4pt;height:30.65pt;z-index:251736064;visibility:visible;mso-wrap-style:square;mso-width-percent:0;mso-height-percent:0;mso-wrap-distance-left:9pt;mso-wrap-distance-top:0;mso-wrap-distance-right:9pt;mso-wrap-distance-bottom:0;mso-position-horizontal:absolute;mso-position-horizontal-relative:margin;mso-position-vertical:absolute;mso-position-vertical-relative:text;mso-width-percent:0;mso-height-percent:0;mso-width-relative:margin;mso-height-relative:margin;v-text-anchor:middle" arcsize="10923f" o:gfxdata="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" fillcolor="#c0bcbe" stroked="f" strokeweight="1pt">
                 <v:stroke joinstyle="miter"/>
                 <v:textbox>
                   <w:txbxContent>
@@ -3337,7 +3758,7 @@
     </w:p>
     <w:p>
       <w:pPr>
-        <w:spacing w:before="240" w:line="360" w:lineRule="auto"/>
+        <w:spacing w:beforeLines="90" w:before="216" w:line="360" w:lineRule="auto"/>
         <w:ind w:left="101" w:right="439" w:firstLine="720"/>
         <w:jc w:val="both"/>
         <w:rPr>
@@ -3414,6 +3835,7 @@
           <w:szCs w:val="24"/>
           <w:u w:val="single"/>
         </w:rPr>
+        <w:lastRenderedPageBreak/>
         <w:t>{{ doc.titulo }}</w:t>
       </w:r>
     </w:p>
@@ -3464,19 +3886,6 @@
     </w:p>
     <w:p>
       <w:pPr>
-        <w:tabs>
-          <w:tab w:val="left" w:pos="912"/>
-        </w:tabs>
-        <w:spacing w:before="240" w:line="360" w:lineRule="auto"/>
-        <w:ind w:right="439"/>
-        <w:rPr>
-          <w:b/>
-          <w:bCs/>
-        </w:rPr>
-      </w:pPr>
-    </w:p>
-    <w:p>
-      <w:pPr>
         <w:pStyle w:val="Recuodecorpodetexto"/>
         <w:spacing w:after="0" w:line="360" w:lineRule="auto"/>
         <w:ind w:left="0" w:right="134"/>
@@ -3520,16 +3929,16 @@
         <mc:AlternateContent>
           <mc:Choice Requires="wps">
             <w:drawing>
-              <wp:anchor distT="0" distB="0" distL="114300" distR="114300" simplePos="0" relativeHeight="251715584" behindDoc="0" locked="0" layoutInCell="1" allowOverlap="1" wp14:anchorId="3E61283F" wp14:editId="0722092E">
+              <wp:anchor distT="0" distB="0" distL="114300" distR="114300" simplePos="0" relativeHeight="251715584" behindDoc="0" locked="0" layoutInCell="1" allowOverlap="1" wp14:anchorId="3E61283F" wp14:editId="72BB2ECA">
                 <wp:simplePos x="0" y="0"/>
                 <wp:positionH relativeFrom="margin">
-                  <wp:align>left</wp:align>
+                  <wp:posOffset>-331470</wp:posOffset>
                 </wp:positionH>
                 <wp:positionV relativeFrom="paragraph">
-                  <wp:posOffset>12029</wp:posOffset>
+                  <wp:posOffset>172749</wp:posOffset>
                 </wp:positionV>
-                <wp:extent cx="5605670" cy="592429"/>
-                <wp:effectExtent l="0" t="0" r="0" b="0"/>
+                <wp:extent cx="6416040" cy="592429"/>
+                <wp:effectExtent l="0" t="0" r="3810" b="0"/>
                 <wp:wrapNone/>
                 <wp:docPr id="17" name="Retângulo: Cantos Arredondados 17"/>
                 <wp:cNvGraphicFramePr>
@@ -3544,7 +3953,7 @@
                       <wps:spPr>
                         <a:xfrm>
                           <a:off x="0" y="0"/>
-                          <a:ext cx="5605670" cy="592429"/>
+                          <a:ext cx="6416040" cy="592429"/>
                         </a:xfrm>
                         <a:prstGeom prst="roundRect">
                           <a:avLst/>
@@ -3604,7 +4013,7 @@
           </mc:Choice>
           <mc:Fallback>
             <w:pict>
-              <v:roundrect w14:anchorId="3E61283F" id="Retângulo: Cantos Arredondados 17" o:spid="_x0000_s1035" style="position:absolute;left:0;text-align:left;margin-left:0;margin-top:.95pt;width:441.4pt;height:46.65pt;z-index:251715584;visibility:visible;mso-wrap-style:square;mso-width-percent:0;mso-height-percent:0;mso-wrap-distance-left:9pt;mso-wrap-distance-top:0;mso-wrap-distance-right:9pt;mso-wrap-distance-bottom:0;mso-position-horizontal:left;mso-position-horizontal-relative:margin;mso-position-vertical:absolute;mso-position-vertical-relative:text;mso-width-percent:0;mso-height-percent:0;mso-width-relative:margin;mso-height-relative:margin;v-text-anchor:middle" arcsize="10923f" o:gfxdata="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" fillcolor="#c0bcbe" stroked="f" strokeweight="1pt">
+              <v:roundrect w14:anchorId="3E61283F" id="Retângulo: Cantos Arredondados 17" o:spid="_x0000_s1036" style="position:absolute;left:0;text-align:left;margin-left:-26.1pt;margin-top:13.6pt;width:505.2pt;height:46.65pt;z-index:251715584;visibility:visible;mso-wrap-style:square;mso-width-percent:0;mso-height-percent:0;mso-wrap-distance-left:9pt;mso-wrap-distance-top:0;mso-wrap-distance-right:9pt;mso-wrap-distance-bottom:0;mso-position-horizontal:absolute;mso-position-horizontal-relative:margin;mso-position-vertical:absolute;mso-position-vertical-relative:text;mso-width-percent:0;mso-height-percent:0;mso-width-relative:margin;mso-height-relative:margin;v-text-anchor:middle" arcsize="10923f" o:gfxdata="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" fillcolor="#c0bcbe" stroked="f" strokeweight="1pt">
                 <v:stroke joinstyle="miter"/>
                 <v:textbox>
                   <w:txbxContent>
@@ -3641,8 +4050,32 @@
     <w:p>
       <w:pPr>
         <w:pStyle w:val="Recuodecorpodetexto"/>
-        <w:spacing w:line="360" w:lineRule="auto"/>
-        <w:ind w:right="134"/>
+        <w:spacing w:after="0" w:line="360" w:lineRule="auto"/>
+        <w:ind w:left="0" w:right="134"/>
+        <w:jc w:val="both"/>
+        <w:rPr>
+          <w:sz w:val="24"/>
+          <w:szCs w:val="24"/>
+        </w:rPr>
+      </w:pPr>
+    </w:p>
+    <w:p>
+      <w:pPr>
+        <w:pStyle w:val="Recuodecorpodetexto"/>
+        <w:spacing w:after="0" w:line="360" w:lineRule="auto"/>
+        <w:ind w:left="0" w:right="181"/>
+        <w:jc w:val="both"/>
+        <w:rPr>
+          <w:sz w:val="24"/>
+          <w:szCs w:val="24"/>
+        </w:rPr>
+      </w:pPr>
+    </w:p>
+    <w:p>
+      <w:pPr>
+        <w:pStyle w:val="Recuodecorpodetexto"/>
+        <w:spacing w:after="0" w:line="360" w:lineRule="auto"/>
+        <w:ind w:left="0" w:right="181"/>
         <w:jc w:val="both"/>
         <w:rPr>
           <w:sz w:val="24"/>
@@ -3661,6 +4094,13 @@
           <w:szCs w:val="24"/>
         </w:rPr>
       </w:pPr>
+      <w:r>
+        <w:rPr>
+          <w:sz w:val="24"/>
+          <w:szCs w:val="24"/>
+        </w:rPr>
+        <w:t>A parte autora, desde já, requer o julgamento antecipado do mérito, na forma do art. 355, inciso I, do Código de Processo Civil, por entender desnecessária a produção de prova pericial médica e social, uma vez que os elementos constantes dos autos são suficientes, por si sós, à formação do convencimento deste MM. Juízo.</w:t>
+      </w:r>
     </w:p>
     <w:p>
       <w:pPr>
@@ -3678,8 +4118,7 @@
           <w:sz w:val="24"/>
           <w:szCs w:val="24"/>
         </w:rPr>
-        <w:lastRenderedPageBreak/>
-        <w:t>A parte autora, desde já, requer o julgamento antecipado do mérito, na forma do art. 355, inciso I, do Código de Processo Civil, por entender desnecessária a produção de prova pericial médica e social, uma vez que os elementos constantes dos autos são suficientes, por si sós, à formação do convencimento deste MM. Juízo.</w:t>
+        <w:t>Com efeito, dispõe o art. 370, parágrafo único, do CPC, que compete ao juiz indeferir, em decisão fundamentada, as diligências inúteis ou meramente protelatórias. No mesmo sentido, os princípios da celeridade, da economia processual, da simplicidade e da informalidade, que informam o rito dos Juizados Especiais Federais (art. 2º da Lei nº 9.099/95, c/c art. 1º da Lei nº 10.259/01), recomendam que não se determine a realização de perícia quando o fato que se pretende demonstrar já se encontra plenamente comprovado.</w:t>
       </w:r>
     </w:p>
     <w:p>
@@ -3698,7 +4137,14 @@
           <w:sz w:val="24"/>
           <w:szCs w:val="24"/>
         </w:rPr>
-        <w:t>Com efeito, dispõe o art. 370, parágrafo único, do CPC, que compete ao juiz indeferir, em decisão fundamentada, as diligências inúteis ou meramente protelatórias. No mesmo sentido, os princípios da celeridade, da economia processual, da simplicidade e da informalidade, que informam o rito dos Juizados Especiais Federais (art. 2º da Lei nº 9.099/95, c/c art. 1º da Lei nº 10.259/01), recomendam que não se determine a realização de perícia quando o fato que se pretende demonstrar já se encontra plenamente comprovado.</w:t>
+        <w:t>{%</w:t>
+      </w:r>
+      <w:r>
+        <w:rPr>
+          <w:sz w:val="24"/>
+          <w:szCs w:val="24"/>
+        </w:rPr>
+        <w:t xml:space="preserve"> if hip_ja_reconhecida %}No caso concreto, a própria autarquia ré, por meio de seus peritos médicos e assistentes sociais, submeteu a parte autora a avaliação médica e social no procedimento administrativo NB {{ nb }}, ocasião em que reconheceu expressamente a existência de impedimento de longo prazo, na forma do art. 20, §§ 2º e 10, da Lei nº 8.742/93, conforme se extrai do relatório de avaliação ora acostado.</w:t>
       </w:r>
     </w:p>
     <w:p>
@@ -3717,14 +4163,7 @@
           <w:sz w:val="24"/>
           <w:szCs w:val="24"/>
         </w:rPr>
-        <w:t>{%</w:t>
-      </w:r>
-      <w:r>
-        <w:rPr>
-          <w:sz w:val="24"/>
-          <w:szCs w:val="24"/>
-        </w:rPr>
-        <w:t xml:space="preserve"> if hip_ja_reconhecida %}</w:t>
+        <w:t>O indeferimento administrativo, portanto, não se fundou na ausência de deficiência, mas exclusivamente em {{ motivo_indeferimento }}.</w:t>
       </w:r>
     </w:p>
     <w:p>
@@ -3743,7 +4182,7 @@
           <w:sz w:val="24"/>
           <w:szCs w:val="24"/>
         </w:rPr>
-        <w:t>No caso concreto, a própria autarquia ré, por meio de seus peritos médicos e assistentes sociais, submeteu a parte autora a avaliação médica e social no procedimento administrativo NB {{ nb }}, ocasião em que reconheceu expressamente a existência de impedimento de longo prazo, na forma do art. 20, §§ 2º e 10, da Lei nº 8.742/93, conforme se extrai do relatório de avaliação ora acostado.</w:t>
+        <w:t>Ora, se o requisito da deficiência foi expressamente reconhecido pelo próprio INSS, tal ponto tornou-se incontroverso, sendo defeso à autarquia, em juízo, contrariar sua própria conclusão técnica (venire contra factum proprium). A repetição, na via judicial, de avaliação já realizada e com resultado favorável à parte autora configuraria diligência inútil, em manifesto prejuízo à razoável duração do processo (art. 5º, LXXVIII, da CF/88).</w:t>
       </w:r>
     </w:p>
     <w:p>
@@ -3762,7 +4201,29 @@
           <w:sz w:val="24"/>
           <w:szCs w:val="24"/>
         </w:rPr>
-        <w:t>O indeferimento administrativo, portanto, não se fundou na ausência de deficiência, mas exclusivamente em {{ motivo_indeferimento }}.</w:t>
+        <w:lastRenderedPageBreak/>
+        <w:t>Restando controvertido apenas o requisito da miserabilidade, este se comprova documentalmente, mediante {{ comprovantes_miserabilidade }}, dispensando igualmente a realização de novo estudo social.</w:t>
+      </w:r>
+      <w:r>
+        <w:rPr>
+          <w:sz w:val="24"/>
+          <w:szCs w:val="24"/>
+        </w:rPr>
+        <w:t xml:space="preserve"> </w:t>
+      </w:r>
+      <w:r>
+        <w:rPr>
+          <w:sz w:val="24"/>
+          <w:szCs w:val="24"/>
+        </w:rPr>
+        <w:t>{%</w:t>
+      </w:r>
+      <w:r>
+        <w:rPr>
+          <w:sz w:val="24"/>
+          <w:szCs w:val="24"/>
+        </w:rPr>
+        <w:t xml:space="preserve"> endif %}</w:t>
       </w:r>
     </w:p>
     <w:p>
@@ -3781,7 +4242,63 @@
           <w:sz w:val="24"/>
           <w:szCs w:val="24"/>
         </w:rPr>
-        <w:t>Ora, se o requisito da deficiência foi expressamente reconhecido pelo próprio INSS, tal ponto tornou-se incontroverso, sendo defeso à autarquia, em juízo, contrariar sua própria conclusão técnica (venire contra factum proprium). A repetição, na via judicial, de avaliação já realizada e com resultado favorável à parte autora configuraria diligência inútil, em manifesto prejuízo à razoável duração do processo (art. 5º, LXXVIII, da CF/88).</w:t>
+        <w:t>{%</w:t>
+      </w:r>
+      <w:r>
+        <w:rPr>
+          <w:sz w:val="24"/>
+          <w:szCs w:val="24"/>
+        </w:rPr>
+        <w:t xml:space="preserve"> if hip_ja_notoria %}</w:t>
+      </w:r>
+      <w:r>
+        <w:rPr>
+          <w:sz w:val="24"/>
+          <w:szCs w:val="24"/>
+        </w:rPr>
+        <w:t xml:space="preserve"> </w:t>
+      </w:r>
+      <w:r>
+        <w:rPr>
+          <w:sz w:val="24"/>
+          <w:szCs w:val="24"/>
+        </w:rPr>
+        <w:t xml:space="preserve">No caso concreto, a parte autora é portadora de </w:t>
+      </w:r>
+      <w:r>
+        <w:rPr>
+          <w:sz w:val="24"/>
+          <w:szCs w:val="24"/>
+        </w:rPr>
+        <w:t>{{ diagnosticos_texto_corrido }}</w:t>
+      </w:r>
+      <w:r>
+        <w:rPr>
+          <w:sz w:val="24"/>
+          <w:szCs w:val="24"/>
+        </w:rPr>
+        <w:t xml:space="preserve">, condição de caráter </w:t>
+      </w:r>
+      <w:r>
+        <w:rPr>
+          <w:sz w:val="24"/>
+          <w:szCs w:val="24"/>
+        </w:rPr>
+        <w:t>{{ carater_condicao }}</w:t>
+      </w:r>
+      <w:r>
+        <w:rPr>
+          <w:sz w:val="24"/>
+          <w:szCs w:val="24"/>
+        </w:rPr>
+        <w:t xml:space="preserve"> e de manifestação objetivamente aferível, cuja existência não demanda conhecimento técnico especializado para ser constatada, tal como comprovam </w:t>
+      </w:r>
+      <w:r>
+        <w:rPr>
+          <w:sz w:val="24"/>
+          <w:szCs w:val="24"/>
+        </w:rPr>
+        <w:t>{{ comprovantes_deficiencia }}.</w:t>
       </w:r>
     </w:p>
     <w:p>
@@ -3800,7 +4317,28 @@
           <w:sz w:val="24"/>
           <w:szCs w:val="24"/>
         </w:rPr>
-        <w:t>Restando controvertido apenas o requisito da miserabilidade, este se comprova documentalmente, mediante {{ comprovantes_miserabilidade }}, dispensando igualmente a realização de novo estudo social.</w:t>
+        <w:t>Tratando-se de quadro cuja gravidade e permanência dispensam maior perquirição técnica, e não havendo controvérsia quanto à sua existência, a prova documental produzida basta ao reconhecimento do impedimento de longo prazo, sendo a perícia medida supérflua.</w:t>
+      </w:r>
+      <w:r>
+        <w:rPr>
+          <w:sz w:val="24"/>
+          <w:szCs w:val="24"/>
+        </w:rPr>
+        <w:t xml:space="preserve"> </w:t>
+      </w:r>
+      <w:r>
+        <w:rPr>
+          <w:sz w:val="24"/>
+          <w:szCs w:val="24"/>
+        </w:rPr>
+        <w:t>{%</w:t>
+      </w:r>
+      <w:r>
+        <w:rPr>
+          <w:sz w:val="24"/>
+          <w:szCs w:val="24"/>
+        </w:rPr>
+        <w:t xml:space="preserve"> endif %}</w:t>
       </w:r>
     </w:p>
     <w:p>
@@ -3819,14 +4357,7 @@
           <w:sz w:val="24"/>
           <w:szCs w:val="24"/>
         </w:rPr>
-        <w:t>{%</w:t>
-      </w:r>
-      <w:r>
-        <w:rPr>
-          <w:sz w:val="24"/>
-          <w:szCs w:val="24"/>
-        </w:rPr>
-        <w:t xml:space="preserve"> endif %}</w:t>
+        <w:t>Diante do exposto, requer a parte autora o julgamento antecipado do mérito, com a consequente procedência dos pedidos, independentemente da realização de perícia médica e de estudo social.</w:t>
       </w:r>
     </w:p>
     <w:p>
@@ -3845,164 +4376,26 @@
           <w:sz w:val="24"/>
           <w:szCs w:val="24"/>
         </w:rPr>
+        <w:t>Requer-se, contudo, subsidiariamente e por cautela, que, caso este MM. Juízo entenda imprescindível a instrução probatória, sejam designadas tanto a avaliação médica quanto a avaliação social, esta última de forma autônoma e obrigatória, na forma do art. 20, § 6º, da Lei nº 8.742/93, por profissional assistente social, com observância do modelo biopsicossocial, sob pena de nulidade, apresentando-se desde já os quesitos anexos.</w:t>
+      </w:r>
+      <w:r>
+        <w:rPr>
+          <w:sz w:val="24"/>
+          <w:szCs w:val="24"/>
+        </w:rPr>
+        <w:t xml:space="preserve"> </w:t>
+      </w:r>
+      <w:r>
         <w:t>{%</w:t>
       </w:r>
       <w:r>
-        <w:rPr>
-          <w:sz w:val="24"/>
-          <w:szCs w:val="24"/>
-        </w:rPr>
-        <w:t xml:space="preserve"> if hip_ja_notoria %}</w:t>
-      </w:r>
-    </w:p>
-    <w:p>
-      <w:pPr>
-        <w:pStyle w:val="Recuodecorpodetexto"/>
-        <w:spacing w:after="0" w:line="360" w:lineRule="auto"/>
-        <w:ind w:left="187" w:right="181" w:firstLine="720"/>
-        <w:jc w:val="both"/>
-        <w:rPr>
-          <w:sz w:val="24"/>
-          <w:szCs w:val="24"/>
-        </w:rPr>
-      </w:pPr>
-      <w:r>
-        <w:rPr>
-          <w:sz w:val="24"/>
-          <w:szCs w:val="24"/>
-        </w:rPr>
-        <w:t xml:space="preserve">No caso concreto, a parte autora é portadora de </w:t>
-      </w:r>
-      <w:r>
-        <w:rPr>
-          <w:sz w:val="24"/>
-          <w:szCs w:val="24"/>
-        </w:rPr>
-        <w:t>{{ diagnosticos_texto_corrido }}</w:t>
-      </w:r>
-      <w:r>
-        <w:rPr>
-          <w:sz w:val="24"/>
-          <w:szCs w:val="24"/>
-        </w:rPr>
-        <w:t xml:space="preserve">, condição de caráter </w:t>
-      </w:r>
-      <w:r>
-        <w:rPr>
-          <w:sz w:val="24"/>
-          <w:szCs w:val="24"/>
-        </w:rPr>
-        <w:t>{{ carater_condicao }}</w:t>
-      </w:r>
-      <w:r>
-        <w:rPr>
-          <w:sz w:val="24"/>
-          <w:szCs w:val="24"/>
-        </w:rPr>
-        <w:t xml:space="preserve"> e de manifestação objetivamente aferível, cuja existência não demanda conhecimento técnico especializado para ser constatada, tal como comprovam </w:t>
-      </w:r>
-      <w:r>
-        <w:rPr>
-          <w:sz w:val="24"/>
-          <w:szCs w:val="24"/>
-        </w:rPr>
-        <w:t>{{ comprovantes_deficiencia }}.</w:t>
-      </w:r>
-    </w:p>
-    <w:p>
-      <w:pPr>
-        <w:pStyle w:val="Recuodecorpodetexto"/>
-        <w:spacing w:after="0" w:line="360" w:lineRule="auto"/>
-        <w:ind w:left="187" w:right="181" w:firstLine="720"/>
-        <w:jc w:val="both"/>
-        <w:rPr>
-          <w:sz w:val="24"/>
-          <w:szCs w:val="24"/>
-        </w:rPr>
-      </w:pPr>
-      <w:r>
-        <w:rPr>
-          <w:sz w:val="24"/>
-          <w:szCs w:val="24"/>
-        </w:rPr>
-        <w:lastRenderedPageBreak/>
-        <w:t>Tratando-se de quadro cuja gravidade e permanência dispensam maior perquirição técnica, e não havendo controvérsia quanto à sua existência, a prova documental produzida basta ao reconhecimento do impedimento de longo prazo, sendo a perícia medida supérflua.</w:t>
-      </w:r>
-    </w:p>
-    <w:p>
-      <w:pPr>
-        <w:pStyle w:val="Recuodecorpodetexto"/>
-        <w:spacing w:after="0" w:line="360" w:lineRule="auto"/>
-        <w:ind w:left="187" w:right="181" w:firstLine="720"/>
-        <w:jc w:val="both"/>
-        <w:rPr>
-          <w:sz w:val="24"/>
-          <w:szCs w:val="24"/>
-        </w:rPr>
-      </w:pPr>
-    </w:p>
-    <w:p>
-      <w:pPr>
-        <w:pStyle w:val="Recuodecorpodetexto"/>
-        <w:spacing w:after="0" w:line="360" w:lineRule="auto"/>
-        <w:ind w:left="187" w:right="181" w:firstLine="720"/>
-        <w:jc w:val="both"/>
-        <w:rPr>
-          <w:sz w:val="24"/>
-          <w:szCs w:val="24"/>
-        </w:rPr>
-      </w:pPr>
-      <w:r>
-        <w:rPr>
-          <w:sz w:val="24"/>
-          <w:szCs w:val="24"/>
-        </w:rPr>
+        <w:t xml:space="preserve"> endif %}</w:t>
+      </w:r>
+      <w:r>
         <w:t>{%</w:t>
       </w:r>
       <w:r>
-        <w:rPr>
-          <w:sz w:val="24"/>
-          <w:szCs w:val="24"/>
-        </w:rPr>
-        <w:t xml:space="preserve"> endif %}</w:t>
-      </w:r>
-    </w:p>
-    <w:p>
-      <w:pPr>
-        <w:pStyle w:val="Recuodecorpodetexto"/>
-        <w:spacing w:after="0" w:line="360" w:lineRule="auto"/>
-        <w:ind w:left="187" w:right="181" w:firstLine="720"/>
-        <w:jc w:val="both"/>
-        <w:rPr>
-          <w:sz w:val="24"/>
-          <w:szCs w:val="24"/>
-        </w:rPr>
-      </w:pPr>
-      <w:r>
-        <w:rPr>
-          <w:sz w:val="24"/>
-          <w:szCs w:val="24"/>
-        </w:rPr>
-        <w:t>Diante do exposto, requer a parte autora o julgamento antecipado do mérito, com a consequente procedência dos pedidos, independentemente da realização de perícia médica e de estudo social.</w:t>
-      </w:r>
-    </w:p>
-    <w:p>
-      <w:pPr>
-        <w:pStyle w:val="Recuodecorpodetexto"/>
-        <w:spacing w:after="0" w:line="360" w:lineRule="auto"/>
-        <w:ind w:left="187" w:right="181" w:firstLine="720"/>
-        <w:jc w:val="both"/>
-        <w:rPr>
-          <w:sz w:val="24"/>
-          <w:szCs w:val="24"/>
-        </w:rPr>
-      </w:pPr>
-      <w:r>
-        <w:rPr>
-          <w:sz w:val="24"/>
-          <w:szCs w:val="24"/>
-        </w:rPr>
-        <w:t>Requer-se, contudo, subsidiariamente e por cautela, que, caso este MM. Juízo entenda imprescindível a instrução probatória, sejam designadas tanto a avaliação médica quanto a avaliação social, esta última de forma autônoma e obrigatória, na forma do art. 20, § 6º, da Lei nº 8.742/93, por profissional assistente social, com observância do modelo biopsicossocial, sob pena de nulidade, apresentando-se desde já os quesitos anexos.</w:t>
+        <w:t xml:space="preserve"> if tese_prova_emprestada %}</w:t>
       </w:r>
     </w:p>
     <w:p>
@@ -4013,34 +4406,6 @@
         <w:jc w:val="both"/>
       </w:pPr>
       <w:r>
-        <w:t>{%</w:t>
-      </w:r>
-      <w:r>
-        <w:t xml:space="preserve"> endif %}</w:t>
-      </w:r>
-    </w:p>
-    <w:p>
-      <w:pPr>
-        <w:pStyle w:val="Recuodecorpodetexto"/>
-        <w:spacing w:after="0" w:line="360" w:lineRule="auto"/>
-        <w:ind w:left="0" w:right="181" w:firstLine="187"/>
-        <w:jc w:val="both"/>
-      </w:pPr>
-      <w:r>
-        <w:t>{%</w:t>
-      </w:r>
-      <w:r>
-        <w:t xml:space="preserve"> if tese_prova_emprestada %}</w:t>
-      </w:r>
-    </w:p>
-    <w:p>
-      <w:pPr>
-        <w:pStyle w:val="Recuodecorpodetexto"/>
-        <w:spacing w:line="360" w:lineRule="auto"/>
-        <w:ind w:left="0" w:right="276"/>
-        <w:jc w:val="both"/>
-      </w:pPr>
-      <w:r>
         <w:rPr>
           <w:rFonts w:ascii="Arial" w:hAnsi="Arial" w:cs="Arial"/>
           <w:noProof/>
@@ -4051,13 +4416,13 @@
         <mc:AlternateContent>
           <mc:Choice Requires="wps">
             <w:drawing>
-              <wp:anchor distT="0" distB="0" distL="114300" distR="114300" simplePos="0" relativeHeight="251717632" behindDoc="0" locked="0" layoutInCell="1" allowOverlap="1" wp14:anchorId="34C4C7AD" wp14:editId="4600BEAF">
+              <wp:anchor distT="0" distB="0" distL="114300" distR="114300" simplePos="0" relativeHeight="251717632" behindDoc="0" locked="0" layoutInCell="1" allowOverlap="1" wp14:anchorId="34C4C7AD" wp14:editId="2924BD98">
                 <wp:simplePos x="0" y="0"/>
                 <wp:positionH relativeFrom="page">
-                  <wp:align>center</wp:align>
+                  <wp:posOffset>901700</wp:posOffset>
                 </wp:positionH>
                 <wp:positionV relativeFrom="paragraph">
-                  <wp:posOffset>84979</wp:posOffset>
+                  <wp:posOffset>211455</wp:posOffset>
                 </wp:positionV>
                 <wp:extent cx="5743575" cy="488950"/>
                 <wp:effectExtent l="0" t="0" r="9525" b="6350"/>
@@ -4308,7 +4673,7 @@
           </mc:Choice>
           <mc:Fallback>
             <w:pict>
-              <v:roundrect w14:anchorId="34C4C7AD" id="_x0000_s1036" style="position:absolute;left:0;text-align:left;margin-left:0;margin-top:6.7pt;width:452.25pt;height:38.5pt;z-index:251717632;visibility:visible;mso-wrap-style:square;mso-width-percent:0;mso-height-percent:0;mso-wrap-distance-left:9pt;mso-wrap-distance-top:0;mso-wrap-distance-right:9pt;mso-wrap-distance-bottom:0;mso-position-horizontal:center;mso-position-horizontal-relative:page;mso-position-vertical:absolute;mso-position-vertical-relative:text;mso-width-percent:0;mso-height-percent:0;mso-width-relative:margin;mso-height-relative:margin;v-text-anchor:middle" arcsize="10923f" o:gfxdata="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" fillcolor="#bebfc2" stroked="f" strokeweight="2pt">
+              <v:roundrect w14:anchorId="34C4C7AD" id="_x0000_s1037" style="position:absolute;left:0;text-align:left;margin-left:71pt;margin-top:16.65pt;width:452.25pt;height:38.5pt;z-index:251717632;visibility:visible;mso-wrap-style:square;mso-width-percent:0;mso-height-percent:0;mso-wrap-distance-left:9pt;mso-wrap-distance-top:0;mso-wrap-distance-right:9pt;mso-wrap-distance-bottom:0;mso-position-horizontal:absolute;mso-position-horizontal-relative:page;mso-position-vertical:absolute;mso-position-vertical-relative:text;mso-width-percent:0;mso-height-percent:0;mso-width-relative:margin;mso-height-relative:margin;v-text-anchor:middle" arcsize="10923f" o:gfxdata="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" fillcolor="#bebfc2" stroked="f" strokeweight="2pt">
                 <v:textbox>
                   <w:txbxContent>
                     <w:p>
@@ -4352,6 +4717,14 @@
         <w:spacing w:line="360" w:lineRule="auto"/>
         <w:ind w:left="0" w:right="276"/>
         <w:jc w:val="both"/>
+      </w:pPr>
+    </w:p>
+    <w:p>
+      <w:pPr>
+        <w:pStyle w:val="Recuodecorpodetexto"/>
+        <w:spacing w:line="360" w:lineRule="auto"/>
+        <w:ind w:left="0" w:right="276"/>
+        <w:jc w:val="both"/>
         <w:rPr>
           <w:sz w:val="24"/>
           <w:szCs w:val="24"/>
@@ -4506,7 +4879,15 @@
           <w:sz w:val="24"/>
           <w:szCs w:val="24"/>
         </w:rPr>
-        <w:t>, acarreta severo comprometimento de seu discernimento e de sua capacidade de interação social, tornando-a incapaz para o trabalho e para a vida independente.</w:t>
+        <w:t xml:space="preserve">, acarreta severo </w:t>
+      </w:r>
+      <w:r>
+        <w:rPr>
+          <w:sz w:val="24"/>
+          <w:szCs w:val="24"/>
+        </w:rPr>
+        <w:lastRenderedPageBreak/>
+        <w:t>comprometimento de seu discernimento e de sua capacidade de interação social, tornando-a incapaz para o trabalho e para a vida independente.</w:t>
       </w:r>
     </w:p>
     <w:p>
@@ -4544,7 +4925,6 @@
           <w:sz w:val="24"/>
           <w:szCs w:val="24"/>
         </w:rPr>
-        <w:lastRenderedPageBreak/>
         <w:t>O instituto da prova emprestada, previsto no art. 372 do Código de Processo Civil, prestigia os princípios da celeridade e da economia processual, permitindo que o juiz admita a utilização de prova produzida em outro processo, atribuindo-lhe o valor que considerar adequado, observado o contraditório. No caso, o contraditório resta plenamente assegurado, na medida em que o INSS terá integral oportunidade de se manifestar sobre o laudo ora apresentado nestes autos.</w:t>
       </w:r>
     </w:p>
@@ -4621,31 +5001,33 @@
           <w:sz w:val="24"/>
           <w:szCs w:val="24"/>
         </w:rPr>
-        <w:t>Requer-se, subsidiariamente e por cautela, que, na hipótese de este MM. Juízo entender imprescindível a produção de prova pericial, seja o laudo emprestado desde já admitido como elemento de convicção complementar, e sejam designadas a avaliação médica e, de forma autônoma e obrigatória, a avaliação social, na forma do art. 20, § 6º, da Lei nº 8.742/93, sob pena de nulidade, apresentando-se desde já os quesitos anexos.</w:t>
+        <w:t xml:space="preserve">Requer-se, subsidiariamente e por cautela, que, na hipótese de este MM. Juízo entender imprescindível a produção de prova pericial, seja o laudo emprestado desde já admitido como elemento de convicção complementar, e sejam designadas a avaliação médica e, de forma autônoma e obrigatória, a avaliação social, na forma do art. 20, § 6º, da </w:t>
+      </w:r>
+      <w:r>
+        <w:rPr>
+          <w:sz w:val="24"/>
+          <w:szCs w:val="24"/>
+        </w:rPr>
+        <w:lastRenderedPageBreak/>
+        <w:t>Lei nº 8.742/93, sob pena de nulidade, apresentando-se desde já os quesitos anexos.</w:t>
+      </w:r>
+      <w:r>
+        <w:rPr>
+          <w:sz w:val="24"/>
+          <w:szCs w:val="24"/>
+        </w:rPr>
+        <w:t xml:space="preserve"> </w:t>
+      </w:r>
+      <w:r>
+        <w:t>{% endif %}</w:t>
       </w:r>
     </w:p>
     <w:p>
       <w:pPr>
         <w:pStyle w:val="Recuodecorpodetexto"/>
         <w:spacing w:after="0" w:line="360" w:lineRule="auto"/>
-        <w:ind w:left="0" w:right="181"/>
-        <w:jc w:val="both"/>
-      </w:pPr>
-      <w:r>
-        <w:t>{%</w:t>
-      </w:r>
-      <w:r>
-        <w:t xml:space="preserve"> endif %}</w:t>
-      </w:r>
-    </w:p>
-    <w:p>
-      <w:pPr>
-        <w:tabs>
-          <w:tab w:val="left" w:pos="912"/>
-        </w:tabs>
-        <w:spacing w:before="240" w:line="360" w:lineRule="auto"/>
-        <w:ind w:right="439"/>
-        <w:jc w:val="center"/>
+        <w:ind w:left="187" w:right="181" w:firstLine="720"/>
+        <w:jc w:val="both"/>
         <w:rPr>
           <w:sz w:val="24"/>
           <w:szCs w:val="24"/>
@@ -4659,16 +5041,16 @@
         <mc:AlternateContent>
           <mc:Choice Requires="wps">
             <w:drawing>
-              <wp:anchor distT="0" distB="0" distL="114300" distR="114300" simplePos="0" relativeHeight="251701248" behindDoc="0" locked="0" layoutInCell="1" allowOverlap="1" wp14:anchorId="4B3B3A59" wp14:editId="3E2B8831">
+              <wp:anchor distT="0" distB="0" distL="114300" distR="114300" simplePos="0" relativeHeight="251701248" behindDoc="0" locked="0" layoutInCell="1" allowOverlap="1" wp14:anchorId="4B3B3A59" wp14:editId="06E7F4B9">
                 <wp:simplePos x="0" y="0"/>
-                <wp:positionH relativeFrom="margin">
-                  <wp:align>center</wp:align>
+                <wp:positionH relativeFrom="page">
+                  <wp:posOffset>632460</wp:posOffset>
                 </wp:positionH>
                 <wp:positionV relativeFrom="paragraph">
-                  <wp:posOffset>89286</wp:posOffset>
+                  <wp:posOffset>358140</wp:posOffset>
                 </wp:positionV>
-                <wp:extent cx="6315075" cy="504825"/>
-                <wp:effectExtent l="0" t="0" r="9525" b="9525"/>
+                <wp:extent cx="6400800" cy="421005"/>
+                <wp:effectExtent l="0" t="0" r="0" b="0"/>
                 <wp:wrapNone/>
                 <wp:docPr id="21" name="Retângulo: Cantos Arredondados 21"/>
                 <wp:cNvGraphicFramePr>
@@ -4683,7 +5065,7 @@
                       <wps:spPr>
                         <a:xfrm>
                           <a:off x="0" y="0"/>
-                          <a:ext cx="6315075" cy="504825"/>
+                          <a:ext cx="6400800" cy="421005"/>
                         </a:xfrm>
                         <a:prstGeom prst="roundRect">
                           <a:avLst/>
@@ -4701,6 +5083,9 @@
                       <wps:txbx>
                         <w:txbxContent>
                           <w:p>
+                            <w:pPr>
+                              <w:jc w:val="center"/>
+                            </w:pPr>
                             <w:r>
                               <w:rPr>
                                 <w:rStyle w:val="jsgrdq"/>
@@ -4747,11 +5132,14 @@
           </mc:Choice>
           <mc:Fallback>
             <w:pict>
-              <v:roundrect w14:anchorId="4B3B3A59" id="Retângulo: Cantos Arredondados 21" o:spid="_x0000_s1037" style="position:absolute;left:0;text-align:left;margin-left:0;margin-top:7.05pt;width:497.25pt;height:39.75pt;z-index:251701248;visibility:visible;mso-wrap-style:square;mso-width-percent:0;mso-height-percent:0;mso-wrap-distance-left:9pt;mso-wrap-distance-top:0;mso-wrap-distance-right:9pt;mso-wrap-distance-bottom:0;mso-position-horizontal:center;mso-position-horizontal-relative:margin;mso-position-vertical:absolute;mso-position-vertical-relative:text;mso-width-percent:0;mso-height-percent:0;mso-width-relative:margin;mso-height-relative:margin;v-text-anchor:middle" arcsize="10923f" o:gfxdata="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" fillcolor="#c0bcbe" stroked="f" strokeweight="1pt">
+              <v:roundrect w14:anchorId="4B3B3A59" id="Retângulo: Cantos Arredondados 21" o:spid="_x0000_s1038" style="position:absolute;left:0;text-align:left;margin-left:49.8pt;margin-top:28.2pt;width:7in;height:33.15pt;z-index:251701248;visibility:visible;mso-wrap-style:square;mso-width-percent:0;mso-height-percent:0;mso-wrap-distance-left:9pt;mso-wrap-distance-top:0;mso-wrap-distance-right:9pt;mso-wrap-distance-bottom:0;mso-position-horizontal:absolute;mso-position-horizontal-relative:page;mso-position-vertical:absolute;mso-position-vertical-relative:text;mso-width-percent:0;mso-height-percent:0;mso-width-relative:margin;mso-height-relative:margin;v-text-anchor:middle" arcsize="10923f" o:gfxdata="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" fillcolor="#c0bcbe" stroked="f" strokeweight="1pt">
                 <v:stroke joinstyle="miter"/>
                 <v:textbox>
                   <w:txbxContent>
                     <w:p>
+                      <w:pPr>
+                        <w:jc w:val="center"/>
+                      </w:pPr>
                       <w:r>
                         <w:rPr>
                           <w:rStyle w:val="jsgrdq"/>
@@ -4778,7 +5166,7 @@
                     </w:p>
                   </w:txbxContent>
                 </v:textbox>
-                <w10:wrap anchorx="margin"/>
+                <w10:wrap anchorx="page"/>
               </v:roundrect>
             </w:pict>
           </mc:Fallback>
@@ -4787,6 +5175,14 @@
     </w:p>
     <w:p>
       <w:pPr>
+        <w:pStyle w:val="Recuodecorpodetexto"/>
+        <w:spacing w:after="0" w:line="360" w:lineRule="auto"/>
+        <w:ind w:left="0" w:right="181"/>
+        <w:jc w:val="both"/>
+      </w:pPr>
+    </w:p>
+    <w:p>
+      <w:pPr>
         <w:spacing w:line="360" w:lineRule="auto"/>
         <w:ind w:right="439"/>
         <w:jc w:val="both"/>
@@ -4806,6 +5202,17 @@
           <w:szCs w:val="24"/>
         </w:rPr>
       </w:pPr>
+    </w:p>
+    <w:p>
+      <w:pPr>
+        <w:spacing w:line="360" w:lineRule="auto"/>
+        <w:ind w:left="142" w:right="439" w:firstLine="709"/>
+        <w:jc w:val="both"/>
+        <w:rPr>
+          <w:sz w:val="24"/>
+          <w:szCs w:val="24"/>
+        </w:rPr>
+      </w:pPr>
       <w:r>
         <w:rPr>
           <w:sz w:val="24"/>
@@ -4820,259 +5227,55 @@
         </w:rPr>
         <w:t xml:space="preserve"> if descricao_grupo_familiar == '1' or descricao_grupo_familiar == 'uma' or descricao_grupo_familiar == 'Uma' %}</w:t>
       </w:r>
-    </w:p>
-    <w:p>
-      <w:pPr>
-        <w:spacing w:line="360" w:lineRule="auto"/>
-        <w:ind w:left="187" w:right="181" w:firstLine="720"/>
-        <w:jc w:val="both"/>
-        <w:rPr>
-          <w:sz w:val="24"/>
-          <w:szCs w:val="24"/>
-        </w:rPr>
-      </w:pPr>
-      <w:r>
-        <w:rPr>
-          <w:sz w:val="24"/>
-          <w:szCs w:val="24"/>
-        </w:rPr>
-        <w:lastRenderedPageBreak/>
+      <w:r>
+        <w:rPr>
+          <w:sz w:val="24"/>
+          <w:szCs w:val="24"/>
+        </w:rPr>
+        <w:t xml:space="preserve"> </w:t>
+      </w:r>
+      <w:r>
+        <w:rPr>
+          <w:sz w:val="24"/>
+          <w:szCs w:val="24"/>
+        </w:rPr>
         <w:t>A parte autora reside sozinha, a sua moradia é modesta e não atende às suas necessidades, possui poucos móveis, somente o necessário e não há luxuosidade.</w:t>
       </w:r>
-    </w:p>
-    <w:p>
-      <w:pPr>
-        <w:pStyle w:val="pdq2pgselectionanchorcontainer"/>
-        <w:spacing w:before="0" w:beforeAutospacing="0" w:after="0" w:afterAutospacing="0" w:line="360" w:lineRule="auto"/>
-        <w:ind w:firstLine="720"/>
-        <w:jc w:val="both"/>
-      </w:pPr>
-      <w:r>
-        <w:t xml:space="preserve">Ressalta-se que o indeferimento administrativo do benefício decorreu de </w:t>
-      </w:r>
-      <w:r>
-        <w:rPr>
-          <w:rStyle w:val="Forte"/>
-        </w:rPr>
-        <w:t>equívoco na análise realizada pelo INSS</w:t>
-      </w:r>
-      <w:r>
-        <w:t>, que considerou, de forma indevida a quantidade de integrantes do grupo familiar da autora, em desconformidade com as informações constantes do Cadastro Único para Programas Sociais do Governo Federal (</w:t>
-      </w:r>
-      <w:proofErr w:type="spellStart"/>
-      <w:r>
-        <w:t>CadÚnico</w:t>
-      </w:r>
-      <w:proofErr w:type="spellEnd"/>
-      <w:r>
-        <w:t xml:space="preserve">), o qual comprova a existência de </w:t>
-      </w:r>
-      <w:r>
-        <w:rPr>
-          <w:rStyle w:val="Forte"/>
-        </w:rPr>
-        <w:t>03 (três) membros no núcleo familiar</w:t>
-      </w:r>
-      <w:r>
-        <w:t>. Dessa forma, a renda familiar per capita foi apurada de maneira incorreta, utilizando-se de premissa fática equivocada.</w:t>
-      </w:r>
-    </w:p>
-    <w:p>
-      <w:pPr>
-        <w:spacing w:line="360" w:lineRule="auto"/>
-        <w:ind w:left="187" w:right="181" w:firstLine="720"/>
-        <w:jc w:val="both"/>
-        <w:rPr>
-          <w:sz w:val="24"/>
-          <w:szCs w:val="24"/>
-        </w:rPr>
-      </w:pPr>
-      <w:r>
-        <w:t xml:space="preserve">Requer-se, portanto, a </w:t>
-      </w:r>
-      <w:r>
-        <w:rPr>
-          <w:b/>
-          <w:bCs/>
-        </w:rPr>
-        <w:t>designação apenas de</w:t>
-      </w:r>
-      <w:r>
+      <w:r>
+        <w:rPr>
+          <w:sz w:val="24"/>
+          <w:szCs w:val="24"/>
+        </w:rPr>
+        <w:t>{%</w:t>
+      </w:r>
+      <w:r>
+        <w:rPr>
+          <w:sz w:val="24"/>
+          <w:szCs w:val="24"/>
+        </w:rPr>
+        <w:t xml:space="preserve"> else %}</w:t>
+      </w:r>
+      <w:r>
+        <w:rPr>
+          <w:sz w:val="24"/>
+          <w:szCs w:val="24"/>
+        </w:rPr>
+        <w:t>O núcleo familiar é composto por {{ descricao_grupo_familiar }} pessoas, a sua moradia é modesta e não atende às suas necessidades, possui poucos móveis, somente o necessário e não há luxuosidade.</w:t>
+      </w:r>
+      <w:r>
+        <w:rPr>
+          <w:sz w:val="24"/>
+          <w:szCs w:val="24"/>
+        </w:rPr>
         <w:t xml:space="preserve"> </w:t>
       </w:r>
       <w:r>
         <w:rPr>
-          <w:rStyle w:val="Forte"/>
-        </w:rPr>
-        <w:t>perícia médica judicial</w:t>
-      </w:r>
-      <w:r>
-        <w:t xml:space="preserve">, a fim de avaliar a condição de saúde. Diante do exposto, estando presentes os requisitos legais previstos no art. 20 da Lei nº 8.742/93, requer a parte autora a concessão do </w:t>
-      </w:r>
-      <w:r>
-        <w:rPr>
-          <w:rStyle w:val="Forte"/>
-          <w:b w:val="0"/>
-          <w:bCs w:val="0"/>
-        </w:rPr>
-        <w:t>Benefício de Prestação Continuada (BPC/LOAS)</w:t>
-      </w:r>
-      <w:r>
-        <w:t>, por ser medida de justiça e de proteção à pessoa em situação de vulnerabilidade.</w:t>
-      </w:r>
-    </w:p>
-    <w:p>
-      <w:pPr>
-        <w:spacing w:line="360" w:lineRule="auto"/>
-        <w:ind w:left="187" w:right="181" w:firstLine="720"/>
-        <w:jc w:val="both"/>
-        <w:rPr>
-          <w:sz w:val="24"/>
-          <w:szCs w:val="24"/>
-        </w:rPr>
-      </w:pPr>
-    </w:p>
-    <w:p>
-      <w:pPr>
-        <w:spacing w:line="360" w:lineRule="auto"/>
-        <w:ind w:left="187" w:right="181" w:firstLine="720"/>
-        <w:jc w:val="both"/>
-        <w:rPr>
-          <w:sz w:val="24"/>
-          <w:szCs w:val="24"/>
-        </w:rPr>
-      </w:pPr>
-      <w:r>
-        <w:rPr>
-          <w:sz w:val="24"/>
-          <w:szCs w:val="24"/>
-        </w:rPr>
-        <w:t>{%</w:t>
-      </w:r>
-      <w:r>
-        <w:rPr>
-          <w:sz w:val="24"/>
-          <w:szCs w:val="24"/>
-        </w:rPr>
-        <w:t xml:space="preserve"> else %}</w:t>
-      </w:r>
-    </w:p>
-    <w:p>
-      <w:pPr>
-        <w:spacing w:line="360" w:lineRule="auto"/>
-        <w:ind w:left="187" w:right="181" w:firstLine="720"/>
-        <w:jc w:val="both"/>
-        <w:rPr>
-          <w:sz w:val="24"/>
-          <w:szCs w:val="24"/>
-        </w:rPr>
-      </w:pPr>
-      <w:r>
-        <w:rPr>
-          <w:sz w:val="24"/>
-          <w:szCs w:val="24"/>
-        </w:rPr>
-        <w:t>O núcleo familiar é composto por {{ descricao_grupo_familiar }} pessoas, a sua moradia é modesta e não atende às suas necessidades, possui poucos móveis, somente o necessário e não há luxuosidade.</w:t>
-      </w:r>
-    </w:p>
-    <w:p>
-      <w:pPr>
-        <w:pStyle w:val="pdq2pgselectionanchorcontainer"/>
-        <w:spacing w:before="0" w:beforeAutospacing="0" w:after="0" w:afterAutospacing="0" w:line="360" w:lineRule="auto"/>
-        <w:ind w:firstLine="720"/>
-        <w:jc w:val="both"/>
-      </w:pPr>
-      <w:r>
-        <w:t xml:space="preserve">Ressalta-se que o indeferimento administrativo do benefício decorreu de </w:t>
-      </w:r>
-      <w:r>
-        <w:rPr>
-          <w:rStyle w:val="Forte"/>
-        </w:rPr>
-        <w:t>equívoco na análise realizada pelo INSS</w:t>
-      </w:r>
-      <w:r>
-        <w:t>, que considerou, de forma indevida a quantidade de integrantes do grupo familiar da autora, em desconformidade com as informações constantes do Cadastro Único para Programas Sociais do Governo Federal (</w:t>
-      </w:r>
-      <w:proofErr w:type="spellStart"/>
-      <w:r>
-        <w:t>CadÚnico</w:t>
-      </w:r>
-      <w:proofErr w:type="spellEnd"/>
-      <w:r>
-        <w:t xml:space="preserve">), o qual comprova a existência de </w:t>
-      </w:r>
-      <w:r>
-        <w:rPr>
-          <w:rStyle w:val="Forte"/>
-        </w:rPr>
-        <w:t>03 (três) membros no núcleo familiar</w:t>
-      </w:r>
-      <w:r>
-        <w:t>. Dessa forma, a renda familiar per capita foi apurada de maneira incorreta, utilizando-se de premissa fática equivocada.</w:t>
-      </w:r>
-    </w:p>
-    <w:p>
-      <w:pPr>
-        <w:spacing w:line="360" w:lineRule="auto"/>
-        <w:ind w:left="187" w:right="181" w:firstLine="720"/>
-        <w:jc w:val="both"/>
-      </w:pPr>
-      <w:r>
-        <w:t xml:space="preserve">Requer-se, portanto, a </w:t>
-      </w:r>
-      <w:r>
-        <w:rPr>
-          <w:b/>
-          <w:bCs/>
-        </w:rPr>
-        <w:t>designação apenas de</w:t>
-      </w:r>
-      <w:r>
-        <w:t xml:space="preserve"> </w:t>
-      </w:r>
-      <w:r>
-        <w:rPr>
-          <w:rStyle w:val="Forte"/>
-        </w:rPr>
-        <w:t>perícia médica judicial</w:t>
-      </w:r>
-      <w:r>
-        <w:t xml:space="preserve">, a fim de avaliar a condição de saúde. Diante do exposto, estando presentes os requisitos legais previstos no art. 20 da Lei nº 8.742/93, requer a parte autora a concessão do </w:t>
-      </w:r>
-      <w:r>
-        <w:rPr>
-          <w:rStyle w:val="Forte"/>
-          <w:b w:val="0"/>
-          <w:bCs w:val="0"/>
-        </w:rPr>
-        <w:t>Benefício de Prestação Continuada (BPC/LOAS)</w:t>
-      </w:r>
-      <w:r>
-        <w:t>, por ser medida de justiça e de proteção à pessoa em situação de vulnerabilidade.</w:t>
-      </w:r>
-    </w:p>
-    <w:p>
-      <w:pPr>
-        <w:spacing w:line="360" w:lineRule="auto"/>
-        <w:ind w:left="187" w:right="181" w:firstLine="720"/>
-        <w:jc w:val="both"/>
-        <w:rPr>
-          <w:sz w:val="24"/>
-          <w:szCs w:val="24"/>
-        </w:rPr>
-      </w:pPr>
-    </w:p>
-    <w:p>
-      <w:pPr>
-        <w:spacing w:line="360" w:lineRule="auto"/>
-        <w:ind w:right="439"/>
-        <w:jc w:val="both"/>
-        <w:rPr>
-          <w:sz w:val="24"/>
-          <w:szCs w:val="24"/>
-        </w:rPr>
-      </w:pPr>
+          <w:sz w:val="24"/>
+          <w:szCs w:val="24"/>
+        </w:rPr>
+        <w:br/>
+      </w:r>
       <w:r>
         <w:rPr>
           <w:sz w:val="24"/>
@@ -5150,6 +5353,146 @@
     </w:p>
     <w:p>
       <w:pPr>
+        <w:spacing w:line="360" w:lineRule="auto"/>
+        <w:ind w:left="101" w:right="434" w:firstLine="705"/>
+        <w:jc w:val="both"/>
+        <w:rPr>
+          <w:sz w:val="24"/>
+          <w:szCs w:val="24"/>
+        </w:rPr>
+      </w:pPr>
+      <w:r>
+        <w:rPr>
+          <w:sz w:val="24"/>
+          <w:szCs w:val="24"/>
+        </w:rPr>
+        <w:t xml:space="preserve">Importante ressaltar, o </w:t>
+      </w:r>
+      <w:r>
+        <w:rPr>
+          <w:b/>
+          <w:bCs/>
+          <w:sz w:val="24"/>
+          <w:szCs w:val="24"/>
+        </w:rPr>
+        <w:t>INSS já reconheceu a condição de vulnerabilidade socioeconômica, na perícia social administrativa</w:t>
+      </w:r>
+      <w:r>
+        <w:rPr>
+          <w:sz w:val="24"/>
+          <w:szCs w:val="24"/>
+        </w:rPr>
+        <w:t>, não havendo motivos para se discutir tal ponto na via judicial. O único ponto controverso da demanda, resta quanto a sua comorbidade. De acordo com o tema 187 da TNU.</w:t>
+      </w:r>
+    </w:p>
+    <w:p>
+      <w:pPr>
+        <w:spacing w:before="240" w:line="360" w:lineRule="auto"/>
+        <w:ind w:left="2936" w:right="437"/>
+        <w:jc w:val="both"/>
+        <w:rPr>
+          <w:sz w:val="20"/>
+          <w:szCs w:val="20"/>
+        </w:rPr>
+      </w:pPr>
+      <w:r>
+        <w:rPr>
+          <w:sz w:val="20"/>
+          <w:szCs w:val="20"/>
+        </w:rPr>
+        <w:t>“o indeferimento do Benefício da Prestação Continuada pelo INSS ocorrer em virtude do não reconhecimento da deficiência</w:t>
+      </w:r>
+      <w:r>
+        <w:rPr>
+          <w:b/>
+          <w:bCs/>
+          <w:sz w:val="20"/>
+          <w:szCs w:val="20"/>
+        </w:rPr>
+        <w:t>, é desnecessária a produção em juízo da prova da miserabilidade</w:t>
+      </w:r>
+      <w:r>
+        <w:rPr>
+          <w:sz w:val="20"/>
+          <w:szCs w:val="20"/>
+        </w:rPr>
+        <w:t>, salvo nos casos de impugnação específica e fundamentada da autarquia previdenciária ou decurso de prazo superior a 2 (dois) anos do indeferimento administrativo;”</w:t>
+      </w:r>
+    </w:p>
+    <w:p>
+      <w:pPr>
+        <w:spacing w:before="240" w:line="360" w:lineRule="auto"/>
+        <w:ind w:left="2936" w:right="437"/>
+        <w:jc w:val="both"/>
+        <w:rPr>
+          <w:sz w:val="20"/>
+          <w:szCs w:val="20"/>
+        </w:rPr>
+      </w:pPr>
+    </w:p>
+    <w:p>
+      <w:pPr>
+        <w:spacing w:line="360" w:lineRule="auto"/>
+        <w:ind w:left="102" w:firstLine="703"/>
+        <w:rPr>
+          <w:b/>
+          <w:bCs/>
+          <w:sz w:val="24"/>
+          <w:szCs w:val="24"/>
+        </w:rPr>
+      </w:pPr>
+      <w:r>
+        <w:rPr>
+          <w:b/>
+          <w:bCs/>
+          <w:sz w:val="24"/>
+          <w:szCs w:val="24"/>
+        </w:rPr>
+        <w:t>Requer que seja designada apenas a perícia médica, visto que a vulnerabilidade socioeconômica já foi comprovada pelo INSS.</w:t>
+      </w:r>
+    </w:p>
+    <w:p>
+      <w:pPr>
+        <w:spacing w:line="360" w:lineRule="auto"/>
+        <w:ind w:left="102" w:right="435" w:firstLine="703"/>
+        <w:jc w:val="both"/>
+        <w:rPr>
+          <w:sz w:val="24"/>
+          <w:szCs w:val="24"/>
+        </w:rPr>
+      </w:pPr>
+      <w:r>
+        <w:rPr>
+          <w:sz w:val="24"/>
+          <w:szCs w:val="24"/>
+        </w:rPr>
+        <w:lastRenderedPageBreak/>
+        <w:t>Portanto, diante de todo o exposto, o Requerente vem requerer que seja concedido o benefício assistencial de prestação continuada ao idoso, na qual faz jus aos requisitos do benefício</w:t>
+      </w:r>
+      <w:r>
+        <w:rPr>
+          <w:sz w:val="24"/>
+          <w:szCs w:val="24"/>
+        </w:rPr>
+        <w:t>.</w:t>
+      </w:r>
+      <w:r>
+        <w:rPr>
+          <w:sz w:val="24"/>
+          <w:szCs w:val="24"/>
+        </w:rPr>
+        <w:t>{%</w:t>
+      </w:r>
+      <w:r>
+        <w:rPr>
+          <w:sz w:val="24"/>
+          <w:szCs w:val="24"/>
+        </w:rPr>
+        <w:t xml:space="preserve"> if tese_bolsa_familia %}</w:t>
+      </w:r>
+    </w:p>
+    <w:p>
+      <w:pPr>
         <w:spacing w:before="240" w:line="360" w:lineRule="auto"/>
         <w:ind w:right="439"/>
         <w:rPr>
@@ -5157,24 +5500,6 @@
           <w:szCs w:val="24"/>
         </w:rPr>
       </w:pPr>
-      <w:r>
-        <w:rPr>
-          <w:sz w:val="24"/>
-          <w:szCs w:val="24"/>
-        </w:rPr>
-        <w:lastRenderedPageBreak/>
-        <w:t>{%</w:t>
-      </w:r>
-      <w:r>
-        <w:rPr>
-          <w:sz w:val="24"/>
-          <w:szCs w:val="24"/>
-        </w:rPr>
-        <w:t xml:space="preserve"> if tese_bolsa_familia %}</w:t>
-      </w:r>
-    </w:p>
-    <w:p/>
-    <w:p>
       <w:r>
         <w:rPr>
           <w:rFonts w:ascii="Arial" w:hAnsi="Arial" w:cs="Arial"/>
@@ -5186,15 +5511,15 @@
         <mc:AlternateContent>
           <mc:Choice Requires="wps">
             <w:drawing>
-              <wp:anchor distT="0" distB="0" distL="114300" distR="114300" simplePos="0" relativeHeight="251723776" behindDoc="0" locked="0" layoutInCell="1" allowOverlap="1" wp14:anchorId="1EB96D72" wp14:editId="4AA87E10">
+              <wp:anchor distT="0" distB="0" distL="114300" distR="114300" simplePos="0" relativeHeight="251723776" behindDoc="0" locked="0" layoutInCell="1" allowOverlap="1" wp14:anchorId="1EB96D72" wp14:editId="6F0F2AE1">
                 <wp:simplePos x="0" y="0"/>
                 <wp:positionH relativeFrom="page">
-                  <wp:posOffset>641985</wp:posOffset>
+                  <wp:posOffset>550886</wp:posOffset>
                 </wp:positionH>
                 <wp:positionV relativeFrom="paragraph">
-                  <wp:posOffset>-123825</wp:posOffset>
+                  <wp:posOffset>151869</wp:posOffset>
                 </wp:positionV>
-                <wp:extent cx="6431280" cy="542260"/>
+                <wp:extent cx="6431280" cy="541655"/>
                 <wp:effectExtent l="0" t="0" r="7620" b="0"/>
                 <wp:wrapNone/>
                 <wp:docPr id="1154448116" name="Retângulo Arredondado 2"/>
@@ -5206,7 +5531,7 @@
                       <wps:spPr>
                         <a:xfrm>
                           <a:off x="0" y="0"/>
-                          <a:ext cx="6431280" cy="542260"/>
+                          <a:ext cx="6431280" cy="541655"/>
                         </a:xfrm>
                         <a:prstGeom prst="roundRect">
                           <a:avLst/>
@@ -5495,7 +5820,7 @@
           </mc:Choice>
           <mc:Fallback>
             <w:pict>
-              <v:roundrect w14:anchorId="1EB96D72" id="_x0000_s1038" style="position:absolute;margin-left:50.55pt;margin-top:-9.75pt;width:506.4pt;height:42.7pt;z-index:251723776;visibility:visible;mso-wrap-style:square;mso-width-percent:0;mso-height-percent:0;mso-wrap-distance-left:9pt;mso-wrap-distance-top:0;mso-wrap-distance-right:9pt;mso-wrap-distance-bottom:0;mso-position-horizontal:absolute;mso-position-horizontal-relative:page;mso-position-vertical:absolute;mso-position-vertical-relative:text;mso-width-percent:0;mso-height-percent:0;mso-width-relative:margin;mso-height-relative:margin;v-text-anchor:middle" arcsize="10923f" o:gfxdata="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" fillcolor="#bebfc2" stroked="f" strokeweight="2pt">
+              <v:roundrect w14:anchorId="1EB96D72" id="_x0000_s1039" style="position:absolute;margin-left:43.4pt;margin-top:11.95pt;width:506.4pt;height:42.65pt;z-index:251723776;visibility:visible;mso-wrap-style:square;mso-width-percent:0;mso-height-percent:0;mso-wrap-distance-left:9pt;mso-wrap-distance-top:0;mso-wrap-distance-right:9pt;mso-wrap-distance-bottom:0;mso-position-horizontal:absolute;mso-position-horizontal-relative:page;mso-position-vertical:absolute;mso-position-vertical-relative:text;mso-width-percent:0;mso-height-percent:0;mso-width-relative:margin;mso-height-relative:margin;v-text-anchor:middle" arcsize="10923f" o:gfxdata="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" fillcolor="#bebfc2" stroked="f" strokeweight="2pt">
                 <v:textbox>
                   <w:txbxContent>
                     <w:p>
@@ -5894,104 +6219,92 @@
           <w:sz w:val="20"/>
           <w:szCs w:val="20"/>
         </w:rPr>
-        <w:t xml:space="preserve">IV - família incapaz de prover a manutenção da pessoa com deficiência ou do idoso: aquela cuja renda mensal bruta familiar dividida pelo número de seus integrantes seja inferior a um quarto do salário mínimo; § 2º Para fins do disposto no inciso VI do caput, não serão computados como renda mensal bruta familiar: </w:t>
-      </w:r>
-    </w:p>
-    <w:p>
-      <w:pPr>
-        <w:ind w:left="2880"/>
-        <w:jc w:val="both"/>
+        <w:t xml:space="preserve">IV - família incapaz de prover a manutenção da pessoa com deficiência ou do idoso: aquela cuja renda mensal bruta familiar dividida pelo </w:t>
+      </w:r>
+      <w:r>
         <w:rPr>
           <w:b/>
           <w:bCs/>
           <w:sz w:val="20"/>
           <w:szCs w:val="20"/>
         </w:rPr>
-      </w:pPr>
-      <w:r>
+        <w:lastRenderedPageBreak/>
+        <w:t xml:space="preserve">número de seus integrantes seja inferior a um quarto do salário mínimo; § 2º Para fins do disposto no inciso VI do caput, não serão computados como renda mensal bruta familiar: </w:t>
+      </w:r>
+    </w:p>
+    <w:p>
+      <w:pPr>
+        <w:ind w:left="2880"/>
+        <w:jc w:val="both"/>
         <w:rPr>
           <w:b/>
           <w:bCs/>
           <w:sz w:val="20"/>
           <w:szCs w:val="20"/>
         </w:rPr>
-        <w:t>I - benefícios e auxílios assistenciais de natureza eventual e temporária;</w:t>
-      </w:r>
-    </w:p>
-    <w:p>
-      <w:pPr>
-        <w:ind w:left="2880"/>
-        <w:jc w:val="both"/>
+      </w:pPr>
+      <w:r>
         <w:rPr>
           <w:b/>
           <w:bCs/>
           <w:sz w:val="20"/>
           <w:szCs w:val="20"/>
         </w:rPr>
-      </w:pPr>
-      <w:r>
+        <w:t>I - benefícios e auxílios assistenciais de natureza eventual e temporária;</w:t>
+      </w:r>
+    </w:p>
+    <w:p>
+      <w:pPr>
+        <w:ind w:left="2880"/>
+        <w:jc w:val="both"/>
         <w:rPr>
           <w:b/>
           <w:bCs/>
           <w:sz w:val="20"/>
           <w:szCs w:val="20"/>
         </w:rPr>
-        <w:lastRenderedPageBreak/>
-        <w:t>II - valores oriundos de programas sociais de transferência de renda.</w:t>
-      </w:r>
-    </w:p>
-    <w:p>
-      <w:pPr>
-        <w:ind w:left="2880"/>
-        <w:jc w:val="both"/>
+      </w:pPr>
+      <w:r>
         <w:rPr>
           <w:b/>
           <w:bCs/>
           <w:sz w:val="20"/>
           <w:szCs w:val="20"/>
         </w:rPr>
-      </w:pPr>
-      <w:r>
+        <w:t>II - valores oriundos de programas sociais de transferência de renda.</w:t>
+      </w:r>
+    </w:p>
+    <w:p>
+      <w:pPr>
+        <w:ind w:left="2880"/>
+        <w:jc w:val="both"/>
         <w:rPr>
           <w:b/>
           <w:bCs/>
           <w:sz w:val="20"/>
           <w:szCs w:val="20"/>
         </w:rPr>
-        <w:t>III- bolsas de estágio supervisionado;</w:t>
-      </w:r>
-    </w:p>
-    <w:p>
-      <w:pPr>
-        <w:ind w:left="2880"/>
-        <w:jc w:val="both"/>
+      </w:pPr>
+      <w:r>
         <w:rPr>
           <w:b/>
           <w:bCs/>
           <w:sz w:val="20"/>
           <w:szCs w:val="20"/>
         </w:rPr>
-      </w:pPr>
-      <w:r>
+        <w:t>III- bolsas de estágio supervisionado;</w:t>
+      </w:r>
+    </w:p>
+    <w:p>
+      <w:pPr>
+        <w:ind w:left="2880"/>
+        <w:jc w:val="both"/>
         <w:rPr>
           <w:b/>
           <w:bCs/>
           <w:sz w:val="20"/>
           <w:szCs w:val="20"/>
         </w:rPr>
-        <w:t>IV - pensão especial de natureza indenizatória e benefícios de assistência médica, conforme disposto no art. 5º;</w:t>
-      </w:r>
-    </w:p>
-    <w:p>
-      <w:pPr>
-        <w:ind w:left="2880"/>
-        <w:jc w:val="both"/>
-        <w:rPr>
-          <w:b/>
-          <w:bCs/>
-          <w:sz w:val="24"/>
-          <w:szCs w:val="24"/>
-        </w:rPr>
       </w:pPr>
       <w:r>
         <w:rPr>
@@ -6000,11 +6313,12 @@
           <w:sz w:val="20"/>
           <w:szCs w:val="20"/>
         </w:rPr>
-        <w:t>V - rendas de natureza eventual ou sazonal, a serem regulamentadas em ato conjunto do Ministério do Desenvolvimento Social e Combate à Fome e do INSS; e</w:t>
-      </w:r>
-    </w:p>
-    <w:p>
-      <w:pPr>
+        <w:t>IV - pensão especial de natureza indenizatória e benefícios de assistência médica, conforme disposto no art. 5º;</w:t>
+      </w:r>
+    </w:p>
+    <w:p>
+      <w:pPr>
+        <w:ind w:left="2880"/>
         <w:jc w:val="both"/>
         <w:rPr>
           <w:b/>
@@ -6013,68 +6327,76 @@
           <w:szCs w:val="24"/>
         </w:rPr>
       </w:pPr>
-    </w:p>
-    <w:p>
-      <w:pPr>
-        <w:ind w:firstLine="566"/>
-        <w:jc w:val="both"/>
-        <w:rPr>
-          <w:sz w:val="24"/>
-          <w:szCs w:val="24"/>
-        </w:rPr>
-      </w:pPr>
-      <w:r>
-        <w:rPr>
-          <w:sz w:val="24"/>
-          <w:szCs w:val="24"/>
-        </w:rPr>
-        <w:t>A nova redação do artigo 4º , com as alterações do Decreto nº 12.534/2025, dispõe:</w:t>
-      </w:r>
-    </w:p>
-    <w:p>
-      <w:pPr>
-        <w:ind w:left="566"/>
-        <w:jc w:val="both"/>
-        <w:rPr>
-          <w:b/>
-          <w:bCs/>
-          <w:sz w:val="24"/>
-          <w:szCs w:val="24"/>
-        </w:rPr>
-      </w:pPr>
-    </w:p>
-    <w:p>
-      <w:pPr>
-        <w:ind w:left="2880"/>
-        <w:jc w:val="both"/>
+      <w:r>
         <w:rPr>
           <w:b/>
           <w:bCs/>
           <w:sz w:val="20"/>
           <w:szCs w:val="20"/>
         </w:rPr>
-      </w:pPr>
-      <w:r>
+        <w:t>V - rendas de natureza eventual ou sazonal, a serem regulamentadas em ato conjunto do Ministério do Desenvolvimento Social e Combate à Fome e do INSS; e</w:t>
+      </w:r>
+    </w:p>
+    <w:p>
+      <w:pPr>
+        <w:jc w:val="both"/>
+        <w:rPr>
+          <w:b/>
+          <w:bCs/>
+          <w:sz w:val="24"/>
+          <w:szCs w:val="24"/>
+        </w:rPr>
+      </w:pPr>
+    </w:p>
+    <w:p>
+      <w:pPr>
+        <w:ind w:firstLine="566"/>
+        <w:jc w:val="both"/>
+        <w:rPr>
+          <w:sz w:val="24"/>
+          <w:szCs w:val="24"/>
+        </w:rPr>
+      </w:pPr>
+      <w:r>
+        <w:rPr>
+          <w:sz w:val="24"/>
+          <w:szCs w:val="24"/>
+        </w:rPr>
+        <w:t>A nova redação do artigo 4º , com as alterações do Decreto nº 12.534/2025, dispõe:</w:t>
+      </w:r>
+    </w:p>
+    <w:p>
+      <w:pPr>
+        <w:ind w:left="566"/>
+        <w:jc w:val="both"/>
+        <w:rPr>
+          <w:b/>
+          <w:bCs/>
+          <w:sz w:val="24"/>
+          <w:szCs w:val="24"/>
+        </w:rPr>
+      </w:pPr>
+    </w:p>
+    <w:p>
+      <w:pPr>
+        <w:ind w:left="2880"/>
+        <w:jc w:val="both"/>
         <w:rPr>
           <w:b/>
           <w:bCs/>
           <w:sz w:val="20"/>
           <w:szCs w:val="20"/>
         </w:rPr>
-        <w:t>Art. 4º Para os fins do reconhecimento do direito ao benefício, considera-se:</w:t>
-      </w:r>
-    </w:p>
-    <w:p>
-      <w:pPr>
-        <w:ind w:left="2880"/>
-        <w:jc w:val="both"/>
+      </w:pPr>
+      <w:r>
         <w:rPr>
           <w:b/>
           <w:bCs/>
           <w:sz w:val="20"/>
           <w:szCs w:val="20"/>
         </w:rPr>
-      </w:pPr>
+        <w:t>Art. 4º Para os fins do reconhecimento do direito ao benefício, considera-se:</w:t>
+      </w:r>
     </w:p>
     <w:p>
       <w:pPr>
@@ -6087,223 +6409,235 @@
           <w:szCs w:val="20"/>
         </w:rPr>
       </w:pPr>
-      <w:r>
+    </w:p>
+    <w:p>
+      <w:pPr>
+        <w:ind w:left="2880"/>
+        <w:jc w:val="both"/>
         <w:rPr>
           <w:b/>
           <w:bCs/>
           <w:sz w:val="20"/>
           <w:szCs w:val="20"/>
         </w:rPr>
-        <w:t>IV - família incapaz de prover a manutenção da pessoa com deficiência ou da pessoa idosa: aquela cuja renda mensal bruta familiar dividida pelo número de seus integrantes seja igual ou inferior a um quarto do salário mínimo; (Redação dada pelo Decreto nº 12.534, de 2025) § 2º Para fins do disposto no inciso VI do caput, não serão computados como renda mensal bruta familiar:</w:t>
-      </w:r>
-    </w:p>
-    <w:p>
-      <w:pPr>
-        <w:ind w:left="2880"/>
-        <w:jc w:val="both"/>
+      </w:pPr>
+      <w:r>
         <w:rPr>
           <w:b/>
           <w:bCs/>
           <w:sz w:val="20"/>
           <w:szCs w:val="20"/>
         </w:rPr>
-      </w:pPr>
-      <w:r>
+        <w:t>IV - família incapaz de prover a manutenção da pessoa com deficiência ou da pessoa idosa: aquela cuja renda mensal bruta familiar dividida pelo número de seus integrantes seja igual ou inferior a um quarto do salário mínimo; (Redação dada pelo Decreto nº 12.534, de 2025) § 2º Para fins do disposto no inciso VI do caput, não serão computados como renda mensal bruta familiar:</w:t>
+      </w:r>
+    </w:p>
+    <w:p>
+      <w:pPr>
+        <w:ind w:left="2880"/>
+        <w:jc w:val="both"/>
         <w:rPr>
           <w:b/>
           <w:bCs/>
           <w:sz w:val="20"/>
           <w:szCs w:val="20"/>
         </w:rPr>
-        <w:t>I - benefícios e auxílios assistenciais de natureza eventual e temporária; (revogado)</w:t>
-      </w:r>
-    </w:p>
-    <w:p>
-      <w:pPr>
-        <w:ind w:left="2880"/>
-        <w:jc w:val="both"/>
+      </w:pPr>
+      <w:r>
         <w:rPr>
           <w:b/>
           <w:bCs/>
           <w:sz w:val="20"/>
           <w:szCs w:val="20"/>
         </w:rPr>
-      </w:pPr>
-      <w:r>
+        <w:t>I - benefícios e auxílios assistenciais de natureza eventual e temporária; (revogado)</w:t>
+      </w:r>
+    </w:p>
+    <w:p>
+      <w:pPr>
+        <w:ind w:left="2880"/>
+        <w:jc w:val="both"/>
         <w:rPr>
           <w:b/>
           <w:bCs/>
           <w:sz w:val="20"/>
           <w:szCs w:val="20"/>
         </w:rPr>
-        <w:t>II - valores oriundos de programas sociais de transferência de renda. (revogado)</w:t>
-      </w:r>
-    </w:p>
-    <w:p>
-      <w:pPr>
-        <w:ind w:left="2880"/>
-        <w:jc w:val="both"/>
+      </w:pPr>
+      <w:r>
         <w:rPr>
           <w:b/>
           <w:bCs/>
           <w:sz w:val="20"/>
           <w:szCs w:val="20"/>
         </w:rPr>
-      </w:pPr>
-      <w:r>
+        <w:t>II - valores oriundos de programas sociais de transferência de renda. (revogado)</w:t>
+      </w:r>
+    </w:p>
+    <w:p>
+      <w:pPr>
+        <w:ind w:left="2880"/>
+        <w:jc w:val="both"/>
         <w:rPr>
           <w:b/>
           <w:bCs/>
           <w:sz w:val="20"/>
           <w:szCs w:val="20"/>
         </w:rPr>
-        <w:t>III- bolsas de estágio supervisionado;</w:t>
-      </w:r>
-    </w:p>
-    <w:p>
-      <w:pPr>
-        <w:ind w:left="2880"/>
-        <w:jc w:val="both"/>
+      </w:pPr>
+      <w:r>
         <w:rPr>
           <w:b/>
           <w:bCs/>
           <w:sz w:val="20"/>
           <w:szCs w:val="20"/>
         </w:rPr>
-      </w:pPr>
-      <w:r>
+        <w:t>III- bolsas de estágio supervisionado;</w:t>
+      </w:r>
+    </w:p>
+    <w:p>
+      <w:pPr>
+        <w:ind w:left="2880"/>
+        <w:jc w:val="both"/>
         <w:rPr>
           <w:b/>
           <w:bCs/>
           <w:sz w:val="20"/>
           <w:szCs w:val="20"/>
         </w:rPr>
-        <w:t>IV - pensão especial de natureza indenizatória e benefícios de assistência médica, conforme disposto no art. 5º; (revogado)</w:t>
-      </w:r>
-    </w:p>
-    <w:p>
-      <w:pPr>
-        <w:ind w:left="2880"/>
-        <w:jc w:val="both"/>
+      </w:pPr>
+      <w:r>
         <w:rPr>
           <w:b/>
           <w:bCs/>
           <w:sz w:val="20"/>
           <w:szCs w:val="20"/>
         </w:rPr>
-      </w:pPr>
-      <w:r>
+        <w:t>IV - pensão especial de natureza indenizatória e benefícios de assistência médica, conforme disposto no art. 5º; (revogado)</w:t>
+      </w:r>
+    </w:p>
+    <w:p>
+      <w:pPr>
+        <w:ind w:left="2880"/>
+        <w:jc w:val="both"/>
         <w:rPr>
           <w:b/>
           <w:bCs/>
           <w:sz w:val="20"/>
           <w:szCs w:val="20"/>
         </w:rPr>
-        <w:t>V - rendas de natureza eventual ou sazonal, a serem regulamentadas em ato conjunto do Ministério do Desenvolvimento Social e Combate à Fome e do INSS; e (revogado)</w:t>
-      </w:r>
-    </w:p>
-    <w:p>
-      <w:pPr>
-        <w:ind w:left="2880"/>
-        <w:jc w:val="both"/>
+      </w:pPr>
+      <w:r>
         <w:rPr>
           <w:b/>
           <w:bCs/>
           <w:sz w:val="20"/>
           <w:szCs w:val="20"/>
         </w:rPr>
-      </w:pPr>
-      <w:r>
+        <w:t>V - rendas de natureza eventual ou sazonal, a serem regulamentadas em ato conjunto do Ministério do Desenvolvimento Social e Combate à Fome e do INSS; e (revogado)</w:t>
+      </w:r>
+    </w:p>
+    <w:p>
+      <w:pPr>
+        <w:ind w:left="2880"/>
+        <w:jc w:val="both"/>
         <w:rPr>
           <w:b/>
           <w:bCs/>
           <w:sz w:val="20"/>
           <w:szCs w:val="20"/>
         </w:rPr>
-        <w:t>VI - rendimentos decorrentes de contrato de aprendizagem. (Redação dada pelo Decreto nº 8.805, de 2016) (Vigência)</w:t>
-      </w:r>
-    </w:p>
-    <w:p>
-      <w:pPr>
-        <w:ind w:left="2880"/>
-        <w:jc w:val="both"/>
+      </w:pPr>
+      <w:r>
         <w:rPr>
           <w:b/>
           <w:bCs/>
           <w:sz w:val="20"/>
           <w:szCs w:val="20"/>
         </w:rPr>
-      </w:pPr>
-      <w:r>
+        <w:t>VI - rendimentos decorrentes de contrato de aprendizagem. (Redação dada pelo Decreto nº 8.805, de 2016) (Vigência)</w:t>
+      </w:r>
+    </w:p>
+    <w:p>
+      <w:pPr>
+        <w:ind w:left="2880"/>
+        <w:jc w:val="both"/>
         <w:rPr>
           <w:b/>
           <w:bCs/>
           <w:sz w:val="20"/>
           <w:szCs w:val="20"/>
         </w:rPr>
-        <w:t>VII - os valores recebidos a título de auxílio financeiro temporário ou de indenização por danos, ambos em decorrência de rompimento e colapso de barragens; (Incluído pelo Decreto nº 12.534, de 2025)</w:t>
-      </w:r>
-    </w:p>
-    <w:p>
-      <w:pPr>
-        <w:ind w:left="2880"/>
-        <w:jc w:val="both"/>
+      </w:pPr>
+      <w:r>
         <w:rPr>
           <w:b/>
           <w:bCs/>
           <w:sz w:val="20"/>
           <w:szCs w:val="20"/>
         </w:rPr>
-      </w:pPr>
-      <w:r>
+        <w:t>VII - os valores recebidos a título de auxílio financeiro temporário ou de indenização por danos, ambos em decorrência de rompimento e colapso de barragens; (Incluído pelo Decreto nº 12.534, de 2025)</w:t>
+      </w:r>
+    </w:p>
+    <w:p>
+      <w:pPr>
+        <w:ind w:left="2880"/>
+        <w:jc w:val="both"/>
         <w:rPr>
           <w:b/>
           <w:bCs/>
           <w:sz w:val="20"/>
           <w:szCs w:val="20"/>
         </w:rPr>
-        <w:t>VIII - o Benefício de Prestação Continuada concedido a outra pessoa idosa ou pessoa com deficiência; (Incluído pelo Decreto nº 12.534, de 2025)</w:t>
-      </w:r>
-    </w:p>
-    <w:p>
-      <w:pPr>
-        <w:ind w:left="2880"/>
-        <w:jc w:val="both"/>
+      </w:pPr>
+      <w:r>
         <w:rPr>
           <w:b/>
           <w:bCs/>
           <w:sz w:val="20"/>
           <w:szCs w:val="20"/>
         </w:rPr>
-      </w:pPr>
-      <w:r>
+        <w:t>VIII - o Benefício de Prestação Continuada concedido a outra pessoa idosa ou pessoa com deficiência; (Incluído pelo Decreto nº 12.534, de 2025)</w:t>
+      </w:r>
+    </w:p>
+    <w:p>
+      <w:pPr>
+        <w:ind w:left="2880"/>
+        <w:jc w:val="both"/>
         <w:rPr>
           <w:b/>
           <w:bCs/>
           <w:sz w:val="20"/>
           <w:szCs w:val="20"/>
         </w:rPr>
-        <w:t>IX - o benefício previdenciário no valor de até um salário mínimo concedido a pessoa idosa acima de sessenta e cinco anos de idade ou a pessoa com deficiência; e (Incluído pelo Decreto nº 12.534, de 2025)</w:t>
-      </w:r>
-    </w:p>
-    <w:p>
-      <w:pPr>
-        <w:ind w:left="2880"/>
-        <w:jc w:val="both"/>
+      </w:pPr>
+      <w:r>
         <w:rPr>
           <w:b/>
           <w:bCs/>
           <w:sz w:val="20"/>
           <w:szCs w:val="20"/>
         </w:rPr>
-      </w:pPr>
-      <w:r>
+        <w:t>IX - o benefício previdenciário no valor de até um salário mínimo concedido a pessoa idosa acima de sessenta e cinco anos de idade ou a pessoa com deficiência; e (Incluído pelo Decreto nº 12.534, de 2025)</w:t>
+      </w:r>
+    </w:p>
+    <w:p>
+      <w:pPr>
+        <w:ind w:left="2880"/>
+        <w:jc w:val="both"/>
         <w:rPr>
           <w:b/>
           <w:bCs/>
           <w:sz w:val="20"/>
           <w:szCs w:val="20"/>
         </w:rPr>
+      </w:pPr>
+      <w:r>
+        <w:rPr>
+          <w:b/>
+          <w:bCs/>
+          <w:sz w:val="20"/>
+          <w:szCs w:val="20"/>
+        </w:rPr>
         <w:t>X - o valor do auxílio-inclusão e da remuneração do beneficiário do auxílio-inclusão percebidos por um membro da família, exclusivamente para fins de manutenção do Benefício de Prestação Continuada concedido anteriormente a outra pessoa do mesmo grupo familiar. (Incluído pelo Decreto nº 12.534, de 2025).</w:t>
       </w:r>
     </w:p>
@@ -6334,7 +6668,15 @@
           <w:sz w:val="24"/>
           <w:szCs w:val="24"/>
         </w:rPr>
-        <w:t>O impacto imediato dessas alterações consiste em que os benefícios e auxílios assistenciais de natureza eventual e temporária, bem como de programas sociais de transferência e complementação de renda, como o Bolsa Família, e rendas de natureza eventual ou sazonal, passaram a ser consideradas no cálculo da renda familiar per capita para fins de concessão do benefício assistencial.</w:t>
+        <w:t xml:space="preserve">O impacto imediato dessas alterações consiste em que os benefícios e auxílios assistenciais de natureza eventual e temporária, bem como de programas sociais de transferência e complementação de renda, como o Bolsa Família, e rendas de natureza </w:t>
+      </w:r>
+      <w:r>
+        <w:rPr>
+          <w:sz w:val="24"/>
+          <w:szCs w:val="24"/>
+        </w:rPr>
+        <w:lastRenderedPageBreak/>
+        <w:t>eventual ou sazonal, passaram a ser consideradas no cálculo da renda familiar per capita para fins de concessão do benefício assistencial.</w:t>
       </w:r>
     </w:p>
     <w:p>
@@ -6352,7 +6694,6 @@
           <w:sz w:val="24"/>
           <w:szCs w:val="24"/>
         </w:rPr>
-        <w:lastRenderedPageBreak/>
         <w:t>Na prática, significa o endurecimento do critério econômico para acesso ao benefício assistencial, dificultando que idosos e pessoas com deficiência em situação de vulnerabilidade social consigam obtê-lo, caso alguém no grupo familiar possua as rendas acima mencionadas.</w:t>
       </w:r>
     </w:p>
@@ -6389,7 +6730,21 @@
           <w:sz w:val="24"/>
           <w:szCs w:val="24"/>
         </w:rPr>
-        <w:t>Aqui, importante ressaltar que as rendas descritas nos incisos revogados pelo Decreto nº 12.534/2025 são, geralmente, destinadas justamente à população mais pobre e vulnerável e, por isso, constituíam um indício de que o requerente do BPC estava, de fato, em situação de necessidade ainda não resolvida pelas demais políticas assistenciais do Estado.</w:t>
+        <w:t xml:space="preserve">Aqui, importante ressaltar que as rendas descritas nos incisos revogados pelo Decreto nº 12.534/2025 são, geralmente, destinadas justamente à população mais pobre e vulnerável e, por isso, constituíam um indício de que </w:t>
+      </w:r>
+      <w:r>
+        <w:rPr>
+          <w:sz w:val="24"/>
+          <w:szCs w:val="24"/>
+        </w:rPr>
+        <w:t>a parte</w:t>
+      </w:r>
+      <w:r>
+        <w:rPr>
+          <w:sz w:val="24"/>
+          <w:szCs w:val="24"/>
+        </w:rPr>
+        <w:t xml:space="preserve"> requerente do BPC estava, de fato, em situação de necessidade ainda não resolvida pelas demais políticas assistenciais do Estado.</w:t>
       </w:r>
     </w:p>
     <w:p>
@@ -6515,7 +6870,15 @@
           <w:sz w:val="24"/>
           <w:szCs w:val="24"/>
         </w:rPr>
-        <w:t>No Conselho de Recursos da Previdência Social - CRPS, o Enunciado nº 1 estabelece diretrizes em observância do direito à opção pelo benefício mais vantajoso, estabelecendo que a Previdência Social deve conceder o melhor benefício a que o beneficiário fizer jus, cabendo ao servidor orientá-lo nesse sentido.</w:t>
+        <w:t xml:space="preserve">No Conselho de Recursos da Previdência Social - CRPS, o Enunciado nº 1 estabelece diretrizes em observância do direito à opção pelo benefício mais vantajoso, </w:t>
+      </w:r>
+      <w:r>
+        <w:rPr>
+          <w:sz w:val="24"/>
+          <w:szCs w:val="24"/>
+        </w:rPr>
+        <w:lastRenderedPageBreak/>
+        <w:t>estabelecendo que a Previdência Social deve conceder o melhor benefício a que o beneficiário fizer jus, cabendo ao servidor orientá-lo nesse sentido.</w:t>
       </w:r>
     </w:p>
     <w:p>
@@ -6533,7 +6896,6 @@
           <w:sz w:val="24"/>
           <w:szCs w:val="24"/>
         </w:rPr>
-        <w:lastRenderedPageBreak/>
         <w:t>A jurisprudência consolidada reconhece direito à escolha por benefício mais vantajoso, como se percebe no julgamento do Tema 1018 pelo Superior Tribunal de Justiça, com a seguinte tese fixada:</w:t>
       </w:r>
     </w:p>
@@ -6637,7 +6999,6 @@
     <w:p>
       <w:pPr>
         <w:spacing w:line="360" w:lineRule="auto"/>
-        <w:ind w:firstLine="566"/>
         <w:jc w:val="both"/>
         <w:rPr>
           <w:b/>
@@ -6705,7 +7066,7 @@
           <w:sz w:val="24"/>
           <w:szCs w:val="24"/>
         </w:rPr>
-        <w:t xml:space="preserve"> if tese_bolsa_familia or tese_flexibilizacao_renda or tese_despesas_familiares or tese_vinculo_encerrado %}</w:t>
+        <w:t xml:space="preserve"> if tese_bolsa_familia or tese_flexibilizacao_renda or tese_despesas_familiares%}</w:t>
       </w:r>
     </w:p>
     <w:p>
@@ -6760,15 +7121,8 @@
           <w:sz w:val="24"/>
           <w:szCs w:val="24"/>
         </w:rPr>
-        <w:t xml:space="preserve">O Supremo Tribunal Federal (STF) já confirmou a inconstitucionalidade do parágrafo 3º do art. 20 da LOAS (Lei 8.742/93), o qual dispõe do cálculo do critério objetivo para fins de </w:t>
-      </w:r>
-      <w:r>
-        <w:rPr>
-          <w:sz w:val="24"/>
-          <w:szCs w:val="24"/>
-        </w:rPr>
         <w:lastRenderedPageBreak/>
-        <w:t>acesso ao benefício de prestação continuada, considerando-o, portanto, defasado para fins de caracterização da situação de miserabilidade do postulante ao benefício assistencial.</w:t>
+        <w:t>O Supremo Tribunal Federal (STF) já confirmou a inconstitucionalidade do parágrafo 3º do art. 20 da LOAS (Lei 8.742/93), o qual dispõe do cálculo do critério objetivo para fins de acesso ao benefício de prestação continuada, considerando-o, portanto, defasado para fins de caracterização da situação de miserabilidade do postulante ao benefício assistencial.</w:t>
       </w:r>
     </w:p>
     <w:p>
@@ -6898,60 +7252,67 @@
           <w:sz w:val="20"/>
           <w:szCs w:val="20"/>
         </w:rPr>
-        <w:t>A renda mensal, per capita, familiar, superior a ¼ (um quarto) do salário mínimo não impede a concessão do benefício assistencial previsto no art. 20, §3º da Lei nº. 8.742 de 1993, desde que comprovada, por outros meios, a miserabilidade do postulante.</w:t>
-      </w:r>
-    </w:p>
-    <w:p>
-      <w:pPr>
-        <w:ind w:left="566"/>
-        <w:jc w:val="both"/>
-        <w:rPr>
-          <w:b/>
-          <w:bCs/>
-          <w:sz w:val="24"/>
-          <w:szCs w:val="24"/>
-        </w:rPr>
-      </w:pPr>
-    </w:p>
-    <w:p>
-      <w:pPr>
-        <w:ind w:firstLine="566"/>
-        <w:jc w:val="both"/>
-        <w:rPr>
-          <w:sz w:val="24"/>
-          <w:szCs w:val="24"/>
-        </w:rPr>
-      </w:pPr>
-      <w:r>
-        <w:rPr>
-          <w:sz w:val="24"/>
-          <w:szCs w:val="24"/>
-        </w:rPr>
-        <w:lastRenderedPageBreak/>
-        <w:t xml:space="preserve">Não menos importante, temos o Tema Repetitivo 185 do STJ, no qual firmou-se a seguinte tese: </w:t>
-      </w:r>
-    </w:p>
-    <w:p>
-      <w:pPr>
-        <w:ind w:left="566"/>
-        <w:jc w:val="both"/>
-        <w:rPr>
-          <w:color w:val="424F54"/>
-          <w:sz w:val="24"/>
-          <w:szCs w:val="24"/>
-        </w:rPr>
-      </w:pPr>
-    </w:p>
-    <w:p>
-      <w:pPr>
-        <w:ind w:left="3600"/>
-        <w:jc w:val="both"/>
+        <w:t xml:space="preserve">A renda mensal, per capita, familiar, superior a ¼ (um quarto) do salário mínimo não impede a concessão do benefício assistencial previsto no art. 20, §3º da Lei nº. 8.742 de 1993, desde </w:t>
+      </w:r>
+      <w:r>
         <w:rPr>
           <w:b/>
           <w:bCs/>
           <w:sz w:val="20"/>
           <w:szCs w:val="20"/>
         </w:rPr>
+        <w:lastRenderedPageBreak/>
+        <w:t>que comprovada, por outros meios, a miserabilidade do postulante.</w:t>
+      </w:r>
+    </w:p>
+    <w:p>
+      <w:pPr>
+        <w:ind w:left="566"/>
+        <w:jc w:val="both"/>
+        <w:rPr>
+          <w:b/>
+          <w:bCs/>
+          <w:sz w:val="24"/>
+          <w:szCs w:val="24"/>
+        </w:rPr>
+      </w:pPr>
+    </w:p>
+    <w:p>
+      <w:pPr>
+        <w:ind w:firstLine="566"/>
+        <w:jc w:val="both"/>
+        <w:rPr>
+          <w:sz w:val="24"/>
+          <w:szCs w:val="24"/>
+        </w:rPr>
+      </w:pPr>
+      <w:r>
+        <w:rPr>
+          <w:sz w:val="24"/>
+          <w:szCs w:val="24"/>
+        </w:rPr>
+        <w:t xml:space="preserve">Não menos importante, temos o Tema Repetitivo 185 do STJ, no qual firmou-se a seguinte tese: </w:t>
+      </w:r>
+    </w:p>
+    <w:p>
+      <w:pPr>
+        <w:ind w:left="566"/>
+        <w:jc w:val="both"/>
+        <w:rPr>
+          <w:color w:val="424F54"/>
+          <w:sz w:val="24"/>
+          <w:szCs w:val="24"/>
+        </w:rPr>
+      </w:pPr>
+    </w:p>
+    <w:p>
+      <w:pPr>
+        <w:ind w:left="3600"/>
+        <w:jc w:val="both"/>
+        <w:rPr>
+          <w:sz w:val="24"/>
+          <w:szCs w:val="24"/>
+        </w:rPr>
       </w:pPr>
       <w:r>
         <w:rPr>
@@ -6960,114 +7321,29 @@
           <w:sz w:val="20"/>
           <w:szCs w:val="20"/>
         </w:rPr>
-        <w:t>A limitação do valor da renda per capita familiar não deve ser considerada a única forma de se comprovar que a pessoa não possui outros meios para prover a própria manutenção ou de tê-la provida por sua família, pois é apenas um elemento objetivo para se aferir a necessidade, ou seja, presume-se absolutamente a miserabilidade quando comprovada a renda per capita inferior a 1/4 do salário mínimo.</w:t>
-      </w:r>
-    </w:p>
-    <w:p>
-      <w:pPr>
-        <w:spacing w:line="360" w:lineRule="auto"/>
-        <w:ind w:firstLine="566"/>
-        <w:jc w:val="both"/>
-        <w:rPr>
-          <w:sz w:val="24"/>
-          <w:szCs w:val="24"/>
-        </w:rPr>
-      </w:pPr>
-    </w:p>
-    <w:p>
-      <w:pPr>
-        <w:tabs>
-          <w:tab w:val="left" w:pos="8626"/>
-        </w:tabs>
-        <w:spacing w:before="240" w:line="360" w:lineRule="auto"/>
-        <w:ind w:right="439" w:firstLine="851"/>
-        <w:rPr>
-          <w:sz w:val="24"/>
-          <w:szCs w:val="24"/>
-        </w:rPr>
-      </w:pPr>
-      <w:r>
-        <w:rPr>
-          <w:sz w:val="24"/>
-          <w:szCs w:val="24"/>
-        </w:rPr>
-        <w:t>{%</w:t>
-      </w:r>
-      <w:r>
-        <w:rPr>
-          <w:sz w:val="24"/>
-          <w:szCs w:val="24"/>
-        </w:rPr>
-        <w:t xml:space="preserve"> else %}</w:t>
-      </w:r>
-    </w:p>
-    <w:p>
-      <w:pPr>
-        <w:spacing w:line="360" w:lineRule="auto"/>
-        <w:ind w:left="187" w:right="181" w:firstLine="703"/>
-        <w:jc w:val="both"/>
-        <w:rPr>
-          <w:sz w:val="24"/>
-          <w:szCs w:val="24"/>
-        </w:rPr>
-      </w:pPr>
-      <w:r>
-        <w:rPr>
-          <w:sz w:val="24"/>
-          <w:szCs w:val="24"/>
-        </w:rPr>
-        <w:t xml:space="preserve">Importante ressaltar, o </w:t>
+        <w:t>A limitação do valor da renda per capita familiar não deve ser considerada a única forma de se comprovar que a pessoa não possui outros meios para prover a própria manutenção ou de tê-la provida por sua família, pois é apenas um elemento objetivo para se aferir a necessidade, ou seja, presume-se absolutamente a miserabilidade quando comprovada a renda per capita inferior a 1/4 do salário mínimo</w:t>
       </w:r>
       <w:r>
         <w:rPr>
           <w:b/>
           <w:bCs/>
-          <w:sz w:val="24"/>
-          <w:szCs w:val="24"/>
-        </w:rPr>
-        <w:t>INSS já reconheceu a condição de vulnerabilidade socioeconômica, na perícia social administrativa</w:t>
-      </w:r>
-      <w:r>
-        <w:rPr>
-          <w:sz w:val="24"/>
-          <w:szCs w:val="24"/>
-        </w:rPr>
-        <w:t>, não havendo motivos para se discutir tal ponto na via judicial. O único ponto controverso da demanda, resta quanto a sua comorbidade. De acordo com o tema 187 da TNU.</w:t>
-      </w:r>
-    </w:p>
-    <w:p>
-      <w:pPr>
-        <w:spacing w:before="240" w:line="360" w:lineRule="auto"/>
-        <w:ind w:left="2936" w:right="437"/>
-        <w:jc w:val="both"/>
-        <w:rPr>
-          <w:sz w:val="24"/>
-          <w:szCs w:val="24"/>
-        </w:rPr>
-      </w:pPr>
-      <w:r>
-        <w:rPr>
-          <w:sz w:val="24"/>
-          <w:szCs w:val="24"/>
-        </w:rPr>
-        <w:t>“o indeferimento do Benefício da Prestação Continuada pelo INSS ocorrer em virtude do não reconhecimento da deficiência</w:t>
-      </w:r>
-      <w:r>
+          <w:sz w:val="20"/>
+          <w:szCs w:val="20"/>
+        </w:rPr>
+        <w:t>.</w:t>
+      </w:r>
+    </w:p>
+    <w:p>
+      <w:pPr>
+        <w:ind w:left="3600"/>
+        <w:jc w:val="both"/>
         <w:rPr>
           <w:b/>
           <w:bCs/>
-          <w:sz w:val="24"/>
-          <w:szCs w:val="24"/>
-        </w:rPr>
-        <w:t>, é desnecessária a produção em juízo da prova da miserabilidade</w:t>
-      </w:r>
-      <w:r>
-        <w:rPr>
-          <w:sz w:val="24"/>
-          <w:szCs w:val="24"/>
-        </w:rPr>
-        <w:t>, salvo nos casos de impugnação específica e fundamentada da autarquia previdenciária ou decurso de prazo superior a 2 (dois) anos do indeferimento administrativo;”</w:t>
-      </w:r>
+          <w:sz w:val="20"/>
+          <w:szCs w:val="20"/>
+        </w:rPr>
+      </w:pPr>
     </w:p>
     <w:p>
       <w:pPr>
@@ -7075,113 +7351,53 @@
         <w:ind w:left="187" w:right="181" w:firstLine="720"/>
         <w:jc w:val="both"/>
         <w:rPr>
-          <w:b/>
-          <w:bCs/>
-          <w:sz w:val="24"/>
-          <w:szCs w:val="24"/>
-        </w:rPr>
-      </w:pPr>
-      <w:r>
-        <w:rPr>
-          <w:b/>
-          <w:bCs/>
-          <w:sz w:val="24"/>
-          <w:szCs w:val="24"/>
-        </w:rPr>
-        <w:t>Requer que seja designada apenas a perícia médica, visto que a</w:t>
-      </w:r>
-      <w:r>
-        <w:rPr>
-          <w:b/>
-          <w:bCs/>
-          <w:sz w:val="24"/>
-          <w:szCs w:val="24"/>
-        </w:rPr>
-        <w:t xml:space="preserve"> </w:t>
-      </w:r>
-      <w:r>
-        <w:rPr>
-          <w:b/>
-          <w:bCs/>
-          <w:sz w:val="24"/>
-          <w:szCs w:val="24"/>
-        </w:rPr>
-        <w:t>vulnerabilidade socioeconômica já foi comprovada pelo INSS.</w:t>
-      </w:r>
-    </w:p>
-    <w:p>
-      <w:pPr>
-        <w:spacing w:line="360" w:lineRule="auto"/>
-        <w:ind w:left="187" w:right="181" w:firstLine="720"/>
-        <w:rPr>
-          <w:b/>
-          <w:bCs/>
-          <w:sz w:val="24"/>
-          <w:szCs w:val="24"/>
-        </w:rPr>
-      </w:pPr>
-      <w:r>
-        <w:rPr>
-          <w:b/>
-          <w:bCs/>
-          <w:sz w:val="24"/>
-          <w:szCs w:val="24"/>
-        </w:rPr>
+          <w:sz w:val="24"/>
+          <w:szCs w:val="24"/>
+        </w:rPr>
+      </w:pPr>
+      <w:r>
+        <w:rPr>
+          <w:sz w:val="24"/>
+          <w:szCs w:val="24"/>
+        </w:rPr>
+        <w:t xml:space="preserve">Portanto, diante de todo o exposto, </w:t>
+      </w:r>
+      <w:r>
+        <w:rPr>
+          <w:sz w:val="24"/>
+          <w:szCs w:val="24"/>
+        </w:rPr>
+        <w:t>a parte</w:t>
+      </w:r>
+      <w:r>
+        <w:rPr>
+          <w:sz w:val="24"/>
+          <w:szCs w:val="24"/>
+        </w:rPr>
+        <w:t xml:space="preserve"> Requerente vem requerer que seja concedido o benefício assistencial de prestação continuada ao idoso, na qual faz jus aos requisitos do </w:t>
+      </w:r>
+      <w:r>
+        <w:rPr>
+          <w:sz w:val="24"/>
+          <w:szCs w:val="24"/>
+        </w:rPr>
+        <w:t>benefício.</w:t>
+      </w:r>
+      <w:r>
+        <w:rPr>
+          <w:sz w:val="24"/>
+          <w:szCs w:val="24"/>
+        </w:rPr>
+        <w:t xml:space="preserve"> {% endif %}</w:t>
+      </w:r>
+      <w:r>
         <w:t>{%</w:t>
       </w:r>
       <w:r>
-        <w:rPr>
-          <w:b/>
-          <w:bCs/>
-          <w:sz w:val="24"/>
-          <w:szCs w:val="24"/>
-        </w:rPr>
-        <w:t xml:space="preserve"> endif %}</w:t>
-      </w:r>
-    </w:p>
-    <w:p>
-      <w:pPr>
-        <w:spacing w:line="360" w:lineRule="auto"/>
-        <w:ind w:left="187" w:right="181" w:firstLine="720"/>
-        <w:jc w:val="both"/>
-        <w:rPr>
-          <w:sz w:val="24"/>
-          <w:szCs w:val="24"/>
-        </w:rPr>
-      </w:pPr>
-      <w:r>
-        <w:rPr>
-          <w:sz w:val="24"/>
-          <w:szCs w:val="24"/>
-        </w:rPr>
-        <w:t>Portanto, diante de todo o exposto, o Requerente vem requerer que seja concedido o benefício assistencial de prestação continuada ao idoso, na qual faz jus aos requisitos do benefício.</w:t>
-      </w:r>
-    </w:p>
-    <w:p/>
-    <w:p>
-      <w:r>
-        <w:t>{%</w:t>
-      </w:r>
-      <w:r>
         <w:t xml:space="preserve"> if tese_flexibilizacao_renda %}</w:t>
       </w:r>
     </w:p>
     <w:p>
-      <w:pPr>
-        <w:ind w:firstLine="708"/>
-      </w:pPr>
-    </w:p>
-    <w:p>
-      <w:pPr>
-        <w:pStyle w:val="Recuodecorpodetexto"/>
-        <w:spacing w:after="0" w:line="360" w:lineRule="auto"/>
-        <w:jc w:val="both"/>
-        <w:rPr>
-          <w:sz w:val="24"/>
-          <w:szCs w:val="24"/>
-          <w:shd w:val="clear" w:color="auto" w:fill="FFFFFF"/>
-        </w:rPr>
-      </w:pPr>
       <w:r>
         <w:rPr>
           <w:rFonts w:ascii="Arial" w:hAnsi="Arial" w:cs="Arial"/>
@@ -7190,16 +7406,16 @@
         <mc:AlternateContent>
           <mc:Choice Requires="wps">
             <w:drawing>
-              <wp:anchor distT="0" distB="0" distL="114300" distR="114300" simplePos="0" relativeHeight="251725824" behindDoc="0" locked="0" layoutInCell="1" allowOverlap="1" wp14:anchorId="60BD1143" wp14:editId="42690537">
+              <wp:anchor distT="0" distB="0" distL="114300" distR="114300" simplePos="0" relativeHeight="251725824" behindDoc="0" locked="0" layoutInCell="1" allowOverlap="1" wp14:anchorId="60BD1143" wp14:editId="1E4FD3B2">
                 <wp:simplePos x="0" y="0"/>
                 <wp:positionH relativeFrom="margin">
-                  <wp:align>left</wp:align>
+                  <wp:posOffset>-310515</wp:posOffset>
                 </wp:positionH>
                 <wp:positionV relativeFrom="paragraph">
-                  <wp:posOffset>11430</wp:posOffset>
+                  <wp:posOffset>167053</wp:posOffset>
                 </wp:positionV>
-                <wp:extent cx="4484370" cy="389255"/>
-                <wp:effectExtent l="0" t="0" r="0" b="0"/>
+                <wp:extent cx="5501640" cy="389255"/>
+                <wp:effectExtent l="0" t="0" r="3810" b="0"/>
                 <wp:wrapNone/>
                 <wp:docPr id="1085262245" name="Retângulo: Cantos Arredondados 1085262245"/>
                 <wp:cNvGraphicFramePr>
@@ -7214,7 +7430,7 @@
                       <wps:spPr>
                         <a:xfrm>
                           <a:off x="0" y="0"/>
-                          <a:ext cx="4484370" cy="389255"/>
+                          <a:ext cx="5501640" cy="389255"/>
                         </a:xfrm>
                         <a:prstGeom prst="roundRect">
                           <a:avLst/>
@@ -7294,7 +7510,7 @@
           </mc:Choice>
           <mc:Fallback>
             <w:pict>
-              <v:roundrect w14:anchorId="60BD1143" id="Retângulo: Cantos Arredondados 1085262245" o:spid="_x0000_s1039" style="position:absolute;left:0;text-align:left;margin-left:0;margin-top:.9pt;width:353.1pt;height:30.65pt;z-index:251725824;visibility:visible;mso-wrap-style:square;mso-width-percent:0;mso-height-percent:0;mso-wrap-distance-left:9pt;mso-wrap-distance-top:0;mso-wrap-distance-right:9pt;mso-wrap-distance-bottom:0;mso-position-horizontal:left;mso-position-horizontal-relative:margin;mso-position-vertical:absolute;mso-position-vertical-relative:text;mso-width-percent:0;mso-height-percent:0;mso-width-relative:margin;mso-height-relative:margin;v-text-anchor:middle" arcsize="10923f" o:gfxdata="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" fillcolor="#c0bcbe" stroked="f" strokeweight="1pt">
+              <v:roundrect w14:anchorId="60BD1143" id="Retângulo: Cantos Arredondados 1085262245" o:spid="_x0000_s1040" style="position:absolute;margin-left:-24.45pt;margin-top:13.15pt;width:433.2pt;height:30.65pt;z-index:251725824;visibility:visible;mso-wrap-style:square;mso-width-percent:0;mso-height-percent:0;mso-wrap-distance-left:9pt;mso-wrap-distance-top:0;mso-wrap-distance-right:9pt;mso-wrap-distance-bottom:0;mso-position-horizontal:absolute;mso-position-horizontal-relative:margin;mso-position-vertical:absolute;mso-position-vertical-relative:text;mso-width-percent:0;mso-height-percent:0;mso-width-relative:margin;mso-height-relative:margin;v-text-anchor:middle" arcsize="10923f" o:gfxdata="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" fillcolor="#c0bcbe" stroked="f" strokeweight="1pt">
                 <v:stroke joinstyle="miter"/>
                 <v:textbox>
                   <w:txbxContent>
@@ -7350,6 +7566,23 @@
     </w:p>
     <w:p>
       <w:pPr>
+        <w:ind w:firstLine="708"/>
+      </w:pPr>
+    </w:p>
+    <w:p>
+      <w:pPr>
+        <w:pStyle w:val="Recuodecorpodetexto"/>
+        <w:spacing w:after="0" w:line="360" w:lineRule="auto"/>
+        <w:jc w:val="both"/>
+        <w:rPr>
+          <w:sz w:val="24"/>
+          <w:szCs w:val="24"/>
+          <w:shd w:val="clear" w:color="auto" w:fill="FFFFFF"/>
+        </w:rPr>
+      </w:pPr>
+    </w:p>
+    <w:p>
+      <w:pPr>
         <w:pStyle w:val="Recuodecorpodetexto"/>
         <w:spacing w:after="0" w:line="360" w:lineRule="auto"/>
         <w:ind w:left="0" w:firstLine="709"/>
@@ -7410,14 +7643,7 @@
         <w:rPr>
           <w:sz w:val="24"/>
         </w:rPr>
-        <w:t xml:space="preserve"> o(a) </w:t>
-      </w:r>
-      <w:r>
-        <w:rPr>
-          <w:sz w:val="24"/>
-        </w:rPr>
-        <w:lastRenderedPageBreak/>
-        <w:t xml:space="preserve">único(a) a auferir renda, no valor mensal de </w:t>
+        <w:t xml:space="preserve"> o(a) único(a) a auferir renda, no valor mensal de </w:t>
       </w:r>
       <w:r>
         <w:rPr>
@@ -7534,6 +7760,7 @@
         <w:rPr>
           <w:sz w:val="24"/>
         </w:rPr>
+        <w:lastRenderedPageBreak/>
         <w:t>Ressalte-se, ademais, que o cálculo da renda mensal bruta familiar não é meramente aritmético: a legislação de regência determina a exclusão de determinadas parcelas, na forma do art. 20, §§ 9º e 14, e do art. 20-B, ambos da Lei nº 8.742/93, bem como do Decreto nº 6.214/2007 — entre elas o Benefício de Prestação Continuada já concedido a outro integrante do grupo, o benefício previdenciário de até um salário-mínimo recebido por pessoa idosa ou com deficiência do núcleo, os valores oriundos de programas de transferência de renda, as rendas eventuais ou não habituais e os gastos comprovados com tratamentos de saúde e medicamentos não fornecidos gratuitamente pelo SUS.</w:t>
       </w:r>
     </w:p>
@@ -7561,6 +7788,52 @@
           <w:sz w:val="24"/>
         </w:rPr>
         <w:t>Resta, portanto, plenamente demonstrado o preenchimento do requisito socioeconômico exigido para a concessão do benefício assistencial postulado.</w:t>
+      </w:r>
+      <w:r>
+        <w:rPr>
+          <w:sz w:val="24"/>
+        </w:rPr>
+        <w:t xml:space="preserve"> </w:t>
+      </w:r>
+      <w:r>
+        <w:rPr>
+          <w:sz w:val="24"/>
+          <w:szCs w:val="24"/>
+          <w:shd w:val="clear" w:color="auto" w:fill="FFFFFF"/>
+        </w:rPr>
+        <w:t>{%</w:t>
+      </w:r>
+      <w:r>
+        <w:rPr>
+          <w:sz w:val="24"/>
+          <w:szCs w:val="24"/>
+          <w:shd w:val="clear" w:color="auto" w:fill="FFFFFF"/>
+        </w:rPr>
+        <w:t xml:space="preserve"> endif %}</w:t>
+      </w:r>
+      <w:r>
+        <w:rPr>
+          <w:sz w:val="24"/>
+          <w:szCs w:val="24"/>
+          <w:shd w:val="clear" w:color="auto" w:fill="FFFFFF"/>
+        </w:rPr>
+        <w:t xml:space="preserve"> </w:t>
+      </w:r>
+      <w:r>
+        <w:rPr>
+          <w:sz w:val="24"/>
+          <w:szCs w:val="24"/>
+          <w:shd w:val="clear" w:color="auto" w:fill="FFFFFF"/>
+        </w:rPr>
+        <w:t>{%</w:t>
+      </w:r>
+      <w:r>
+        <w:rPr>
+          <w:sz w:val="24"/>
+          <w:szCs w:val="24"/>
+          <w:shd w:val="clear" w:color="auto" w:fill="FFFFFF"/>
+        </w:rPr>
+        <w:t xml:space="preserve"> if tese_despesas_familiares %}</w:t>
       </w:r>
     </w:p>
     <w:p>
@@ -7577,81 +7850,22 @@
       </w:pPr>
       <w:r>
         <w:rPr>
-          <w:sz w:val="24"/>
-          <w:szCs w:val="24"/>
-          <w:shd w:val="clear" w:color="auto" w:fill="FFFFFF"/>
-        </w:rPr>
-        <w:t>{%</w:t>
-      </w:r>
-      <w:r>
-        <w:rPr>
-          <w:sz w:val="24"/>
-          <w:szCs w:val="24"/>
-          <w:shd w:val="clear" w:color="auto" w:fill="FFFFFF"/>
-        </w:rPr>
-        <w:t xml:space="preserve"> endif %}</w:t>
-      </w:r>
-    </w:p>
-    <w:p>
-      <w:pPr>
-        <w:pStyle w:val="Recuodecorpodetexto"/>
-        <w:spacing w:after="0" w:line="360" w:lineRule="auto"/>
-        <w:ind w:left="0"/>
-        <w:jc w:val="both"/>
-        <w:rPr>
-          <w:sz w:val="24"/>
-          <w:szCs w:val="24"/>
-          <w:shd w:val="clear" w:color="auto" w:fill="FFFFFF"/>
-        </w:rPr>
-      </w:pPr>
-      <w:r>
-        <w:rPr>
-          <w:sz w:val="24"/>
-          <w:szCs w:val="24"/>
-          <w:shd w:val="clear" w:color="auto" w:fill="FFFFFF"/>
-        </w:rPr>
-        <w:lastRenderedPageBreak/>
-        <w:t>{%</w:t>
-      </w:r>
-      <w:r>
-        <w:rPr>
-          <w:sz w:val="24"/>
-          <w:szCs w:val="24"/>
-          <w:shd w:val="clear" w:color="auto" w:fill="FFFFFF"/>
-        </w:rPr>
-        <w:t xml:space="preserve"> if tese_despesas_familiares %}</w:t>
-      </w:r>
-    </w:p>
-    <w:p>
-      <w:pPr>
-        <w:pStyle w:val="Recuodecorpodetexto"/>
-        <w:spacing w:after="0" w:line="360" w:lineRule="auto"/>
-        <w:ind w:left="0"/>
-        <w:jc w:val="both"/>
-        <w:rPr>
-          <w:sz w:val="24"/>
-          <w:szCs w:val="24"/>
-          <w:shd w:val="clear" w:color="auto" w:fill="FFFFFF"/>
-        </w:rPr>
-      </w:pPr>
-      <w:r>
-        <w:rPr>
           <w:rFonts w:ascii="Arial" w:hAnsi="Arial" w:cs="Arial"/>
           <w:noProof/>
         </w:rPr>
         <mc:AlternateContent>
           <mc:Choice Requires="wps">
             <w:drawing>
-              <wp:anchor distT="0" distB="0" distL="114300" distR="114300" simplePos="0" relativeHeight="251727872" behindDoc="0" locked="0" layoutInCell="1" allowOverlap="1" wp14:anchorId="4D20AE73" wp14:editId="0529F8C6">
+              <wp:anchor distT="0" distB="0" distL="114300" distR="114300" simplePos="0" relativeHeight="251727872" behindDoc="0" locked="0" layoutInCell="1" allowOverlap="1" wp14:anchorId="4D20AE73" wp14:editId="063C6D3F">
                 <wp:simplePos x="0" y="0"/>
                 <wp:positionH relativeFrom="margin">
-                  <wp:align>left</wp:align>
+                  <wp:posOffset>-208706</wp:posOffset>
                 </wp:positionH>
                 <wp:positionV relativeFrom="paragraph">
-                  <wp:posOffset>6764</wp:posOffset>
+                  <wp:posOffset>131521</wp:posOffset>
                 </wp:positionV>
-                <wp:extent cx="4222143" cy="427355"/>
-                <wp:effectExtent l="0" t="0" r="6985" b="0"/>
+                <wp:extent cx="5067300" cy="427355"/>
+                <wp:effectExtent l="0" t="0" r="0" b="0"/>
                 <wp:wrapNone/>
                 <wp:docPr id="913153028" name="Retângulo: Cantos Arredondados 913153028"/>
                 <wp:cNvGraphicFramePr>
@@ -7666,7 +7880,7 @@
                       <wps:spPr>
                         <a:xfrm>
                           <a:off x="0" y="0"/>
-                          <a:ext cx="4222143" cy="427355"/>
+                          <a:ext cx="5067300" cy="427355"/>
                         </a:xfrm>
                         <a:prstGeom prst="roundRect">
                           <a:avLst/>
@@ -7724,7 +7938,7 @@
           </mc:Choice>
           <mc:Fallback>
             <w:pict>
-              <v:roundrect w14:anchorId="4D20AE73" id="Retângulo: Cantos Arredondados 913153028" o:spid="_x0000_s1040" style="position:absolute;left:0;text-align:left;margin-left:0;margin-top:.55pt;width:332.45pt;height:33.65pt;z-index:251727872;visibility:visible;mso-wrap-style:square;mso-width-percent:0;mso-height-percent:0;mso-wrap-distance-left:9pt;mso-wrap-distance-top:0;mso-wrap-distance-right:9pt;mso-wrap-distance-bottom:0;mso-position-horizontal:left;mso-position-horizontal-relative:margin;mso-position-vertical:absolute;mso-position-vertical-relative:text;mso-width-percent:0;mso-height-percent:0;mso-width-relative:margin;mso-height-relative:margin;v-text-anchor:middle" arcsize="10923f" o:gfxdata="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" fillcolor="#c0bcbe" stroked="f" strokeweight="1pt">
+              <v:roundrect w14:anchorId="4D20AE73" id="Retângulo: Cantos Arredondados 913153028" o:spid="_x0000_s1041" style="position:absolute;left:0;text-align:left;margin-left:-16.45pt;margin-top:10.35pt;width:399pt;height:33.65pt;z-index:251727872;visibility:visible;mso-wrap-style:square;mso-width-percent:0;mso-height-percent:0;mso-wrap-distance-left:9pt;mso-wrap-distance-top:0;mso-wrap-distance-right:9pt;mso-wrap-distance-bottom:0;mso-position-horizontal:absolute;mso-position-horizontal-relative:margin;mso-position-vertical:absolute;mso-position-vertical-relative:text;mso-width-percent:0;mso-height-percent:0;mso-width-relative:margin;mso-height-relative:margin;v-text-anchor:middle" arcsize="10923f" o:gfxdata="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" fillcolor="#c0bcbe" stroked="f" strokeweight="1pt">
                 <v:stroke joinstyle="miter"/>
                 <v:textbox>
                   <w:txbxContent>
@@ -7760,7 +7974,7 @@
       <w:pPr>
         <w:pStyle w:val="Recuodecorpodetexto"/>
         <w:spacing w:after="0" w:line="360" w:lineRule="auto"/>
-        <w:ind w:left="0" w:firstLine="709"/>
+        <w:ind w:left="0"/>
         <w:jc w:val="both"/>
         <w:rPr>
           <w:sz w:val="24"/>
@@ -7926,6 +8140,7 @@
           </w:tcPr>
           <w:p>
             <w:r>
+              <w:lastRenderedPageBreak/>
               <w:t>Alimentação</w:t>
             </w:r>
           </w:p>
@@ -8194,25 +8409,37 @@
         </w:rPr>
         <w:t xml:space="preserve"> endif %}</w:t>
       </w:r>
-    </w:p>
-    <w:p>
-      <w:pPr>
-        <w:pStyle w:val="Recuodecorpodetexto"/>
-        <w:spacing w:after="0" w:line="360" w:lineRule="auto"/>
-        <w:ind w:left="0"/>
-        <w:jc w:val="both"/>
+      <w:r>
         <w:rPr>
           <w:sz w:val="24"/>
           <w:szCs w:val="24"/>
           <w:shd w:val="clear" w:color="auto" w:fill="FFFFFF"/>
         </w:rPr>
-      </w:pPr>
-    </w:p>
-    <w:p>
-      <w:pPr>
-        <w:pStyle w:val="Recuodecorpodetexto"/>
-        <w:spacing w:after="0" w:line="360" w:lineRule="auto"/>
-        <w:ind w:left="0"/>
+        <w:t xml:space="preserve"> </w:t>
+      </w:r>
+      <w:r>
+        <w:rPr>
+          <w:b/>
+          <w:bCs/>
+          <w:sz w:val="24"/>
+          <w:szCs w:val="24"/>
+        </w:rPr>
+        <w:t>{%</w:t>
+      </w:r>
+      <w:r>
+        <w:rPr>
+          <w:b/>
+          <w:bCs/>
+          <w:sz w:val="24"/>
+          <w:szCs w:val="24"/>
+        </w:rPr>
+        <w:t xml:space="preserve"> if tese_equivoco_renda %}</w:t>
+      </w:r>
+    </w:p>
+    <w:p>
+      <w:pPr>
+        <w:spacing w:line="360" w:lineRule="auto"/>
+        <w:ind w:right="179"/>
         <w:jc w:val="both"/>
         <w:rPr>
           <w:b/>
@@ -8226,22 +8453,21 @@
           <w:rFonts w:ascii="Arial" w:hAnsi="Arial" w:cs="Arial"/>
           <w:noProof/>
         </w:rPr>
-        <w:lastRenderedPageBreak/>
         <mc:AlternateContent>
           <mc:Choice Requires="wps">
             <w:drawing>
-              <wp:anchor distT="0" distB="0" distL="114300" distR="114300" simplePos="0" relativeHeight="251729920" behindDoc="0" locked="0" layoutInCell="1" allowOverlap="1" wp14:anchorId="1D8C002E" wp14:editId="4A7345DE">
+              <wp:anchor distT="0" distB="0" distL="114300" distR="114300" simplePos="0" relativeHeight="251731968" behindDoc="0" locked="0" layoutInCell="1" allowOverlap="1" wp14:anchorId="112A42CA" wp14:editId="69F3939B">
                 <wp:simplePos x="0" y="0"/>
-                <wp:positionH relativeFrom="margin">
-                  <wp:align>right</wp:align>
+                <wp:positionH relativeFrom="page">
+                  <wp:posOffset>900430</wp:posOffset>
                 </wp:positionH>
                 <wp:positionV relativeFrom="paragraph">
-                  <wp:posOffset>298256</wp:posOffset>
+                  <wp:posOffset>115902</wp:posOffset>
                 </wp:positionV>
-                <wp:extent cx="6233823" cy="427355"/>
-                <wp:effectExtent l="0" t="0" r="0" b="0"/>
+                <wp:extent cx="5754370" cy="392145"/>
+                <wp:effectExtent l="0" t="0" r="0" b="8255"/>
                 <wp:wrapNone/>
-                <wp:docPr id="484488993" name="Retângulo: Cantos Arredondados 484488993"/>
+                <wp:docPr id="1200397554" name="Retângulo: Cantos Arredondados 1200397554"/>
                 <wp:cNvGraphicFramePr>
                   <a:graphicFrameLocks xmlns:a="http://schemas.openxmlformats.org/drawingml/2006/main"/>
                 </wp:cNvGraphicFramePr>
@@ -8254,7 +8480,7 @@
                       <wps:spPr>
                         <a:xfrm>
                           <a:off x="0" y="0"/>
-                          <a:ext cx="6233823" cy="427355"/>
+                          <a:ext cx="5754370" cy="392145"/>
                         </a:xfrm>
                         <a:prstGeom prst="roundRect">
                           <a:avLst/>
@@ -8273,20 +8499,20 @@
                         <w:txbxContent>
                           <w:p>
                             <w:pPr>
+                              <w:jc w:val="center"/>
                               <w:rPr>
-                                <w:lang w:val="pt-BR"/>
+                                <w:sz w:val="24"/>
+                                <w:szCs w:val="24"/>
                               </w:rPr>
                             </w:pPr>
                             <w:r>
                               <w:rPr>
                                 <w:b/>
                                 <w:bCs/>
-                                <w:noProof/>
-                                <w:color w:val="171717"/>
                                 <w:sz w:val="24"/>
                                 <w:szCs w:val="24"/>
                               </w:rPr>
-                              <w:t>DO INDEFERIMENTO ADMINISTRATIVO E DA INEXISTÊNCIA DE RENDA ATUAL</w:t>
+                              <w:t>EQUÍVOCO DE RENDA DO INSS (DISPENSA DA SOCIAL)</w:t>
                             </w:r>
                           </w:p>
                         </w:txbxContent>
@@ -8311,568 +8537,26 @@
           </mc:Choice>
           <mc:Fallback>
             <w:pict>
-              <v:roundrect w14:anchorId="1D8C002E" id="Retângulo: Cantos Arredondados 484488993" o:spid="_x0000_s1041" style="position:absolute;left:0;text-align:left;margin-left:439.65pt;margin-top:23.5pt;width:490.85pt;height:33.65pt;z-index:251729920;visibility:visible;mso-wrap-style:square;mso-width-percent:0;mso-height-percent:0;mso-wrap-distance-left:9pt;mso-wrap-distance-top:0;mso-wrap-distance-right:9pt;mso-wrap-distance-bottom:0;mso-position-horizontal:right;mso-position-horizontal-relative:margin;mso-position-vertical:absolute;mso-position-vertical-relative:text;mso-width-percent:0;mso-height-percent:0;mso-width-relative:margin;mso-height-relative:margin;v-text-anchor:middle" arcsize="10923f" o:gfxdata="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" fillcolor="#c0bcbe" stroked="f" strokeweight="1pt">
+              <v:roundrect w14:anchorId="112A42CA" id="Retângulo: Cantos Arredondados 1200397554" o:spid="_x0000_s1042" style="position:absolute;left:0;text-align:left;margin-left:70.9pt;margin-top:9.15pt;width:453.1pt;height:30.9pt;z-index:251731968;visibility:visible;mso-wrap-style:square;mso-width-percent:0;mso-height-percent:0;mso-wrap-distance-left:9pt;mso-wrap-distance-top:0;mso-wrap-distance-right:9pt;mso-wrap-distance-bottom:0;mso-position-horizontal:absolute;mso-position-horizontal-relative:page;mso-position-vertical:absolute;mso-position-vertical-relative:text;mso-width-percent:0;mso-height-percent:0;mso-width-relative:margin;mso-height-relative:margin;v-text-anchor:middle" arcsize="10923f" o:gfxdata="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" fillcolor="#c0bcbe" stroked="f" strokeweight="1pt">
                 <v:stroke joinstyle="miter"/>
                 <v:textbox>
                   <w:txbxContent>
                     <w:p>
                       <w:pPr>
+                        <w:jc w:val="center"/>
                         <w:rPr>
-                          <w:lang w:val="pt-BR"/>
+                          <w:sz w:val="24"/>
+                          <w:szCs w:val="24"/>
                         </w:rPr>
                       </w:pPr>
                       <w:r>
                         <w:rPr>
                           <w:b/>
                           <w:bCs/>
-                          <w:noProof/>
-                          <w:color w:val="171717"/>
                           <w:sz w:val="24"/>
                           <w:szCs w:val="24"/>
                         </w:rPr>
-                        <w:t>DO INDEFERIMENTO ADMINISTRATIVO E DA INEXISTÊNCIA DE RENDA ATUAL</w:t>
-                      </w:r>
-                    </w:p>
-                  </w:txbxContent>
-                </v:textbox>
-                <w10:wrap anchorx="margin"/>
-              </v:roundrect>
-            </w:pict>
-          </mc:Fallback>
-        </mc:AlternateContent>
-      </w:r>
-      <w:r>
-        <w:rPr>
-          <w:b/>
-          <w:bCs/>
-          <w:sz w:val="24"/>
-          <w:szCs w:val="24"/>
-        </w:rPr>
-        <w:t>{%</w:t>
-      </w:r>
-      <w:r>
-        <w:rPr>
-          <w:b/>
-          <w:bCs/>
-          <w:sz w:val="24"/>
-          <w:szCs w:val="24"/>
-        </w:rPr>
-        <w:t xml:space="preserve"> if tese_vinculo_encerrado %}</w:t>
-      </w:r>
-    </w:p>
-    <w:p>
-      <w:pPr>
-        <w:pStyle w:val="Recuodecorpodetexto"/>
-        <w:spacing w:after="0" w:line="360" w:lineRule="auto"/>
-        <w:ind w:left="0" w:firstLine="709"/>
-        <w:jc w:val="both"/>
-        <w:rPr>
-          <w:sz w:val="24"/>
-          <w:szCs w:val="24"/>
-        </w:rPr>
-      </w:pPr>
-    </w:p>
-    <w:p>
-      <w:pPr>
-        <w:pStyle w:val="Recuodecorpodetexto"/>
-        <w:spacing w:after="0" w:line="360" w:lineRule="auto"/>
-        <w:ind w:left="0" w:firstLine="709"/>
-        <w:jc w:val="both"/>
-        <w:rPr>
-          <w:sz w:val="24"/>
-          <w:szCs w:val="24"/>
-        </w:rPr>
-      </w:pPr>
-    </w:p>
-    <w:p>
-      <w:pPr>
-        <w:spacing w:line="360" w:lineRule="auto"/>
-        <w:ind w:left="187" w:right="181" w:firstLine="709"/>
-        <w:jc w:val="both"/>
-        <w:rPr>
-          <w:sz w:val="24"/>
-          <w:szCs w:val="24"/>
-        </w:rPr>
-      </w:pPr>
-      <w:r>
-        <w:rPr>
-          <w:sz w:val="24"/>
-          <w:szCs w:val="24"/>
-        </w:rPr>
-        <w:t>O pedido administrativo da parte autora foi indeferido sob o fundamento de ausência do preenchimento do critério socioeconômico exigido para a concessão do Benefício de Prestação Continuada (BPC/LOAS). Contudo, tal conclusão não corresponde à atual realidade financeira do núcleo familiar, uma vez que a análise administrativa considerou vínculos remuneratórios que não representam a situação econômica vigente da família.</w:t>
-      </w:r>
-    </w:p>
-    <w:p>
-      <w:pPr>
-        <w:spacing w:line="360" w:lineRule="auto"/>
-        <w:ind w:left="187" w:right="181" w:firstLine="709"/>
-        <w:jc w:val="both"/>
-        <w:rPr>
-          <w:sz w:val="24"/>
-          <w:szCs w:val="24"/>
-        </w:rPr>
-      </w:pPr>
-      <w:r>
-        <w:rPr>
-          <w:sz w:val="24"/>
-          <w:szCs w:val="24"/>
-        </w:rPr>
-        <w:t xml:space="preserve">Conforme se verifica do Cadastro Nacional de Informações Sociais (CNIS) acostado aos autos, o(s) vínculo(s) registrado(s) em nome {{ familiar_vinculo_encerrado }} junto a </w:t>
-      </w:r>
-      <w:r>
-        <w:rPr>
-          <w:b/>
-          <w:sz w:val="24"/>
-          <w:szCs w:val="24"/>
-        </w:rPr>
-        <w:t>{{ empregador_vinculo_encerrado }}</w:t>
-      </w:r>
-      <w:r>
-        <w:rPr>
-          <w:sz w:val="24"/>
-          <w:szCs w:val="24"/>
-        </w:rPr>
-        <w:t xml:space="preserve"> possui(em) prazo determinado, com registro de encerramento, sendo que a última relação previdenciária informada tem data final em </w:t>
-      </w:r>
-      <w:r>
-        <w:rPr>
-          <w:b/>
-          <w:sz w:val="24"/>
-          <w:szCs w:val="24"/>
-        </w:rPr>
-        <w:t>{{ data_encerramento_vinculo }}</w:t>
-      </w:r>
-      <w:r>
-        <w:rPr>
-          <w:sz w:val="24"/>
-          <w:szCs w:val="24"/>
-        </w:rPr>
-        <w:t>. Dessa forma, as remunerações constantes do histórico contributivo não podem ser consideradas como renda atual e permanente para fins de aferição da renda familiar per capita. Vejamos:</w:t>
-      </w:r>
-    </w:p>
-    <w:p>
-      <w:pPr>
-        <w:spacing w:line="360" w:lineRule="auto"/>
-        <w:ind w:firstLine="1417"/>
-        <w:jc w:val="both"/>
-        <w:rPr>
-          <w:sz w:val="24"/>
-          <w:szCs w:val="24"/>
-        </w:rPr>
-      </w:pPr>
-    </w:p>
-    <w:p>
-      <w:pPr>
-        <w:spacing w:before="120" w:after="80" w:line="360" w:lineRule="auto"/>
-        <w:jc w:val="center"/>
-        <w:rPr>
-          <w:i/>
-          <w:sz w:val="24"/>
-          <w:szCs w:val="24"/>
-        </w:rPr>
-      </w:pPr>
-      <w:r>
-        <w:rPr>
-          <w:i/>
-          <w:sz w:val="24"/>
-          <w:szCs w:val="24"/>
-        </w:rPr>
-        <w:t>{%</w:t>
-      </w:r>
-      <w:r>
-        <w:rPr>
-          <w:i/>
-          <w:sz w:val="24"/>
-          <w:szCs w:val="24"/>
-        </w:rPr>
-        <w:t xml:space="preserve"> for img in lista_img_cnis %}</w:t>
-      </w:r>
-    </w:p>
-    <w:p>
-      <w:pPr>
-        <w:spacing w:before="120" w:after="80" w:line="360" w:lineRule="auto"/>
-        <w:jc w:val="center"/>
-        <w:rPr>
-          <w:i/>
-          <w:sz w:val="24"/>
-          <w:szCs w:val="24"/>
-        </w:rPr>
-      </w:pPr>
-      <w:r>
-        <w:rPr>
-          <w:i/>
-          <w:sz w:val="24"/>
-          <w:szCs w:val="24"/>
-        </w:rPr>
-        <w:t>{{ img }}</w:t>
-      </w:r>
-    </w:p>
-    <w:p>
-      <w:pPr>
-        <w:spacing w:before="120" w:after="80" w:line="360" w:lineRule="auto"/>
-        <w:jc w:val="center"/>
-        <w:rPr>
-          <w:sz w:val="24"/>
-          <w:szCs w:val="24"/>
-        </w:rPr>
-      </w:pPr>
-      <w:r>
-        <w:rPr>
-          <w:i/>
-          <w:sz w:val="24"/>
-          <w:szCs w:val="24"/>
-        </w:rPr>
-        <w:t>{%</w:t>
-      </w:r>
-      <w:r>
-        <w:rPr>
-          <w:i/>
-          <w:sz w:val="24"/>
-          <w:szCs w:val="24"/>
-        </w:rPr>
-        <w:t xml:space="preserve"> endfor %}</w:t>
-      </w:r>
-    </w:p>
-    <w:p>
-      <w:pPr>
-        <w:spacing w:after="240" w:line="360" w:lineRule="auto"/>
-        <w:jc w:val="center"/>
-        <w:rPr>
-          <w:sz w:val="24"/>
-          <w:szCs w:val="24"/>
-        </w:rPr>
-      </w:pPr>
-      <w:r>
-        <w:rPr>
-          <w:i/>
-          <w:sz w:val="24"/>
-          <w:szCs w:val="24"/>
-        </w:rPr>
-        <w:t>Figura [X] – Extrato do CNIS do integrante do grupo familiar</w:t>
-      </w:r>
-    </w:p>
-    <w:p>
-      <w:pPr>
-        <w:spacing w:line="360" w:lineRule="auto"/>
-        <w:ind w:left="187" w:right="181" w:firstLine="709"/>
-        <w:jc w:val="both"/>
-        <w:rPr>
-          <w:sz w:val="24"/>
-          <w:szCs w:val="24"/>
-        </w:rPr>
-      </w:pPr>
-      <w:r>
-        <w:rPr>
-          <w:sz w:val="24"/>
-          <w:szCs w:val="24"/>
-        </w:rPr>
-        <w:t>Registre-se que a legislação de regência é expressa ao definir a renda mensal bruta familiar como aquela efetivamente auferida no momento da aferição, e não como projeção de rendimentos pretéritos. Nesse sentido dispõe o art. 4º, VI, do Decreto nº 6.214/2007:</w:t>
-      </w:r>
-    </w:p>
-    <w:p>
-      <w:pPr>
-        <w:spacing w:before="160" w:after="160" w:line="360" w:lineRule="auto"/>
-        <w:ind w:left="2268"/>
-        <w:jc w:val="both"/>
-        <w:rPr>
-          <w:i/>
-          <w:sz w:val="20"/>
-          <w:szCs w:val="20"/>
-        </w:rPr>
-      </w:pPr>
-      <w:r>
-        <w:rPr>
-          <w:i/>
-          <w:sz w:val="20"/>
-          <w:szCs w:val="20"/>
-        </w:rPr>
-        <w:t>Art. 4º, VI – renda mensal bruta familiar: a soma dos rendimentos brutos auferidos mensalmente pelos membros da família composta por salários, proventos, pensões, pensões alimentícias, benefícios de previdência pública ou privada, seguro-desemprego, comissões, pró-labore, outros rendimentos do trabalho não assalariado, rendimentos do mercado informal ou autônomo, rendimentos auferidos do patrimônio, Renda Mensal Vitalícia e Benefício de Prestação Continuada.</w:t>
-      </w:r>
-    </w:p>
-    <w:p>
-      <w:pPr>
-        <w:spacing w:line="360" w:lineRule="auto"/>
-        <w:ind w:left="187" w:right="181" w:firstLine="709"/>
-        <w:jc w:val="both"/>
-        <w:rPr>
-          <w:sz w:val="24"/>
-          <w:szCs w:val="24"/>
-        </w:rPr>
-      </w:pPr>
-      <w:r>
-        <w:rPr>
-          <w:sz w:val="24"/>
-          <w:szCs w:val="24"/>
-        </w:rPr>
-        <w:t xml:space="preserve">Ademais, o art. 20, §10, da Lei nº 8.742/93 estabelece que o impedimento e a situação de vulnerabilidade devem ser aferidos segundo a realidade contemporânea do </w:t>
-      </w:r>
-      <w:r>
-        <w:rPr>
-          <w:sz w:val="24"/>
-          <w:szCs w:val="24"/>
-        </w:rPr>
-        <w:lastRenderedPageBreak/>
-        <w:t>requerente e de seu núcleo familiar, sendo certo, ainda, que a concessão do benefício assistencial constitui relação jurídica de trato continuado, insuscetível de aferição com base em circunstâncias já superadas.</w:t>
-      </w:r>
-    </w:p>
-    <w:p>
-      <w:pPr>
-        <w:spacing w:line="360" w:lineRule="auto"/>
-        <w:ind w:left="187" w:right="181" w:firstLine="709"/>
-        <w:jc w:val="both"/>
-        <w:rPr>
-          <w:sz w:val="24"/>
-          <w:szCs w:val="24"/>
-        </w:rPr>
-      </w:pPr>
-      <w:r>
-        <w:rPr>
-          <w:sz w:val="24"/>
-          <w:szCs w:val="24"/>
-        </w:rPr>
-        <w:t>Assim, verifica-se que a apuração realizada pelo INSS não refletiu a realidade econômica contemporânea da família, tendo atribuído ao grupo familiar renda decorrente de vínculo previdenciário já encerrado — premissa fática equivocada que compromete a motivação e a legalidade do ato administrativo de indeferimento.</w:t>
-      </w:r>
-    </w:p>
-    <w:p>
-      <w:pPr>
-        <w:spacing w:line="360" w:lineRule="auto"/>
-        <w:ind w:left="187" w:right="181" w:firstLine="709"/>
-        <w:jc w:val="both"/>
-        <w:rPr>
-          <w:sz w:val="24"/>
-          <w:szCs w:val="24"/>
-        </w:rPr>
-      </w:pPr>
-      <w:r>
-        <w:rPr>
-          <w:sz w:val="24"/>
-          <w:szCs w:val="24"/>
-        </w:rPr>
-        <w:t xml:space="preserve">Some-se a isso que, no momento do requerimento administrativo e até a presente data, o núcleo familiar </w:t>
-      </w:r>
-      <w:r>
-        <w:rPr>
-          <w:b/>
-          <w:sz w:val="24"/>
-          <w:szCs w:val="24"/>
-        </w:rPr>
-        <w:t>{{ situacao_renda_atual }}</w:t>
-      </w:r>
-      <w:r>
-        <w:rPr>
-          <w:sz w:val="24"/>
-          <w:szCs w:val="24"/>
-        </w:rPr>
-        <w:t xml:space="preserve">, subsistindo com o auxílio de </w:t>
-      </w:r>
-      <w:r>
-        <w:rPr>
-          <w:b/>
-          <w:sz w:val="24"/>
-          <w:szCs w:val="24"/>
-        </w:rPr>
-        <w:t>{{ meios_subsistencia_atual }}</w:t>
-      </w:r>
-      <w:r>
-        <w:rPr>
-          <w:sz w:val="24"/>
-          <w:szCs w:val="24"/>
-        </w:rPr>
-        <w:t>, conforme documentação anexa.</w:t>
-      </w:r>
-    </w:p>
-    <w:p>
-      <w:pPr>
-        <w:spacing w:line="360" w:lineRule="auto"/>
-        <w:ind w:left="187" w:right="181" w:firstLine="709"/>
-        <w:jc w:val="both"/>
-        <w:rPr>
-          <w:sz w:val="24"/>
-          <w:szCs w:val="24"/>
-        </w:rPr>
-      </w:pPr>
-      <w:r>
-        <w:rPr>
-          <w:sz w:val="24"/>
-          <w:szCs w:val="24"/>
-        </w:rPr>
-        <w:t>Por todo o exposto, a análise da condição de vulnerabilidade deve observar a situação atual do grupo familiar, tal como demonstrada pela documentação apresentada, razão pela qual requer a parte autora seja afastada a conclusão administrativa equivocada e reconhecido o preenchimento do requisito socioeconômico para a concessão do benefício assistencial.</w:t>
-      </w:r>
-    </w:p>
-    <w:p>
-      <w:pPr>
-        <w:spacing w:line="360" w:lineRule="auto"/>
-        <w:jc w:val="both"/>
-        <w:rPr>
-          <w:sz w:val="24"/>
-          <w:szCs w:val="24"/>
-        </w:rPr>
-      </w:pPr>
-      <w:r>
-        <w:rPr>
-          <w:sz w:val="24"/>
-          <w:szCs w:val="24"/>
-        </w:rPr>
-        <w:t>{%</w:t>
-      </w:r>
-      <w:r>
-        <w:rPr>
-          <w:sz w:val="24"/>
-          <w:szCs w:val="24"/>
-        </w:rPr>
-        <w:t xml:space="preserve"> endif %}</w:t>
-      </w:r>
-    </w:p>
-    <w:p>
-      <w:pPr>
-        <w:spacing w:line="360" w:lineRule="auto"/>
-        <w:ind w:right="179"/>
-        <w:jc w:val="both"/>
-        <w:rPr>
-          <w:b/>
-          <w:bCs/>
-          <w:sz w:val="24"/>
-          <w:szCs w:val="24"/>
-        </w:rPr>
-      </w:pPr>
-      <w:r>
-        <w:rPr>
-          <w:b/>
-          <w:bCs/>
-          <w:sz w:val="24"/>
-          <w:szCs w:val="24"/>
-        </w:rPr>
-        <w:t>{%</w:t>
-      </w:r>
-      <w:r>
-        <w:rPr>
-          <w:b/>
-          <w:bCs/>
-          <w:sz w:val="24"/>
-          <w:szCs w:val="24"/>
-        </w:rPr>
-        <w:t xml:space="preserve"> if tese_equivoco_renda %}</w:t>
-      </w:r>
-    </w:p>
-    <w:p>
-      <w:pPr>
-        <w:spacing w:line="360" w:lineRule="auto"/>
-        <w:ind w:right="179"/>
-        <w:jc w:val="both"/>
-        <w:rPr>
-          <w:b/>
-          <w:bCs/>
-          <w:sz w:val="24"/>
-          <w:szCs w:val="24"/>
-        </w:rPr>
-      </w:pPr>
-      <w:r>
-        <w:rPr>
-          <w:rFonts w:ascii="Arial" w:hAnsi="Arial" w:cs="Arial"/>
-          <w:noProof/>
-        </w:rPr>
-        <mc:AlternateContent>
-          <mc:Choice Requires="wps">
-            <w:drawing>
-              <wp:anchor distT="0" distB="0" distL="114300" distR="114300" simplePos="0" relativeHeight="251731968" behindDoc="0" locked="0" layoutInCell="1" allowOverlap="1" wp14:anchorId="112A42CA" wp14:editId="1896BDAA">
-                <wp:simplePos x="0" y="0"/>
-                <wp:positionH relativeFrom="page">
-                  <wp:align>center</wp:align>
-                </wp:positionH>
-                <wp:positionV relativeFrom="paragraph">
-                  <wp:posOffset>92434</wp:posOffset>
-                </wp:positionV>
-                <wp:extent cx="5754624" cy="487680"/>
-                <wp:effectExtent l="0" t="0" r="0" b="7620"/>
-                <wp:wrapNone/>
-                <wp:docPr id="1200397554" name="Retângulo: Cantos Arredondados 1200397554"/>
-                <wp:cNvGraphicFramePr>
-                  <a:graphicFrameLocks xmlns:a="http://schemas.openxmlformats.org/drawingml/2006/main"/>
-                </wp:cNvGraphicFramePr>
-                <a:graphic xmlns:a="http://schemas.openxmlformats.org/drawingml/2006/main">
-                  <a:graphicData uri="http://schemas.microsoft.com/office/word/2010/wordprocessingShape">
-                    <wps:wsp>
-                      <wps:cNvSpPr>
-                        <a:spLocks/>
-                      </wps:cNvSpPr>
-                      <wps:spPr>
-                        <a:xfrm>
-                          <a:off x="0" y="0"/>
-                          <a:ext cx="5754624" cy="487680"/>
-                        </a:xfrm>
-                        <a:prstGeom prst="roundRect">
-                          <a:avLst/>
-                        </a:prstGeom>
-                        <a:solidFill>
-                          <a:srgbClr val="C0BCBE"/>
-                        </a:solidFill>
-                        <a:ln w="12700" cap="flat" cmpd="sng" algn="ctr">
-                          <a:noFill/>
-                          <a:prstDash val="solid"/>
-                          <a:miter lim="800000"/>
-                        </a:ln>
-                        <a:effectLst/>
-                      </wps:spPr>
-                      <wps:txbx>
-                        <w:txbxContent>
-                          <w:p>
-                            <w:pPr>
-                              <w:jc w:val="center"/>
-                            </w:pPr>
-                            <w:r>
-                              <w:rPr>
-                                <w:rStyle w:val="jsgrdq"/>
-                                <w:b/>
-                                <w:bCs/>
-                                <w:noProof/>
-                                <w:color w:val="171717"/>
-                                <w:sz w:val="24"/>
-                                <w:szCs w:val="24"/>
-                              </w:rPr>
-                              <w:t>DO EQUÍVOCO NA ANÁLISE ADMINISTRATIVA DA RENDA FAMILIAR E DA DESNECESSIDADE DE PERÍCIA SOCIAL</w:t>
-                            </w:r>
-                          </w:p>
-                        </w:txbxContent>
-                      </wps:txbx>
-                      <wps:bodyPr rot="0" spcFirstLastPara="0" vertOverflow="overflow" horzOverflow="overflow" vert="horz" wrap="square" lIns="91440" tIns="45720" rIns="91440" bIns="45720" numCol="1" spcCol="0" rtlCol="0" fromWordArt="0" anchor="ctr" anchorCtr="0" forceAA="0" compatLnSpc="1">
-                        <a:prstTxWarp prst="textNoShape">
-                          <a:avLst/>
-                        </a:prstTxWarp>
-                        <a:noAutofit/>
-                      </wps:bodyPr>
-                    </wps:wsp>
-                  </a:graphicData>
-                </a:graphic>
-                <wp14:sizeRelH relativeFrom="margin">
-                  <wp14:pctWidth>0</wp14:pctWidth>
-                </wp14:sizeRelH>
-                <wp14:sizeRelV relativeFrom="margin">
-                  <wp14:pctHeight>0</wp14:pctHeight>
-                </wp14:sizeRelV>
-              </wp:anchor>
-            </w:drawing>
-          </mc:Choice>
-          <mc:Fallback>
-            <w:pict>
-              <v:roundrect w14:anchorId="112A42CA" id="Retângulo: Cantos Arredondados 1200397554" o:spid="_x0000_s1042" style="position:absolute;left:0;text-align:left;margin-left:0;margin-top:7.3pt;width:453.1pt;height:38.4pt;z-index:251731968;visibility:visible;mso-wrap-style:square;mso-width-percent:0;mso-height-percent:0;mso-wrap-distance-left:9pt;mso-wrap-distance-top:0;mso-wrap-distance-right:9pt;mso-wrap-distance-bottom:0;mso-position-horizontal:center;mso-position-horizontal-relative:page;mso-position-vertical:absolute;mso-position-vertical-relative:text;mso-width-percent:0;mso-height-percent:0;mso-width-relative:margin;mso-height-relative:margin;v-text-anchor:middle" arcsize="10923f" o:gfxdata="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" fillcolor="#c0bcbe" stroked="f" strokeweight="1pt">
-                <v:stroke joinstyle="miter"/>
-                <v:textbox>
-                  <w:txbxContent>
-                    <w:p>
-                      <w:pPr>
-                        <w:jc w:val="center"/>
-                      </w:pPr>
-                      <w:r>
-                        <w:rPr>
-                          <w:rStyle w:val="jsgrdq"/>
-                          <w:b/>
-                          <w:bCs/>
-                          <w:noProof/>
-                          <w:color w:val="171717"/>
-                          <w:sz w:val="24"/>
-                          <w:szCs w:val="24"/>
-                        </w:rPr>
-                        <w:t>DO EQUÍVOCO NA ANÁLISE ADMINISTRATIVA DA RENDA FAMILIAR E DA DESNECESSIDADE DE PERÍCIA SOCIAL</w:t>
+                        <w:t>EQUÍVOCO DE RENDA DO INSS (DISPENSA DA SOCIAL)</w:t>
                       </w:r>
                     </w:p>
                   </w:txbxContent>
@@ -8887,8 +8571,14 @@
     <w:p>
       <w:pPr>
         <w:spacing w:line="360" w:lineRule="auto"/>
-        <w:ind w:left="179" w:right="179" w:firstLine="851"/>
-        <w:jc w:val="both"/>
+        <w:ind w:right="179"/>
+        <w:jc w:val="both"/>
+        <w:rPr>
+          <w:b/>
+          <w:bCs/>
+          <w:sz w:val="24"/>
+          <w:szCs w:val="24"/>
+        </w:rPr>
       </w:pPr>
     </w:p>
     <w:p>
@@ -9031,6 +8721,7 @@
           <w:sz w:val="24"/>
           <w:szCs w:val="24"/>
         </w:rPr>
+        <w:lastRenderedPageBreak/>
         <w:t>{%</w:t>
       </w:r>
       <w:r>
@@ -9056,8 +8747,21 @@
           <w:sz w:val="24"/>
           <w:szCs w:val="24"/>
         </w:rPr>
-        <w:lastRenderedPageBreak/>
-        <w:t xml:space="preserve">Ocorre que tal conclusão não encontra respaldo na realidade fática nem na documentação acostada aos autos. Conforme demonstram os documentos oficiais, especialmente o Cadastro Único para Programas Sociais do Governo Federal (CadÚnico), o núcleo familiar da requerente é composto por </w:t>
+        <w:t xml:space="preserve">Ocorre que tal conclusão não encontra respaldo na realidade fática nem na documentação acostada aos autos. Conforme demonstram os documentos oficiais, especialmente o Cadastro Único para Programas Sociais do Governo Federal (CadÚnico), o núcleo familiar da </w:t>
+      </w:r>
+      <w:r>
+        <w:rPr>
+          <w:sz w:val="24"/>
+          <w:szCs w:val="24"/>
+        </w:rPr>
+        <w:t xml:space="preserve">parte </w:t>
+      </w:r>
+      <w:r>
+        <w:rPr>
+          <w:sz w:val="24"/>
+          <w:szCs w:val="24"/>
+        </w:rPr>
+        <w:t xml:space="preserve">requerente é composto por </w:t>
       </w:r>
       <w:r>
         <w:rPr>
@@ -9181,12 +8885,20 @@
     <w:p>
       <w:pPr>
         <w:spacing w:line="360" w:lineRule="auto"/>
-        <w:jc w:val="both"/>
-        <w:rPr>
-          <w:sz w:val="24"/>
-          <w:szCs w:val="24"/>
-        </w:rPr>
-      </w:pPr>
+        <w:ind w:left="187" w:right="181" w:firstLine="720"/>
+        <w:jc w:val="both"/>
+        <w:rPr>
+          <w:sz w:val="24"/>
+          <w:szCs w:val="24"/>
+        </w:rPr>
+      </w:pPr>
+      <w:r>
+        <w:rPr>
+          <w:sz w:val="24"/>
+          <w:szCs w:val="24"/>
+        </w:rPr>
+        <w:t>Assim, resta evidente que a Autarquia deixou de observar as informações constantes do próprio CadÚnico, baseando o indeferimento em premissa fática manifestamente equivocada, circunstância que compromete a legalidade e a motivação do ato administrativo, nos termos do art. 20, §1º, da Lei nº 8.742/93 e do art. 4º, I, do Decreto nº 6.214/2007. Diante desse cenário, verifica-se que a análise administrativa foi realizada em desconformidade com os elementos probatórios existentes, resultando em conclusão incompatível com a efetiva condição socioeconômica da parte autora.</w:t>
+      </w:r>
     </w:p>
     <w:p>
       <w:pPr>
@@ -9203,7 +8915,7 @@
           <w:sz w:val="24"/>
           <w:szCs w:val="24"/>
         </w:rPr>
-        <w:t>Assim, resta evidente que a Autarquia deixou de observar as informações constantes do próprio CadÚnico, baseando o indeferimento em premissa fática manifestamente equivocada, circunstância que compromete a legalidade e a motivação do ato administrativo, nos termos do art. 20, §1º, da Lei nº 8.742/93 e do art. 4º, I, do Decreto nº 6.214/2007. Diante desse cenário, verifica-se que a análise administrativa foi realizada em desconformidade com os elementos probatórios existentes, resultando em conclusão incompatível com a efetiva condição socioeconômica da parte autora.</w:t>
+        <w:t>Ressalte-se, ainda, que, considerada a correta composição do grupo familiar, conforme demonstrado pela documentação acostada aos autos e pelas informações constantes do CadÚnico, a renda familiar per capita da autora encontra-se dentro do limite legal exigido para a concessão do benefício assistencial, restando preenchido o requisito socioeconômico previsto na legislação de regência.</w:t>
       </w:r>
     </w:p>
     <w:p>
@@ -9221,36 +8933,15 @@
           <w:sz w:val="24"/>
           <w:szCs w:val="24"/>
         </w:rPr>
-        <w:t>Ressalte-se, ainda, que, considerada a correta composição do grupo familiar, conforme demonstrado pela documentação acostada aos autos e pelas informações constantes do CadÚnico, a renda familiar per capita da autora encontra-se dentro do limite legal exigido para a concessão do benefício assistencial, restando preenchido o requisito socioeconômico previsto na legislação de regência.</w:t>
-      </w:r>
-    </w:p>
-    <w:p>
-      <w:pPr>
-        <w:spacing w:line="360" w:lineRule="auto"/>
-        <w:ind w:left="187" w:right="181" w:firstLine="720"/>
-        <w:jc w:val="both"/>
-        <w:rPr>
-          <w:sz w:val="24"/>
-          <w:szCs w:val="24"/>
-        </w:rPr>
-      </w:pPr>
-      <w:r>
-        <w:rPr>
-          <w:sz w:val="24"/>
-          <w:szCs w:val="24"/>
-        </w:rPr>
         <w:t>Considerando que o indeferimento decorreu exclusivamente de erro material do INSS quanto à composição do grupo familiar, devidamente demonstrado pela documentação acostada aos autos, bem como que a correta apuração da renda familiar per capita evidencia o preenchimento do requisito econômico, requer a parte autora a dispensa da perícia social, por se tratar de prova desnecessária ao deslinde da controvérsia, nos termos dos princípios da celeridade, da economia processual e da duração razoável do processo (art. 5º, LXXVIII, da CF/88).</w:t>
       </w:r>
-    </w:p>
-    <w:p>
-      <w:pPr>
-        <w:spacing w:line="360" w:lineRule="auto"/>
-        <w:jc w:val="both"/>
-        <w:rPr>
-          <w:sz w:val="24"/>
-          <w:szCs w:val="24"/>
-        </w:rPr>
-      </w:pPr>
+      <w:r>
+        <w:rPr>
+          <w:sz w:val="24"/>
+          <w:szCs w:val="24"/>
+        </w:rPr>
+        <w:t xml:space="preserve"> </w:t>
+      </w:r>
       <w:r>
         <w:rPr>
           <w:sz w:val="24"/>
@@ -9265,6 +8956,29 @@
         </w:rPr>
         <w:t xml:space="preserve"> endif %}</w:t>
       </w:r>
+      <w:bookmarkStart w:id="11" w:name="_Hlk239746203"/>
+      <w:r>
+        <w:rPr>
+          <w:sz w:val="24"/>
+          <w:szCs w:val="24"/>
+        </w:rPr>
+        <w:t xml:space="preserve"> </w:t>
+      </w:r>
+      <w:r>
+        <w:rPr>
+          <w:sz w:val="24"/>
+          <w:szCs w:val="24"/>
+        </w:rPr>
+        <w:t>{%</w:t>
+      </w:r>
+      <w:r>
+        <w:rPr>
+          <w:sz w:val="24"/>
+          <w:szCs w:val="24"/>
+        </w:rPr>
+        <w:t xml:space="preserve"> if tese_pericia_judicial %}</w:t>
+      </w:r>
+      <w:bookmarkEnd w:id="11"/>
     </w:p>
     <w:p>
       <w:pPr>
@@ -9277,35 +8991,6 @@
           <w:szCs w:val="24"/>
         </w:rPr>
       </w:pPr>
-      <w:bookmarkStart w:id="2" w:name="_Hlk239746203"/>
-      <w:r>
-        <w:rPr>
-          <w:sz w:val="24"/>
-          <w:szCs w:val="24"/>
-        </w:rPr>
-        <w:lastRenderedPageBreak/>
-        <w:t>{%</w:t>
-      </w:r>
-      <w:r>
-        <w:rPr>
-          <w:sz w:val="24"/>
-          <w:szCs w:val="24"/>
-        </w:rPr>
-        <w:t xml:space="preserve"> if tese_pericia_judicial %}</w:t>
-      </w:r>
-      <w:bookmarkEnd w:id="2"/>
-    </w:p>
-    <w:p>
-      <w:pPr>
-        <w:pStyle w:val="Recuodecorpodetexto"/>
-        <w:spacing w:after="0" w:line="360" w:lineRule="auto"/>
-        <w:ind w:left="0"/>
-        <w:jc w:val="both"/>
-        <w:rPr>
-          <w:sz w:val="24"/>
-          <w:szCs w:val="24"/>
-        </w:rPr>
-      </w:pPr>
       <w:r>
         <w:rPr>
           <w:rFonts w:ascii="Arial" w:hAnsi="Arial" w:cs="Arial"/>
@@ -9314,16 +8999,16 @@
         <mc:AlternateContent>
           <mc:Choice Requires="wps">
             <w:drawing>
-              <wp:anchor distT="0" distB="0" distL="114300" distR="114300" simplePos="0" relativeHeight="251743232" behindDoc="0" locked="0" layoutInCell="1" allowOverlap="1" wp14:anchorId="62B834E0" wp14:editId="4FD1702F">
+              <wp:anchor distT="0" distB="0" distL="114300" distR="114300" simplePos="0" relativeHeight="251743232" behindDoc="0" locked="0" layoutInCell="1" allowOverlap="1" wp14:anchorId="62B834E0" wp14:editId="6C587CEF">
                 <wp:simplePos x="0" y="0"/>
-                <wp:positionH relativeFrom="page">
-                  <wp:align>center</wp:align>
+                <wp:positionH relativeFrom="margin">
+                  <wp:align>right</wp:align>
                 </wp:positionH>
                 <wp:positionV relativeFrom="paragraph">
-                  <wp:posOffset>4749</wp:posOffset>
+                  <wp:posOffset>163830</wp:posOffset>
                 </wp:positionV>
-                <wp:extent cx="5756275" cy="448228"/>
-                <wp:effectExtent l="0" t="0" r="0" b="9525"/>
+                <wp:extent cx="6240780" cy="363855"/>
+                <wp:effectExtent l="0" t="0" r="7620" b="0"/>
                 <wp:wrapNone/>
                 <wp:docPr id="15" name="Retângulo: Cantos Arredondados 15"/>
                 <wp:cNvGraphicFramePr>
@@ -9338,7 +9023,7 @@
                       <wps:spPr>
                         <a:xfrm>
                           <a:off x="0" y="0"/>
-                          <a:ext cx="5756275" cy="448228"/>
+                          <a:ext cx="6240780" cy="363855"/>
                         </a:xfrm>
                         <a:prstGeom prst="roundRect">
                           <a:avLst/>
@@ -9398,7 +9083,7 @@
           </mc:Choice>
           <mc:Fallback>
             <w:pict>
-              <v:roundrect w14:anchorId="62B834E0" id="Retângulo: Cantos Arredondados 15" o:spid="_x0000_s1043" style="position:absolute;left:0;text-align:left;margin-left:0;margin-top:.35pt;width:453.25pt;height:35.3pt;z-index:251743232;visibility:visible;mso-wrap-style:square;mso-width-percent:0;mso-height-percent:0;mso-wrap-distance-left:9pt;mso-wrap-distance-top:0;mso-wrap-distance-right:9pt;mso-wrap-distance-bottom:0;mso-position-horizontal:center;mso-position-horizontal-relative:page;mso-position-vertical:absolute;mso-position-vertical-relative:text;mso-width-percent:0;mso-height-percent:0;mso-width-relative:margin;mso-height-relative:margin;v-text-anchor:middle" arcsize="10923f" o:gfxdata="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" fillcolor="#c0bcbe" stroked="f" strokeweight="1pt">
+              <v:roundrect w14:anchorId="62B834E0" id="Retângulo: Cantos Arredondados 15" o:spid="_x0000_s1042" style="position:absolute;left:0;text-align:left;margin-left:440.2pt;margin-top:12.9pt;width:491.4pt;height:28.65pt;z-index:251743232;visibility:visible;mso-wrap-style:square;mso-width-percent:0;mso-height-percent:0;mso-wrap-distance-left:9pt;mso-wrap-distance-top:0;mso-wrap-distance-right:9pt;mso-wrap-distance-bottom:0;mso-position-horizontal:right;mso-position-horizontal-relative:margin;mso-position-vertical:absolute;mso-position-vertical-relative:text;mso-width-percent:0;mso-height-percent:0;mso-width-relative:margin;mso-height-relative:margin;v-text-anchor:middle" arcsize="10923f" o:gfxdata="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" fillcolor="#c0bcbe" stroked="f" strokeweight="1pt">
                 <v:stroke joinstyle="miter"/>
                 <v:textbox>
                   <w:txbxContent>
@@ -9425,7 +9110,7 @@
                     </w:p>
                   </w:txbxContent>
                 </v:textbox>
-                <w10:wrap anchorx="page"/>
+                <w10:wrap anchorx="margin"/>
               </v:roundrect>
             </w:pict>
           </mc:Fallback>
@@ -9446,6 +9131,126 @@
     </w:p>
     <w:p>
       <w:pPr>
+        <w:spacing w:line="360" w:lineRule="auto"/>
+        <w:ind w:left="187" w:right="181" w:firstLine="703"/>
+        <w:jc w:val="both"/>
+        <w:rPr>
+          <w:sz w:val="24"/>
+          <w:szCs w:val="24"/>
+        </w:rPr>
+      </w:pPr>
+    </w:p>
+    <w:p>
+      <w:pPr>
+        <w:spacing w:line="360" w:lineRule="auto"/>
+        <w:ind w:left="187" w:right="181" w:firstLine="703"/>
+        <w:jc w:val="both"/>
+        <w:rPr>
+          <w:sz w:val="24"/>
+          <w:szCs w:val="24"/>
+        </w:rPr>
+      </w:pPr>
+      <w:r>
+        <w:rPr>
+          <w:sz w:val="24"/>
+          <w:szCs w:val="24"/>
+        </w:rPr>
+        <w:t>{% if tese_miserabilidade_reconhecida %}</w:t>
+      </w:r>
+      <w:r>
+        <w:rPr>
+          <w:sz w:val="24"/>
+          <w:szCs w:val="24"/>
+        </w:rPr>
+        <w:t xml:space="preserve">Importante ressaltar, o </w:t>
+      </w:r>
+      <w:r>
+        <w:rPr>
+          <w:b/>
+          <w:bCs/>
+          <w:sz w:val="24"/>
+          <w:szCs w:val="24"/>
+        </w:rPr>
+        <w:t>INSS já reconheceu a condição de vulnerabilidade socioeconômica, na perícia social administrativa</w:t>
+      </w:r>
+      <w:r>
+        <w:rPr>
+          <w:sz w:val="24"/>
+          <w:szCs w:val="24"/>
+        </w:rPr>
+        <w:t>, não havendo motivos para se discutir tal ponto na via judicial. O único ponto controverso da demanda, resta quanto a sua comorbidade. De acordo com o tema 187 da TNU.</w:t>
+      </w:r>
+    </w:p>
+    <w:p>
+      <w:pPr>
+        <w:spacing w:before="240" w:line="360" w:lineRule="auto"/>
+        <w:ind w:left="2936" w:right="437"/>
+        <w:jc w:val="both"/>
+        <w:rPr>
+          <w:sz w:val="24"/>
+          <w:szCs w:val="24"/>
+        </w:rPr>
+      </w:pPr>
+      <w:r>
+        <w:rPr>
+          <w:sz w:val="24"/>
+          <w:szCs w:val="24"/>
+        </w:rPr>
+        <w:t>“o indeferimento do Benefício da Prestação Continuada pelo INSS ocorrer em virtude do não reconhecimento da deficiência</w:t>
+      </w:r>
+      <w:r>
+        <w:rPr>
+          <w:b/>
+          <w:bCs/>
+          <w:sz w:val="24"/>
+          <w:szCs w:val="24"/>
+        </w:rPr>
+        <w:t>, é desnecessária a produção em juízo da prova da miserabilidade</w:t>
+      </w:r>
+      <w:r>
+        <w:rPr>
+          <w:sz w:val="24"/>
+          <w:szCs w:val="24"/>
+        </w:rPr>
+        <w:t>, salvo nos casos de impugnação específica e fundamentada da autarquia previdenciária ou decurso de prazo superior a 2 (dois) anos do indeferimento administrativo;”</w:t>
+      </w:r>
+    </w:p>
+    <w:p>
+      <w:pPr>
+        <w:spacing w:line="360" w:lineRule="auto"/>
+        <w:ind w:left="187" w:right="181" w:firstLine="720"/>
+        <w:jc w:val="both"/>
+        <w:rPr>
+          <w:b/>
+          <w:bCs/>
+          <w:sz w:val="24"/>
+          <w:szCs w:val="24"/>
+        </w:rPr>
+      </w:pPr>
+      <w:r>
+        <w:rPr>
+          <w:b/>
+          <w:bCs/>
+          <w:sz w:val="24"/>
+          <w:szCs w:val="24"/>
+        </w:rPr>
+        <w:t>Requer que seja designada apenas a perícia médica, visto que a vulnerabilidade socioeconômica já foi comprovada pelo INSS.</w:t>
+      </w:r>
+      <w:r>
+        <w:t xml:space="preserve"> </w:t>
+      </w:r>
+      <w:r>
+        <w:rPr>
+          <w:b/>
+          <w:bCs/>
+          <w:sz w:val="24"/>
+          <w:szCs w:val="24"/>
+        </w:rPr>
+        <w:t>{% endif %}</w:t>
+      </w:r>
+    </w:p>
+    <w:p>
+      <w:pPr>
         <w:pStyle w:val="Recuodecorpodetexto"/>
         <w:spacing w:after="0" w:line="360" w:lineRule="auto"/>
         <w:ind w:left="187" w:right="181" w:firstLine="720"/>
@@ -9536,6 +9341,7 @@
           <w:sz w:val="24"/>
           <w:szCs w:val="24"/>
         </w:rPr>
+        <w:lastRenderedPageBreak/>
         <w:t>Assim, a produção da prova pericial é medida imprescindível para a adequada formação do convencimento do Juízo e para a observância do contraditório e da ampla defesa, sob pena de cerceamento de defesa e nulidade do julgado.</w:t>
       </w:r>
     </w:p>
@@ -9583,6 +9389,27 @@
         </w:rPr>
         <w:t xml:space="preserve"> endif  %}</w:t>
       </w:r>
+      <w:r>
+        <w:rPr>
+          <w:sz w:val="24"/>
+          <w:szCs w:val="24"/>
+        </w:rPr>
+        <w:t xml:space="preserve"> </w:t>
+      </w:r>
+      <w:r>
+        <w:rPr>
+          <w:sz w:val="24"/>
+          <w:szCs w:val="24"/>
+        </w:rPr>
+        <w:t>{%</w:t>
+      </w:r>
+      <w:r>
+        <w:rPr>
+          <w:sz w:val="24"/>
+          <w:szCs w:val="24"/>
+        </w:rPr>
+        <w:t xml:space="preserve"> if tese_fixacao_dib %}</w:t>
+      </w:r>
     </w:p>
     <w:p>
       <w:pPr>
@@ -9597,28 +9424,6 @@
       </w:pPr>
       <w:r>
         <w:rPr>
-          <w:sz w:val="24"/>
-          <w:szCs w:val="24"/>
-        </w:rPr>
-        <w:t>{%</w:t>
-      </w:r>
-      <w:r>
-        <w:rPr>
-          <w:sz w:val="24"/>
-          <w:szCs w:val="24"/>
-        </w:rPr>
-        <w:t xml:space="preserve"> if tese_fixacao_dib %}</w:t>
-      </w:r>
-    </w:p>
-    <w:p>
-      <w:pPr>
-        <w:pStyle w:val="Recuodecorpodetexto"/>
-        <w:spacing w:after="0" w:line="360" w:lineRule="auto"/>
-        <w:ind w:left="0" w:right="134"/>
-        <w:jc w:val="both"/>
-      </w:pPr>
-      <w:r>
-        <w:rPr>
           <w:rFonts w:ascii="Arial" w:hAnsi="Arial" w:cs="Arial"/>
           <w:noProof/>
           <w:sz w:val="24"/>
@@ -9628,16 +9433,16 @@
         <mc:AlternateContent>
           <mc:Choice Requires="wps">
             <w:drawing>
-              <wp:anchor distT="0" distB="0" distL="114300" distR="114300" simplePos="0" relativeHeight="251740160" behindDoc="0" locked="0" layoutInCell="1" allowOverlap="1" wp14:anchorId="5052566B" wp14:editId="01CA1EB1">
+              <wp:anchor distT="0" distB="0" distL="114300" distR="114300" simplePos="0" relativeHeight="251740160" behindDoc="0" locked="0" layoutInCell="1" allowOverlap="1" wp14:anchorId="5052566B" wp14:editId="3C38200B">
                 <wp:simplePos x="0" y="0"/>
                 <wp:positionH relativeFrom="margin">
-                  <wp:align>left</wp:align>
+                  <wp:posOffset>-118745</wp:posOffset>
                 </wp:positionH>
                 <wp:positionV relativeFrom="paragraph">
-                  <wp:posOffset>7234</wp:posOffset>
+                  <wp:posOffset>80513</wp:posOffset>
                 </wp:positionV>
-                <wp:extent cx="4108361" cy="411677"/>
-                <wp:effectExtent l="0" t="0" r="6985" b="7620"/>
+                <wp:extent cx="4579620" cy="411677"/>
+                <wp:effectExtent l="0" t="0" r="0" b="7620"/>
                 <wp:wrapNone/>
                 <wp:docPr id="19" name="Retângulo Arredondado 2"/>
                 <wp:cNvGraphicFramePr/>
@@ -9648,7 +9453,7 @@
                       <wps:spPr>
                         <a:xfrm>
                           <a:off x="0" y="0"/>
-                          <a:ext cx="4108361" cy="411677"/>
+                          <a:ext cx="4579620" cy="411677"/>
                         </a:xfrm>
                         <a:prstGeom prst="roundRect">
                           <a:avLst/>
@@ -9885,7 +9690,7 @@
           </mc:Choice>
           <mc:Fallback>
             <w:pict>
-              <v:roundrect w14:anchorId="5052566B" id="_x0000_s1044" style="position:absolute;left:0;text-align:left;margin-left:0;margin-top:.55pt;width:323.5pt;height:32.4pt;z-index:251740160;visibility:visible;mso-wrap-style:square;mso-width-percent:0;mso-height-percent:0;mso-wrap-distance-left:9pt;mso-wrap-distance-top:0;mso-wrap-distance-right:9pt;mso-wrap-distance-bottom:0;mso-position-horizontal:left;mso-position-horizontal-relative:margin;mso-position-vertical:absolute;mso-position-vertical-relative:text;mso-width-percent:0;mso-height-percent:0;mso-width-relative:margin;mso-height-relative:margin;v-text-anchor:middle" arcsize="10923f" o:gfxdata="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" fillcolor="#bebfc2" stroked="f" strokeweight="2pt">
+              <v:roundrect w14:anchorId="5052566B" id="_x0000_s1044" style="position:absolute;left:0;text-align:left;margin-left:-9.35pt;margin-top:6.35pt;width:360.6pt;height:32.4pt;z-index:251740160;visibility:visible;mso-wrap-style:square;mso-width-percent:0;mso-height-percent:0;mso-wrap-distance-left:9pt;mso-wrap-distance-top:0;mso-wrap-distance-right:9pt;mso-wrap-distance-bottom:0;mso-position-horizontal:absolute;mso-position-horizontal-relative:margin;mso-position-vertical:absolute;mso-position-vertical-relative:text;mso-width-percent:0;mso-height-percent:0;mso-width-relative:margin;mso-height-relative:margin;v-text-anchor:middle" arcsize="10923f" o:gfxdata="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" fillcolor="#bebfc2" stroked="f" strokeweight="2pt">
                 <v:textbox>
                   <w:txbxContent>
                     <w:p>
@@ -9980,7 +9785,6 @@
           <w:sz w:val="24"/>
           <w:szCs w:val="24"/>
         </w:rPr>
-        <w:lastRenderedPageBreak/>
         <w:t xml:space="preserve">Com efeito, a DER foi fixada em {{ der }}, ao passo que o laudo médico acostado aos autos data de </w:t>
       </w:r>
       <w:r>
@@ -10057,6 +9861,32 @@
         </w:rPr>
         <w:t>, com o pagamento das parcelas vencidas desde então, devidamente corrigidas e acrescidas de juros de mora, na forma do Manual de Cálculos da Justiça Federal.</w:t>
       </w:r>
+      <w:r>
+        <w:rPr>
+          <w:sz w:val="24"/>
+          <w:szCs w:val="24"/>
+        </w:rPr>
+        <w:t xml:space="preserve"> </w:t>
+      </w:r>
+      <w:r>
+        <w:t>{%</w:t>
+      </w:r>
+      <w:r>
+        <w:t xml:space="preserve"> endif %}</w:t>
+      </w:r>
+      <w:r>
+        <w:rPr>
+          <w:sz w:val="24"/>
+          <w:szCs w:val="24"/>
+        </w:rPr>
+        <w:t xml:space="preserve"> </w:t>
+      </w:r>
+      <w:r>
+        <w:t>{%</w:t>
+      </w:r>
+      <w:r>
+        <w:t xml:space="preserve"> if tese_reafirmacao_der %}</w:t>
+      </w:r>
     </w:p>
     <w:p>
       <w:pPr>
@@ -10069,40 +9899,6 @@
         <w:jc w:val="both"/>
       </w:pPr>
       <w:r>
-        <w:t>{%</w:t>
-      </w:r>
-      <w:r>
-        <w:t xml:space="preserve"> endif %}</w:t>
-      </w:r>
-    </w:p>
-    <w:p>
-      <w:pPr>
-        <w:pStyle w:val="Recuodecorpodetexto"/>
-        <w:tabs>
-          <w:tab w:val="left" w:pos="8931"/>
-        </w:tabs>
-        <w:spacing w:after="0" w:line="360" w:lineRule="auto"/>
-        <w:ind w:left="0" w:right="134"/>
-        <w:jc w:val="both"/>
-      </w:pPr>
-      <w:r>
-        <w:t>{%</w:t>
-      </w:r>
-      <w:r>
-        <w:t xml:space="preserve"> if tese_reafirmacao_der %}</w:t>
-      </w:r>
-    </w:p>
-    <w:p>
-      <w:pPr>
-        <w:pStyle w:val="Recuodecorpodetexto"/>
-        <w:tabs>
-          <w:tab w:val="left" w:pos="8931"/>
-        </w:tabs>
-        <w:spacing w:after="0" w:line="360" w:lineRule="auto"/>
-        <w:ind w:left="0" w:right="134"/>
-        <w:jc w:val="both"/>
-      </w:pPr>
-      <w:r>
         <w:rPr>
           <w:rFonts w:ascii="Arial" w:hAnsi="Arial" w:cs="Arial"/>
           <w:noProof/>
@@ -10113,13 +9909,13 @@
         <mc:AlternateContent>
           <mc:Choice Requires="wps">
             <w:drawing>
-              <wp:anchor distT="0" distB="0" distL="114300" distR="114300" simplePos="0" relativeHeight="251741184" behindDoc="0" locked="0" layoutInCell="1" allowOverlap="1" wp14:anchorId="42081B48" wp14:editId="4C0B6EBA">
+              <wp:anchor distT="0" distB="0" distL="114300" distR="114300" simplePos="0" relativeHeight="251741184" behindDoc="0" locked="0" layoutInCell="1" allowOverlap="1" wp14:anchorId="42081B48" wp14:editId="07B2C9DA">
                 <wp:simplePos x="0" y="0"/>
                 <wp:positionH relativeFrom="margin">
-                  <wp:align>left</wp:align>
+                  <wp:posOffset>-182880</wp:posOffset>
                 </wp:positionH>
                 <wp:positionV relativeFrom="paragraph">
-                  <wp:posOffset>24765</wp:posOffset>
+                  <wp:posOffset>219710</wp:posOffset>
                 </wp:positionV>
                 <wp:extent cx="4318000" cy="389255"/>
                 <wp:effectExtent l="0" t="0" r="6350" b="0"/>
@@ -10370,7 +10166,7 @@
           </mc:Choice>
           <mc:Fallback>
             <w:pict>
-              <v:roundrect w14:anchorId="42081B48" id="_x0000_s1045" style="position:absolute;left:0;text-align:left;margin-left:0;margin-top:1.95pt;width:340pt;height:30.65pt;z-index:251741184;visibility:visible;mso-wrap-style:square;mso-width-percent:0;mso-height-percent:0;mso-wrap-distance-left:9pt;mso-wrap-distance-top:0;mso-wrap-distance-right:9pt;mso-wrap-distance-bottom:0;mso-position-horizontal:left;mso-position-horizontal-relative:margin;mso-position-vertical:absolute;mso-position-vertical-relative:text;mso-width-percent:0;mso-height-percent:0;mso-width-relative:margin;mso-height-relative:margin;v-text-anchor:middle" arcsize="10923f" o:gfxdata="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" fillcolor="#bebfc2" stroked="f" strokeweight="2pt">
+              <v:roundrect w14:anchorId="42081B48" id="_x0000_s1044" style="position:absolute;left:0;text-align:left;margin-left:-14.4pt;margin-top:17.3pt;width:340pt;height:30.65pt;z-index:251741184;visibility:visible;mso-wrap-style:square;mso-width-percent:0;mso-height-percent:0;mso-wrap-distance-left:9pt;mso-wrap-distance-top:0;mso-wrap-distance-right:9pt;mso-wrap-distance-bottom:0;mso-position-horizontal:absolute;mso-position-horizontal-relative:margin;mso-position-vertical:absolute;mso-position-vertical-relative:text;mso-width-percent:0;mso-height-percent:0;mso-width-relative:margin;mso-height-relative:margin;v-text-anchor:middle" arcsize="10923f" o:gfxdata="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" fillcolor="#bebfc2" stroked="f" strokeweight="2pt">
                 <v:textbox>
                   <w:txbxContent>
                     <w:p>
@@ -10414,6 +10210,17 @@
         <w:tabs>
           <w:tab w:val="left" w:pos="8931"/>
         </w:tabs>
+        <w:spacing w:after="0" w:line="360" w:lineRule="auto"/>
+        <w:ind w:left="0" w:right="134"/>
+        <w:jc w:val="both"/>
+      </w:pPr>
+    </w:p>
+    <w:p>
+      <w:pPr>
+        <w:pStyle w:val="Recuodecorpodetexto"/>
+        <w:tabs>
+          <w:tab w:val="left" w:pos="8931"/>
+        </w:tabs>
         <w:spacing w:line="360" w:lineRule="auto"/>
         <w:ind w:left="0" w:right="134"/>
         <w:jc w:val="both"/>
@@ -10438,7 +10245,15 @@
           <w:sz w:val="24"/>
           <w:szCs w:val="24"/>
         </w:rPr>
-        <w:t>A reafirmação da DER consiste na possibilidade de deslocar a Data de Entrada do Requerimento para o momento em que efetivamente implementados os requisitos do benefício, nas hipóteses em que a parte não os reunia na data do requerimento originário, mas veio a preenchê-los em momento posterior, por fato superveniente, conforme firmado no Tema 995 do Superior Tribunal de Justiça.</w:t>
+        <w:t xml:space="preserve">A reafirmação da DER consiste na possibilidade de deslocar a Data de Entrada do Requerimento para o momento em que efetivamente implementados os requisitos do benefício, nas hipóteses em que a parte não os reunia na data do requerimento originário, </w:t>
+      </w:r>
+      <w:r>
+        <w:rPr>
+          <w:sz w:val="24"/>
+          <w:szCs w:val="24"/>
+        </w:rPr>
+        <w:lastRenderedPageBreak/>
+        <w:t>mas veio a preenchê-los em momento posterior, por fato superveniente, conforme firmado no Tema 995 do Superior Tribunal de Justiça.</w:t>
       </w:r>
     </w:p>
     <w:p>
@@ -10526,7 +10341,6 @@
           <w:sz w:val="24"/>
           <w:szCs w:val="24"/>
         </w:rPr>
-        <w:lastRenderedPageBreak/>
         <w:t xml:space="preserve">No caso em apreço, embora a parte autora não reunisse a totalidade dos requisitos na data do requerimento administrativo ou não dispusesse, à época, de prova do requisito ora demonstrado, sobreveio fato apto a comprovar o adimplemento da condição faltante em </w:t>
       </w:r>
       <w:r>
@@ -10593,6 +10407,19 @@
         </w:rPr>
         <w:t>, fixando-se a DIB nesse marco, nos termos dos arts. 493 e 933 do CPC/2015 e do Tema 995 do STJ.</w:t>
       </w:r>
+      <w:r>
+        <w:rPr>
+          <w:sz w:val="24"/>
+          <w:szCs w:val="24"/>
+        </w:rPr>
+        <w:t xml:space="preserve"> </w:t>
+      </w:r>
+      <w:r>
+        <w:t>{%</w:t>
+      </w:r>
+      <w:r>
+        <w:t xml:space="preserve"> endif %}</w:t>
+      </w:r>
     </w:p>
     <w:p>
       <w:pPr>
@@ -10611,12 +10438,6 @@
           <w:u w:val="single"/>
         </w:rPr>
       </w:pPr>
-      <w:r>
-        <w:t>{%</w:t>
-      </w:r>
-      <w:r>
-        <w:t xml:space="preserve"> endif %}</w:t>
-      </w:r>
     </w:p>
     <w:p>
       <w:pPr>
@@ -10718,7 +10539,7 @@
           </mc:Choice>
           <mc:Fallback>
             <w:pict>
-              <v:roundrect w14:anchorId="0E722753" id="Retângulo: Cantos Arredondados 12" o:spid="_x0000_s1046" style="position:absolute;left:0;text-align:left;margin-left:0;margin-top:.4pt;width:335.4pt;height:30.65pt;z-index:251691008;visibility:visible;mso-wrap-style:square;mso-width-percent:0;mso-height-percent:0;mso-wrap-distance-left:9pt;mso-wrap-distance-top:0;mso-wrap-distance-right:9pt;mso-wrap-distance-bottom:0;mso-position-horizontal:left;mso-position-horizontal-relative:margin;mso-position-vertical:absolute;mso-position-vertical-relative:text;mso-width-percent:0;mso-height-percent:0;mso-width-relative:margin;mso-height-relative:margin;v-text-anchor:middle" arcsize="10923f" o:gfxdata="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" fillcolor="#c0bcbe" stroked="f" strokeweight="1pt">
+              <v:roundrect w14:anchorId="0E722753" id="Retângulo: Cantos Arredondados 12" o:spid="_x0000_s1045" style="position:absolute;left:0;text-align:left;margin-left:0;margin-top:.4pt;width:335.4pt;height:30.65pt;z-index:251691008;visibility:visible;mso-wrap-style:square;mso-width-percent:0;mso-height-percent:0;mso-wrap-distance-left:9pt;mso-wrap-distance-top:0;mso-wrap-distance-right:9pt;mso-wrap-distance-bottom:0;mso-position-horizontal:left;mso-position-horizontal-relative:margin;mso-position-vertical:absolute;mso-position-vertical-relative:text;mso-width-percent:0;mso-height-percent:0;mso-width-relative:margin;mso-height-relative:margin;v-text-anchor:middle" arcsize="10923f" o:gfxdata="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" fillcolor="#c0bcbe" stroked="f" strokeweight="1pt">
                 <v:stroke joinstyle="miter"/>
                 <v:textbox>
                   <w:txbxContent>
@@ -10779,6 +10600,71 @@
     </w:p>
     <w:p>
       <w:pPr>
+        <w:pStyle w:val="Recuodecorpodetexto"/>
+        <w:numPr>
+          <w:ilvl w:val="0"/>
+          <w:numId w:val="22"/>
+        </w:numPr>
+        <w:tabs>
+          <w:tab w:val="left" w:pos="8931"/>
+        </w:tabs>
+        <w:spacing w:after="0" w:line="360" w:lineRule="auto"/>
+        <w:ind w:right="134"/>
+        <w:jc w:val="both"/>
+        <w:rPr>
+          <w:sz w:val="24"/>
+          <w:szCs w:val="24"/>
+        </w:rPr>
+      </w:pPr>
+      <w:r>
+        <w:rPr>
+          <w:sz w:val="24"/>
+          <w:szCs w:val="24"/>
+        </w:rPr>
+        <w:t>A</w:t>
+      </w:r>
+      <w:r>
+        <w:rPr>
+          <w:sz w:val="24"/>
+          <w:szCs w:val="24"/>
+        </w:rPr>
+        <w:t xml:space="preserve"> concessão do benefício da </w:t>
+      </w:r>
+      <w:r>
+        <w:rPr>
+          <w:b/>
+          <w:bCs/>
+          <w:sz w:val="24"/>
+          <w:szCs w:val="24"/>
+        </w:rPr>
+        <w:t>GRATUIDADE JUDICIÁRIA</w:t>
+      </w:r>
+      <w:r>
+        <w:rPr>
+          <w:sz w:val="24"/>
+          <w:szCs w:val="24"/>
+        </w:rPr>
+        <w:t xml:space="preserve"> para a Autora, vez que ela não possui condições de suportar com eventuais custas e despesas processuais sem prejuízo próprio e de seus familiares;</w:t>
+      </w:r>
+      <w:r>
+        <w:rPr>
+          <w:sz w:val="24"/>
+          <w:szCs w:val="24"/>
+        </w:rPr>
+        <w:t xml:space="preserve"> </w:t>
+      </w:r>
+      <w:bookmarkStart w:id="12" w:name="_Hlk241823187"/>
+      <w:r>
+        <w:rPr>
+          <w:sz w:val="24"/>
+          <w:szCs w:val="24"/>
+        </w:rPr>
+        <w:t>{% if tese_reafirmacao_der %}</w:t>
+      </w:r>
+      <w:bookmarkEnd w:id="12"/>
+    </w:p>
+    <w:p>
+      <w:pPr>
         <w:pStyle w:val="PargrafodaLista"/>
         <w:numPr>
           <w:ilvl w:val="0"/>
@@ -10791,37 +10677,28 @@
         <w:ind w:right="181"/>
         <w:contextualSpacing/>
         <w:jc w:val="both"/>
-      </w:pPr>
-      <w:r>
-        <w:rPr>
-          <w:sz w:val="24"/>
-          <w:szCs w:val="24"/>
-        </w:rPr>
-        <w:t>A</w:t>
-      </w:r>
-      <w:r>
-        <w:rPr>
-          <w:sz w:val="24"/>
-          <w:szCs w:val="24"/>
-        </w:rPr>
-        <w:t xml:space="preserve"> concessão do benefício da </w:t>
-      </w:r>
-      <w:r>
-        <w:rPr>
-          <w:b/>
-          <w:bCs/>
-          <w:sz w:val="24"/>
-          <w:szCs w:val="24"/>
-        </w:rPr>
-        <w:t>GRATUIDADE JUDICIÁRIA</w:t>
-      </w:r>
-      <w:r>
-        <w:rPr>
-          <w:sz w:val="24"/>
-          <w:szCs w:val="24"/>
-        </w:rPr>
-        <w:t xml:space="preserve"> para a Autora, vez que ela não possui condições de suportar com eventuais custas e despesas processuais sem prejuízo próprio e de seus familiares;</w:t>
-      </w:r>
+        <w:rPr>
+          <w:sz w:val="24"/>
+          <w:szCs w:val="24"/>
+        </w:rPr>
+      </w:pPr>
+      <w:bookmarkStart w:id="13" w:name="_Hlk241823213"/>
+      <w:r>
+        <w:rPr>
+          <w:sz w:val="24"/>
+          <w:szCs w:val="24"/>
+        </w:rPr>
+        <w:lastRenderedPageBreak/>
+        <w:t>No mérito, a TOTAL PROCEDÊNCIA da ação, para condenar o INSS ao acolhimento da REAFIRMAÇÃO DA DER para a data em que efetivamente implementados, fixando-se a DIB na data do laudo médico, nos termos dos arts. 493 e 933 do CPC/2015 e do Tema 995 do STJ. {% endif %}</w:t>
+      </w:r>
+      <w:r>
+        <w:rPr>
+          <w:sz w:val="24"/>
+          <w:szCs w:val="24"/>
+        </w:rPr>
+        <w:t>{% if tese_fixacao_dib %}</w:t>
+      </w:r>
+      <w:bookmarkEnd w:id="13"/>
     </w:p>
     <w:p>
       <w:pPr>
@@ -10837,6 +10714,383 @@
         <w:ind w:right="181"/>
         <w:contextualSpacing/>
         <w:jc w:val="both"/>
+        <w:rPr>
+          <w:sz w:val="24"/>
+          <w:szCs w:val="24"/>
+        </w:rPr>
+      </w:pPr>
+      <w:bookmarkStart w:id="14" w:name="_Hlk241823223"/>
+      <w:r>
+        <w:rPr>
+          <w:sz w:val="24"/>
+          <w:szCs w:val="24"/>
+        </w:rPr>
+        <w:t xml:space="preserve">No mérito, a TOTAL PROCEDÊNCIA da ação, para condenar o INSS a CONCEDER o benefício de em favor da parte autora, com a fixação da DIB (Data de Início do Benefício) na data da DER, qual seja, </w:t>
+      </w:r>
+      <w:r>
+        <w:rPr>
+          <w:sz w:val="24"/>
+          <w:szCs w:val="24"/>
+        </w:rPr>
+        <w:t>{{ der }}</w:t>
+      </w:r>
+      <w:r>
+        <w:rPr>
+          <w:sz w:val="24"/>
+          <w:szCs w:val="24"/>
+        </w:rPr>
+        <w:t xml:space="preserve">, tendo em vista que o requisito já se encontrava implementado naquela data, conforme laudo de </w:t>
+      </w:r>
+      <w:r>
+        <w:rPr>
+          <w:sz w:val="24"/>
+          <w:szCs w:val="24"/>
+        </w:rPr>
+        <w:t>{{ data_documento_comprovacao }}</w:t>
+      </w:r>
+      <w:r>
+        <w:rPr>
+          <w:sz w:val="24"/>
+          <w:szCs w:val="24"/>
+        </w:rPr>
+        <w:t>;</w:t>
+      </w:r>
+      <w:r>
+        <w:rPr>
+          <w:sz w:val="24"/>
+          <w:szCs w:val="24"/>
+        </w:rPr>
+        <w:t xml:space="preserve"> {% endif %} </w:t>
+      </w:r>
+      <w:r>
+        <w:rPr>
+          <w:sz w:val="24"/>
+          <w:szCs w:val="24"/>
+          <w:shd w:val="clear" w:color="auto" w:fill="FFFFFF"/>
+        </w:rPr>
+        <w:t>{% if tese_coisa_julgada %}</w:t>
+      </w:r>
+      <w:bookmarkEnd w:id="14"/>
+    </w:p>
+    <w:p>
+      <w:pPr>
+        <w:pStyle w:val="PargrafodaLista"/>
+        <w:numPr>
+          <w:ilvl w:val="0"/>
+          <w:numId w:val="22"/>
+        </w:numPr>
+        <w:tabs>
+          <w:tab w:val="left" w:pos="1620"/>
+        </w:tabs>
+        <w:spacing w:line="360" w:lineRule="auto"/>
+        <w:ind w:right="181"/>
+        <w:contextualSpacing/>
+        <w:jc w:val="both"/>
+        <w:rPr>
+          <w:sz w:val="24"/>
+          <w:szCs w:val="24"/>
+        </w:rPr>
+      </w:pPr>
+      <w:bookmarkStart w:id="15" w:name="_Hlk241823231"/>
+      <w:r>
+        <w:rPr>
+          <w:sz w:val="24"/>
+          <w:szCs w:val="24"/>
+        </w:rPr>
+        <w:t xml:space="preserve">Requer </w:t>
+      </w:r>
+      <w:r>
+        <w:rPr>
+          <w:b/>
+          <w:bCs/>
+          <w:sz w:val="24"/>
+          <w:szCs w:val="24"/>
+        </w:rPr>
+        <w:t>SEJA AFASTADA A COISA JULGADA</w:t>
+      </w:r>
+      <w:r>
+        <w:rPr>
+          <w:sz w:val="24"/>
+          <w:szCs w:val="24"/>
+        </w:rPr>
+        <w:t>, ante a natureza continuada da relação jurídica assistencial e a existência de novo requerimento administrativo e de fatos novos, nos termos do art. 505, I, do CPC, com o regular processamento e julgamento do mérito da presente demanda; {% endif %} {% if tese_prioridade %}</w:t>
+      </w:r>
+    </w:p>
+    <w:p>
+      <w:pPr>
+        <w:pStyle w:val="PargrafodaLista"/>
+        <w:numPr>
+          <w:ilvl w:val="0"/>
+          <w:numId w:val="22"/>
+        </w:numPr>
+        <w:tabs>
+          <w:tab w:val="left" w:pos="1620"/>
+        </w:tabs>
+        <w:spacing w:line="360" w:lineRule="auto"/>
+        <w:ind w:right="181"/>
+        <w:contextualSpacing/>
+        <w:jc w:val="both"/>
+        <w:rPr>
+          <w:sz w:val="24"/>
+          <w:szCs w:val="24"/>
+        </w:rPr>
+      </w:pPr>
+      <w:r>
+        <w:rPr>
+          <w:sz w:val="24"/>
+          <w:szCs w:val="24"/>
+        </w:rPr>
+        <w:t xml:space="preserve">Diante do exposto, </w:t>
+      </w:r>
+      <w:r>
+        <w:rPr>
+          <w:sz w:val="24"/>
+          <w:szCs w:val="24"/>
+        </w:rPr>
+        <w:t>sendo a parte Autora pessoa diagnosticada com {{ diagnosticos_texto_corrido }}</w:t>
+      </w:r>
+      <w:r>
+        <w:rPr>
+          <w:sz w:val="24"/>
+          <w:szCs w:val="24"/>
+        </w:rPr>
+        <w:t>, requer a concessão da prioridade de tramitação processual, nos termos do art. 9º, VII, da Lei nº 13.146/2015, com a devida anotação nos registros processuais. {% endif %} {% if tese_prova_emprestada %}</w:t>
+      </w:r>
+      <w:bookmarkEnd w:id="15"/>
+    </w:p>
+    <w:p>
+      <w:pPr>
+        <w:pStyle w:val="PargrafodaLista"/>
+        <w:numPr>
+          <w:ilvl w:val="0"/>
+          <w:numId w:val="22"/>
+        </w:numPr>
+        <w:tabs>
+          <w:tab w:val="left" w:pos="1620"/>
+        </w:tabs>
+        <w:spacing w:line="360" w:lineRule="auto"/>
+        <w:ind w:right="181"/>
+        <w:contextualSpacing/>
+        <w:jc w:val="both"/>
+        <w:rPr>
+          <w:sz w:val="24"/>
+          <w:szCs w:val="24"/>
+        </w:rPr>
+      </w:pPr>
+      <w:bookmarkStart w:id="16" w:name="_Hlk241823246"/>
+      <w:r>
+        <w:rPr>
+          <w:sz w:val="24"/>
+          <w:szCs w:val="24"/>
+        </w:rPr>
+        <w:t>Diante do exposto, requer a parte autora a admissão do laudo {{ tipo_laudo_emprestado }} produzido na ação de interdição/curatela como prova emprestada (art. 372 do CPC), com a consequente dispensa de nova perícia médica para comprovação do impedimento de longo prazo (art. 20, §§ 2º e 10, da Lei nº 8.742/93) e, subsidiariamente, caso este Juízo entenda imprescindível a produção de prova pericial, que o laudo emprestado seja admitido como elemento de convicção complementar e sejam designadas as avaliações médica e social, na forma do art. 20, § 6º, da Lei nº 8.742/93, conforme quesitos anexos.</w:t>
+      </w:r>
+      <w:r>
+        <w:rPr>
+          <w:sz w:val="24"/>
+          <w:szCs w:val="24"/>
+        </w:rPr>
+        <w:t xml:space="preserve"> {% endif %} {% if tese_equivoco_renda %}</w:t>
+      </w:r>
+    </w:p>
+    <w:p>
+      <w:pPr>
+        <w:pStyle w:val="PargrafodaLista"/>
+        <w:numPr>
+          <w:ilvl w:val="0"/>
+          <w:numId w:val="22"/>
+        </w:numPr>
+        <w:tabs>
+          <w:tab w:val="left" w:pos="1620"/>
+        </w:tabs>
+        <w:spacing w:line="360" w:lineRule="auto"/>
+        <w:ind w:right="181"/>
+        <w:contextualSpacing/>
+        <w:jc w:val="both"/>
+        <w:rPr>
+          <w:sz w:val="24"/>
+          <w:szCs w:val="24"/>
+        </w:rPr>
+      </w:pPr>
+      <w:r>
+        <w:rPr>
+          <w:sz w:val="24"/>
+          <w:szCs w:val="24"/>
+        </w:rPr>
+        <w:t>Comprovado o erro material do INSS na composição do grupo familiar e preenchido o requisito econômico, requer-se a dispensa da perícia social, por desnecessária (art. 5º, LXXVIII, da CF/88). {% endif %} {% if tese_flexibilizacao_renda %}</w:t>
+      </w:r>
+    </w:p>
+    <w:p>
+      <w:pPr>
+        <w:pStyle w:val="PargrafodaLista"/>
+        <w:numPr>
+          <w:ilvl w:val="0"/>
+          <w:numId w:val="22"/>
+        </w:numPr>
+        <w:tabs>
+          <w:tab w:val="left" w:pos="1620"/>
+        </w:tabs>
+        <w:spacing w:line="360" w:lineRule="auto"/>
+        <w:ind w:right="181"/>
+        <w:contextualSpacing/>
+        <w:jc w:val="both"/>
+        <w:rPr>
+          <w:sz w:val="24"/>
+          <w:szCs w:val="24"/>
+        </w:rPr>
+      </w:pPr>
+      <w:r>
+        <w:rPr>
+          <w:sz w:val="24"/>
+          <w:szCs w:val="24"/>
+        </w:rPr>
+        <w:t xml:space="preserve">O reconhecimento do preenchimento do requisito socioeconômico, uma vez que a renda familiar per capita apurada é inferior a 1/2 (meio) salário-mínimo, limite autorizado pelo art. 20, § 11-A, da Lei nº 8.742/93, incluído pela Lei nº 14.176/2021, observadas, no cálculo da renda, as exclusões previstas nos §§ 9º e 14 do art. 20 e no art. 20-B da mesma </w:t>
+      </w:r>
+      <w:r>
+        <w:rPr>
+          <w:sz w:val="24"/>
+          <w:szCs w:val="24"/>
+        </w:rPr>
+        <w:lastRenderedPageBreak/>
+        <w:t xml:space="preserve">Lei, bem como no Decreto nº 6.214/2007; {% endif %} </w:t>
+      </w:r>
+      <w:r>
+        <w:rPr>
+          <w:sz w:val="24"/>
+          <w:szCs w:val="24"/>
+          <w:shd w:val="clear" w:color="auto" w:fill="FFFFFF"/>
+        </w:rPr>
+        <w:t>{% if tese_despesas_familiares %}</w:t>
+      </w:r>
+    </w:p>
+    <w:p>
+      <w:pPr>
+        <w:pStyle w:val="PargrafodaLista"/>
+        <w:numPr>
+          <w:ilvl w:val="0"/>
+          <w:numId w:val="22"/>
+        </w:numPr>
+        <w:tabs>
+          <w:tab w:val="left" w:pos="1620"/>
+        </w:tabs>
+        <w:spacing w:line="360" w:lineRule="auto"/>
+        <w:ind w:right="181"/>
+        <w:contextualSpacing/>
+        <w:jc w:val="both"/>
+        <w:rPr>
+          <w:sz w:val="24"/>
+          <w:szCs w:val="24"/>
+        </w:rPr>
+      </w:pPr>
+      <w:r>
+        <w:rPr>
+          <w:sz w:val="24"/>
+          <w:szCs w:val="24"/>
+        </w:rPr>
+        <w:t>Diante do exposto, requer a parte autora o reconhecimento da vulnerabilidade socioeconômica do núcleo familiar, considerando a insuficiência da renda, os gastos com saúde não custeados pelo SUS e a dependência de terceiros da parte autora (art. 20, § 11, e art. 20-B, II e III, da Lei nº 8.742/93; STF, Tema 27), com a consequente concessão do BPC desde a DER, acrescido das parcelas vencidas corrigidas e com juros de mora. {% endif %}</w:t>
+      </w:r>
+      <w:bookmarkEnd w:id="16"/>
+      <w:r>
+        <w:rPr>
+          <w:sz w:val="24"/>
+          <w:szCs w:val="24"/>
+        </w:rPr>
+        <w:t xml:space="preserve"> </w:t>
+      </w:r>
+      <w:r>
+        <w:rPr>
+          <w:sz w:val="24"/>
+          <w:szCs w:val="24"/>
+        </w:rPr>
+        <w:t>{% if tese_bolsa_familia %}</w:t>
+      </w:r>
+    </w:p>
+    <w:p>
+      <w:pPr>
+        <w:pStyle w:val="PargrafodaLista"/>
+        <w:numPr>
+          <w:ilvl w:val="0"/>
+          <w:numId w:val="22"/>
+        </w:numPr>
+        <w:tabs>
+          <w:tab w:val="left" w:pos="1620"/>
+        </w:tabs>
+        <w:spacing w:line="360" w:lineRule="auto"/>
+        <w:ind w:right="181"/>
+        <w:contextualSpacing/>
+        <w:jc w:val="both"/>
+        <w:rPr>
+          <w:sz w:val="24"/>
+          <w:szCs w:val="24"/>
+        </w:rPr>
+      </w:pPr>
+      <w:r>
+        <w:rPr>
+          <w:sz w:val="24"/>
+          <w:szCs w:val="24"/>
+        </w:rPr>
+        <w:t>Exclusão dos programas de transferência de renda, como o bolsa-família, do cálculo da renda familiar per capita para fins de concessão do Benefício de Prestação Continuada;</w:t>
+      </w:r>
+    </w:p>
+    <w:p>
+      <w:pPr>
+        <w:pStyle w:val="PargrafodaLista"/>
+        <w:numPr>
+          <w:ilvl w:val="0"/>
+          <w:numId w:val="22"/>
+        </w:numPr>
+        <w:tabs>
+          <w:tab w:val="left" w:pos="1620"/>
+        </w:tabs>
+        <w:spacing w:line="360" w:lineRule="auto"/>
+        <w:ind w:right="181"/>
+        <w:contextualSpacing/>
+        <w:jc w:val="both"/>
+        <w:rPr>
+          <w:sz w:val="24"/>
+          <w:szCs w:val="24"/>
+        </w:rPr>
+      </w:pPr>
+      <w:r>
+        <w:rPr>
+          <w:sz w:val="24"/>
+          <w:szCs w:val="24"/>
+        </w:rPr>
+        <w:t>Subsidiariamente, não sendo possível o descarte do cômputo do bolsa-família no cálculo da renda per capita familiar, que determine à Autarquia Ré a reabertura do processo administrativo indeferido, permitindo, portanto, à parte Autora a manifestação pela opção ao benefício mais vantajoso, bem como, abertura de prazo para que, sendo o caso, comprove a renúncia ao bolsa-família perante o Cadastro Único.</w:t>
+      </w:r>
+      <w:r>
+        <w:rPr>
+          <w:sz w:val="24"/>
+          <w:szCs w:val="24"/>
+        </w:rPr>
+        <w:t xml:space="preserve"> </w:t>
+      </w:r>
+      <w:r>
+        <w:rPr>
+          <w:sz w:val="24"/>
+          <w:szCs w:val="24"/>
+        </w:rPr>
+        <w:t>{% endif %}</w:t>
+      </w:r>
+    </w:p>
+    <w:p>
+      <w:pPr>
+        <w:pStyle w:val="PargrafodaLista"/>
+        <w:numPr>
+          <w:ilvl w:val="0"/>
+          <w:numId w:val="22"/>
+        </w:numPr>
+        <w:tabs>
+          <w:tab w:val="left" w:pos="1620"/>
+        </w:tabs>
+        <w:spacing w:line="360" w:lineRule="auto"/>
+        <w:ind w:right="181"/>
+        <w:contextualSpacing/>
+        <w:jc w:val="both"/>
+        <w:rPr>
+          <w:sz w:val="24"/>
+          <w:szCs w:val="24"/>
+        </w:rPr>
       </w:pPr>
       <w:r>
         <w:rPr>
@@ -10876,6 +11130,10 @@
         <w:ind w:right="181"/>
         <w:contextualSpacing/>
         <w:jc w:val="both"/>
+        <w:rPr>
+          <w:sz w:val="24"/>
+          <w:szCs w:val="24"/>
+        </w:rPr>
       </w:pPr>
       <w:r>
         <w:rPr>
@@ -11065,7 +11323,6 @@
           <w:sz w:val="24"/>
           <w:szCs w:val="24"/>
         </w:rPr>
-        <w:lastRenderedPageBreak/>
         <w:t>Requer-se ainda provar o alegado por todos os meios de prova admitidos no direito.</w:t>
       </w:r>
     </w:p>
@@ -11174,7 +11431,7 @@
           <w:sz w:val="24"/>
           <w:szCs w:val="24"/>
         </w:rPr>
-        <w:t>11 de setembro de 2026</w:t>
+        <w:t>13 de outubro de 2026</w:t>
       </w:r>
       <w:r>
         <w:rPr>
@@ -11343,7 +11600,7 @@
       <mc:AlternateContent>
         <mc:Choice Requires="wps">
           <w:drawing>
-            <wp:anchor distT="0" distB="0" distL="0" distR="0" simplePos="0" relativeHeight="251663360" behindDoc="1" locked="0" layoutInCell="1" allowOverlap="1" wp14:anchorId="015F5523" wp14:editId="4151C4BB">
+            <wp:anchor distT="0" distB="0" distL="0" distR="0" simplePos="0" relativeHeight="251663360" behindDoc="1" locked="0" layoutInCell="1" allowOverlap="1" wp14:anchorId="015F5523" wp14:editId="1A9DE20B">
               <wp:simplePos x="0" y="0"/>
               <wp:positionH relativeFrom="page">
                 <wp:posOffset>1233170</wp:posOffset>
@@ -11425,7 +11682,7 @@
         </mc:Choice>
         <mc:Fallback>
           <w:pict>
-            <v:shape w14:anchorId="3BCF6105" id="Forma Livre: Forma 13" o:spid="_x0000_s1026" style="position:absolute;margin-left:97.1pt;margin-top:24.7pt;width:370.9pt;height:.1pt;z-index:-251653120;visibility:visible;mso-wrap-style:square;mso-width-percent:0;mso-height-percent:0;mso-wrap-distance-left:0;mso-wrap-distance-top:0;mso-wrap-distance-right:0;mso-wrap-distance-bottom:0;mso-position-horizontal:absolute;mso-position-horizontal-relative:page;mso-position-vertical:absolute;mso-position-vertical-relative:text;mso-width-percent:0;mso-height-percent:0;mso-width-relative:page;mso-height-relative:page;v-text-anchor:top" coordsize="4710430,1270" o:gfxdata="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" path="m,l4709804,e" filled="f" strokeweight=".40283mm">
+            <v:shape w14:anchorId="0FD3C547" id="Forma Livre: Forma 13" o:spid="_x0000_s1026" style="position:absolute;margin-left:97.1pt;margin-top:24.7pt;width:370.9pt;height:.1pt;z-index:-251653120;visibility:visible;mso-wrap-style:square;mso-width-percent:0;mso-height-percent:0;mso-wrap-distance-left:0;mso-wrap-distance-top:0;mso-wrap-distance-right:0;mso-wrap-distance-bottom:0;mso-position-horizontal:absolute;mso-position-horizontal-relative:page;mso-position-vertical:absolute;mso-position-vertical-relative:text;mso-width-percent:0;mso-height-percent:0;mso-width-relative:page;mso-height-relative:page;v-text-anchor:top" coordsize="4710430,1270" o:gfxdata="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" path="m,l4709804,e" filled="f" strokeweight=".40283mm">
               <v:path arrowok="t" o:connecttype="custom" o:connectlocs="0,0;4709804,0" o:connectangles="0,0"/>
               <w10:wrap type="topAndBottom" anchorx="page"/>
             </v:shape>
@@ -11694,7 +11951,7 @@
 
 <file path=word/footer2.xml><?xml version="1.0" encoding="utf-8"?>
 <w:ftr xmlns:wpc="http://schemas.microsoft.com/office/word/2010/wordprocessingCanvas" xmlns:cx="http://schemas.microsoft.com/office/drawing/2014/chartex" xmlns:cx1="http://schemas.microsoft.com/office/drawing/2015/9/8/chartex" xmlns:cx2="http://schemas.microsoft.com/office/drawing/2015/10/21/chartex" xmlns:cx3="http://schemas.microsoft.com/office/drawing/2016/5/9/chartex" xmlns:cx4="http://schemas.microsoft.com/office/drawing/2016/5/10/chartex" xmlns:cx5="http://schemas.microsoft.com/office/drawing/2016/5/11/chartex" xmlns:cx6="http://schemas.microsoft.com/office/drawing/2016/5/12/chartex" xmlns:cx7="http://schemas.microsoft.com/office/drawing/2016/5/13/chartex" xmlns:cx8="http://schemas.microsoft.com/office/drawing/2016/5/14/chartex" xmlns:mc="http://schemas.openxmlformats.org/markup-compatibility/2006" xmlns:aink="http://schemas.microsoft.com/office/drawing/2016/ink" xmlns:am3d="http://schemas.microsoft.com/office/drawing/2017/model3d" xmlns:o="urn:schemas-microsoft-com:office:office" xmlns:oel="http://schemas.microsoft.com/office/2019/extlst" xmlns:r="http://schemas.openxmlformats.org/officeDocument/2006/relationships" xmlns:m="http://schemas.openxmlformats.org/officeDocument/2006/math" xmlns:v="urn:schemas-microsoft-com:vml" xmlns:wp14="http://schemas.microsoft.com/office/word/2010/wordprocessingDrawing" xmlns:wp="http://schemas.openxmlformats.org/drawingml/2006/wordprocessingDrawing" xmlns:w10="urn:schemas-microsoft-com:office:word" xmlns:w="http://schemas.openxmlformats.org/wordprocessingml/2006/main" xmlns:w14="http://schemas.microsoft.com/office/word/2010/wordml" xmlns:w15="http://schemas.microsoft.com/office/word/2012/wordml" xmlns:w16cex="http://schemas.microsoft.com/office/word/2018/wordml/cex" xmlns:w16cid="http://schemas.microsoft.com/office/word/2016/wordml/cid" xmlns:w16="http://schemas.microsoft.com/office/word/2018/wordml" xmlns:w16du="http://schemas.microsoft.com/office/word/2023/wordml/word16du" xmlns:w16sdtdh="http://schemas.microsoft.com/office/word/2020/wordml/sdtdatahash" xmlns:w16sdtfl="http://schemas.microsoft.com/office/word/2024/wordml/sdtformatlock" xmlns:w16se="http://schemas.microsoft.com/office/word/2015/wordml/symex" xmlns:wpg="http://schemas.microsoft.com/office/word/2010/wordprocessingGroup" xmlns:wpi="http://schemas.microsoft.com/office/word/2010/wordprocessingInk" xmlns:wne="http://schemas.microsoft.com/office/word/2006/wordml" xmlns:wps="http://schemas.microsoft.com/office/word/2010/wordprocessingShape" mc:Ignorable="w14 w15 w16se w16cid w16 w16cex w16sdtdh w16sdtfl w16du wp14">
-  <w:bookmarkStart w:id="3" w:name="_Hlk191116999"/>
+  <w:bookmarkStart w:id="17" w:name="_Hlk191116999"/>
   <w:p>
     <w:pPr>
       <w:pStyle w:val="Corpodetexto"/>
@@ -12053,7 +12310,7 @@
       </w:r>
     </w:hyperlink>
   </w:p>
-  <w:bookmarkEnd w:id="3"/>
+  <w:bookmarkEnd w:id="17"/>
   <w:p>
     <w:pPr>
       <w:pStyle w:val="Rodap"/>
@@ -12107,7 +12364,7 @@
         <w:noProof/>
       </w:rPr>
       <w:drawing>
-        <wp:anchor distT="0" distB="0" distL="114300" distR="114300" simplePos="0" relativeHeight="251659264" behindDoc="0" locked="0" layoutInCell="1" allowOverlap="1" wp14:anchorId="3240C962" wp14:editId="095C978F">
+        <wp:anchor distT="0" distB="0" distL="114300" distR="114300" simplePos="0" relativeHeight="251659264" behindDoc="0" locked="0" layoutInCell="1" allowOverlap="1" wp14:anchorId="3240C962" wp14:editId="4C03883B">
           <wp:simplePos x="0" y="0"/>
           <wp:positionH relativeFrom="column">
             <wp:posOffset>-1104900</wp:posOffset>
@@ -12341,6 +12598,99 @@
     </w:lvl>
   </w:abstractNum>
   <w:abstractNum w:abstractNumId="1" w15:restartNumberingAfterBreak="0">
+    <w:nsid w:val="07D6550D"/>
+    <w:multiLevelType w:val="hybridMultilevel"/>
+    <w:tmpl w:val="50645B52"/>
+    <w:lvl w:ilvl="0" w:tplc="04160011">
+      <w:start w:val="1"/>
+      <w:numFmt w:val="decimal"/>
+      <w:lvlText w:val="%1)"/>
+      <w:lvlJc w:val="left"/>
+      <w:pPr>
+        <w:ind w:left="1616" w:hanging="360"/>
+      </w:pPr>
+      <w:rPr>
+        <w:rFonts w:hint="default"/>
+        <w:b/>
+        <w:bCs/>
+        <w:sz w:val="24"/>
+        <w:szCs w:val="24"/>
+      </w:rPr>
+    </w:lvl>
+    <w:lvl w:ilvl="1" w:tplc="04160019" w:tentative="1">
+      <w:start w:val="1"/>
+      <w:numFmt w:val="lowerLetter"/>
+      <w:lvlText w:val="%2."/>
+      <w:lvlJc w:val="left"/>
+      <w:pPr>
+        <w:ind w:left="2336" w:hanging="360"/>
+      </w:pPr>
+    </w:lvl>
+    <w:lvl w:ilvl="2" w:tplc="0416001B" w:tentative="1">
+      <w:start w:val="1"/>
+      <w:numFmt w:val="lowerRoman"/>
+      <w:lvlText w:val="%3."/>
+      <w:lvlJc w:val="right"/>
+      <w:pPr>
+        <w:ind w:left="3056" w:hanging="180"/>
+      </w:pPr>
+    </w:lvl>
+    <w:lvl w:ilvl="3" w:tplc="0416000F" w:tentative="1">
+      <w:start w:val="1"/>
+      <w:numFmt w:val="decimal"/>
+      <w:lvlText w:val="%4."/>
+      <w:lvlJc w:val="left"/>
+      <w:pPr>
+        <w:ind w:left="3776" w:hanging="360"/>
+      </w:pPr>
+    </w:lvl>
+    <w:lvl w:ilvl="4" w:tplc="04160019" w:tentative="1">
+      <w:start w:val="1"/>
+      <w:numFmt w:val="lowerLetter"/>
+      <w:lvlText w:val="%5."/>
+      <w:lvlJc w:val="left"/>
+      <w:pPr>
+        <w:ind w:left="4496" w:hanging="360"/>
+      </w:pPr>
+    </w:lvl>
+    <w:lvl w:ilvl="5" w:tplc="0416001B" w:tentative="1">
+      <w:start w:val="1"/>
+      <w:numFmt w:val="lowerRoman"/>
+      <w:lvlText w:val="%6."/>
+      <w:lvlJc w:val="right"/>
+      <w:pPr>
+        <w:ind w:left="5216" w:hanging="180"/>
+      </w:pPr>
+    </w:lvl>
+    <w:lvl w:ilvl="6" w:tplc="0416000F" w:tentative="1">
+      <w:start w:val="1"/>
+      <w:numFmt w:val="decimal"/>
+      <w:lvlText w:val="%7."/>
+      <w:lvlJc w:val="left"/>
+      <w:pPr>
+        <w:ind w:left="5936" w:hanging="360"/>
+      </w:pPr>
+    </w:lvl>
+    <w:lvl w:ilvl="7" w:tplc="04160019" w:tentative="1">
+      <w:start w:val="1"/>
+      <w:numFmt w:val="lowerLetter"/>
+      <w:lvlText w:val="%8."/>
+      <w:lvlJc w:val="left"/>
+      <w:pPr>
+        <w:ind w:left="6656" w:hanging="360"/>
+      </w:pPr>
+    </w:lvl>
+    <w:lvl w:ilvl="8" w:tplc="0416001B" w:tentative="1">
+      <w:start w:val="1"/>
+      <w:numFmt w:val="lowerRoman"/>
+      <w:lvlText w:val="%9."/>
+      <w:lvlJc w:val="right"/>
+      <w:pPr>
+        <w:ind w:left="7376" w:hanging="180"/>
+      </w:pPr>
+    </w:lvl>
+  </w:abstractNum>
+  <w:abstractNum w:abstractNumId="2" w15:restartNumberingAfterBreak="0">
     <w:nsid w:val="0AEA7643"/>
     <w:multiLevelType w:val="hybridMultilevel"/>
     <w:tmpl w:val="32E61A4C"/>
@@ -12432,7 +12782,7 @@
       </w:pPr>
     </w:lvl>
   </w:abstractNum>
-  <w:abstractNum w:abstractNumId="2" w15:restartNumberingAfterBreak="0">
+  <w:abstractNum w:abstractNumId="3" w15:restartNumberingAfterBreak="0">
     <w:nsid w:val="0C914E3F"/>
     <w:multiLevelType w:val="hybridMultilevel"/>
     <w:tmpl w:val="0B24AEBA"/>
@@ -12518,7 +12868,7 @@
       </w:pPr>
     </w:lvl>
   </w:abstractNum>
-  <w:abstractNum w:abstractNumId="3" w15:restartNumberingAfterBreak="0">
+  <w:abstractNum w:abstractNumId="4" w15:restartNumberingAfterBreak="0">
     <w:nsid w:val="0ECD2271"/>
     <w:multiLevelType w:val="hybridMultilevel"/>
     <w:tmpl w:val="6B0C3A0E"/>
@@ -12609,7 +12959,7 @@
       </w:pPr>
     </w:lvl>
   </w:abstractNum>
-  <w:abstractNum w:abstractNumId="4" w15:restartNumberingAfterBreak="0">
+  <w:abstractNum w:abstractNumId="5" w15:restartNumberingAfterBreak="0">
     <w:nsid w:val="1337625B"/>
     <w:multiLevelType w:val="multilevel"/>
     <w:tmpl w:val="F6E41B28"/>
@@ -12722,7 +13072,7 @@
       </w:pPr>
     </w:lvl>
   </w:abstractNum>
-  <w:abstractNum w:abstractNumId="5" w15:restartNumberingAfterBreak="0">
+  <w:abstractNum w:abstractNumId="6" w15:restartNumberingAfterBreak="0">
     <w:nsid w:val="14F9545B"/>
     <w:multiLevelType w:val="multilevel"/>
     <w:tmpl w:val="C6B22F46"/>
@@ -12871,7 +13221,7 @@
       </w:rPr>
     </w:lvl>
   </w:abstractNum>
-  <w:abstractNum w:abstractNumId="6" w15:restartNumberingAfterBreak="0">
+  <w:abstractNum w:abstractNumId="7" w15:restartNumberingAfterBreak="0">
     <w:nsid w:val="2113C551"/>
     <w:multiLevelType w:val="hybridMultilevel"/>
     <w:tmpl w:val="3A821B6C"/>
@@ -12960,7 +13310,7 @@
       </w:pPr>
     </w:lvl>
   </w:abstractNum>
-  <w:abstractNum w:abstractNumId="7" w15:restartNumberingAfterBreak="0">
+  <w:abstractNum w:abstractNumId="8" w15:restartNumberingAfterBreak="0">
     <w:nsid w:val="28E10413"/>
     <w:multiLevelType w:val="hybridMultilevel"/>
     <w:tmpl w:val="B69AAC2C"/>
@@ -13049,7 +13399,7 @@
       </w:pPr>
     </w:lvl>
   </w:abstractNum>
-  <w:abstractNum w:abstractNumId="8" w15:restartNumberingAfterBreak="0">
+  <w:abstractNum w:abstractNumId="9" w15:restartNumberingAfterBreak="0">
     <w:nsid w:val="2D891DCA"/>
     <w:multiLevelType w:val="hybridMultilevel"/>
     <w:tmpl w:val="1BC48FD6"/>
@@ -13139,7 +13489,7 @@
       </w:pPr>
     </w:lvl>
   </w:abstractNum>
-  <w:abstractNum w:abstractNumId="9" w15:restartNumberingAfterBreak="0">
+  <w:abstractNum w:abstractNumId="10" w15:restartNumberingAfterBreak="0">
     <w:nsid w:val="3933260C"/>
     <w:multiLevelType w:val="hybridMultilevel"/>
     <w:tmpl w:val="2918C9BE"/>
@@ -13254,7 +13604,7 @@
       </w:rPr>
     </w:lvl>
   </w:abstractNum>
-  <w:abstractNum w:abstractNumId="10" w15:restartNumberingAfterBreak="0">
+  <w:abstractNum w:abstractNumId="11" w15:restartNumberingAfterBreak="0">
     <w:nsid w:val="4495F4D6"/>
     <w:multiLevelType w:val="hybridMultilevel"/>
     <w:tmpl w:val="6682DEE8"/>
@@ -13340,7 +13690,7 @@
       </w:pPr>
     </w:lvl>
   </w:abstractNum>
-  <w:abstractNum w:abstractNumId="11" w15:restartNumberingAfterBreak="0">
+  <w:abstractNum w:abstractNumId="12" w15:restartNumberingAfterBreak="0">
     <w:nsid w:val="46B67A09"/>
     <w:multiLevelType w:val="hybridMultilevel"/>
     <w:tmpl w:val="D1CE8676"/>
@@ -13430,7 +13780,7 @@
       </w:pPr>
     </w:lvl>
   </w:abstractNum>
-  <w:abstractNum w:abstractNumId="12" w15:restartNumberingAfterBreak="0">
+  <w:abstractNum w:abstractNumId="13" w15:restartNumberingAfterBreak="0">
     <w:nsid w:val="47D16022"/>
     <w:multiLevelType w:val="hybridMultilevel"/>
     <w:tmpl w:val="D1DEBFFC"/>
@@ -13519,7 +13869,7 @@
       </w:pPr>
     </w:lvl>
   </w:abstractNum>
-  <w:abstractNum w:abstractNumId="13" w15:restartNumberingAfterBreak="0">
+  <w:abstractNum w:abstractNumId="14" w15:restartNumberingAfterBreak="0">
     <w:nsid w:val="4DA60E73"/>
     <w:multiLevelType w:val="multilevel"/>
     <w:tmpl w:val="13D8B76A"/>
@@ -13668,7 +14018,7 @@
       </w:rPr>
     </w:lvl>
   </w:abstractNum>
-  <w:abstractNum w:abstractNumId="14" w15:restartNumberingAfterBreak="0">
+  <w:abstractNum w:abstractNumId="15" w15:restartNumberingAfterBreak="0">
     <w:nsid w:val="52AF57B6"/>
     <w:multiLevelType w:val="hybridMultilevel"/>
     <w:tmpl w:val="E794C5C4"/>
@@ -13757,7 +14107,7 @@
       </w:pPr>
     </w:lvl>
   </w:abstractNum>
-  <w:abstractNum w:abstractNumId="15" w15:restartNumberingAfterBreak="0">
+  <w:abstractNum w:abstractNumId="16" w15:restartNumberingAfterBreak="0">
     <w:nsid w:val="57227D63"/>
     <w:multiLevelType w:val="multilevel"/>
     <w:tmpl w:val="3412EFFE"/>
@@ -13906,7 +14256,7 @@
       </w:rPr>
     </w:lvl>
   </w:abstractNum>
-  <w:abstractNum w:abstractNumId="16" w15:restartNumberingAfterBreak="0">
+  <w:abstractNum w:abstractNumId="17" w15:restartNumberingAfterBreak="0">
     <w:nsid w:val="59FA132F"/>
     <w:multiLevelType w:val="hybridMultilevel"/>
     <w:tmpl w:val="38B4C004"/>
@@ -14019,7 +14369,7 @@
       </w:rPr>
     </w:lvl>
   </w:abstractNum>
-  <w:abstractNum w:abstractNumId="17" w15:restartNumberingAfterBreak="0">
+  <w:abstractNum w:abstractNumId="18" w15:restartNumberingAfterBreak="0">
     <w:nsid w:val="5F2F495E"/>
     <w:multiLevelType w:val="multilevel"/>
     <w:tmpl w:val="D082BDA2"/>
@@ -14132,7 +14482,7 @@
       </w:pPr>
     </w:lvl>
   </w:abstractNum>
-  <w:abstractNum w:abstractNumId="18" w15:restartNumberingAfterBreak="0">
+  <w:abstractNum w:abstractNumId="19" w15:restartNumberingAfterBreak="0">
     <w:nsid w:val="60B9693A"/>
     <w:multiLevelType w:val="hybridMultilevel"/>
     <w:tmpl w:val="58AC3370"/>
@@ -14225,7 +14575,7 @@
       </w:pPr>
     </w:lvl>
   </w:abstractNum>
-  <w:abstractNum w:abstractNumId="19" w15:restartNumberingAfterBreak="0">
+  <w:abstractNum w:abstractNumId="20" w15:restartNumberingAfterBreak="0">
     <w:nsid w:val="633542B9"/>
     <w:multiLevelType w:val="hybridMultilevel"/>
     <w:tmpl w:val="A9AE2B36"/>
@@ -14338,7 +14688,7 @@
       </w:rPr>
     </w:lvl>
   </w:abstractNum>
-  <w:abstractNum w:abstractNumId="20" w15:restartNumberingAfterBreak="0">
+  <w:abstractNum w:abstractNumId="21" w15:restartNumberingAfterBreak="0">
     <w:nsid w:val="64607BCD"/>
     <w:multiLevelType w:val="hybridMultilevel"/>
     <w:tmpl w:val="DF72B2DA"/>
@@ -14451,7 +14801,120 @@
       </w:rPr>
     </w:lvl>
   </w:abstractNum>
-  <w:abstractNum w:abstractNumId="21" w15:restartNumberingAfterBreak="0">
+  <w:abstractNum w:abstractNumId="22" w15:restartNumberingAfterBreak="0">
+    <w:nsid w:val="7532474F"/>
+    <w:multiLevelType w:val="hybridMultilevel"/>
+    <w:tmpl w:val="367EED20"/>
+    <w:lvl w:ilvl="0" w:tplc="04160001">
+      <w:start w:val="1"/>
+      <w:numFmt w:val="bullet"/>
+      <w:lvlText w:val=""/>
+      <w:lvlJc w:val="left"/>
+      <w:pPr>
+        <w:ind w:left="720" w:hanging="360"/>
+      </w:pPr>
+      <w:rPr>
+        <w:rFonts w:ascii="Symbol" w:hAnsi="Symbol" w:hint="default"/>
+      </w:rPr>
+    </w:lvl>
+    <w:lvl w:ilvl="1" w:tplc="04160001">
+      <w:start w:val="1"/>
+      <w:numFmt w:val="bullet"/>
+      <w:lvlText w:val=""/>
+      <w:lvlJc w:val="left"/>
+      <w:pPr>
+        <w:ind w:left="1440" w:hanging="360"/>
+      </w:pPr>
+      <w:rPr>
+        <w:rFonts w:ascii="Symbol" w:hAnsi="Symbol" w:hint="default"/>
+      </w:rPr>
+    </w:lvl>
+    <w:lvl w:ilvl="2" w:tplc="04160005" w:tentative="1">
+      <w:start w:val="1"/>
+      <w:numFmt w:val="bullet"/>
+      <w:lvlText w:val=""/>
+      <w:lvlJc w:val="left"/>
+      <w:pPr>
+        <w:ind w:left="2160" w:hanging="360"/>
+      </w:pPr>
+      <w:rPr>
+        <w:rFonts w:ascii="Wingdings" w:hAnsi="Wingdings" w:hint="default"/>
+      </w:rPr>
+    </w:lvl>
+    <w:lvl w:ilvl="3" w:tplc="04160001" w:tentative="1">
+      <w:start w:val="1"/>
+      <w:numFmt w:val="bullet"/>
+      <w:lvlText w:val=""/>
+      <w:lvlJc w:val="left"/>
+      <w:pPr>
+        <w:ind w:left="2880" w:hanging="360"/>
+      </w:pPr>
+      <w:rPr>
+        <w:rFonts w:ascii="Symbol" w:hAnsi="Symbol" w:hint="default"/>
+      </w:rPr>
+    </w:lvl>
+    <w:lvl w:ilvl="4" w:tplc="04160003" w:tentative="1">
+      <w:start w:val="1"/>
+      <w:numFmt w:val="bullet"/>
+      <w:lvlText w:val="o"/>
+      <w:lvlJc w:val="left"/>
+      <w:pPr>
+        <w:ind w:left="3600" w:hanging="360"/>
+      </w:pPr>
+      <w:rPr>
+        <w:rFonts w:ascii="Courier New" w:hAnsi="Courier New" w:cs="Courier New" w:hint="default"/>
+      </w:rPr>
+    </w:lvl>
+    <w:lvl w:ilvl="5" w:tplc="04160005" w:tentative="1">
+      <w:start w:val="1"/>
+      <w:numFmt w:val="bullet"/>
+      <w:lvlText w:val=""/>
+      <w:lvlJc w:val="left"/>
+      <w:pPr>
+        <w:ind w:left="4320" w:hanging="360"/>
+      </w:pPr>
+      <w:rPr>
+        <w:rFonts w:ascii="Wingdings" w:hAnsi="Wingdings" w:hint="default"/>
+      </w:rPr>
+    </w:lvl>
+    <w:lvl w:ilvl="6" w:tplc="04160001" w:tentative="1">
+      <w:start w:val="1"/>
+      <w:numFmt w:val="bullet"/>
+      <w:lvlText w:val=""/>
+      <w:lvlJc w:val="left"/>
+      <w:pPr>
+        <w:ind w:left="5040" w:hanging="360"/>
+      </w:pPr>
+      <w:rPr>
+        <w:rFonts w:ascii="Symbol" w:hAnsi="Symbol" w:hint="default"/>
+      </w:rPr>
+    </w:lvl>
+    <w:lvl w:ilvl="7" w:tplc="04160003" w:tentative="1">
+      <w:start w:val="1"/>
+      <w:numFmt w:val="bullet"/>
+      <w:lvlText w:val="o"/>
+      <w:lvlJc w:val="left"/>
+      <w:pPr>
+        <w:ind w:left="5760" w:hanging="360"/>
+      </w:pPr>
+      <w:rPr>
+        <w:rFonts w:ascii="Courier New" w:hAnsi="Courier New" w:cs="Courier New" w:hint="default"/>
+      </w:rPr>
+    </w:lvl>
+    <w:lvl w:ilvl="8" w:tplc="04160005" w:tentative="1">
+      <w:start w:val="1"/>
+      <w:numFmt w:val="bullet"/>
+      <w:lvlText w:val=""/>
+      <w:lvlJc w:val="left"/>
+      <w:pPr>
+        <w:ind w:left="6480" w:hanging="360"/>
+      </w:pPr>
+      <w:rPr>
+        <w:rFonts w:ascii="Wingdings" w:hAnsi="Wingdings" w:hint="default"/>
+      </w:rPr>
+    </w:lvl>
+  </w:abstractNum>
+  <w:abstractNum w:abstractNumId="23" w15:restartNumberingAfterBreak="0">
     <w:nsid w:val="75800C5F"/>
     <w:multiLevelType w:val="hybridMultilevel"/>
     <w:tmpl w:val="141E0AD0"/>
@@ -14567,70 +15030,76 @@
     </w:lvl>
   </w:abstractNum>
   <w:num w:numId="1" w16cid:durableId="456074116">
+    <w:abstractNumId w:val="15"/>
+  </w:num>
+  <w:num w:numId="2" w16cid:durableId="349963032">
+    <w:abstractNumId w:val="8"/>
+  </w:num>
+  <w:num w:numId="3" w16cid:durableId="1443570080">
+    <w:abstractNumId w:val="2"/>
+  </w:num>
+  <w:num w:numId="4" w16cid:durableId="440228170">
+    <w:abstractNumId w:val="18"/>
+  </w:num>
+  <w:num w:numId="5" w16cid:durableId="1042824782">
+    <w:abstractNumId w:val="13"/>
+  </w:num>
+  <w:num w:numId="6" w16cid:durableId="521742947">
+    <w:abstractNumId w:val="12"/>
+  </w:num>
+  <w:num w:numId="7" w16cid:durableId="732433436">
+    <w:abstractNumId w:val="9"/>
+  </w:num>
+  <w:num w:numId="8" w16cid:durableId="2043749573">
+    <w:abstractNumId w:val="21"/>
+  </w:num>
+  <w:num w:numId="9" w16cid:durableId="1017387378">
+    <w:abstractNumId w:val="17"/>
+  </w:num>
+  <w:num w:numId="10" w16cid:durableId="1305306804">
+    <w:abstractNumId w:val="6"/>
+  </w:num>
+  <w:num w:numId="11" w16cid:durableId="1504659093">
+    <w:abstractNumId w:val="5"/>
+  </w:num>
+  <w:num w:numId="12" w16cid:durableId="94642531">
     <w:abstractNumId w:val="14"/>
   </w:num>
-  <w:num w:numId="2" w16cid:durableId="349963032">
+  <w:num w:numId="13" w16cid:durableId="411780608">
+    <w:abstractNumId w:val="3"/>
+  </w:num>
+  <w:num w:numId="14" w16cid:durableId="1045060876">
+    <w:abstractNumId w:val="4"/>
+  </w:num>
+  <w:num w:numId="15" w16cid:durableId="1321812788">
+    <w:abstractNumId w:val="11"/>
+  </w:num>
+  <w:num w:numId="16" w16cid:durableId="2041122562">
+    <w:abstractNumId w:val="20"/>
+  </w:num>
+  <w:num w:numId="17" w16cid:durableId="617415638">
     <w:abstractNumId w:val="7"/>
   </w:num>
-  <w:num w:numId="3" w16cid:durableId="1443570080">
-    <w:abstractNumId w:val="1"/>
+  <w:num w:numId="18" w16cid:durableId="876701206">
+    <w:abstractNumId w:val="10"/>
   </w:num>
-  <w:num w:numId="4" w16cid:durableId="440228170">
-    <w:abstractNumId w:val="17"/>
-  </w:num>
-  <w:num w:numId="5" w16cid:durableId="1042824782">
-    <w:abstractNumId w:val="12"/>
-  </w:num>
-  <w:num w:numId="6" w16cid:durableId="521742947">
-    <w:abstractNumId w:val="11"/>
-  </w:num>
-  <w:num w:numId="7" w16cid:durableId="732433436">
-    <w:abstractNumId w:val="8"/>
-  </w:num>
-  <w:num w:numId="8" w16cid:durableId="2043749573">
-    <w:abstractNumId w:val="20"/>
-  </w:num>
-  <w:num w:numId="9" w16cid:durableId="1017387378">
+  <w:num w:numId="19" w16cid:durableId="1174566625">
     <w:abstractNumId w:val="16"/>
   </w:num>
-  <w:num w:numId="10" w16cid:durableId="1305306804">
-    <w:abstractNumId w:val="5"/>
-  </w:num>
-  <w:num w:numId="11" w16cid:durableId="1504659093">
-    <w:abstractNumId w:val="4"/>
-  </w:num>
-  <w:num w:numId="12" w16cid:durableId="94642531">
-    <w:abstractNumId w:val="13"/>
-  </w:num>
-  <w:num w:numId="13" w16cid:durableId="411780608">
-    <w:abstractNumId w:val="2"/>
-  </w:num>
-  <w:num w:numId="14" w16cid:durableId="1045060876">
-    <w:abstractNumId w:val="3"/>
-  </w:num>
-  <w:num w:numId="15" w16cid:durableId="1321812788">
-    <w:abstractNumId w:val="10"/>
-  </w:num>
-  <w:num w:numId="16" w16cid:durableId="2041122562">
-    <w:abstractNumId w:val="19"/>
-  </w:num>
-  <w:num w:numId="17" w16cid:durableId="617415638">
-    <w:abstractNumId w:val="6"/>
-  </w:num>
-  <w:num w:numId="18" w16cid:durableId="876701206">
-    <w:abstractNumId w:val="9"/>
-  </w:num>
-  <w:num w:numId="19" w16cid:durableId="1174566625">
-    <w:abstractNumId w:val="15"/>
-  </w:num>
   <w:num w:numId="20" w16cid:durableId="543980892">
-    <w:abstractNumId w:val="21"/>
+    <w:abstractNumId w:val="23"/>
   </w:num>
   <w:num w:numId="21" w16cid:durableId="562447014">
-    <w:abstractNumId w:val="18"/>
+    <w:abstractNumId w:val="19"/>
   </w:num>
   <w:num w:numId="22" w16cid:durableId="1238709538">
     <w:abstractNumId w:val="0"/>
+  </w:num>
+  <w:num w:numId="23" w16cid:durableId="54087104">
+    <w:abstractNumId w:val="22"/>
+  </w:num>
+  <w:num w:numId="24" w16cid:durableId="634414363">
+    <w:abstractNumId w:val="1"/>
   </w:num>
   <w:numIdMacAtCleanup w:val="6"/>
 </w:numbering>

--- a/assets/templates/bpc_template_unificado.docx
+++ b/assets/templates/bpc_template_unificado.docx
@@ -7321,28 +7321,19 @@
           <w:sz w:val="20"/>
           <w:szCs w:val="20"/>
         </w:rPr>
-        <w:t>A limitação do valor da renda per capita familiar não deve ser considerada a única forma de se comprovar que a pessoa não possui outros meios para prover a própria manutenção ou de tê-la provida por sua família, pois é apenas um elemento objetivo para se aferir a necessidade, ou seja, presume-se absolutamente a miserabilidade quando comprovada a renda per capita inferior a 1/4 do salário mínimo</w:t>
-      </w:r>
-      <w:r>
+        <w:t>A limitação do valor da renda per capita familiar não deve ser considerada a única forma de se comprovar que a pessoa não possui outros meios para prover a própria manutenção ou de tê-la provida por sua família, pois é apenas um elemento objetivo para se aferir a necessidade, ou seja, presume-se absolutamente a miserabilidade quando comprovada a renda per capita inferior a 1/4 do salário mínimo.</w:t>
+      </w:r>
+    </w:p>
+    <w:p>
+      <w:pPr>
+        <w:ind w:left="3600"/>
+        <w:jc w:val="both"/>
         <w:rPr>
           <w:b/>
           <w:bCs/>
           <w:sz w:val="20"/>
           <w:szCs w:val="20"/>
         </w:rPr>
-        <w:t>.</w:t>
-      </w:r>
-    </w:p>
-    <w:p>
-      <w:pPr>
-        <w:ind w:left="3600"/>
-        <w:jc w:val="both"/>
-        <w:rPr>
-          <w:b/>
-          <w:bCs/>
-          <w:sz w:val="20"/>
-          <w:szCs w:val="20"/>
-        </w:rPr>
       </w:pPr>
     </w:p>
     <w:p>
@@ -7374,14 +7365,7 @@
           <w:sz w:val="24"/>
           <w:szCs w:val="24"/>
         </w:rPr>
-        <w:t xml:space="preserve"> Requerente vem requerer que seja concedido o benefício assistencial de prestação continuada ao idoso, na qual faz jus aos requisitos do </w:t>
-      </w:r>
-      <w:r>
-        <w:rPr>
-          <w:sz w:val="24"/>
-          <w:szCs w:val="24"/>
-        </w:rPr>
-        <w:t>benefício.</w:t>
+        <w:t xml:space="preserve"> Requerente vem requerer que seja concedido o benefício assistencial de prestação continuada ao idoso, na qual faz jus aos requisitos do benefício.</w:t>
       </w:r>
       <w:r>
         <w:rPr>
@@ -10995,14 +10979,7 @@
           <w:sz w:val="24"/>
           <w:szCs w:val="24"/>
         </w:rPr>
-        <w:t xml:space="preserve"> </w:t>
-      </w:r>
-      <w:r>
-        <w:rPr>
-          <w:sz w:val="24"/>
-          <w:szCs w:val="24"/>
-        </w:rPr>
-        <w:t>{% if tese_bolsa_familia %}</w:t>
+        <w:t xml:space="preserve"> {% if tese_bolsa_familia %}</w:t>
       </w:r>
     </w:p>
     <w:p>
@@ -11056,21 +11033,7 @@
           <w:sz w:val="24"/>
           <w:szCs w:val="24"/>
         </w:rPr>
-        <w:t>Subsidiariamente, não sendo possível o descarte do cômputo do bolsa-família no cálculo da renda per capita familiar, que determine à Autarquia Ré a reabertura do processo administrativo indeferido, permitindo, portanto, à parte Autora a manifestação pela opção ao benefício mais vantajoso, bem como, abertura de prazo para que, sendo o caso, comprove a renúncia ao bolsa-família perante o Cadastro Único.</w:t>
-      </w:r>
-      <w:r>
-        <w:rPr>
-          <w:sz w:val="24"/>
-          <w:szCs w:val="24"/>
-        </w:rPr>
-        <w:t xml:space="preserve"> </w:t>
-      </w:r>
-      <w:r>
-        <w:rPr>
-          <w:sz w:val="24"/>
-          <w:szCs w:val="24"/>
-        </w:rPr>
-        <w:t>{% endif %}</w:t>
+        <w:t>Subsidiariamente, não sendo possível o descarte do cômputo do bolsa-família no cálculo da renda per capita familiar, que determine à Autarquia Ré a reabertura do processo administrativo indeferido, permitindo, portanto, à parte Autora a manifestação pela opção ao benefício mais vantajoso, bem como, abertura de prazo para que, sendo o caso, comprove a renúncia ao bolsa-família perante o Cadastro Único. {% endif %}</w:t>
       </w:r>
     </w:p>
     <w:p>
@@ -11431,7 +11394,7 @@
           <w:sz w:val="24"/>
           <w:szCs w:val="24"/>
         </w:rPr>
-        <w:t>13 de outubro de 2026</w:t>
+        <w:t>29 de outubro de 2026</w:t>
       </w:r>
       <w:r>
         <w:rPr>
